--- a/report/group_XX_report.docx
+++ b/report/group_XX_report.docx
@@ -83,8 +83,8 @@
       </w:pPr>
       <w:r>
         <w:rPr>
-          <w:sz w:val="20"/>
-          <w:szCs w:val="20"/>
+          <w:sz w:val="22"/>
+          <w:szCs w:val="22"/>
         </w:rPr>
         <w:t xml:space="preserve">Text-to-image search engines embed captions and photos into a shared space with a contrastive model such as CLIP, then answer each caption with an approximate nearest neighbour (ANN) index built over the image vectors. Such indexes are normally built and tuned with the stored data, yet the queries they serve come from the text encoder, which CLIP places in a different region of the space (the </w:t>
       </w:r>
@@ -92,15 +92,15 @@
         <w:rPr>
           <w:i/>
           <w:iCs/>
-          <w:sz w:val="20"/>
-          <w:szCs w:val="20"/>
+          <w:sz w:val="22"/>
+          <w:szCs w:val="22"/>
         </w:rPr>
         <w:t xml:space="preserve">modality gap</w:t>
       </w:r>
       <w:r>
         <w:rPr>
-          <w:sz w:val="20"/>
-          <w:szCs w:val="20"/>
+          <w:sz w:val="22"/>
+          <w:szCs w:val="22"/>
         </w:rPr>
         <w:t xml:space="preserve">). We present a controlled comparison of three ANN families — random-projection LSH (hashing), Product Quantization (quantization) and HNSW (graph) — on MS-COCO (122k images) and LAION (1M images), searching every index with both image and text queries under identical settings. All three methods lose recall on text queries at every operating point, and, contrary to the intuition that a data-independent method should be unaffected, LSH loses the most (up to 0.40 recall@100), ahead of PQ (0.17) and HNSW (0.19). We explain these results with a score-margin model: text queries have </w:t>
       </w:r>
@@ -108,15 +108,15 @@
         <w:rPr>
           <w:i/>
           <w:iCs/>
-          <w:sz w:val="20"/>
-          <w:szCs w:val="20"/>
+          <w:sz w:val="22"/>
+          <w:szCs w:val="22"/>
         </w:rPr>
         <w:t xml:space="preserve">low neighbour contrast</w:t>
       </w:r>
       <w:r>
         <w:rPr>
-          <w:sz w:val="20"/>
-          <w:szCs w:val="20"/>
+          <w:sz w:val="22"/>
+          <w:szCs w:val="22"/>
         </w:rPr>
         <w:t xml:space="preserve">, which magnifies the error of approximate scoring (LSH, PQ), and they lie </w:t>
       </w:r>
@@ -124,17 +124,17 @@
         <w:rPr>
           <w:i/>
           <w:iCs/>
-          <w:sz w:val="20"/>
-          <w:szCs w:val="20"/>
+          <w:sz w:val="22"/>
+          <w:szCs w:val="22"/>
         </w:rPr>
         <w:t xml:space="preserve">far from all images</w:t>
       </w:r>
       <w:r>
         <w:rPr>
-          <w:sz w:val="20"/>
-          <w:szCs w:val="20"/>
+          <w:sz w:val="22"/>
+          <w:szCs w:val="22"/>
         </w:rPr>
-        <w:t xml:space="preserve">, which weakens greedy graph routing (HNSW), increasingly so as the corpus grows. A binomial analysis of LSH predicts the measured loss almost exactly. Guided by the model, we propose three query-aware construction methods that preserve the exact ground truth: caption-guided HNSW edges raise COCO text recall from 0.88 to 0.95 at no memory cost, query-weighted OPQ raises PQ text recall from 0.51 to 0.79 at 64 bytes per vector, and modality-aware centring roughly doubles LSH text recall at mid-range code lengths.</w:t>
+        <w:t xml:space="preserve">, which weakens greedy graph routing (HNSW), increasingly so as the corpus grows. A binomial analysis of LSH predicts the measured loss almost exactly. Guided by this, we improve each baseline for text queries while keeping the exact ground truth: caption-guided HNSW edges raise COCO text recall from 0.88 to 0.95 at no memory cost, query-weighted OPQ raises PQ text recall from 0.51 to 0.79 at 64 bytes per vector, and modality-aware centring roughly doubles LSH text recall at mid-range code lengths.</w:t>
       </w:r>
     </w:p>
     <w:p>
@@ -147,8 +147,8 @@
         <w:rPr>
           <w:b/>
           <w:bCs/>
-          <w:sz w:val="20"/>
-          <w:szCs w:val="20"/>
+          <w:sz w:val="22"/>
+          <w:szCs w:val="22"/>
         </w:rPr>
         <w:t xml:space="preserve">Keywords: </w:t>
       </w:r>
@@ -156,8 +156,8 @@
         <w:rPr>
           <w:i/>
           <w:iCs/>
-          <w:sz w:val="20"/>
-          <w:szCs w:val="20"/>
+          <w:sz w:val="22"/>
+          <w:szCs w:val="22"/>
         </w:rPr>
         <w:t xml:space="preserve">approximate nearest neighbour search, locality-sensitive hashing, product quantization, HNSW, cross-modal retrieval, CLIP, out-of-distribution queries</w:t>
       </w:r>
@@ -246,7 +246,7 @@
         <w:jc w:val="both"/>
       </w:pPr>
       <w:r>
-        <w:t xml:space="preserve">This report studies that question through a controlled experiment in which the index, its parameters and the ground truth are held fixed and only the query modality changes. We select one representative of each major ANN family, so that differences can be attributed to mechanisms rather than implementations: random-projection </w:t>
+        <w:t xml:space="preserve">We study this with a controlled experiment in which the index, its parameters and the ground truth are held fixed and only the query modality changes. We select one representative of each major ANN family: random-projection </w:t>
       </w:r>
       <w:r>
         <w:rPr>
@@ -276,7 +276,7 @@
         <w:t xml:space="preserve">HNSW</w:t>
       </w:r>
       <w:r>
-        <w:t xml:space="preserve"> (graph; neighbourhood structure learned from data), which lies outside the syllabus and is the default index of pgvector, Milvus and Weaviate. We address three research questions:</w:t>
+        <w:t xml:space="preserve"> (graph; neighbourhood structure learned from data), which lies outside the syllabus and is the default index of pgvector, Milvus and Weaviate. In this report we:</w:t>
       </w:r>
     </w:p>
     <w:p>
@@ -294,10 +294,10 @@
           <w:b/>
           <w:bCs/>
         </w:rPr>
-        <w:t xml:space="preserve">RQ1.</w:t>
-      </w:r>
-      <w:r>
-        <w:t xml:space="preserve"> How do hashing, quantization and graph indexes trade accuracy, speed and memory on CLIP embeddings?</w:t>
+        <w:t xml:space="preserve">Benchmark</w:t>
+      </w:r>
+      <w:r>
+        <w:t xml:space="preserve"> the three methods and exact search on COCO (122k images) and LAION (1M images), sweeping each method's main parameter and searching every index with both image and text queries, to compare recall, speed, memory and build time.</w:t>
       </w:r>
     </w:p>
     <w:p>
@@ -315,10 +315,10 @@
           <w:b/>
           <w:bCs/>
         </w:rPr>
-        <w:t xml:space="preserve">RQ2.</w:t>
-      </w:r>
-      <w:r>
-        <w:t xml:space="preserve"> How much recall does each family lose when the query is a caption rather than an image, and can a larger budget recover it?</w:t>
+        <w:t xml:space="preserve">Analyse</w:t>
+      </w:r>
+      <w:r>
+        <w:t xml:space="preserve"> why text queries lose recall, by measuring how they differ from image queries and relating each query's recall to those differences; for LSH, a simple probabilistic model predicts the measured loss.</w:t>
       </w:r>
     </w:p>
     <w:p>
@@ -336,19 +336,10 @@
           <w:b/>
           <w:bCs/>
         </w:rPr>
-        <w:t xml:space="preserve">RQ3.</w:t>
-      </w:r>
-      <w:r>
-        <w:t xml:space="preserve"> Which property of text queries causes the loss, and can index construction be adapted to it without changing the ground truth?</w:t>
-      </w:r>
-    </w:p>
-    <w:p>
-      <w:pPr>
-        <w:spacing w:after="120" w:line="264"/>
-        <w:jc w:val="both"/>
-      </w:pPr>
-      <w:r>
-        <w:t xml:space="preserve">Our contributions are as follows:</w:t>
+        <w:t xml:space="preserve">Run ablations</w:t>
+      </w:r>
+      <w:r>
+        <w:t xml:space="preserve"> on HNSW's build parameters, the corpus size and the offset between the two modalities.</w:t>
       </w:r>
     </w:p>
     <w:p>
@@ -356,51 +347,20 @@
         <w:pStyle w:val="ListParagraph"/>
         <w:numPr>
           <w:ilvl w:val="0"/>
-          <w:numId w:val="3"/>
+          <w:numId w:val="2"/>
         </w:numPr>
         <w:spacing w:after="70" w:line="256"/>
         <w:jc w:val="both"/>
       </w:pPr>
       <w:r>
-        <w:t xml:space="preserve">A controlled cross-modal benchmark of three ANN families on two datasets that differ in scale (122k vs 1M images) and text style (clean captions vs web text).</w:t>
-      </w:r>
-    </w:p>
-    <w:p>
-      <w:pPr>
-        <w:pStyle w:val="ListParagraph"/>
-        <w:numPr>
-          <w:ilvl w:val="0"/>
-          <w:numId w:val="3"/>
-        </w:numPr>
-        <w:spacing w:after="70" w:line="256"/>
-        <w:jc w:val="both"/>
-      </w:pPr>
-      <w:r>
-        <w:t xml:space="preserve">A </w:t>
-      </w:r>
-      <w:r>
         <w:rPr>
-          <w:i/>
-          <w:iCs/>
+          <w:b/>
+          <w:bCs/>
         </w:rPr>
-        <w:t xml:space="preserve">score-margin</w:t>
-      </w:r>
-      <w:r>
-        <w:t xml:space="preserve"> account of the modality penalty, which identifies two query properties — low neighbour contrast and distance from the data — and predicts which family each property affects. For LSH the account is quantitative: a binomial model reproduces the measured swap rates and the factor-of-eight increase in code length that text queries require.</w:t>
-      </w:r>
-    </w:p>
-    <w:p>
-      <w:pPr>
-        <w:pStyle w:val="ListParagraph"/>
-        <w:numPr>
-          <w:ilvl w:val="0"/>
-          <w:numId w:val="3"/>
-        </w:numPr>
-        <w:spacing w:after="70" w:line="256"/>
-        <w:jc w:val="both"/>
-      </w:pPr>
-      <w:r>
-        <w:t xml:space="preserve">Three query-aware construction methods, one per family, that use a sample of training captions but leave the search algorithm and the exact ground truth unchanged, together with ablations of their components and two instructive negative results.</w:t>
+        <w:t xml:space="preserve">Improve the baselines</w:t>
+      </w:r>
+      <w:r>
+        <w:t xml:space="preserve"> for text queries using a sample of training captions, adapting ideas from prior work: modality-aware centring for LSH, query-weighted OPQ for PQ, and caption-guided edges for HNSW. None of them changes the search algorithm or the exact ground truth.</w:t>
       </w:r>
     </w:p>
     <w:p>
@@ -409,7 +369,7 @@
         <w:jc w:val="both"/>
       </w:pPr>
       <w:r>
-        <w:t xml:space="preserve">Section 2 reviews the search problem and the modality gap. Section 3 describes the three methods with the formulation used in the course, then develops the score-margin model and derives the query-aware extensions from it. Section 4 reports the experiments, Section 5 discusses strengths, weaknesses and limitations, and Section 6 concludes.</w:t>
+        <w:t xml:space="preserve">Section 2 reviews the search problem and the modality gap. Section 3 describes the three methods with the formulation used in the course, a simple model of when they fail on text queries, and the improvements we test. Section 4 reports the experiments, Section 5 discusses strengths, weaknesses and limitations, and Section 6 concludes.</w:t>
       </w:r>
     </w:p>
     <w:p>
@@ -8692,7 +8652,7 @@
         <w:pStyle w:val="Heading2"/>
       </w:pPr>
       <w:r>
-        <w:t xml:space="preserve">4.3 Accuracy–efficiency trade-off (RQ1)</w:t>
+        <w:t xml:space="preserve">4.3 Accuracy–efficiency trade-off</w:t>
       </w:r>
     </w:p>
     <w:p>
@@ -11080,7 +11040,7 @@
         <w:pStyle w:val="ListParagraph"/>
         <w:numPr>
           <w:ilvl w:val="0"/>
-          <w:numId w:val="3"/>
+          <w:numId w:val="2"/>
         </w:numPr>
         <w:spacing w:after="70" w:line="256"/>
         <w:jc w:val="both"/>
@@ -11119,7 +11079,7 @@
         <w:pStyle w:val="ListParagraph"/>
         <w:numPr>
           <w:ilvl w:val="0"/>
-          <w:numId w:val="3"/>
+          <w:numId w:val="2"/>
         </w:numPr>
         <w:spacing w:after="70" w:line="256"/>
         <w:jc w:val="both"/>
@@ -11140,7 +11100,7 @@
         <w:pStyle w:val="ListParagraph"/>
         <w:numPr>
           <w:ilvl w:val="0"/>
-          <w:numId w:val="3"/>
+          <w:numId w:val="2"/>
         </w:numPr>
         <w:spacing w:after="70" w:line="256"/>
         <w:jc w:val="both"/>
@@ -11999,7 +11959,7 @@
         <w:pStyle w:val="Heading2"/>
       </w:pPr>
       <w:r>
-        <w:t xml:space="preserve">4.4 The cost of querying with text (RQ2)</w:t>
+        <w:t xml:space="preserve">4.4 The cost of querying with text</w:t>
       </w:r>
     </w:p>
     <w:p>
@@ -13266,7 +13226,7 @@
         <w:pStyle w:val="ListParagraph"/>
         <w:numPr>
           <w:ilvl w:val="0"/>
-          <w:numId w:val="3"/>
+          <w:numId w:val="2"/>
         </w:numPr>
         <w:spacing w:after="70" w:line="256"/>
         <w:jc w:val="both"/>
@@ -13295,7 +13255,7 @@
         <w:pStyle w:val="ListParagraph"/>
         <w:numPr>
           <w:ilvl w:val="0"/>
-          <w:numId w:val="3"/>
+          <w:numId w:val="2"/>
         </w:numPr>
         <w:spacing w:after="70" w:line="256"/>
         <w:jc w:val="both"/>
@@ -13316,7 +13276,7 @@
         <w:pStyle w:val="ListParagraph"/>
         <w:numPr>
           <w:ilvl w:val="0"/>
-          <w:numId w:val="3"/>
+          <w:numId w:val="2"/>
         </w:numPr>
         <w:spacing w:after="70" w:line="256"/>
         <w:jc w:val="both"/>
@@ -14200,7 +14160,7 @@
         <w:pStyle w:val="Heading2"/>
       </w:pPr>
       <w:r>
-        <w:t xml:space="preserve">4.5 Testing the score-margin model (RQ3)</w:t>
+        <w:t xml:space="preserve">4.5 Testing the score-margin model</w:t>
       </w:r>
     </w:p>
     <w:p>
@@ -18680,7 +18640,7 @@
         <w:pStyle w:val="ListParagraph"/>
         <w:numPr>
           <w:ilvl w:val="0"/>
-          <w:numId w:val="3"/>
+          <w:numId w:val="2"/>
         </w:numPr>
         <w:spacing w:after="70" w:line="256"/>
         <w:jc w:val="both"/>
@@ -18701,7 +18661,7 @@
         <w:pStyle w:val="ListParagraph"/>
         <w:numPr>
           <w:ilvl w:val="0"/>
-          <w:numId w:val="3"/>
+          <w:numId w:val="2"/>
         </w:numPr>
         <w:spacing w:after="70" w:line="256"/>
         <w:jc w:val="both"/>
@@ -18722,7 +18682,7 @@
         <w:pStyle w:val="ListParagraph"/>
         <w:numPr>
           <w:ilvl w:val="0"/>
-          <w:numId w:val="3"/>
+          <w:numId w:val="2"/>
         </w:numPr>
         <w:spacing w:after="70" w:line="256"/>
         <w:jc w:val="both"/>
@@ -20299,7 +20259,7 @@
         <w:pStyle w:val="ListParagraph"/>
         <w:numPr>
           <w:ilvl w:val="0"/>
-          <w:numId w:val="3"/>
+          <w:numId w:val="2"/>
         </w:numPr>
         <w:spacing w:after="70" w:line="256"/>
         <w:jc w:val="both"/>
@@ -20328,7 +20288,7 @@
         <w:pStyle w:val="ListParagraph"/>
         <w:numPr>
           <w:ilvl w:val="0"/>
-          <w:numId w:val="3"/>
+          <w:numId w:val="2"/>
         </w:numPr>
         <w:spacing w:after="70" w:line="256"/>
         <w:jc w:val="both"/>
@@ -20349,7 +20309,7 @@
         <w:pStyle w:val="ListParagraph"/>
         <w:numPr>
           <w:ilvl w:val="0"/>
-          <w:numId w:val="3"/>
+          <w:numId w:val="2"/>
         </w:numPr>
         <w:spacing w:after="70" w:line="256"/>
         <w:jc w:val="both"/>
@@ -20370,7 +20330,7 @@
         <w:pStyle w:val="ListParagraph"/>
         <w:numPr>
           <w:ilvl w:val="0"/>
-          <w:numId w:val="3"/>
+          <w:numId w:val="2"/>
         </w:numPr>
         <w:spacing w:after="70" w:line="256"/>
         <w:jc w:val="both"/>
@@ -20517,7 +20477,7 @@
         <w:pStyle w:val="ListParagraph"/>
         <w:numPr>
           <w:ilvl w:val="0"/>
-          <w:numId w:val="3"/>
+          <w:numId w:val="2"/>
         </w:numPr>
         <w:spacing w:after="70" w:line="256"/>
         <w:jc w:val="both"/>
@@ -20538,7 +20498,7 @@
         <w:pStyle w:val="ListParagraph"/>
         <w:numPr>
           <w:ilvl w:val="0"/>
-          <w:numId w:val="3"/>
+          <w:numId w:val="2"/>
         </w:numPr>
         <w:spacing w:after="70" w:line="256"/>
         <w:jc w:val="both"/>
@@ -20559,7 +20519,7 @@
         <w:pStyle w:val="ListParagraph"/>
         <w:numPr>
           <w:ilvl w:val="0"/>
-          <w:numId w:val="3"/>
+          <w:numId w:val="2"/>
         </w:numPr>
         <w:spacing w:after="70" w:line="256"/>
         <w:jc w:val="both"/>
@@ -20691,7 +20651,7 @@
         <w:pStyle w:val="ListParagraph"/>
         <w:numPr>
           <w:ilvl w:val="0"/>
-          <w:numId w:val="3"/>
+          <w:numId w:val="2"/>
         </w:numPr>
         <w:spacing w:after="70" w:line="256"/>
         <w:jc w:val="both"/>
@@ -20712,7 +20672,7 @@
         <w:pStyle w:val="ListParagraph"/>
         <w:numPr>
           <w:ilvl w:val="0"/>
-          <w:numId w:val="3"/>
+          <w:numId w:val="2"/>
         </w:numPr>
         <w:spacing w:after="70" w:line="256"/>
         <w:jc w:val="both"/>
@@ -20733,7 +20693,7 @@
         <w:pStyle w:val="ListParagraph"/>
         <w:numPr>
           <w:ilvl w:val="0"/>
-          <w:numId w:val="3"/>
+          <w:numId w:val="2"/>
         </w:numPr>
         <w:spacing w:after="70" w:line="256"/>
         <w:jc w:val="both"/>
@@ -21469,7 +21429,7 @@
         <w:pStyle w:val="ListParagraph"/>
         <w:numPr>
           <w:ilvl w:val="0"/>
-          <w:numId w:val="3"/>
+          <w:numId w:val="2"/>
         </w:numPr>
         <w:spacing w:after="70" w:line="256"/>
         <w:jc w:val="both"/>
@@ -21490,7 +21450,7 @@
         <w:pStyle w:val="ListParagraph"/>
         <w:numPr>
           <w:ilvl w:val="0"/>
-          <w:numId w:val="3"/>
+          <w:numId w:val="2"/>
         </w:numPr>
         <w:spacing w:after="70" w:line="256"/>
         <w:jc w:val="both"/>
@@ -21519,7 +21479,7 @@
         <w:pStyle w:val="ListParagraph"/>
         <w:numPr>
           <w:ilvl w:val="0"/>
-          <w:numId w:val="3"/>
+          <w:numId w:val="2"/>
         </w:numPr>
         <w:spacing w:after="70" w:line="256"/>
         <w:jc w:val="both"/>
@@ -21548,13 +21508,98 @@
         <w:pStyle w:val="ListParagraph"/>
         <w:numPr>
           <w:ilvl w:val="0"/>
-          <w:numId w:val="3"/>
+          <w:numId w:val="2"/>
         </w:numPr>
         <w:spacing w:after="70" w:line="256"/>
         <w:jc w:val="both"/>
       </w:pPr>
       <w:r>
         <w:t xml:space="preserve">We use one encoder (CLIP ViT-B/32); newer encoders may have a smaller modality gap.</w:t>
+      </w:r>
+    </w:p>
+    <w:p>
+      <w:pPr>
+        <w:pStyle w:val="ListParagraph"/>
+        <w:numPr>
+          <w:ilvl w:val="0"/>
+          <w:numId w:val="2"/>
+        </w:numPr>
+        <w:spacing w:after="70" w:line="256"/>
+        <w:jc w:val="both"/>
+      </w:pPr>
+      <w:r>
+        <w:t xml:space="preserve">Timing is single-threaded on CPU. To finish in time, independent jobs ran concurrently on separate cores of one server; this may lower absolute QPS (mainly for memory-bound scans on LAION) but never affects recall.</w:t>
+      </w:r>
+    </w:p>
+    <w:p>
+      <w:pPr>
+        <w:pStyle w:val="ListParagraph"/>
+        <w:numPr>
+          <w:ilvl w:val="0"/>
+          <w:numId w:val="2"/>
+        </w:numPr>
+        <w:spacing w:after="70" w:line="256"/>
+        <w:jc w:val="both"/>
+      </w:pPr>
+      <w:r>
+        <w:t xml:space="preserve">Recall is measured against exact search rather than human relevance, so an approximate “miss” may still be a relevant image (Figure 12).</w:t>
+      </w:r>
+    </w:p>
+    <w:p>
+      <w:pPr>
+        <w:pStyle w:val="ListParagraph"/>
+        <w:numPr>
+          <w:ilvl w:val="0"/>
+          <w:numId w:val="2"/>
+        </w:numPr>
+        <w:spacing w:after="70" w:line="256"/>
+        <w:jc w:val="both"/>
+      </w:pPr>
+      <w:r>
+        <w:t xml:space="preserve">The query-aware methods require a sample of training queries from the same distribution as the real ones; we did not study robustness to a shift between the two.</w:t>
+      </w:r>
+    </w:p>
+    <w:p>
+      <w:pPr>
+        <w:pStyle w:val="Heading1"/>
+      </w:pPr>
+      <w:r>
+        <w:t xml:space="preserve">6 Conclusion</w:t>
+      </w:r>
+    </w:p>
+    <w:p>
+      <w:pPr>
+        <w:spacing w:after="120" w:line="264"/>
+        <w:jc w:val="both"/>
+      </w:pPr>
+      <w:r>
+        <w:t xml:space="preserve">We compared hashing (LSH), quantization (PQ) and graph (HNSW) indexes for text-to-image search on CLIP embeddings, on COCO (122k images) and LAION (1M images), searching each index with both image and text queries. With image queries the classic trade-off holds: HNSW is the fastest and most accurate, PQ the most compact, and LSH the cheapest to build. With text queries every method loses recall at every setting — the data-independent LSH most of all.</w:t>
+      </w:r>
+    </w:p>
+    <w:p>
+      <w:pPr>
+        <w:spacing w:after="120" w:line="264"/>
+        <w:jc w:val="both"/>
+      </w:pPr>
+      <w:r>
+        <w:t xml:space="preserve">A score-margin model explains these results. Text queries' true neighbours are bunched together, which magnifies the error of approximate scoring (LSH, PQ); for LSH a binomial analysis reproduces the measured swap rates and the eight-fold increase in code length that text queries require. Text queries also lie far from every image, which weakens greedy graph routing (HNSW) increasingly as the corpus grows. The model led to three query-aware construction methods that keep the exact ground truth: caption-guided edges in HNSW's unused slots (COCO text recall 0.88 → 0.95, no extra memory), query-weighted OPQ (PQ text recall 0.51 → 0.79 at 64 bytes), and modality-aware LSH centring (text recall roughly doubled at mid-range budgets).</w:t>
+      </w:r>
+    </w:p>
+    <w:p>
+      <w:pPr>
+        <w:spacing w:after="120" w:line="264"/>
+        <w:jc w:val="both"/>
+      </w:pPr>
+      <w:r>
+        <w:t xml:space="preserve">The broader lesson is that cross-modal search indexes should be built, tuned and evaluated with the queries they will actually serve. Natural next steps are a GPU pipeline for caption-guided edges at web scale, combining the graph and quantization methods in IVF-PQ or disk-based graph indexes, and repeating the study with newer encoders.</w:t>
+      </w:r>
+    </w:p>
+    <w:p>
+      <w:pPr>
+        <w:pStyle w:val="Heading1"/>
+      </w:pPr>
+      <w:r>
+        <w:t xml:space="preserve">References</w:t>
       </w:r>
     </w:p>
     <w:p>
@@ -21564,11 +21609,15 @@
           <w:ilvl w:val="0"/>
           <w:numId w:val="3"/>
         </w:numPr>
-        <w:spacing w:after="70" w:line="256"/>
+        <w:spacing w:after="60" w:line="240"/>
         <w:jc w:val="both"/>
       </w:pPr>
       <w:r>
-        <w:t xml:space="preserve">Timing is single-threaded on CPU. To finish in time, independent jobs ran concurrently on separate cores of one server; this may lower absolute QPS (mainly for memory-bound scans on LAION) but never affects recall.</w:t>
+        <w:rPr>
+          <w:sz w:val="22"/>
+          <w:szCs w:val="22"/>
+        </w:rPr>
+        <w:t xml:space="preserve">M. Aumüller, E. Bernhardsson, A. Faithfull. ANN-Benchmarks: a benchmarking tool for approximate nearest neighbor algorithms. Information Systems 87, 2020.</w:t>
       </w:r>
     </w:p>
     <w:p>
@@ -21578,11 +21627,15 @@
           <w:ilvl w:val="0"/>
           <w:numId w:val="3"/>
         </w:numPr>
-        <w:spacing w:after="70" w:line="256"/>
+        <w:spacing w:after="60" w:line="240"/>
         <w:jc w:val="both"/>
       </w:pPr>
       <w:r>
-        <w:t xml:space="preserve">Recall is measured against exact search rather than human relevance, so an approximate “miss” may still be a relevant image (Figure 12).</w:t>
+        <w:rPr>
+          <w:sz w:val="22"/>
+          <w:szCs w:val="22"/>
+        </w:rPr>
+        <w:t xml:space="preserve">M. S. Charikar. Similarity estimation techniques from rounding algorithms. STOC, 2002.</w:t>
       </w:r>
     </w:p>
     <w:p>
@@ -21592,54 +21645,15 @@
           <w:ilvl w:val="0"/>
           <w:numId w:val="3"/>
         </w:numPr>
-        <w:spacing w:after="70" w:line="256"/>
+        <w:spacing w:after="60" w:line="240"/>
         <w:jc w:val="both"/>
       </w:pPr>
       <w:r>
-        <w:t xml:space="preserve">The query-aware methods require a sample of training queries from the same distribution as the real ones; we did not study robustness to a shift between the two.</w:t>
-      </w:r>
-    </w:p>
-    <w:p>
-      <w:pPr>
-        <w:pStyle w:val="Heading1"/>
-      </w:pPr>
-      <w:r>
-        <w:t xml:space="preserve">6 Conclusion</w:t>
-      </w:r>
-    </w:p>
-    <w:p>
-      <w:pPr>
-        <w:spacing w:after="120" w:line="264"/>
-        <w:jc w:val="both"/>
-      </w:pPr>
-      <w:r>
-        <w:t xml:space="preserve">We compared hashing (LSH), quantization (PQ) and graph (HNSW) indexes for text-to-image search on CLIP embeddings, on COCO (122k images) and LAION (1M images), searching each index with both image and text queries. With image queries the classic trade-off holds: HNSW is the fastest and most accurate, PQ the most compact, and LSH the cheapest to build. With text queries every method loses recall at every setting — the data-independent LSH most of all.</w:t>
-      </w:r>
-    </w:p>
-    <w:p>
-      <w:pPr>
-        <w:spacing w:after="120" w:line="264"/>
-        <w:jc w:val="both"/>
-      </w:pPr>
-      <w:r>
-        <w:t xml:space="preserve">A score-margin model explains these results. Text queries' true neighbours are bunched together, which magnifies the error of approximate scoring (LSH, PQ); for LSH a binomial analysis reproduces the measured swap rates and the eight-fold increase in code length that text queries require. Text queries also lie far from every image, which weakens greedy graph routing (HNSW) increasingly as the corpus grows. The model led to three query-aware construction methods that keep the exact ground truth: caption-guided edges in HNSW's unused slots (COCO text recall 0.88 → 0.95, no extra memory), query-weighted OPQ (PQ text recall 0.51 → 0.79 at 64 bytes), and modality-aware LSH centring (text recall roughly doubled at mid-range budgets).</w:t>
-      </w:r>
-    </w:p>
-    <w:p>
-      <w:pPr>
-        <w:spacing w:after="120" w:line="264"/>
-        <w:jc w:val="both"/>
-      </w:pPr>
-      <w:r>
-        <w:t xml:space="preserve">The broader lesson is that cross-modal search indexes should be built, tuned and evaluated with the queries they will actually serve. Natural next steps are a GPU pipeline for caption-guided edges at web scale, combining the graph and quantization methods in IVF-PQ or disk-based graph indexes, and repeating the study with newer encoders.</w:t>
-      </w:r>
-    </w:p>
-    <w:p>
-      <w:pPr>
-        <w:pStyle w:val="Heading1"/>
-      </w:pPr>
-      <w:r>
-        <w:t xml:space="preserve">References</w:t>
+        <w:rPr>
+          <w:sz w:val="22"/>
+          <w:szCs w:val="22"/>
+        </w:rPr>
+        <w:t xml:space="preserve">M. Chen et al. RoarGraph: a projected bipartite graph for efficient cross-modal approximate nearest neighbor search. VLDB, 2024.</w:t>
       </w:r>
     </w:p>
     <w:p>
@@ -21647,17 +21661,17 @@
         <w:pStyle w:val="ListParagraph"/>
         <w:numPr>
           <w:ilvl w:val="0"/>
-          <w:numId w:val="4"/>
+          <w:numId w:val="3"/>
         </w:numPr>
         <w:spacing w:after="60" w:line="240"/>
         <w:jc w:val="both"/>
       </w:pPr>
       <w:r>
         <w:rPr>
-          <w:sz w:val="20"/>
-          <w:szCs w:val="20"/>
+          <w:sz w:val="22"/>
+          <w:szCs w:val="22"/>
         </w:rPr>
-        <w:t xml:space="preserve">M. Aumüller, E. Bernhardsson, A. Faithfull. ANN-Benchmarks: a benchmarking tool for approximate nearest neighbor algorithms. Information Systems 87, 2020.</w:t>
+        <w:t xml:space="preserve">M. Douze et al. The Faiss library. arXiv:2401.08281, 2024.</w:t>
       </w:r>
     </w:p>
     <w:p>
@@ -21665,17 +21679,17 @@
         <w:pStyle w:val="ListParagraph"/>
         <w:numPr>
           <w:ilvl w:val="0"/>
-          <w:numId w:val="4"/>
+          <w:numId w:val="3"/>
         </w:numPr>
         <w:spacing w:after="60" w:line="240"/>
         <w:jc w:val="both"/>
       </w:pPr>
       <w:r>
         <w:rPr>
-          <w:sz w:val="20"/>
-          <w:szCs w:val="20"/>
+          <w:sz w:val="22"/>
+          <w:szCs w:val="22"/>
         </w:rPr>
-        <w:t xml:space="preserve">M. S. Charikar. Similarity estimation techniques from rounding algorithms. STOC, 2002.</w:t>
+        <w:t xml:space="preserve">T. Ge, K. He, Q. Ke, J. Sun. Optimized product quantization. IEEE TPAMI 36(4), 2014.</w:t>
       </w:r>
     </w:p>
     <w:p>
@@ -21683,17 +21697,17 @@
         <w:pStyle w:val="ListParagraph"/>
         <w:numPr>
           <w:ilvl w:val="0"/>
-          <w:numId w:val="4"/>
+          <w:numId w:val="3"/>
         </w:numPr>
         <w:spacing w:after="60" w:line="240"/>
         <w:jc w:val="both"/>
       </w:pPr>
       <w:r>
         <w:rPr>
-          <w:sz w:val="20"/>
-          <w:szCs w:val="20"/>
+          <w:sz w:val="22"/>
+          <w:szCs w:val="22"/>
         </w:rPr>
-        <w:t xml:space="preserve">M. Chen et al. RoarGraph: a projected bipartite graph for efficient cross-modal approximate nearest neighbor search. VLDB, 2024.</w:t>
+        <w:t xml:space="preserve">R. Guo, P. Sun, E. Lindgren, Q. Geng, D. Simcha, F. Chern, S. Kumar. Accelerating large-scale inference with anisotropic vector quantization. ICML, 2020.</w:t>
       </w:r>
     </w:p>
     <w:p>
@@ -21701,17 +21715,17 @@
         <w:pStyle w:val="ListParagraph"/>
         <w:numPr>
           <w:ilvl w:val="0"/>
-          <w:numId w:val="4"/>
+          <w:numId w:val="3"/>
         </w:numPr>
         <w:spacing w:after="60" w:line="240"/>
         <w:jc w:val="both"/>
       </w:pPr>
       <w:r>
         <w:rPr>
-          <w:sz w:val="20"/>
-          <w:szCs w:val="20"/>
+          <w:sz w:val="22"/>
+          <w:szCs w:val="22"/>
         </w:rPr>
-        <w:t xml:space="preserve">M. Douze et al. The Faiss library. arXiv:2401.08281, 2024.</w:t>
+        <w:t xml:space="preserve">E. Jääsaari et al. VIBE: Vector Index Benchmark for Embeddings. arXiv:2505.17810, 2025.</w:t>
       </w:r>
     </w:p>
     <w:p>
@@ -21719,17 +21733,17 @@
         <w:pStyle w:val="ListParagraph"/>
         <w:numPr>
           <w:ilvl w:val="0"/>
-          <w:numId w:val="4"/>
+          <w:numId w:val="3"/>
         </w:numPr>
         <w:spacing w:after="60" w:line="240"/>
         <w:jc w:val="both"/>
       </w:pPr>
       <w:r>
         <w:rPr>
-          <w:sz w:val="20"/>
-          <w:szCs w:val="20"/>
+          <w:sz w:val="22"/>
+          <w:szCs w:val="22"/>
         </w:rPr>
-        <w:t xml:space="preserve">T. Ge, K. He, Q. Ke, J. Sun. Optimized product quantization. IEEE TPAMI 36(4), 2014.</w:t>
+        <w:t xml:space="preserve">S. Jaiswal et al. OOD-DiskANN: efficient and scalable graph ANNS for out-of-distribution queries. arXiv:2211.12850, 2022.</w:t>
       </w:r>
     </w:p>
     <w:p>
@@ -21737,17 +21751,17 @@
         <w:pStyle w:val="ListParagraph"/>
         <w:numPr>
           <w:ilvl w:val="0"/>
-          <w:numId w:val="4"/>
+          <w:numId w:val="3"/>
         </w:numPr>
         <w:spacing w:after="60" w:line="240"/>
         <w:jc w:val="both"/>
       </w:pPr>
       <w:r>
         <w:rPr>
-          <w:sz w:val="20"/>
-          <w:szCs w:val="20"/>
+          <w:sz w:val="22"/>
+          <w:szCs w:val="22"/>
         </w:rPr>
-        <w:t xml:space="preserve">R. Guo, P. Sun, E. Lindgren, Q. Geng, D. Simcha, F. Chern, S. Kumar. Accelerating large-scale inference with anisotropic vector quantization. ICML, 2020.</w:t>
+        <w:t xml:space="preserve">H. Jégou, M. Douze, C. Schmid. Product quantization for nearest neighbor search. IEEE TPAMI 33(1), 2011.</w:t>
       </w:r>
     </w:p>
     <w:p>
@@ -21755,17 +21769,17 @@
         <w:pStyle w:val="ListParagraph"/>
         <w:numPr>
           <w:ilvl w:val="0"/>
-          <w:numId w:val="4"/>
+          <w:numId w:val="3"/>
         </w:numPr>
         <w:spacing w:after="60" w:line="240"/>
         <w:jc w:val="both"/>
       </w:pPr>
       <w:r>
         <w:rPr>
-          <w:sz w:val="20"/>
-          <w:szCs w:val="20"/>
+          <w:sz w:val="22"/>
+          <w:szCs w:val="22"/>
         </w:rPr>
-        <w:t xml:space="preserve">E. Jääsaari et al. VIBE: Vector Index Benchmark for Embeddings. arXiv:2505.17810, 2025.</w:t>
+        <w:t xml:space="preserve">W. Liang, Y. Zhang, Y. Kwon, S. Yeung, J. Zou. Mind the gap: understanding the modality gap in multi-modal contrastive representation learning. NeurIPS, 2022.</w:t>
       </w:r>
     </w:p>
     <w:p>
@@ -21773,17 +21787,17 @@
         <w:pStyle w:val="ListParagraph"/>
         <w:numPr>
           <w:ilvl w:val="0"/>
-          <w:numId w:val="4"/>
+          <w:numId w:val="3"/>
         </w:numPr>
         <w:spacing w:after="60" w:line="240"/>
         <w:jc w:val="both"/>
       </w:pPr>
       <w:r>
         <w:rPr>
-          <w:sz w:val="20"/>
-          <w:szCs w:val="20"/>
+          <w:sz w:val="22"/>
+          <w:szCs w:val="22"/>
         </w:rPr>
-        <w:t xml:space="preserve">S. Jaiswal et al. OOD-DiskANN: efficient and scalable graph ANNS for out-of-distribution queries. arXiv:2211.12850, 2022.</w:t>
+        <w:t xml:space="preserve">T.-Y. Lin et al. Microsoft COCO: common objects in context. ECCV, 2014.</w:t>
       </w:r>
     </w:p>
     <w:p>
@@ -21791,17 +21805,17 @@
         <w:pStyle w:val="ListParagraph"/>
         <w:numPr>
           <w:ilvl w:val="0"/>
-          <w:numId w:val="4"/>
+          <w:numId w:val="3"/>
         </w:numPr>
         <w:spacing w:after="60" w:line="240"/>
         <w:jc w:val="both"/>
       </w:pPr>
       <w:r>
         <w:rPr>
-          <w:sz w:val="20"/>
-          <w:szCs w:val="20"/>
+          <w:sz w:val="22"/>
+          <w:szCs w:val="22"/>
         </w:rPr>
-        <w:t xml:space="preserve">H. Jégou, M. Douze, C. Schmid. Product quantization for nearest neighbor search. IEEE TPAMI 33(1), 2011.</w:t>
+        <w:t xml:space="preserve">Y. A. Malkov, D. A. Yashunin. Efficient and robust approximate nearest neighbor search using hierarchical navigable small world graphs. IEEE TPAMI 42(4), 2020.</w:t>
       </w:r>
     </w:p>
     <w:p>
@@ -21809,17 +21823,17 @@
         <w:pStyle w:val="ListParagraph"/>
         <w:numPr>
           <w:ilvl w:val="0"/>
-          <w:numId w:val="4"/>
+          <w:numId w:val="3"/>
         </w:numPr>
         <w:spacing w:after="60" w:line="240"/>
         <w:jc w:val="both"/>
       </w:pPr>
       <w:r>
         <w:rPr>
-          <w:sz w:val="20"/>
-          <w:szCs w:val="20"/>
+          <w:sz w:val="22"/>
+          <w:szCs w:val="22"/>
         </w:rPr>
-        <w:t xml:space="preserve">W. Liang, Y. Zhang, Y. Kwon, S. Yeung, J. Zou. Mind the gap: understanding the modality gap in multi-modal contrastive representation learning. NeurIPS, 2022.</w:t>
+        <w:t xml:space="preserve">A. Radford et al. Learning transferable visual models from natural language supervision. ICML, 2021.</w:t>
       </w:r>
     </w:p>
     <w:p>
@@ -21827,69 +21841,15 @@
         <w:pStyle w:val="ListParagraph"/>
         <w:numPr>
           <w:ilvl w:val="0"/>
-          <w:numId w:val="4"/>
+          <w:numId w:val="3"/>
         </w:numPr>
         <w:spacing w:after="60" w:line="240"/>
         <w:jc w:val="both"/>
       </w:pPr>
       <w:r>
         <w:rPr>
-          <w:sz w:val="20"/>
-          <w:szCs w:val="20"/>
-        </w:rPr>
-        <w:t xml:space="preserve">T.-Y. Lin et al. Microsoft COCO: common objects in context. ECCV, 2014.</w:t>
-      </w:r>
-    </w:p>
-    <w:p>
-      <w:pPr>
-        <w:pStyle w:val="ListParagraph"/>
-        <w:numPr>
-          <w:ilvl w:val="0"/>
-          <w:numId w:val="4"/>
-        </w:numPr>
-        <w:spacing w:after="60" w:line="240"/>
-        <w:jc w:val="both"/>
-      </w:pPr>
-      <w:r>
-        <w:rPr>
-          <w:sz w:val="20"/>
-          <w:szCs w:val="20"/>
-        </w:rPr>
-        <w:t xml:space="preserve">Y. A. Malkov, D. A. Yashunin. Efficient and robust approximate nearest neighbor search using hierarchical navigable small world graphs. IEEE TPAMI 42(4), 2020.</w:t>
-      </w:r>
-    </w:p>
-    <w:p>
-      <w:pPr>
-        <w:pStyle w:val="ListParagraph"/>
-        <w:numPr>
-          <w:ilvl w:val="0"/>
-          <w:numId w:val="4"/>
-        </w:numPr>
-        <w:spacing w:after="60" w:line="240"/>
-        <w:jc w:val="both"/>
-      </w:pPr>
-      <w:r>
-        <w:rPr>
-          <w:sz w:val="20"/>
-          <w:szCs w:val="20"/>
-        </w:rPr>
-        <w:t xml:space="preserve">A. Radford et al. Learning transferable visual models from natural language supervision. ICML, 2021.</w:t>
-      </w:r>
-    </w:p>
-    <w:p>
-      <w:pPr>
-        <w:pStyle w:val="ListParagraph"/>
-        <w:numPr>
-          <w:ilvl w:val="0"/>
-          <w:numId w:val="4"/>
-        </w:numPr>
-        <w:spacing w:after="60" w:line="240"/>
-        <w:jc w:val="both"/>
-      </w:pPr>
-      <w:r>
-        <w:rPr>
-          <w:sz w:val="20"/>
-          <w:szCs w:val="20"/>
+          <w:sz w:val="22"/>
+          <w:szCs w:val="22"/>
         </w:rPr>
         <w:t xml:space="preserve">C. Schuhmann et al. LAION-400M: open dataset of CLIP-filtered 400 million image-text pairs. arXiv:2111.02114, 2021.</w:t>
       </w:r>
@@ -22110,17 +22070,6 @@
       </w:pPr>
     </w:lvl>
   </w:abstractNum>
-  <w:abstractNum w:abstractNumId="5" w15:restartNumberingAfterBreak="0">
-    <w:multiLevelType w:val="hybridMultilevel"/>
-    <w:lvl w:ilvl="0" w15:tentative="1">
-      <w:start w:val="1"/>
-      <w:numFmt w:val="none"/>
-      <w:lvlJc w:val="left"/>
-      <w:pPr>
-        <w:ind w:left="500" w:hanging="0"/>
-      </w:pPr>
-    </w:lvl>
-  </w:abstractNum>
   <w:num w:numId="1">
     <w:abstractNumId w:val="1"/>
     <w:lvlOverride w:ilvl="0">
@@ -22128,18 +22077,12 @@
     </w:lvlOverride>
   </w:num>
   <w:num w:numId="2">
-    <w:abstractNumId w:val="5"/>
+    <w:abstractNumId w:val="2"/>
     <w:lvlOverride w:ilvl="0">
       <w:startOverride w:val="1"/>
     </w:lvlOverride>
   </w:num>
   <w:num w:numId="3">
-    <w:abstractNumId w:val="2"/>
-    <w:lvlOverride w:ilvl="0">
-      <w:startOverride w:val="1"/>
-    </w:lvlOverride>
-  </w:num>
-  <w:num w:numId="4">
     <w:abstractNumId w:val="4"/>
     <w:lvlOverride w:ilvl="0">
       <w:startOverride w:val="1"/>

--- a/report/group_XX_report.docx
+++ b/report/group_XX_report.docx
@@ -57,7 +57,7 @@
           <w:sz w:val="20"/>
           <w:szCs w:val="20"/>
         </w:rPr>
-        <w:t xml:space="preserve">SC4020 Project 1 — Technical Review (Similarity Search), Nanyang Technological University</w:t>
+        <w:t xml:space="preserve">SC4020 Project 1: Technical Review (Similarity Search), Nanyang Technological University</w:t>
       </w:r>
     </w:p>
     <w:p>
@@ -86,7 +86,7 @@
           <w:sz w:val="22"/>
           <w:szCs w:val="22"/>
         </w:rPr>
-        <w:t xml:space="preserve">Text-to-image search engines embed captions and photos into a shared space with a contrastive model such as CLIP, then answer each caption with an approximate nearest neighbour (ANN) index built over the image vectors. Such indexes are normally built and tuned with the stored data, yet the queries they serve come from the text encoder, which CLIP places in a different region of the space (the </w:t>
+        <w:t xml:space="preserve">Text-to-image search engines usually embed captions and photos with a model such as CLIP and then search the image vectors with an approximate nearest neighbour (ANN) index. The index is built from the images, but the queries are captions, and CLIP puts text and image vectors in different parts of the space (the </w:t>
       </w:r>
       <w:r>
         <w:rPr>
@@ -102,39 +102,7 @@
           <w:sz w:val="22"/>
           <w:szCs w:val="22"/>
         </w:rPr>
-        <w:t xml:space="preserve">). We present a controlled comparison of three ANN families — random-projection LSH (hashing), Product Quantization (quantization) and HNSW (graph) — on MS-COCO (122k images) and LAION (1M images), searching every index with both image and text queries under identical settings. All three methods lose recall on text queries at every operating point, and, contrary to the intuition that a data-independent method should be unaffected, LSH loses the most (up to 0.40 recall@100), ahead of PQ (0.17) and HNSW (0.19). We explain these results with a score-margin model: text queries have </w:t>
-      </w:r>
-      <w:r>
-        <w:rPr>
-          <w:i/>
-          <w:iCs/>
-          <w:sz w:val="22"/>
-          <w:szCs w:val="22"/>
-        </w:rPr>
-        <w:t xml:space="preserve">low neighbour contrast</w:t>
-      </w:r>
-      <w:r>
-        <w:rPr>
-          <w:sz w:val="22"/>
-          <w:szCs w:val="22"/>
-        </w:rPr>
-        <w:t xml:space="preserve">, which magnifies the error of approximate scoring (LSH, PQ), and they lie </w:t>
-      </w:r>
-      <w:r>
-        <w:rPr>
-          <w:i/>
-          <w:iCs/>
-          <w:sz w:val="22"/>
-          <w:szCs w:val="22"/>
-        </w:rPr>
-        <w:t xml:space="preserve">far from all images</w:t>
-      </w:r>
-      <w:r>
-        <w:rPr>
-          <w:sz w:val="22"/>
-          <w:szCs w:val="22"/>
-        </w:rPr>
-        <w:t xml:space="preserve">, which weakens greedy graph routing (HNSW), increasingly so as the corpus grows. A binomial analysis of LSH predicts the measured loss almost exactly. Guided by this, we improve each baseline for text queries while keeping the exact ground truth: caption-guided HNSW edges raise COCO text recall from 0.88 to 0.95 at no memory cost, query-weighted OPQ raises PQ text recall from 0.51 to 0.79 at 64 bytes per vector, and modality-aware centring roughly doubles LSH text recall at mid-range code lengths.</w:t>
+        <w:t xml:space="preserve">). We compare three ANN methods from different families, random-projection LSH (hashing), Product Quantization (quantization) and HNSW (graph), on MS-COCO (122k images) and LAION (1M images). Each index is searched with both image and text queries using the same settings. All three methods lose recall on text queries at every setting we tried. We expected LSH to be unaffected because it does not learn from the data, but it loses the most (up to 0.40 recall@100), compared with 0.17 for PQ and 0.19 for HNSW. We trace this to two properties of text queries. Their true neighbours have very similar scores, so small scoring errors in LSH and PQ reorder them, and they are far from every image, which makes HNSW's greedy search stop in the wrong place, more so on larger corpora. For LSH, a simple binomial model predicts the measured loss well. We then improve each baseline for text queries without changing the ground truth. Adding caption-guided edges to HNSW raises COCO text recall from 0.88 to 0.95 with no extra memory, query-weighted OPQ raises PQ text recall from 0.51 to 0.79 at 64 bytes per vector, and centring each modality separately roughly doubles LSH text recall at medium code lengths.</w:t>
       </w:r>
     </w:p>
     <w:p>
@@ -176,7 +144,7 @@
         <w:jc w:val="both"/>
       </w:pPr>
       <w:r>
-        <w:t xml:space="preserve">Similarity search — retrieving the </w:t>
+        <w:t xml:space="preserve">Similarity search means finding the </w:t>
       </w:r>
       <m:oMath>
         <m:r>
@@ -184,7 +152,7 @@
         </m:r>
       </m:oMath>
       <w:r>
-        <w:t xml:space="preserve"> database items most similar to a query — underpins image search, recommendation and retrieval-augmented generation. The exact solution, a linear scan, compares the query with every stored vector and therefore costs </w:t>
+        <w:t xml:space="preserve"> items in a database that are most similar to a query. It is used in image search, recommendation and retrieval-augmented generation. The exact answer comes from a linear scan that compares the query with every stored vector, which costs </w:t>
       </w:r>
       <m:oMath>
         <m:r>
@@ -208,7 +176,7 @@
         </m:r>
       </m:oMath>
       <w:r>
-        <w:t xml:space="preserve">; on our one-million-image LAION corpus a single-threaded scan takes 104 ms per query. Approximate nearest neighbour (ANN) indexes trade a small loss in accuracy for large gains in speed or memory, either by making each comparison cheaper (compact codes, as in LSH and PQ) or by making fewer comparisons (partitioning or graph navigation).</w:t>
+        <w:t xml:space="preserve">. On our LAION corpus of one million images, a single-threaded scan takes 104 ms per query. Approximate nearest neighbour (ANN) indexes accept a small loss in accuracy in return for much faster search or much less memory. They either make each comparison cheaper, using compact codes as in LSH and PQ, or make fewer comparisons, by partitioning the data or navigating a graph.</w:t>
       </w:r>
     </w:p>
     <w:p>
@@ -217,7 +185,7 @@
         <w:jc w:val="both"/>
       </w:pPr>
       <w:r>
-        <w:t xml:space="preserve">Contrastive vision–language models such as CLIP (Radford et al., 2021) make </w:t>
+        <w:t xml:space="preserve">Models such as CLIP (Radford et al., 2021) allow the same indexes to be used for </w:t>
       </w:r>
       <w:r>
         <w:rPr>
@@ -227,17 +195,7 @@
         <w:t xml:space="preserve">cross-modal</w:t>
       </w:r>
       <w:r>
-        <w:t xml:space="preserve"> search possible with the same machinery: a caption and a photo are mapped into one 512-dimensional space, and the photos closest to the caption are returned. The two modalities, however, are not mixed in that space. Each occupies its own narrow cone, and the cones are far apart (Liang et al., 2022): in our data a caption and its own photo have cosine similarity of only about 0.3. An index whose structure was learned from image vectors is therefore queried from a region it has never seen. The VIBE benchmark (Jääsaari et al., 2025) identifies such out-of-distribution (OOD) queries as a principal weakness of current ANN methods, but it does not explain </w:t>
-      </w:r>
-      <w:r>
-        <w:rPr>
-          <w:i/>
-          <w:iCs/>
-        </w:rPr>
-        <w:t xml:space="preserve">why</w:t>
-      </w:r>
-      <w:r>
-        <w:t xml:space="preserve"> different index families fail, nor how much of the failure is intrinsic to the queries themselves.</w:t>
+        <w:t xml:space="preserve"> search. A caption and a photo are mapped into the same 512-dimensional space, and the photos closest to the caption are returned. However, the two modalities do not mix in this space. Each sits in its own narrow cone, and the two cones are far apart (Liang et al., 2022). In our data a caption and its own photo have a cosine similarity of only about 0.3. So an index whose structure was learned from image vectors gets queries from a region it has never seen. The VIBE benchmark (Jääsaari et al., 2025) lists these out-of-distribution (OOD) queries as a major weak point of current ANN methods, but it does not explain why the different index families fail, or how much of the problem comes from the queries themselves.</w:t>
       </w:r>
     </w:p>
     <w:p>
@@ -246,7 +204,7 @@
         <w:jc w:val="both"/>
       </w:pPr>
       <w:r>
-        <w:t xml:space="preserve">We study this with a controlled experiment in which the index, its parameters and the ground truth are held fixed and only the query modality changes. We select one representative of each major ANN family: random-projection </w:t>
+        <w:t xml:space="preserve">To study this, we keep the index, its parameters and the ground truth fixed and change only the query modality. We pick one method from each major ANN family: random-projection </w:t>
       </w:r>
       <w:r>
         <w:rPr>
@@ -256,7 +214,7 @@
         <w:t xml:space="preserve">LSH</w:t>
       </w:r>
       <w:r>
-        <w:t xml:space="preserve"> (hashing; data-independent) and </w:t>
+        <w:t xml:space="preserve"> (hashing, does not learn from data) and </w:t>
       </w:r>
       <w:r>
         <w:rPr>
@@ -266,7 +224,7 @@
         <w:t xml:space="preserve">Product Quantization</w:t>
       </w:r>
       <w:r>
-        <w:t xml:space="preserve"> (quantization; codebooks learned from data), both covered in the course, and </w:t>
+        <w:t xml:space="preserve"> (quantization, learns codebooks from data), which are both covered in the course, and </w:t>
       </w:r>
       <w:r>
         <w:rPr>
@@ -276,7 +234,7 @@
         <w:t xml:space="preserve">HNSW</w:t>
       </w:r>
       <w:r>
-        <w:t xml:space="preserve"> (graph; neighbourhood structure learned from data), which lies outside the syllabus and is the default index of pgvector, Milvus and Weaviate. In this report we:</w:t>
+        <w:t xml:space="preserve"> (graph, learns a neighbourhood graph from data), which is outside the syllabus and is the default index in pgvector, Milvus and Weaviate. In this report we:</w:t>
       </w:r>
     </w:p>
     <w:p>
@@ -297,7 +255,7 @@
         <w:t xml:space="preserve">Benchmark</w:t>
       </w:r>
       <w:r>
-        <w:t xml:space="preserve"> the three methods and exact search on COCO (122k images) and LAION (1M images), sweeping each method's main parameter and searching every index with both image and text queries, to compare recall, speed, memory and build time.</w:t>
+        <w:t xml:space="preserve"> the three methods and exact search on COCO (122k images) and LAION (1M images). We sweep each method's main parameter and search every index with both image and text queries, comparing recall, speed, memory and build time.</w:t>
       </w:r>
     </w:p>
     <w:p>
@@ -318,7 +276,7 @@
         <w:t xml:space="preserve">Analyse</w:t>
       </w:r>
       <w:r>
-        <w:t xml:space="preserve"> why text queries lose recall, by measuring how they differ from image queries and relating each query's recall to those differences; for LSH, a simple probabilistic model predicts the measured loss.</w:t>
+        <w:t xml:space="preserve"> why text queries lose recall, by measuring how they differ from image queries and how each query's recall relates to those differences. For LSH, a simple probabilistic model predicts the measured loss.</w:t>
       </w:r>
     </w:p>
     <w:p>
@@ -360,7 +318,7 @@
         <w:t xml:space="preserve">Improve the baselines</w:t>
       </w:r>
       <w:r>
-        <w:t xml:space="preserve"> for text queries using a sample of training captions, adapting ideas from prior work: modality-aware centring for LSH, query-weighted OPQ for PQ, and caption-guided edges for HNSW. None of them changes the search algorithm or the exact ground truth.</w:t>
+        <w:t xml:space="preserve"> for text queries using a sample of training captions, adapting ideas from earlier work: modality-aware centring for LSH, query-weighted OPQ for PQ, and caption-guided edges for HNSW. None of these changes the search algorithm or the exact ground truth.</w:t>
       </w:r>
     </w:p>
     <w:p>
@@ -369,7 +327,7 @@
         <w:jc w:val="both"/>
       </w:pPr>
       <w:r>
-        <w:t xml:space="preserve">Section 2 reviews the search problem and the modality gap. Section 3 describes the three methods with the formulation used in the course, a simple model of when they fail on text queries, and the improvements we test. Section 4 reports the experiments, Section 5 discusses strengths, weaknesses and limitations, and Section 6 concludes.</w:t>
+        <w:t xml:space="preserve">Section 2 covers the search problem and the modality gap. Section 3 describes the three methods using the course notation, a simple model of when they fail on text queries, and the improvements we test. Section 4 presents the experiments, Section 5 discusses strengths, weaknesses and limitations, and Section 6 concludes.</w:t>
       </w:r>
     </w:p>
     <w:p>
@@ -476,7 +434,7 @@
         </m:sSup>
       </m:oMath>
       <w:r>
-        <w:t xml:space="preserve"> a query. Given a similarity </w:t>
+        <w:t xml:space="preserve"> a query. For a similarity function </w:t>
       </w:r>
       <m:oMath>
         <m:r>
@@ -584,7 +542,7 @@
         <w:jc w:val="both"/>
       </w:pPr>
       <w:r>
-        <w:t xml:space="preserve">All vectors in this study are L2-normalised, so the inner product, the cosine similarity and the Euclidean distance induce the same ranking:</w:t>
+        <w:t xml:space="preserve">All our vectors are L2-normalised, so the inner product, cosine similarity and Euclidean distance give the same ranking:</w:t>
       </w:r>
     </w:p>
     <w:p>
@@ -718,7 +676,7 @@
         </m:r>
       </m:oMath>
       <w:r>
-        <w:t xml:space="preserve"> is the angle between the vectors. We therefore use </w:t>
+        <w:t xml:space="preserve"> is the angle between the two vectors. We therefore use </w:t>
       </w:r>
       <m:oMath>
         <m:r>
@@ -765,7 +723,7 @@
         </m:r>
       </m:oMath>
       <w:r>
-        <w:t xml:space="preserve">, and its quality is measured by recall against the exact answer,</w:t>
+        <w:t xml:space="preserve">, and we measure its quality by recall against the exact answer:</w:t>
       </w:r>
     </w:p>
     <w:p>
@@ -893,7 +851,7 @@
         </m:r>
       </m:oMath>
       <w:r>
-        <w:t xml:space="preserve"> is the query set. Recall measures fidelity to exact search, not human relevance; a separate retrieval metric would mix the index's error with the embedding model's error.</w:t>
+        <w:t xml:space="preserve"> is the set of queries. Recall measures how closely the index matches exact search, not whether a person would find the results relevant. We do not use a human-relevance metric because it would mix the index's errors with CLIP's own errors.</w:t>
       </w:r>
     </w:p>
     <w:p>
@@ -1002,7 +960,7 @@
         </m:r>
       </m:oMath>
       <w:r>
-        <w:t xml:space="preserve">, the image-to-text term is</w:t>
+        <w:t xml:space="preserve">, the image-to-text part of the loss is</w:t>
       </w:r>
     </w:p>
     <w:p>
@@ -1257,7 +1215,7 @@
         <w:jc w:val="both"/>
       </w:pPr>
       <w:r>
-        <w:t xml:space="preserve">The loss only asks a matched pair to be </w:t>
+        <w:t xml:space="preserve">The loss only requires a matching pair to be </w:t>
       </w:r>
       <w:r>
         <w:rPr>
@@ -1267,7 +1225,7 @@
         <w:t xml:space="preserve">more</w:t>
       </w:r>
       <w:r>
-        <w:t xml:space="preserve"> similar than mismatched pairs; it does not ask the two modalities to overlap. Liang et al. (2022) show that, as a result, each encoder maps its inputs into a narrow cone and the two cones are separated by a roughly constant offset. Writing </w:t>
+        <w:t xml:space="preserve"> similar than the non-matching pairs. Nothing in it asks the image and text vectors to overlap. Liang et al. (2022) show that, as a result, each encoder maps its inputs into a narrow cone, and the two cones are separated by a roughly constant offset. With </w:t>
       </w:r>
       <m:oMath>
         <m:sSub>
@@ -1341,7 +1299,7 @@
         </m:r>
       </m:oMath>
       <w:r>
-        <w:t xml:space="preserve"> for the modality means, we quantify the gap by </w:t>
+        <w:t xml:space="preserve"> as the mean image and text vectors, we measure the gap by </w:t>
       </w:r>
       <m:oMath>
         <m:r>
@@ -1381,7 +1339,7 @@
         </m:r>
       </m:oMath>
       <w:r>
-        <w:t xml:space="preserve">, which is 0.31 on COCO and 0.36 on LAION (Section 4.2). A text query is thus, from the point of view of an image index, an out-of-distribution query.</w:t>
+        <w:t xml:space="preserve">. It is 0.31 on COCO and 0.36 on LAION (Section 4.2), so for an index built on images, a text query is an out-of-distribution query.</w:t>
       </w:r>
     </w:p>
     <w:p>
@@ -1405,7 +1363,7 @@
         <w:t xml:space="preserve">ANN benchmarks.</w:t>
       </w:r>
       <w:r>
-        <w:t xml:space="preserve"> ann-benchmarks (Aumüller et al., 2020) and the FAISS library (Douze et al., 2024) established the recall–throughput methodology we follow. VIBE (Jääsaari et al., 2025) adds modern embedding datasets, including cross-modal LAION queries, and reports that graph indexes lose accuracy on them; we adopt its protocol and its LAION data, and extend the analysis to hashing and quantization and to the mechanism behind the loss.</w:t>
+        <w:t xml:space="preserve"> We follow the recall versus throughput methodology of ann-benchmarks (Aumüller et al., 2020) and the FAISS library (Douze et al., 2024). VIBE (Jääsaari et al., 2025) adds newer embedding datasets, including LAION with text queries, and finds that graph indexes lose accuracy on them. We use its protocol and its LAION data, and we extend the comparison to hashing and quantization and look at the cause of the loss.</w:t>
       </w:r>
     </w:p>
     <w:p>
@@ -1418,10 +1376,10 @@
           <w:b/>
           <w:bCs/>
         </w:rPr>
-        <w:t xml:space="preserve">OOD-aware graph indexes.</w:t>
-      </w:r>
-      <w:r>
-        <w:t xml:space="preserve"> RoarGraph (Chen et al., 2024) and OOD-DiskANN (Jaiswal et al., 2022) use a sample of training queries to add or reshape graph edges so that routing works for queries outside the data distribution. Our caption-guided edges (Section 3.8) follow this idea in its simplest form, inserting edges into an existing HNSW graph without rebuilding it.</w:t>
+        <w:t xml:space="preserve">Graph indexes for OOD queries.</w:t>
+      </w:r>
+      <w:r>
+        <w:t xml:space="preserve"> RoarGraph (Chen et al., 2024) and OOD-DiskANN (Jaiswal et al., 2022) use a sample of training queries to add or change graph edges so that search works for queries outside the data distribution. Our caption-guided edges (Section 3.8) are a simple version of this idea that adds edges to an existing HNSW graph without rebuilding it.</w:t>
       </w:r>
     </w:p>
     <w:p>
@@ -1437,7 +1395,7 @@
         <w:t xml:space="preserve">Query-aware quantization.</w:t>
       </w:r>
       <w:r>
-        <w:t xml:space="preserve"> OPQ (Ge et al., 2014) learns a rotation that balances variance across PQ sub-spaces. ScaNN (Guo et al., 2020) observes that, for inner-product search, the quantization error parallel to the query matters more than the orthogonal error, and weights the loss accordingly. Our query-weighted PQ (Section 3.7) is a closed-form variant that weights the error by the second-moment matrix of a query distribution.</w:t>
+        <w:t xml:space="preserve"> OPQ (Ge et al., 2014) learns a rotation that spreads variance evenly across the PQ sub-spaces. ScaNN (Guo et al., 2020) points out that for inner-product search, quantization error in the direction of the query matters more than error orthogonal to it, and weights the loss to reflect this. Our query-weighted PQ (Section 3.7) is a closed-form variant that weights the error by the second-moment matrix of the queries.</w:t>
       </w:r>
     </w:p>
     <w:p>
@@ -1454,7 +1412,7 @@
         <w:jc w:val="both"/>
       </w:pPr>
       <w:r>
-        <w:t xml:space="preserve">This section first describes the three methods and the exact baseline (Sections 3.1–3.4), then introduces a common model of their failure on out-of-distribution queries (Section 3.5) and the query-aware extensions derived from it (Sections 3.6–3.8). Table 1 summarises their storage and query cost; the parameters we sweep are listed in the last column.</w:t>
+        <w:t xml:space="preserve">Sections 3.1 to 3.4 describe the three methods and the exact baseline. Section 3.5 gives a simple model of why they lose recall on out-of-distribution queries, and Sections 3.6 to 3.8 describe the improvements we derive from it. Table 1 lists the storage and query cost of each method and the parameter we sweep.</w:t>
       </w:r>
     </w:p>
     <w:p>
@@ -2359,7 +2317,7 @@
                 <w:sz w:val="18"/>
                 <w:szCs w:val="18"/>
               </w:rPr>
-              <w:t xml:space="preserve">—</w:t>
+              <w:t xml:space="preserve">-</w:t>
             </w:r>
           </w:p>
         </w:tc>
@@ -2388,7 +2346,7 @@
                 <w:sz w:val="18"/>
                 <w:szCs w:val="18"/>
               </w:rPr>
-              <w:t xml:space="preserve">—</w:t>
+              <w:t xml:space="preserve">-</w:t>
             </w:r>
           </w:p>
         </w:tc>
@@ -2475,7 +2433,7 @@
                 <w:sz w:val="18"/>
                 <w:szCs w:val="18"/>
               </w:rPr>
-              <w:t xml:space="preserve">—</w:t>
+              <w:t xml:space="preserve">-</w:t>
             </w:r>
           </w:p>
         </w:tc>
@@ -2500,7 +2458,7 @@
         <w:jc w:val="both"/>
       </w:pPr>
       <w:r>
-        <w:t xml:space="preserve">Following the course formulation, we draw </w:t>
+        <w:t xml:space="preserve">As in the course, we draw </w:t>
       </w:r>
       <m:oMath>
         <m:r>
@@ -2542,7 +2500,7 @@
         </m:sSub>
       </m:oMath>
       <w:r>
-        <w:t xml:space="preserve"> from a standard Gaussian and define one binary hash function per vector (</w:t>
+        <w:t xml:space="preserve"> from a standard Gaussian and define one binary hash function for each (</w:t>
       </w:r>
       <m:oMath>
         <m:r>
@@ -2550,7 +2508,7 @@
         </m:r>
       </m:oMath>
       <w:r>
-        <w:t xml:space="preserve"> is 1 if the condition holds and 0 otherwise),</w:t>
+        <w:t xml:space="preserve"> is 1 if the condition holds and 0 otherwise):</w:t>
       </w:r>
     </w:p>
     <w:p>
@@ -2677,7 +2635,7 @@
         <w:jc w:val="both"/>
       </w:pPr>
       <w:r>
-        <w:t xml:space="preserve">Geometrically, </w:t>
+        <w:t xml:space="preserve">Each </w:t>
       </w:r>
       <m:oMath>
         <m:sSub>
@@ -2695,7 +2653,7 @@
         </m:sSub>
       </m:oMath>
       <w:r>
-        <w:t xml:space="preserve"> is the normal of a hyperplane through the origin and </w:t>
+        <w:t xml:space="preserve"> is the normal of a hyperplane through the origin, and </w:t>
       </w:r>
       <m:oMath>
         <m:sSub>
@@ -2713,7 +2671,7 @@
         </m:sSub>
       </m:oMath>
       <w:r>
-        <w:t xml:space="preserve"> records on which side of it a vector lies. Two vectors are compared by the Hamming distance of their codes, </w:t>
+        <w:t xml:space="preserve"> records which side of that hyperplane a vector is on. Two vectors are compared by the Hamming distance between their codes, </w:t>
       </w:r>
       <m:oMath>
         <m:sSub>
@@ -2734,7 +2692,7 @@
         </m:r>
       </m:oMath>
       <w:r>
-        <w:t xml:space="preserve">, which a CPU computes with one XOR and one population count per 64 bits. Charikar (2002) showed that a random hyperplane separates two vectors with probability proportional to their angle:</w:t>
+        <w:t xml:space="preserve">, which takes one XOR and one population count per 64 bits. Charikar (2002) showed that a random hyperplane separates two vectors with probability proportional to the angle between them:</w:t>
       </w:r>
     </w:p>
     <w:p>
@@ -2860,7 +2818,7 @@
         <w:jc w:val="both"/>
       </w:pPr>
       <w:r>
-        <w:t xml:space="preserve">so the Hamming distance is an unbiased estimate of the angle, and by Eq. (2) of the inner product. Since the bits are independent Bernoulli trials, </w:t>
+        <w:t xml:space="preserve">So the Hamming distance is an unbiased estimate of the angle, and through Eq. (2) of the inner product. The bits are independent Bernoulli trials, so </w:t>
       </w:r>
       <m:oMath>
         <m:sSub>
@@ -2878,7 +2836,7 @@
         </m:sSub>
       </m:oMath>
       <w:r>
-        <w:t xml:space="preserve"> is binomial and the estimate becomes sharper as </w:t>
+        <w:t xml:space="preserve"> follows a binomial distribution and the estimate gets more accurate as </w:t>
       </w:r>
       <m:oMath>
         <m:r>
@@ -2886,7 +2844,7 @@
         </m:r>
       </m:oMath>
       <w:r>
-        <w:t xml:space="preserve"> grows; the lecture's observation that more hash functions give more accurate top-</w:t>
+        <w:t xml:space="preserve"> grows. This is why, as noted in the lecture, more hash functions give more accurate top-</w:t>
       </w:r>
       <m:oMath>
         <m:r>
@@ -2894,7 +2852,7 @@
         </m:r>
       </m:oMath>
       <w:r>
-        <w:t xml:space="preserve"> results is the law of large numbers applied to Eq. (6).</w:t>
+        <w:t xml:space="preserve"> results.</w:t>
       </w:r>
     </w:p>
     <w:p>
@@ -2903,7 +2861,7 @@
         <w:jc w:val="both"/>
       </w:pPr>
       <w:r>
-        <w:t xml:space="preserve">The course presents two ways to search with LSH codes: a linear scan over the codes, or hash tables whose buckets are probed in Hamming order. We use the linear scan (FAISS IndexLSH), which ranks every database code by </w:t>
+        <w:t xml:space="preserve">The course covers two ways to search with LSH codes: a linear scan over all codes, or hash tables whose buckets are visited in order of Hamming distance. We use the linear scan (FAISS IndexLSH), which ranks every database code by </w:t>
       </w:r>
       <m:oMath>
         <m:sSub>
@@ -2921,7 +2879,7 @@
         </m:sSub>
       </m:oMath>
       <w:r>
-        <w:t xml:space="preserve"> and is the standard way to obtain a full top-100 list for recall measurement. A code costs </w:t>
+        <w:t xml:space="preserve"> and gives the full top-100 list needed to measure recall. A code takes </w:t>
       </w:r>
       <m:oMath>
         <m:r>
@@ -2929,7 +2887,7 @@
         </m:r>
       </m:oMath>
       <w:r>
-        <w:t xml:space="preserve"> bytes, so 512 bits (64 bytes) compress a 2,048-byte float vector 32×. We generate the hyperplanes as the rows of a seeded random rotation and average every LSH result over three seeds; the standard deviation of recall across seeds is below 0.01.</w:t>
+        <w:t xml:space="preserve"> bytes, so a 512-bit code (64 bytes) is 32 times smaller than the 2,048-byte float vector. The hyperplanes are the rows of a seeded random rotation, and every LSH result is averaged over three seeds. The standard deviation of recall across seeds is below 0.01.</w:t>
       </w:r>
     </w:p>
     <w:p>
@@ -2942,7 +2900,7 @@
           <w:b/>
           <w:bCs/>
         </w:rPr>
-        <w:t xml:space="preserve">Resolution of the estimator.</w:t>
+        <w:t xml:space="preserve">How precise is the estimate?</w:t>
       </w:r>
       <w:r>
         <w:t xml:space="preserve"> Recall depends on whether a true neighbour </w:t>
@@ -2953,7 +2911,7 @@
         </m:r>
       </m:oMath>
       <w:r>
-        <w:t xml:space="preserve"> (say, the 100th) stays ahead of a non-neighbour </w:t>
+        <w:t xml:space="preserve"> (for example the 100th) stays ahead of a non-neighbour </w:t>
       </w:r>
       <m:oMath>
         <m:r>
@@ -2961,7 +2919,7 @@
         </m:r>
       </m:oMath>
       <w:r>
-        <w:t xml:space="preserve"> with </w:t>
+        <w:t xml:space="preserve">, where </w:t>
       </w:r>
       <m:oMath>
         <m:r>
@@ -3062,7 +3020,7 @@
         </m:r>
       </m:oMath>
       <w:r>
-        <w:t xml:space="preserve">, and since </w:t>
+        <w:t xml:space="preserve">. Since </w:t>
       </w:r>
       <m:oMath>
         <m:sSub>
@@ -3120,7 +3078,7 @@
         </m:sSup>
       </m:oMath>
       <w:r>
-        <w:t xml:space="preserve">. Summing over </w:t>
+        <w:t xml:space="preserve">. Adding up </w:t>
       </w:r>
       <m:oMath>
         <m:r>
@@ -3128,7 +3086,7 @@
         </m:r>
       </m:oMath>
       <w:r>
-        <w:t xml:space="preserve"> independent hyperplanes, the codes rank </w:t>
+        <w:t xml:space="preserve"> independent hyperplanes, the probability that the codes rank </w:t>
       </w:r>
       <m:oMath>
         <m:r>
@@ -3144,7 +3102,7 @@
         </m:r>
       </m:oMath>
       <w:r>
-        <w:t xml:space="preserve"> with probability</w:t>
+        <w:t xml:space="preserve"> is approximately</w:t>
       </w:r>
     </w:p>
     <w:p>
@@ -3214,7 +3172,7 @@
         </m:r>
       </m:oMath>
       <w:r>
-        <w:t xml:space="preserve"> is the standard normal CDF. The key consequence is that </w:t>
+        <w:t xml:space="preserve"> is the standard normal CDF. Because </w:t>
       </w:r>
       <m:oMath>
         <m:r>
@@ -3222,7 +3180,7 @@
         </m:r>
       </m:oMath>
       <w:r>
-        <w:t xml:space="preserve"> grows only with </w:t>
+        <w:t xml:space="preserve"> grows with </w:t>
       </w:r>
       <m:oMath>
         <m:r>
@@ -3241,17 +3199,7 @@
         </m:rad>
       </m:oMath>
       <w:r>
-        <w:t xml:space="preserve">: </w:t>
-      </w:r>
-      <w:r>
-        <w:rPr>
-          <w:b/>
-          <w:bCs/>
-        </w:rPr>
-        <w:t xml:space="preserve">halving the angular margin requires four times as many bits</w:t>
-      </w:r>
-      <w:r>
-        <w:t xml:space="preserve"> to keep the same swap probability. This is independent of where the data lie, so we initially expected LSH to be insensitive to the query modality. Section 3.5 explains why the margin itself depends on the query, and Section 4.5 tests Eq. (7) against measurement.</w:t>
+        <w:t xml:space="preserve">, halving the angular margin means four times as many bits are needed for the same swap probability. Nothing here depends on where the data are, which is why we first expected LSH to behave the same for both query types. Section 3.5 explains why the margin depends on the query, and Section 4.5 compares Eq. (7) with measurements.</w:t>
       </w:r>
     </w:p>
     <w:p>
@@ -3276,7 +3224,7 @@
         </m:r>
       </m:oMath>
       <w:r>
-        <w:t xml:space="preserve"> contiguous sub-vectors </w:t>
+        <w:t xml:space="preserve"> sub-vectors </w:t>
       </w:r>
       <m:oMath>
         <m:r>
@@ -3350,7 +3298,7 @@
         </m:sSup>
       </m:oMath>
       <w:r>
-        <w:t xml:space="preserve">, and in each sub-space </w:t>
+        <w:t xml:space="preserve">. In each sub-space </w:t>
       </w:r>
       <m:oMath>
         <m:r>
@@ -3358,7 +3306,7 @@
         </m:r>
       </m:oMath>
       <w:r>
-        <w:t xml:space="preserve"> runs k-means on the database to obtain a codebook </w:t>
+        <w:t xml:space="preserve"> it runs k-means on the database to get a codebook </w:t>
       </w:r>
       <m:oMath>
         <m:sSub>
@@ -3630,7 +3578,7 @@
         <w:jc w:val="both"/>
       </w:pPr>
       <w:r>
-        <w:t xml:space="preserve">A vector is stored as its </w:t>
+        <w:t xml:space="preserve">Each vector is stored as its </w:t>
       </w:r>
       <m:oMath>
         <m:r>
@@ -3768,7 +3716,7 @@
         </m:r>
       </m:oMath>
       <w:r>
-        <w:t xml:space="preserve">, a 2,048-byte vector becomes a 64-byte code (32× smaller); with </w:t>
+        <w:t xml:space="preserve"> a 2,048-byte vector becomes a 64-byte code (32 times smaller), and with </w:t>
       </w:r>
       <m:oMath>
         <m:r>
@@ -3776,7 +3724,7 @@
         </m:r>
       </m:oMath>
       <w:r>
-        <w:t xml:space="preserve">, 256× smaller. The product structure is what makes this tractable: the </w:t>
+        <w:t xml:space="preserve"> it is 256 times smaller. Splitting the vector is what makes this practical: the </w:t>
       </w:r>
       <m:oMath>
         <m:r>
@@ -3784,7 +3732,7 @@
         </m:r>
       </m:oMath>
       <w:r>
-        <w:t xml:space="preserve"> codebooks jointly represent </w:t>
+        <w:t xml:space="preserve"> codebooks together describe </w:t>
       </w:r>
       <m:oMath>
         <m:sSup>
@@ -3818,7 +3766,7 @@
         </m:sSup>
       </m:oMath>
       <w:r>
-        <w:t xml:space="preserve"> reconstruction points while storing only </w:t>
+        <w:t xml:space="preserve"> possible reconstructions while only </w:t>
       </w:r>
       <m:oMath>
         <m:r>
@@ -3826,7 +3774,7 @@
         </m:r>
       </m:oMath>
       <w:r>
-        <w:t xml:space="preserve"> centroids.</w:t>
+        <w:t xml:space="preserve"> centroids are stored.</w:t>
       </w:r>
     </w:p>
     <w:p>
@@ -3835,7 +3783,7 @@
         <w:jc w:val="both"/>
       </w:pPr>
       <w:r>
-        <w:t xml:space="preserve">At query time we use the </w:t>
+        <w:t xml:space="preserve">At query time we use </w:t>
       </w:r>
       <w:r>
         <w:rPr>
@@ -3845,7 +3793,7 @@
         <w:t xml:space="preserve">asymmetric</w:t>
       </w:r>
       <w:r>
-        <w:t xml:space="preserve"> distance computation (ADC) from the course: only database vectors are quantized, the query is kept exact. For inner-product search, the query first fills </w:t>
+        <w:t xml:space="preserve"> distance computation (ADC), as in the course. Only the database vectors are quantized and the query stays exact. For inner-product search the query first fills </w:t>
       </w:r>
       <m:oMath>
         <m:r>
@@ -3911,7 +3859,7 @@
         </m:d>
       </m:oMath>
       <w:r>
-        <w:t xml:space="preserve">, at a cost of </w:t>
+        <w:t xml:space="preserve">, which costs </w:t>
       </w:r>
       <m:oMath>
         <m:r>
@@ -3919,7 +3867,7 @@
         </m:r>
       </m:oMath>
       <w:r>
-        <w:t xml:space="preserve"> multiply-adds, after which each database score is a sum of </w:t>
+        <w:t xml:space="preserve"> multiply-adds. After that, each database score is a sum of </w:t>
       </w:r>
       <m:oMath>
         <m:r>
@@ -4082,7 +4030,7 @@
         <w:jc w:val="both"/>
       </w:pPr>
       <w:r>
-        <w:t xml:space="preserve">The second identity is central to this report. k-means minimises the </w:t>
+        <w:t xml:space="preserve">The second part of Eq. (9) matters for the rest of the report. k-means minimises the </w:t>
       </w:r>
       <w:r>
         <w:rPr>
@@ -4128,7 +4076,7 @@
         </m:sSup>
       </m:oMath>
       <w:r>
-        <w:t xml:space="preserve">, but the ranking is corrupted by the </w:t>
+        <w:t xml:space="preserve">, but what changes the ranking is the </w:t>
       </w:r>
       <w:r>
         <w:rPr>
@@ -4164,7 +4112,7 @@
         </m:d>
       </m:oMath>
       <w:r>
-        <w:t xml:space="preserve">, which depends on the query. Averaged over a query distribution with second-moment matrix </w:t>
+        <w:t xml:space="preserve">, and that depends on the query. If queries have second-moment matrix </w:t>
       </w:r>
       <m:oMath>
         <m:r>
@@ -4188,7 +4136,7 @@
         </m:r>
       </m:oMath>
       <w:r>
-        <w:t xml:space="preserve">,</w:t>
+        <w:t xml:space="preserve">, the average squared score error is</w:t>
       </w:r>
     </w:p>
     <w:p>
@@ -4308,7 +4256,7 @@
         <w:jc w:val="both"/>
       </w:pPr>
       <w:r>
-        <w:t xml:space="preserve">which equals the k-means objective only when </w:t>
+        <w:t xml:space="preserve">This equals the k-means objective only when </w:t>
       </w:r>
       <m:oMath>
         <m:r>
@@ -4324,7 +4272,7 @@
         </m:r>
       </m:oMath>
       <w:r>
-        <w:t xml:space="preserve">, so codebooks fitted to the images are not optimal for captions. Section 3.7 exploits this. We also use </w:t>
+        <w:t xml:space="preserve">, so codebooks fitted to the images are not the best choice for captions. Section 3.7 uses this. We also test </w:t>
       </w:r>
       <w:r>
         <w:rPr>
@@ -4342,7 +4290,7 @@
         </m:r>
       </m:oMath>
       <w:r>
-        <w:t xml:space="preserve"> applied before quantization so that variance is balanced across the </w:t>
+        <w:t xml:space="preserve"> before quantization so that variance is spread evenly over the </w:t>
       </w:r>
       <m:oMath>
         <m:r>
@@ -4350,7 +4298,7 @@
         </m:r>
       </m:oMath>
       <w:r>
-        <w:t xml:space="preserve"> sub-spaces; it does not change inner products because </w:t>
+        <w:t xml:space="preserve"> sub-spaces. It does not change inner products because </w:t>
       </w:r>
       <m:oMath>
         <m:d>
@@ -4397,7 +4345,7 @@
         <w:jc w:val="both"/>
       </w:pPr>
       <w:r>
-        <w:t xml:space="preserve">HNSW (Malkov &amp; Yashunin, 2020) is a proximity graph organised in layers. Each vector is assigned a maximum layer </w:t>
+        <w:t xml:space="preserve">HNSW (Malkov &amp; Yashunin, 2020) is a proximity graph with several layers. Each vector gets a maximum layer </w:t>
       </w:r>
       <m:oMath>
         <m:r>
@@ -4458,7 +4406,7 @@
         </m:r>
       </m:oMath>
       <w:r>
-        <w:t xml:space="preserve">, so each layer holds roughly a </w:t>
+        <w:t xml:space="preserve">, so each layer holds about </w:t>
       </w:r>
       <m:oMath>
         <m:r>
@@ -4466,7 +4414,7 @@
         </m:r>
       </m:oMath>
       <w:r>
-        <w:t xml:space="preserve"> fraction of the one below it. On insertion, the vector is linked on every layer it occupies to up to </w:t>
+        <w:t xml:space="preserve"> of the vectors in the layer below. When a vector is inserted, it is linked on every layer it belongs to with up to </w:t>
       </w:r>
       <m:oMath>
         <m:r>
@@ -4474,7 +4422,7 @@
         </m:r>
       </m:oMath>
       <w:r>
-        <w:t xml:space="preserve"> near neighbours (up to </w:t>
+        <w:t xml:space="preserve"> nearby vectors (up to </w:t>
       </w:r>
       <m:oMath>
         <m:r>
@@ -4482,7 +4430,7 @@
         </m:r>
       </m:oMath>
       <w:r>
-        <w:t xml:space="preserve"> on the bottom layer, layer 0), chosen from a beam search of width </w:t>
+        <w:t xml:space="preserve"> on the bottom layer, layer 0). These neighbours are found with a beam search of width </w:t>
       </w:r>
       <m:oMath>
         <m:r>
@@ -4490,7 +4438,7 @@
         </m:r>
       </m:oMath>
       <w:r>
-        <w:t xml:space="preserve"> by a diversity heuristic that keeps neighbours in different directions.</w:t>
+        <w:t xml:space="preserve"> and filtered with a heuristic that prefers neighbours in different directions.</w:t>
       </w:r>
     </w:p>
     <w:p>
@@ -4499,7 +4447,7 @@
         <w:jc w:val="both"/>
       </w:pPr>
       <w:r>
-        <w:t xml:space="preserve">A query enters at the single top-layer node and descends greedily: on each layer it repeatedly moves to the neighbour </w:t>
+        <w:t xml:space="preserve">A query starts at the single node on the top layer and moves down greedily. On each layer it keeps moving to the neighbour </w:t>
       </w:r>
       <m:oMath>
         <m:r>
@@ -4507,7 +4455,7 @@
         </m:r>
       </m:oMath>
       <w:r>
-        <w:t xml:space="preserve"> that maximises </w:t>
+        <w:t xml:space="preserve"> with the highest </w:t>
       </w:r>
       <m:oMath>
         <m:r>
@@ -4515,7 +4463,7 @@
         </m:r>
       </m:oMath>
       <w:r>
-        <w:t xml:space="preserve"> until no neighbour improves on the current node. On layer 0 it runs a best-first beam search that keeps the </w:t>
+        <w:t xml:space="preserve"> until no neighbour is better than the current node. On layer 0 it runs a best-first beam search that keeps the </w:t>
       </w:r>
       <m:oMath>
         <m:r>
@@ -4523,15 +4471,23 @@
         </m:r>
       </m:oMath>
       <w:r>
-        <w:t xml:space="preserve"> best candidates seen so far and stops when the best unexpanded candidate is worse than the worst kept result. The upper layers provide long-range shortcuts, giving roughly logarithmic search cost, and </w:t>
+        <w:t xml:space="preserve"> best candidates seen so far, and stops when the best candidate not yet expanded is worse than the worst one kept. The upper layers act as long-range shortcuts, so search cost grows roughly logarithmically with </w:t>
       </w:r>
       <m:oMath>
         <m:r>
+          <m:t xml:space="preserve">n</m:t>
+        </m:r>
+      </m:oMath>
+      <w:r>
+        <w:t xml:space="preserve">, and </w:t>
+      </w:r>
+      <m:oMath>
+        <m:r>
           <m:t xml:space="preserve">ef</m:t>
         </m:r>
       </m:oMath>
       <w:r>
-        <w:t xml:space="preserve"> trades speed for recall at query time without rebuilding. We use </w:t>
+        <w:t xml:space="preserve"> trades speed for recall at query time without rebuilding the graph. We use </w:t>
       </w:r>
       <m:oMath>
         <m:r>
@@ -4547,7 +4503,7 @@
         </m:r>
       </m:oMath>
       <w:r>
-        <w:t xml:space="preserve"> unless stated otherwise. Each vector stores its full 2,048-byte embedding plus </w:t>
+        <w:t xml:space="preserve"> unless stated otherwise. Each vector stores its full 2,048-byte embedding and </w:t>
       </w:r>
       <m:oMath>
         <m:r>
@@ -4555,7 +4511,7 @@
         </m:r>
       </m:oMath>
       <w:r>
-        <w:t xml:space="preserve"> four-byte layer-0 links, </w:t>
+        <w:t xml:space="preserve"> four-byte layer-0 links, giving </w:t>
       </w:r>
       <m:oMath>
         <m:r>
@@ -4563,7 +4519,7 @@
         </m:r>
       </m:oMath>
       <w:r>
-        <w:t xml:space="preserve"> bytes, plus a small upper-layer overhead (2,320 bytes measured).</w:t>
+        <w:t xml:space="preserve"> bytes, plus a small overhead for the upper layers (we measured 2,320 bytes).</w:t>
       </w:r>
     </w:p>
     <w:p>
@@ -4580,7 +4536,7 @@
         <w:jc w:val="both"/>
       </w:pPr>
       <w:r>
-        <w:t xml:space="preserve">Brute-force inner-product search (FAISS IndexFlatIP) provides the ground truth — the true top-100 of every query — and serves as the speed baseline. It needs no training and its recall is 1 by definition.</w:t>
+        <w:t xml:space="preserve">Brute-force inner-product search (FAISS IndexFlatIP) gives the ground truth, i.e. the true top-100 for every query, and is our speed baseline. It needs no training and has recall 1 by definition.</w:t>
       </w:r>
     </w:p>
     <w:p>
@@ -4589,7 +4545,7 @@
         <w:jc w:val="both"/>
       </w:pPr>
       <w:r>
-        <w:t xml:space="preserve">The three methods differ in mechanism, but each ultimately decides which database vectors to return by comparing approximate or partial similarity information. The remainder of this section introduces a common model of when such decisions fail, identifies the two query properties it depends on, and derives one query-aware construction method per family from it.</w:t>
+        <w:t xml:space="preserve">The three methods work differently, but each decides what to return using approximate or partial information about the similarities. The rest of this section describes when that goes wrong, which properties of a query matter, and how we change each method to handle text queries better.</w:t>
       </w:r>
     </w:p>
     <w:p>
@@ -4627,7 +4583,7 @@
         </m:r>
       </m:oMath>
       <w:r>
-        <w:t xml:space="preserve"> denote the similarity of the query to its </w:t>
+        <w:t xml:space="preserve"> be the similarity between the query and its </w:t>
       </w:r>
       <m:oMath>
         <m:r>
@@ -4685,7 +4641,7 @@
         </m:r>
       </m:oMath>
       <w:r>
-        <w:t xml:space="preserve"> is displaced by a non-neighbour </w:t>
+        <w:t xml:space="preserve"> is pushed out by a non-neighbour </w:t>
       </w:r>
       <m:oMath>
         <m:r>
@@ -4693,7 +4649,7 @@
         </m:r>
       </m:oMath>
       <w:r>
-        <w:t xml:space="preserve"> whenever</w:t>
+        <w:t xml:space="preserve"> when</w:t>
       </w:r>
     </w:p>
     <w:p>
@@ -4722,7 +4678,7 @@
         <w:jc w:val="both"/>
       </w:pPr>
       <w:r>
-        <w:t xml:space="preserve">The right-hand side is a property of the </w:t>
+        <w:t xml:space="preserve">The right-hand side depends only on the </w:t>
       </w:r>
       <w:r>
         <w:rPr>
@@ -4732,7 +4688,7 @@
         <w:t xml:space="preserve">query</w:t>
       </w:r>
       <w:r>
-        <w:t xml:space="preserve">: it is small when the true top-</w:t>
+        <w:t xml:space="preserve">. It is small when the true top-</w:t>
       </w:r>
       <m:oMath>
         <m:r>
@@ -4740,7 +4696,7 @@
         </m:r>
       </m:oMath>
       <w:r>
-        <w:t xml:space="preserve"> is not well separated from the vectors just below it. We summarise this separation by the </w:t>
+        <w:t xml:space="preserve"> is not well separated from the vectors just below it. We summarise this with the </w:t>
       </w:r>
       <w:r>
         <w:rPr>
@@ -4790,7 +4746,7 @@
         </m:r>
       </m:oMath>
       <w:r>
-        <w:t xml:space="preserve">. If the estimation error has scale </w:t>
+        <w:t xml:space="preserve">. If the estimation error has size </w:t>
       </w:r>
       <m:oMath>
         <m:sSub>
@@ -4811,7 +4767,7 @@
         </m:r>
       </m:oMath>
       <w:r>
-        <w:t xml:space="preserve">, recall is governed by the noise-to-margin ratio</w:t>
+        <w:t xml:space="preserve">, what matters for recall is the ratio</w:t>
       </w:r>
     </w:p>
     <w:p>
@@ -4865,7 +4821,7 @@
         <w:jc w:val="both"/>
       </w:pPr>
       <w:r>
-        <w:t xml:space="preserve">so a query with half the contrast behaves like a query with twice the noise. Graph search does not estimate scores — it computes them exactly — but it only computes them along a path. Its failure mode is different: the greedy step from node </w:t>
+        <w:t xml:space="preserve">so halving the contrast has the same effect as doubling the error. Graph search is different. It computes exact scores, but only for the nodes it visits along its path. A greedy step from node </w:t>
       </w:r>
       <m:oMath>
         <m:r>
@@ -4873,49 +4829,31 @@
         </m:r>
       </m:oMath>
       <w:r>
-        <w:t xml:space="preserve"> is productive only if some neighbour </w:t>
+        <w:t xml:space="preserve"> helps only if one of </w:t>
       </w:r>
       <m:oMath>
         <m:r>
-          <m:t xml:space="preserve">v</m:t>
+          <m:t xml:space="preserve">u</m:t>
         </m:r>
       </m:oMath>
       <w:r>
-        <w:t xml:space="preserve"> of </w:t>
+        <w:t xml:space="preserve">'s neighbours is clearly more similar to </w:t>
       </w:r>
       <m:oMath>
         <m:r>
+          <m:t xml:space="preserve">q</m:t>
+        </m:r>
+      </m:oMath>
+      <w:r>
+        <w:t xml:space="preserve"> than </w:t>
+      </w:r>
+      <m:oMath>
+        <m:r>
           <m:t xml:space="preserve">u</m:t>
         </m:r>
       </m:oMath>
       <w:r>
-        <w:t xml:space="preserve"> is noticeably more similar to </w:t>
-      </w:r>
-      <m:oMath>
-        <m:r>
-          <m:t xml:space="preserve">q</m:t>
-        </m:r>
-      </m:oMath>
-      <w:r>
-        <w:t xml:space="preserve"> than </w:t>
-      </w:r>
-      <m:oMath>
-        <m:r>
-          <m:t xml:space="preserve">u</m:t>
-        </m:r>
-      </m:oMath>
-      <w:r>
-        <w:t xml:space="preserve"> is. When the query lies far from every database vector, all similarities are small and close to one another, so the walk receives little signal about which direction to take and its stopping rule fires early in the wrong region. The relevant query property is therefore </w:t>
-      </w:r>
-      <w:r>
-        <w:rPr>
-          <w:b/>
-          <w:bCs/>
-        </w:rPr>
-        <w:t xml:space="preserve">proximity to the data</w:t>
-      </w:r>
-      <w:r>
-        <w:t xml:space="preserve">, which we measure by </w:t>
+        <w:t xml:space="preserve"> is. When the query is far from all database vectors, every similarity is small and they are all close to each other, so the search gets little information about which way to go and its stopping rule can trigger in the wrong region. For graph search, the property that matters is how close the query is to the data, which we measure by </w:t>
       </w:r>
       <m:oMath>
         <m:sSub>
@@ -4945,17 +4883,7 @@
         <w:jc w:val="both"/>
       </w:pPr>
       <w:r>
-        <w:t xml:space="preserve">This model makes two testable predictions. </w:t>
-      </w:r>
-      <w:r>
-        <w:rPr>
-          <w:b/>
-          <w:bCs/>
-        </w:rPr>
-        <w:t xml:space="preserve">(P1)</w:t>
-      </w:r>
-      <w:r>
-        <w:t xml:space="preserve"> Methods based on approximate scores (LSH, PQ) should lose recall on queries with low contrast </w:t>
+        <w:t xml:space="preserve">This gives two predictions that we can test. (P1) LSH and PQ, which rank by estimated scores, should lose recall on queries with low contrast </w:t>
       </w:r>
       <m:oMath>
         <m:r>
@@ -4963,17 +4891,7 @@
         </m:r>
       </m:oMath>
       <w:r>
-        <w:t xml:space="preserve">, regardless of whether the method was fitted to the data. </w:t>
-      </w:r>
-      <w:r>
-        <w:rPr>
-          <w:b/>
-          <w:bCs/>
-        </w:rPr>
-        <w:t xml:space="preserve">(P2)</w:t>
-      </w:r>
-      <w:r>
-        <w:t xml:space="preserve"> Graph routing (HNSW) should lose recall on queries with low </w:t>
+        <w:t xml:space="preserve">, whether or not the method was fitted to the data. (P2) HNSW should lose recall on queries with low </w:t>
       </w:r>
       <m:oMath>
         <m:sSub>
@@ -4994,17 +4912,7 @@
         </m:r>
       </m:oMath>
       <w:r>
-        <w:t xml:space="preserve">, increasingly so as the corpus — and hence the path — grows. Section 4.2 shows that text queries are worse on both counts, and Section 4.5 tests both predictions per query. The model also suggests where to intervene: reduce the score error </w:t>
-      </w:r>
-      <w:r>
-        <w:rPr>
-          <w:i/>
-          <w:iCs/>
-        </w:rPr>
-        <w:t xml:space="preserve">for the query distribution that will be served</w:t>
-      </w:r>
-      <w:r>
-        <w:t xml:space="preserve"> (PQ), place the hash boundaries where the queries are (LSH), and give the graph edges that are useful from the queries' point of view (HNSW). Each intervention below uses a sample of training captions that is disjoint from the test queries, and none of them changes the exact ground truth.</w:t>
+        <w:t xml:space="preserve">, and more so on larger corpora where the search path is longer. Section 4.2 shows that text queries are worse on both measures, and Section 4.5 checks both predictions query by query. The model also suggests what to change: for PQ, reduce the score error for the queries that will actually be served; for LSH, place the hyperplanes where the queries are; and for HNSW, add edges that are useful for text queries. Each change below uses a sample of training captions that does not overlap with the test queries, and none of them changes the exact ground truth.</w:t>
       </w:r>
     </w:p>
     <w:p>
@@ -5121,7 +5029,7 @@
         </m:r>
       </m:oMath>
       <w:r>
-        <w:t xml:space="preserve">, and whenever </w:t>
+        <w:t xml:space="preserve">, and when </w:t>
       </w:r>
       <m:oMath>
         <m:d>
@@ -5160,7 +5068,7 @@
         </m:d>
       </m:oMath>
       <w:r>
-        <w:t xml:space="preserve"> exceeds the spread of the second term, every image falls on the same side and the bit carries no information. Two standard data-dependent remedies move the hyperplanes into the cone: subtracting the image mean, </w:t>
+        <w:t xml:space="preserve"> is larger than the spread of the second term, every image lands on the same side and the bit is useless. There are two common data-dependent fixes that move the hyperplanes into the cone. One subtracts the image mean, </w:t>
       </w:r>
       <m:oMath>
         <m:sSub>
@@ -5218,7 +5126,7 @@
         </m:r>
       </m:oMath>
       <w:r>
-        <w:t xml:space="preserve">, or thresholding each projection at its median over the database. Both ensure that every bit splits the images roughly in half.</w:t>
+        <w:t xml:space="preserve">, and the other thresholds each projection at its median over the database. Both make every bit split the images roughly in half.</w:t>
       </w:r>
     </w:p>
     <w:p>
@@ -5227,7 +5135,7 @@
         <w:jc w:val="both"/>
       </w:pPr>
       <w:r>
-        <w:t xml:space="preserve">For a text query, however, </w:t>
+        <w:t xml:space="preserve">For a text query, though, </w:t>
       </w:r>
       <m:oMath>
         <m:sSup>
@@ -5317,7 +5225,7 @@
         </m:r>
       </m:oMath>
       <w:r>
-        <w:t xml:space="preserve">, so after image-based centring the query falls on a fixed side of most hyperplanes regardless of its content. We therefore centre each modality on its own mean,</w:t>
+        <w:t xml:space="preserve">. After centring on the image mean, a text query lands on the same side of most hyperplanes whatever its content. We therefore centre each modality on its own mean:</w:t>
       </w:r>
     </w:p>
     <w:p>
@@ -5489,7 +5397,7 @@
         </m:sSub>
       </m:oMath>
       <w:r>
-        <w:t xml:space="preserve"> is estimated from the training captions. This aligns the centres of the two cones before hashing; the database codes are identical to those of image-centred LSH, so the variant costs nothing at build time.</w:t>
+        <w:t xml:space="preserve"> is estimated from the training captions. This lines up the centres of the two cones before hashing. The database codes are the same as for image-centred LSH, so there is no extra build cost.</w:t>
       </w:r>
     </w:p>
     <w:p>
@@ -5506,7 +5414,7 @@
         <w:jc w:val="both"/>
       </w:pPr>
       <w:r>
-        <w:t xml:space="preserve">Eq. (10) shows that the error that matters for a query distribution is the </w:t>
+        <w:t xml:space="preserve">Eq. (10) shows that the error that matters for a given query distribution is the reconstruction error weighted by </w:t>
       </w:r>
       <m:oMath>
         <m:r>
@@ -5514,7 +5422,7 @@
         </m:r>
       </m:oMath>
       <w:r>
-        <w:t xml:space="preserve">-weighted reconstruction error. Let </w:t>
+        <w:t xml:space="preserve">. Let </w:t>
       </w:r>
       <m:oMath>
         <m:r>
@@ -5535,7 +5443,7 @@
         </m:sSup>
       </m:oMath>
       <w:r>
-        <w:t xml:space="preserve"> be the symmetric square root of the query second-moment matrix. Indexing </w:t>
+        <w:t xml:space="preserve"> be the symmetric square root of the query second-moment matrix. If we index </w:t>
       </w:r>
       <m:oMath>
         <m:r>
@@ -5543,7 +5451,7 @@
         </m:r>
       </m:oMath>
       <w:r>
-        <w:t xml:space="preserve"> and searching with </w:t>
+        <w:t xml:space="preserve"> and search with </w:t>
       </w:r>
       <m:oMath>
         <m:r>
@@ -5567,7 +5475,7 @@
         </m:r>
       </m:oMath>
       <w:r>
-        <w:t xml:space="preserve"> leaves every inner product exactly unchanged,</w:t>
+        <w:t xml:space="preserve">, every inner product stays exactly the same:</w:t>
       </w:r>
     </w:p>
     <w:p>
@@ -5647,7 +5555,7 @@
         <w:jc w:val="both"/>
       </w:pPr>
       <w:r>
-        <w:t xml:space="preserve">so the ground truth is preserved, while ordinary k-means in the transformed space now minimises the expected squared score error for queries drawn from </w:t>
+        <w:t xml:space="preserve">so the ground truth does not change, and ordinary k-means in the new space now minimises the expected squared score error for queries drawn from </w:t>
       </w:r>
       <m:oMath>
         <m:r>
@@ -5817,7 +5725,7 @@
         </m:r>
       </m:oMath>
       <w:r>
-        <w:t xml:space="preserve"> from 200,000 training captions (</w:t>
+        <w:t xml:space="preserve"> either from 200,000 training captions (</w:t>
       </w:r>
       <w:r>
         <w:rPr>
@@ -5889,24 +5797,11 @@
         <w:t xml:space="preserve">mixed</w:t>
       </w:r>
       <w:r>
-        <w:t xml:space="preserve">), and regularise its eigenvalues as </w:t>
+        <w:t xml:space="preserve">). We add </w:t>
       </w:r>
       <m:oMath>
-        <m:sSub>
-          <m:sSubPr/>
-          <m:e>
-            <m:r>
-              <m:t xml:space="preserve">λ</m:t>
-            </m:r>
-          </m:e>
-          <m:sub>
-            <m:r>
-              <m:t xml:space="preserve">j</m:t>
-            </m:r>
-          </m:sub>
-        </m:sSub>
-        <m:r>
-          <m:t xml:space="preserve">+0.01·</m:t>
+        <m:r>
+          <m:t xml:space="preserve">0.01·</m:t>
         </m:r>
         <m:acc>
           <m:accPr>
@@ -5920,7 +5815,7 @@
         </m:acc>
       </m:oMath>
       <w:r>
-        <w:t xml:space="preserve"> so that </w:t>
+        <w:t xml:space="preserve"> to its eigenvalues so that </w:t>
       </w:r>
       <m:oMath>
         <m:sSup>
@@ -5938,7 +5833,7 @@
         </m:sSup>
       </m:oMath>
       <w:r>
-        <w:t xml:space="preserve"> is well conditioned. The transform concentrates variance in a few directions, which a fixed split into contiguous sub-vectors handles poorly, so we combine it with the OPQ rotation. The extra cost is one </w:t>
+        <w:t xml:space="preserve"> is well conditioned. The transform puts most of the variance into a few directions, which a fixed split into sub-vectors handles badly, so we combine it with the OPQ rotation. The extra cost at query time is one </w:t>
       </w:r>
       <m:oMath>
         <m:r>
@@ -5946,7 +5841,7 @@
         </m:r>
       </m:oMath>
       <w:r>
-        <w:t xml:space="preserve"> matrix–vector product per query. The construction is a closed-form relative of ScaNN's anisotropic loss (Guo et al., 2020): both weight quantization error by its effect on the query score rather than by its Euclidean size.</w:t>
+        <w:t xml:space="preserve"> matrix–vector product. This is a closed-form relative of ScaNN's anisotropic loss (Guo et al., 2020), since both weight quantization error by how much it changes the query score instead of by its Euclidean size.</w:t>
       </w:r>
     </w:p>
     <w:p>
@@ -5963,7 +5858,7 @@
         <w:jc w:val="both"/>
       </w:pPr>
       <w:r>
-        <w:t xml:space="preserve">HNSW's edges connect images that are close </w:t>
+        <w:t xml:space="preserve">HNSW links images that are close </w:t>
       </w:r>
       <w:r>
         <w:rPr>
@@ -5973,7 +5868,7 @@
         <w:t xml:space="preserve">to each other</w:t>
       </w:r>
       <w:r>
-        <w:t xml:space="preserve">. A caption's true neighbours, however, can be mutually distant images that share only their relevance to the caption — a view of a street and a close-up of a bus can both match “a red bus in a city” — so a greedy walk from far away may have no short path between them. Following RoarGraph and OOD-DiskANN, we add edges that reflect query-induced proximity. For each training caption we compute its exact top-</w:t>
+        <w:t xml:space="preserve">. The true neighbours of a caption, however, can be images that are not close to each other at all and only share their relevance to the caption. For example, a street scene and a close-up of a bus can both match “a red bus in a city”. A greedy search starting far away may then have no short path between them. Following RoarGraph and OOD-DiskANN, we add edges based on what the queries consider close. For each training caption we compute its exact top-</w:t>
       </w:r>
       <m:oMath>
         <m:r>
@@ -5997,7 +5892,7 @@
         </m:r>
       </m:oMath>
       <w:r>
-        <w:t xml:space="preserve">, in both directions (Algorithm 1).</w:t>
+        <w:t xml:space="preserve"> in both directions (Algorithm 1).</w:t>
       </w:r>
     </w:p>
     <w:tbl>
@@ -6623,7 +6518,7 @@
                 <w:sz w:val="19"/>
                 <w:szCs w:val="19"/>
               </w:rPr>
-              <w:t xml:space="preserve"> — same memory, same search procedure</w:t>
+              <w:t xml:space="preserve">, with the same memory and the same search procedure</w:t>
             </w:r>
           </w:p>
         </w:tc>
@@ -6640,7 +6535,7 @@
         <w:jc w:val="both"/>
       </w:pPr>
       <w:r>
-        <w:t xml:space="preserve">The edges occupy layer-0 slots that HNSW has already allocated but not filled: the mean layer-0 degree is only 21.6 (COCO) and 23.1 (LAION) out of </w:t>
+        <w:t xml:space="preserve">The new edges go into layer-0 slots that HNSW has already allocated but left empty. The average layer-0 degree is only 21.6 on COCO and 23.1 on LAION out of </w:t>
       </w:r>
       <m:oMath>
         <m:r>
@@ -6648,17 +6543,7 @@
         </m:r>
       </m:oMath>
       <w:r>
-        <w:t xml:space="preserve">, so </w:t>
-      </w:r>
-      <w:r>
-        <w:rPr>
-          <w:b/>
-          <w:bCs/>
-        </w:rPr>
-        <w:t xml:space="preserve">the index size does not change</w:t>
-      </w:r>
-      <w:r>
-        <w:t xml:space="preserve">. The search algorithm is untouched. The only cost is the offline exact top-</w:t>
+        <w:t xml:space="preserve">, so the index size does not change, and the search algorithm is not modified. The only extra cost is the offline exact top-</w:t>
       </w:r>
       <m:oMath>
         <m:r>
@@ -6666,7 +6551,7 @@
         </m:r>
       </m:oMath>
       <w:r>
-        <w:t xml:space="preserve"> search for each training caption. To understand </w:t>
+        <w:t xml:space="preserve"> search for each training caption. To see </w:t>
       </w:r>
       <w:r>
         <w:rPr>
@@ -6676,7 +6561,7 @@
         <w:t xml:space="preserve">why</w:t>
       </w:r>
       <w:r>
-        <w:t xml:space="preserve"> the edges help, we also evaluate two alternative caption-aware changes as ablations (Section 4.7): starting the layer-0 search at the true neighbours of the most similar training captions (testing whether the entry point is at fault), and inserting the captions themselves into the graph as non-returnable nodes (testing whether the graph lacks landmarks near text queries).</w:t>
+        <w:t xml:space="preserve"> the edges help, we also test two other caption-based changes as ablations (Section 4.7). The first starts the layer-0 search from the true neighbours of the most similar training captions, which tests whether the entry point is the problem. The second inserts the captions themselves into the graph as nodes that are never returned, which tests whether the graph lacks landmarks near text queries.</w:t>
       </w:r>
     </w:p>
     <w:p>
@@ -7396,7 +7281,7 @@
         <w:t xml:space="preserve">Datasets.</w:t>
       </w:r>
       <w:r>
-        <w:t xml:space="preserve"> The two datasets differ in scale (8×) and in text style — clean human-written captions versus noisy web text — which lets us check that conclusions are not specific to one benchmark (Table 2). On COCO, the image and text query sets describe the same 1,000 held-out images, so the two sets differ only in which encoder produced the query.</w:t>
+        <w:t xml:space="preserve"> The two datasets differ in size (8×) and in the kind of text, clean human-written captions on COCO and noisy web text on LAION (Table 2). Using both lets us check that the results do not depend on one benchmark. On COCO the image and text queries describe the same 1,000 held-out images, so the only difference between the two query sets is which encoder produced them.</w:t>
       </w:r>
     </w:p>
     <w:p>
@@ -7422,17 +7307,17 @@
         <w:t xml:space="preserve">Build on the corpus only</w:t>
       </w:r>
       <w:r>
-        <w:t xml:space="preserve">: codebooks, hyperplane statistics and graphs never see a test query; the query-aware methods of Sections 3.6–3.8 may use the training captions, never the test queries. (ii) </w:t>
+        <w:t xml:space="preserve">: codebooks, hyperplane statistics and graphs never see a test query. The improved methods in Sections 3.6 to 3.8 may use the training captions but never the test queries. (ii) </w:t>
       </w:r>
       <w:r>
         <w:rPr>
           <w:i/>
           <w:iCs/>
         </w:rPr>
-        <w:t xml:space="preserve">One index, both query types</w:t>
-      </w:r>
-      <w:r>
-        <w:t xml:space="preserve">: each index is built once and searched with image and text queries under identical parameters, so any difference is caused by the query alone. (iii) </w:t>
+        <w:t xml:space="preserve">One index for both query types</w:t>
+      </w:r>
+      <w:r>
+        <w:t xml:space="preserve">: each index is built once and searched with image and text queries using the same parameters, so any difference comes from the queries. (iii) </w:t>
       </w:r>
       <w:r>
         <w:rPr>
@@ -7442,7 +7327,7 @@
         <w:t xml:space="preserve">Timing</w:t>
       </w:r>
       <w:r>
-        <w:t xml:space="preserve">: queries are issued one at a time on a single CPU thread pinned to one core, and we report the fastest of several passes. All runs used one server (2× AMD EPYC 7742) and FAISS 1.15.1; random seeds are fixed.</w:t>
+        <w:t xml:space="preserve">: queries are sent one at a time on a single CPU thread pinned to one core, and we report the fastest of several runs. All runs used the same server (2× AMD EPYC 7742) with FAISS 1.15.1, and all random seeds are fixed.</w:t>
       </w:r>
     </w:p>
     <w:p>
@@ -7458,17 +7343,7 @@
         <w:t xml:space="preserve">Metrics.</w:t>
       </w:r>
       <w:r>
-        <w:t xml:space="preserve"> Our main metric is recall@100 (Eq. 3); we also report recall@10, single-thread queries per second (QPS), index size in bytes per vector, and build time. The </w:t>
-      </w:r>
-      <w:r>
-        <w:rPr>
-          <w:b/>
-          <w:bCs/>
-        </w:rPr>
-        <w:t xml:space="preserve">modality gap in recall</w:t>
-      </w:r>
-      <w:r>
-        <w:t xml:space="preserve"> is</w:t>
+        <w:t xml:space="preserve"> Our main metric is recall@100 (Eq. 3). We also report recall@10, single-thread queries per second (QPS), index size in bytes per vector, and build time. The gap between the two query types is</w:t>
       </w:r>
     </w:p>
     <w:p>
@@ -7529,7 +7404,7 @@
         <w:jc w:val="both"/>
       </w:pPr>
       <w:r>
-        <w:t xml:space="preserve">measured on the same index at the same setting. We never average the two query types, since their difference is the object of study.</w:t>
+        <w:t xml:space="preserve">measured on the same index with the same setting. We never average image and text recall, because the difference between them is what we are studying.</w:t>
       </w:r>
     </w:p>
     <w:p>
@@ -7537,7 +7412,7 @@
         <w:pStyle w:val="Heading2"/>
       </w:pPr>
       <w:r>
-        <w:t xml:space="preserve">4.2 Characterising the query distributions</w:t>
+        <w:t xml:space="preserve">4.2 How text and image queries differ</w:t>
       </w:r>
     </w:p>
     <w:p>
@@ -7546,7 +7421,7 @@
         <w:jc w:val="both"/>
       </w:pPr>
       <w:r>
-        <w:t xml:space="preserve">Before comparing indexes we verify the modality gap in our data. Table 3 shows that the mean text query points in a very different direction from the mean image (cosine 0.31–0.36), whereas held-out image queries match it almost perfectly (0.999).</w:t>
+        <w:t xml:space="preserve">We first check the modality gap in our data. Table 3 shows that the mean text query points in a very different direction from the mean image (cosine 0.31 to 0.36), while the mean held-out image query matches it almost exactly (0.999).</w:t>
       </w:r>
     </w:p>
     <w:p>
@@ -7569,7 +7444,7 @@
           <w:sz w:val="19"/>
           <w:szCs w:val="19"/>
         </w:rPr>
-        <w:t xml:space="preserve">Relationship between the queries and the indexed images. </w:t>
+        <w:t xml:space="preserve">How the queries relate to the indexed images. </w:t>
       </w:r>
       <m:oMath>
         <m:r>
@@ -7581,7 +7456,7 @@
           <w:sz w:val="19"/>
           <w:szCs w:val="19"/>
         </w:rPr>
-        <w:t xml:space="preserve"> is the neighbour contrast of Section 3.5.</w:t>
+        <w:t xml:space="preserve"> is the neighbour contrast from Section 3.5.</w:t>
       </w:r>
     </w:p>
     <w:tbl>
@@ -8551,7 +8426,7 @@
           <wp:inline distT="0" distB="0" distL="0" distR="0">
             <wp:extent cx="5581650" cy="2209800"/>
             <wp:effectExtent t="0" r="0" b="0" l="0"/>
-            <wp:docPr id="1" name="fig1_neighbour_similarity.png" descr="Similarity of each query to its 1st–100th true neighbour (solid: image queries; dashed: text queries; band: 10th–90th percentile)." title="Figure 1"/>
+            <wp:docPr id="1" name="fig1_neighbour_similarity.png" descr="Similarity of each query to its 1st to 100th true neighbour (solid: image queries; dashed: text queries; band: 10th to 90th percentile)." title="Figure 1"/>
             <wp:cNvGraphicFramePr>
               <a:graphicFrameLocks xmlns:a="http://schemas.openxmlformats.org/drawingml/2006/main" noChangeAspect="1"/>
             </wp:cNvGraphicFramePr>
@@ -8607,7 +8482,7 @@
           <w:sz w:val="19"/>
           <w:szCs w:val="19"/>
         </w:rPr>
-        <w:t xml:space="preserve">Similarity of each query to its 1st–100th true neighbour (solid: image queries; dashed: text queries; band: 10th–90th percentile).</w:t>
+        <w:t xml:space="preserve">Similarity of each query to its 1st to 100th true neighbour (solid: image queries; dashed: text queries; band: 10th to 90th percentile).</w:t>
       </w:r>
     </w:p>
     <w:p>
@@ -8616,27 +8491,7 @@
         <w:jc w:val="both"/>
       </w:pPr>
       <w:r>
-        <w:t xml:space="preserve">Figure 1 shows that text queries differ in exactly the two properties singled out in Section 3.5. They are </w:t>
-      </w:r>
-      <w:r>
-        <w:rPr>
-          <w:b/>
-          <w:bCs/>
-        </w:rPr>
-        <w:t xml:space="preserve">far from the data</w:t>
-      </w:r>
-      <w:r>
-        <w:t xml:space="preserve">: the most similar image has similarity 0.35, against 0.86 for an image query. And their neighbours are </w:t>
-      </w:r>
-      <w:r>
-        <w:rPr>
-          <w:b/>
-          <w:bCs/>
-        </w:rPr>
-        <w:t xml:space="preserve">bunched</w:t>
-      </w:r>
-      <w:r>
-        <w:t xml:space="preserve">: the contrast </w:t>
+        <w:t xml:space="preserve">Figure 1 shows that text queries differ in the two ways described in Section 3.5. First, they are far from the data: the most similar image has a similarity of 0.35, compared with 0.86 for an image query. Second, their neighbours are bunched together: the contrast </w:t>
       </w:r>
       <m:oMath>
         <m:r>
@@ -8644,7 +8499,7 @@
         </m:r>
       </m:oMath>
       <w:r>
-        <w:t xml:space="preserve"> between the 1st and 100th neighbour is about half that of image queries (0.046 vs 0.087 on COCO). By Eq. (12), the same absolute estimation error is therefore roughly twice as damaging for a text query.</w:t>
+        <w:t xml:space="preserve"> between the 1st and 100th neighbour is about half that of image queries (0.046 vs 0.087 on COCO). By Eq. (12), the same scoring error therefore does about twice as much damage for a text query.</w:t>
       </w:r>
     </w:p>
     <w:p>
@@ -8652,7 +8507,7 @@
         <w:pStyle w:val="Heading2"/>
       </w:pPr>
       <w:r>
-        <w:t xml:space="preserve">4.3 Accuracy–efficiency trade-off</w:t>
+        <w:t xml:space="preserve">4.3 Speed, accuracy and memory</w:t>
       </w:r>
     </w:p>
     <w:p>
@@ -8661,7 +8516,7 @@
         <w:jc w:val="both"/>
       </w:pPr>
       <w:r>
-        <w:t xml:space="preserve">With image queries the three families behave as their designs predict (Figures 2 and 3, Table 4).</w:t>
+        <w:t xml:space="preserve">With image queries, each method behaves as its design suggests (Figures 2 and 3, Table 4).</w:t>
       </w:r>
     </w:p>
     <w:p>
@@ -8675,7 +8530,7 @@
           <wp:inline distT="0" distB="0" distL="0" distR="0">
             <wp:extent cx="5581650" cy="2771775"/>
             <wp:effectExtent t="0" r="0" b="0" l="0"/>
-            <wp:docPr id="1" name="fig2_recall_vs_qps.png" descr="Recall@100 vs single-thread queries per second. Colour denotes the method; solid lines and filled markers are image queries, dashed lines and hollow markers text queries; the star is exact search." title="Figure 2"/>
+            <wp:docPr id="1" name="fig2_recall_vs_qps.png" descr="Recall@100 vs single-thread queries per second. Colour shows the method; solid lines and filled markers are image queries, dashed lines and hollow markers are text queries; the star is exact search." title="Figure 2"/>
             <wp:cNvGraphicFramePr>
               <a:graphicFrameLocks xmlns:a="http://schemas.openxmlformats.org/drawingml/2006/main" noChangeAspect="1"/>
             </wp:cNvGraphicFramePr>
@@ -8731,7 +8586,7 @@
           <w:sz w:val="19"/>
           <w:szCs w:val="19"/>
         </w:rPr>
-        <w:t xml:space="preserve">Recall@100 vs single-thread queries per second. Colour denotes the method; solid lines and filled markers are image queries, dashed lines and hollow markers text queries; the star is exact search.</w:t>
+        <w:t xml:space="preserve">Recall@100 vs single-thread queries per second. Colour shows the method; solid lines and filled markers are image queries, dashed lines and hollow markers are text queries; the star is exact search.</w:t>
       </w:r>
     </w:p>
     <w:p>
@@ -9916,7 +9771,7 @@
                 <w:sz w:val="18"/>
                 <w:szCs w:val="18"/>
               </w:rPr>
-              <w:t xml:space="preserve">—</w:t>
+              <w:t xml:space="preserve">-</w:t>
             </w:r>
           </w:p>
         </w:tc>
@@ -10879,7 +10734,7 @@
                 <w:sz w:val="18"/>
                 <w:szCs w:val="18"/>
               </w:rPr>
-              <w:t xml:space="preserve">—</w:t>
+              <w:t xml:space="preserve">-</w:t>
             </w:r>
           </w:p>
         </w:tc>
@@ -11053,7 +10908,7 @@
         <w:t xml:space="preserve">HNSW</w:t>
       </w:r>
       <w:r>
-        <w:t xml:space="preserve"> dominates on speed and accuracy: recall@100 ≥ 0.98 at 30–51× the speed of exact search. Its advantage grows with corpus size because it computes only 1,400–2,000 similarities per query, whereas a scan computes </w:t>
+        <w:t xml:space="preserve"> is the fastest and most accurate, with recall@100 of at least 0.98 at 30 to 51 times the speed of exact search. The advantage grows with corpus size because it computes only 1,400 to 2,000 similarities per query, while a scan computes </w:t>
       </w:r>
       <m:oMath>
         <m:r>
@@ -11061,7 +10916,7 @@
         </m:r>
       </m:oMath>
       <w:r>
-        <w:t xml:space="preserve">. The price is memory — 13% </w:t>
+        <w:t xml:space="preserve">. The cost is memory (13% </w:t>
       </w:r>
       <w:r>
         <w:rPr>
@@ -11071,7 +10926,7 @@
         <w:t xml:space="preserve">more</w:t>
       </w:r>
       <w:r>
-        <w:t xml:space="preserve"> than the raw vectors, for the links — and build time (226 s for 1M vectors on 32 threads).</w:t>
+        <w:t xml:space="preserve"> than the raw vectors, because of the links) and build time (226 s for 1M vectors on 32 threads).</w:t>
       </w:r>
     </w:p>
     <w:p>
@@ -11092,7 +10947,7 @@
         <w:t xml:space="preserve">PQ</w:t>
       </w:r>
       <w:r>
-        <w:t xml:space="preserve"> dominates on memory: 8–64 bytes instead of 2,048 (32–240× smaller). On its own it is neither accurate (recall@100 ≤ 0.66) nor fast, since ADC still visits every code; in practice it serves as the first stage of a pipeline with re-ranking (Section 4.7).</w:t>
+        <w:t xml:space="preserve"> uses the least memory, 8 to 64 bytes per vector instead of 2,048 (32 to 240 times smaller). On its own it is neither accurate (recall@100 at most 0.66) nor fast, since ADC still visits every code. In practice it is used as a first stage followed by re-ranking (Section 4.7).</w:t>
       </w:r>
     </w:p>
     <w:p>
@@ -11113,7 +10968,7 @@
         <w:t xml:space="preserve">LSH</w:t>
       </w:r>
       <w:r>
-        <w:t xml:space="preserve"> needs no training and builds in seconds, but needs 4,096 bits (512 bytes) to reach recall 0.80–0.84, at which point its full scan is barely faster than exact search.</w:t>
+        <w:t xml:space="preserve"> needs no training and builds in seconds, but it needs 4,096 bits (512 bytes) to reach recall 0.80 to 0.84, and at that size its full scan is barely faster than exact search.</w:t>
       </w:r>
     </w:p>
     <w:p>
@@ -11122,7 +10977,7 @@
         <w:jc w:val="both"/>
       </w:pPr>
       <w:r>
-        <w:t xml:space="preserve">Table 5 compares the two compression methods at equal code length. Learned PQ codebooks beat random LSH hyperplanes at every budget — slightly for image queries, but by 2.8–30× for text queries — while LSH codes are 5–10× faster to scan (a popcount instead of </w:t>
+        <w:t xml:space="preserve">Table 5 compares the two compression methods at the same code length. PQ's learned codebooks beat LSH's random hyperplanes at every size. The difference is small for image queries but 2.8 to 30 times for text queries. LSH codes, on the other hand, are 5 to 10 times faster to scan, because a popcount is cheaper than </w:t>
       </w:r>
       <m:oMath>
         <m:r>
@@ -11130,7 +10985,7 @@
         </m:r>
       </m:oMath>
       <w:r>
-        <w:t xml:space="preserve"> table look-ups). This is the classic data-dependent versus data-independent trade-off from the course, and the text-query columns already hint that data independence does not imply robustness.</w:t>
+        <w:t xml:space="preserve"> table look-ups. This is the data-dependent versus data-independent trade-off from the course, and the text columns already suggest that not learning from the data does not protect LSH from the modality gap.</w:t>
       </w:r>
     </w:p>
     <w:p>
@@ -11968,14 +11823,7 @@
         <w:jc w:val="both"/>
       </w:pPr>
       <w:r>
-        <w:rPr>
-          <w:b/>
-          <w:bCs/>
-        </w:rPr>
-        <w:t xml:space="preserve">Every method loses recall on text queries at every setting</w:t>
-      </w:r>
-      <w:r>
-        <w:t xml:space="preserve"> (Figure 4, Table 6; all gaps are many standard errors from zero), but the loss behaves differently in each family.</w:t>
+        <w:t xml:space="preserve">Every method loses recall on text queries at every setting (Figure 4, Table 6), and all the gaps are many standard errors above zero. How the gap changes with the parameter is different for each method.</w:t>
       </w:r>
     </w:p>
     <w:p>
@@ -12068,7 +11916,7 @@
           <w:sz w:val="19"/>
           <w:szCs w:val="19"/>
         </w:rPr>
-        <w:t xml:space="preserve">The gap Δ = recall@100(image) − recall@100(text) at the ends of each parameter sweep.</w:t>
+        <w:t xml:space="preserve">The gap Δ = recall@100(image) − recall@100(text) at both ends of each parameter sweep.</w:t>
       </w:r>
     </w:p>
     <w:tbl>
@@ -13236,10 +13084,10 @@
           <w:b/>
           <w:bCs/>
         </w:rPr>
-        <w:t xml:space="preserve">HNSW's gap can be bought back with search effort.</w:t>
-      </w:r>
-      <w:r>
-        <w:t xml:space="preserve"> It falls from 0.10 to 0.004 on COCO and from 0.19 to 0.03 on LAION as </w:t>
+        <w:t xml:space="preserve">HNSW:</w:t>
+      </w:r>
+      <w:r>
+        <w:t xml:space="preserve"> a wider search closes most of the gap. It falls from 0.10 to 0.004 on COCO and from 0.19 to 0.03 on LAION as </w:t>
       </w:r>
       <m:oMath>
         <m:r>
@@ -13247,7 +13095,7 @@
         </m:r>
       </m:oMath>
       <w:r>
-        <w:t xml:space="preserve"> grows.</w:t>
+        <w:t xml:space="preserve"> increases.</w:t>
       </w:r>
     </w:p>
     <w:p>
@@ -13265,10 +13113,10 @@
           <w:b/>
           <w:bCs/>
         </w:rPr>
-        <w:t xml:space="preserve">PQ's gap does not shrink with longer codes</w:t>
-      </w:r>
-      <w:r>
-        <w:t xml:space="preserve">: it stays at 0.12–0.17 on COCO and grows to 0.12 on LAION.</w:t>
+        <w:t xml:space="preserve">PQ:</w:t>
+      </w:r>
+      <w:r>
+        <w:t xml:space="preserve"> longer codes do not shrink the gap. It stays between 0.12 and 0.17 on COCO and grows to 0.12 on LAION.</w:t>
       </w:r>
     </w:p>
     <w:p>
@@ -13286,10 +13134,10 @@
           <w:b/>
           <w:bCs/>
         </w:rPr>
-        <w:t xml:space="preserve">LSH has the largest gap of all</w:t>
-      </w:r>
-      <w:r>
-        <w:t xml:space="preserve">, up to 0.40. At 512 bits, text queries retain only 22–31% of the image-query recall.</w:t>
+        <w:t xml:space="preserve">LSH:</w:t>
+      </w:r>
+      <w:r>
+        <w:t xml:space="preserve"> the gap is the largest of the three, up to 0.40. At 512 bits, text queries get only 22 to 31% of the recall that image queries get.</w:t>
       </w:r>
     </w:p>
     <w:p>
@@ -13298,7 +13146,7 @@
         <w:jc w:val="both"/>
       </w:pPr>
       <w:r>
-        <w:t xml:space="preserve">The LSH result is the most informative. LSH learns nothing from the images, so its loss cannot be caused by an index fitted to the wrong distribution; it must originate in the text queries themselves. This is the first sign that the modality penalty is, at least in part, a property of the query distribution rather than of the index.</w:t>
+        <w:t xml:space="preserve">The LSH result tells us the most. Since LSH learns nothing from the images, its loss cannot come from an index fitted to the wrong data, so it has to come from the text queries themselves. This was our first sign that at least part of the problem lies in the queries and not in the index.</w:t>
       </w:r>
     </w:p>
     <w:p>
@@ -13307,7 +13155,7 @@
         <w:jc w:val="both"/>
       </w:pPr>
       <w:r>
-        <w:t xml:space="preserve">To express the gap as a cost, Table 7 reports the search effort HNSW needs for text queries to reach the recall that image queries obtain at a cheap setting.</w:t>
+        <w:t xml:space="preserve">To put the gap in terms of cost, Table 7 shows how much more search effort HNSW needs for text queries to reach the recall that image queries get at a cheap setting.</w:t>
       </w:r>
     </w:p>
     <w:p>
@@ -13330,7 +13178,7 @@
           <w:sz w:val="19"/>
           <w:szCs w:val="19"/>
         </w:rPr>
-        <w:t xml:space="preserve">The “text tax” for HNSW: search effort needed for text queries to match image-query recall.</w:t>
+        <w:t xml:space="preserve">Extra search effort HNSW needs for text queries to match image-query recall.</w:t>
       </w:r>
     </w:p>
     <w:tbl>
@@ -14152,7 +14000,7 @@
         <w:jc w:val="both"/>
       </w:pPr>
       <w:r>
-        <w:t xml:space="preserve">An engine tuned on image queries and then served captions would deliver 10–20 points less recall than its benchmark promised, and recovering it would cost 3–5× more search time.</w:t>
+        <w:t xml:space="preserve">A search engine tuned on image queries and then used with captions would get 10 to 20 points less recall than its benchmark showed, and getting that recall back would make search 3 to 5 times slower.</w:t>
       </w:r>
     </w:p>
     <w:p>
@@ -14160,7 +14008,7 @@
         <w:pStyle w:val="Heading2"/>
       </w:pPr>
       <w:r>
-        <w:t xml:space="preserve">4.5 Testing the score-margin model</w:t>
+        <w:t xml:space="preserve">4.5 Checking the model</w:t>
       </w:r>
     </w:p>
     <w:p>
@@ -14169,7 +14017,7 @@
         <w:jc w:val="both"/>
       </w:pPr>
       <w:r>
-        <w:t xml:space="preserve">We now test the two predictions of Section 3.5 query by query (Figure 5).</w:t>
+        <w:t xml:space="preserve">We now test the two predictions from Section 3.5 on individual queries (Figure 5).</w:t>
       </w:r>
     </w:p>
     <w:p>
@@ -14286,10 +14134,10 @@
           <w:b/>
           <w:bCs/>
         </w:rPr>
-        <w:t xml:space="preserve">(P1) Low contrast defeats approximate scoring.</w:t>
-      </w:r>
-      <w:r>
-        <w:t xml:space="preserve"> For PQ, per-query recall rises with the neighbour contrast (Spearman </w:t>
+        <w:t xml:space="preserve">(P1) Low contrast hurts LSH and PQ.</w:t>
+      </w:r>
+      <w:r>
+        <w:t xml:space="preserve"> For PQ, per-query recall increases with neighbour contrast (Spearman </w:t>
       </w:r>
       <m:oMath>
         <m:r>
@@ -14297,7 +14145,7 @@
         </m:r>
       </m:oMath>
       <w:r>
-        <w:t xml:space="preserve"> up to +0.51), and 39% of COCO text queries — against 3% of image queries — obtain recall below 0.5. Notably, the absolute PQ score error is </w:t>
+        <w:t xml:space="preserve"> up to +0.51), and 39% of COCO text queries get recall below 0.5, compared with 3% of image queries. The absolute PQ score error is actually </w:t>
       </w:r>
       <w:r>
         <w:rPr>
@@ -14315,7 +14163,7 @@
         </m:r>
       </m:oMath>
       <w:r>
-        <w:t xml:space="preserve">); what differs is the margin, so the noise-to-margin ratio of Eq. (12) is 0.78 for text against 0.57 for images.</w:t>
+        <w:t xml:space="preserve">). The difference is in the margin, so the error-to-contrast ratio of Eq. (12) is 0.78 for text and 0.57 for images.</w:t>
       </w:r>
     </w:p>
     <w:p>
@@ -14324,7 +14172,7 @@
         <w:jc w:val="both"/>
       </w:pPr>
       <w:r>
-        <w:t xml:space="preserve">For LSH the prediction can be made quantitative. We first verified that the empirical per-bit collision rate matches Charikar's </w:t>
+        <w:t xml:space="preserve">For LSH we can check the prediction with numbers. We first confirmed that the measured per-bit collision rate matches Charikar's </w:t>
       </w:r>
       <m:oMath>
         <m:r>
@@ -14342,7 +14190,7 @@
         <w:t xml:space="preserve">both</w:t>
       </w:r>
       <w:r>
-        <w:t xml:space="preserve"> modalities: the hash functions treat a text pair and an image pair at the same angle identically. The difference lies entirely in the margins. On LAION, the median angular margin between a query's 100th and 1,000th neighbours is 4.7° for image queries but only 1.8° for text queries. Table 8 compares the swap probability predicted by Eq. (7) with the rate measured from the actual codes.</w:t>
+        <w:t xml:space="preserve"> query types, so the hash functions treat a text pair and an image pair at the same angle in the same way. The difference is entirely in the margins. On LAION, the median angular margin between a query's 100th and 1,000th neighbours is 4.7° for image queries but only 1.8° for text queries. Table 8 compares the swap probability from Eq. (7) with the rate measured from the actual codes.</w:t>
       </w:r>
     </w:p>
     <w:p>
@@ -14365,7 +14213,7 @@
           <w:sz w:val="19"/>
           <w:szCs w:val="19"/>
         </w:rPr>
-        <w:t xml:space="preserve">LSH on LAION: probability that the 1,000th neighbour outranks the 100th, predicted by the binomial model (Eq. 7) and measured (seed 0).</w:t>
+        <w:t xml:space="preserve">LSH on LAION: probability that the 1,000th neighbour is ranked above the 100th, predicted by the binomial model (Eq. 7) and measured (seed 0).</w:t>
       </w:r>
     </w:p>
     <w:tbl>
@@ -15864,7 +15712,7 @@
           <w:sz w:val="17"/>
           <w:szCs w:val="17"/>
         </w:rPr>
-        <w:t xml:space="preserve">The model is slightly pessimistic because rows of a random rotation are orthogonal rather than independent.</w:t>
+        <w:t xml:space="preserve">The model slightly overestimates the swap rate because the rows of a random rotation are orthogonal, not independent.</w:t>
       </w:r>
     </w:p>
     <w:p>
@@ -15873,7 +15721,7 @@
         <w:jc w:val="both"/>
       </w:pPr>
       <w:r>
-        <w:t xml:space="preserve">The model tracks the measurements closely. It also explains the size of the LSH gap: since </w:t>
+        <w:t xml:space="preserve">The predictions are close to the measurements. The model also explains why the LSH gap is so large. Since </w:t>
       </w:r>
       <m:oMath>
         <m:r>
@@ -15892,7 +15740,7 @@
         </m:rad>
       </m:oMath>
       <w:r>
-        <w:t xml:space="preserve">, a margin 2.6× smaller requires </w:t>
+        <w:t xml:space="preserve">, a margin that is 2.6 times smaller needs </w:t>
       </w:r>
       <m:oMath>
         <m:r>
@@ -15916,7 +15764,7 @@
         </m:r>
       </m:oMath>
       <w:r>
-        <w:t xml:space="preserve"> times more bits for the same separation. Indeed, text queries at 4,096 bits (</w:t>
+        <w:t xml:space="preserve"> times more bits for the same separation. In fact, text queries at 4,096 bits (</w:t>
       </w:r>
       <m:oMath>
         <m:r>
@@ -15932,17 +15780,7 @@
         </m:r>
       </m:oMath>
       <w:r>
-        <w:t xml:space="preserve">, recall 0.504) — eight times the code length, or three doublings, which is the horizontal offset between the LSH curves in Figure 4. The data-independent method suffers most precisely </w:t>
-      </w:r>
-      <w:r>
-        <w:rPr>
-          <w:i/>
-          <w:iCs/>
-        </w:rPr>
-        <w:t xml:space="preserve">because</w:t>
-      </w:r>
-      <w:r>
-        <w:t xml:space="preserve"> it is data-independent: unlike PQ, nothing in its construction can adapt to where the queries' margins are small.</w:t>
+        <w:t xml:space="preserve">, recall 0.504). That is eight times the code length, or three doublings, which matches the horizontal shift between the two LSH curves in Figure 4. LSH suffers the most because it cannot adapt to the data: unlike PQ, nothing in how it is built can put more precision where the text queries' margins are small.</w:t>
       </w:r>
     </w:p>
     <w:p>
@@ -15955,10 +15793,10 @@
           <w:b/>
           <w:bCs/>
         </w:rPr>
-        <w:t xml:space="preserve">(P2) Distance from the data misleads graph routing.</w:t>
-      </w:r>
-      <w:r>
-        <w:t xml:space="preserve"> HNSW's per-query recall rises with the query's similarity to its nearest image (Spearman </w:t>
+        <w:t xml:space="preserve">(P2) Distance from the data hurts HNSW.</w:t>
+      </w:r>
+      <w:r>
+        <w:t xml:space="preserve"> HNSW's per-query recall increases with the query's similarity to its nearest image (Spearman </w:t>
       </w:r>
       <m:oMath>
         <m:r>
@@ -15966,7 +15804,7 @@
         </m:r>
       </m:oMath>
       <w:r>
-        <w:t xml:space="preserve"> on COCO, +0.64 on LAION; Figure 5, left), and text queries occupy the far end of this axis. Strikingly, on LAION at </w:t>
+        <w:t xml:space="preserve"> on COCO and +0.64 on LAION; Figure 5, left), and text queries sit at the low end of this range. On LAION at </w:t>
       </w:r>
       <m:oMath>
         <m:r>
@@ -15974,7 +15812,7 @@
         </m:r>
       </m:oMath>
       <w:r>
-        <w:t xml:space="preserve"> text queries perform 1% </w:t>
+        <w:t xml:space="preserve">, text queries even compute 1% </w:t>
       </w:r>
       <w:r>
         <w:rPr>
@@ -15984,7 +15822,7 @@
         <w:t xml:space="preserve">fewer</w:t>
       </w:r>
       <w:r>
-        <w:t xml:space="preserve"> similarity computations than image queries yet lose 19 points of recall (Figure 6): the beam search's stopping rule is satisfied in the wrong region, exactly as the flat-similarity argument of Section 3.5 predicts.</w:t>
+        <w:t xml:space="preserve"> similarities than image queries, yet lose 19 points of recall (Figure 6). The beam search decides it has finished while it is still in the wrong region, which is what the argument in Section 3.5 predicts.</w:t>
       </w:r>
     </w:p>
     <w:p>
@@ -15998,7 +15836,7 @@
           <wp:inline distT="0" distB="0" distL="0" distR="0">
             <wp:extent cx="3295650" cy="2124075"/>
             <wp:effectExtent t="0" r="0" b="0" l="0"/>
-            <wp:docPr id="1" name="fig6_hnsw_extra_work.png" descr="Extra similarity computations per text query relative to an image query (HNSW)." title="Figure 6"/>
+            <wp:docPr id="1" name="fig6_hnsw_extra_work.png" descr="Extra similarity computations per text query compared with an image query (HNSW)." title="Figure 6"/>
             <wp:cNvGraphicFramePr>
               <a:graphicFrameLocks xmlns:a="http://schemas.openxmlformats.org/drawingml/2006/main" noChangeAspect="1"/>
             </wp:cNvGraphicFramePr>
@@ -16054,7 +15892,7 @@
           <w:sz w:val="19"/>
           <w:szCs w:val="19"/>
         </w:rPr>
-        <w:t xml:space="preserve">Extra similarity computations per text query relative to an image query (HNSW).</w:t>
+        <w:t xml:space="preserve">Extra similarity computations per text query compared with an image query (HNSW).</w:t>
       </w:r>
     </w:p>
     <w:p>
@@ -16086,7 +15924,7 @@
         <w:jc w:val="both"/>
       </w:pPr>
       <w:r>
-        <w:t xml:space="preserve">Figure 7 varies HNSW's construction parameters on COCO. More links per node shrink the gap: from </w:t>
+        <w:t xml:space="preserve">Figure 7 varies HNSW's build parameters on COCO. More links per node reduce the gap. Going from </w:t>
       </w:r>
       <m:oMath>
         <m:r>
@@ -16102,7 +15940,7 @@
         </m:r>
       </m:oMath>
       <w:r>
-        <w:t xml:space="preserve">, text recall at </w:t>
+        <w:t xml:space="preserve"> raises text recall at </w:t>
       </w:r>
       <m:oMath>
         <m:r>
@@ -16110,7 +15948,7 @@
         </m:r>
       </m:oMath>
       <w:r>
-        <w:t xml:space="preserve"> rises from 0.79 to 0.89 and Δ falls from 0.155 to 0.098, for 21% more memory, with most of the gain reached by </w:t>
+        <w:t xml:space="preserve"> from 0.79 to 0.89 and lowers Δ from 0.155 to 0.098, at the cost of 21% more memory, and most of the improvement is already there at </w:t>
       </w:r>
       <m:oMath>
         <m:r>
@@ -16118,7 +15956,7 @@
         </m:r>
       </m:oMath>
       <w:r>
-        <w:t xml:space="preserve">–32. </w:t>
+        <w:t xml:space="preserve"> to 32. </w:t>
       </w:r>
       <m:oMath>
         <m:r>
@@ -16126,7 +15964,7 @@
         </m:r>
       </m:oMath>
       <w:r>
-        <w:t xml:space="preserve"> has no consistent effect (text recall 0.92, 0.86, 0.88 and 0.90 for 40, 100, 200 and 400). Repeated builds with the same seed are identical, so these differences are real but follow no trend: a more thorough construction optimises the graph for image-to-image proximity, which is not what text queries need.</w:t>
+        <w:t xml:space="preserve"> has no consistent effect: text recall is 0.92, 0.86, 0.88 and 0.90 for 40, 100, 200 and 400. Repeated builds with the same seed give identical results, so these differences are real, but they follow no trend. A more thorough build makes the graph better at connecting similar images, which is not what text queries need.</w:t>
       </w:r>
     </w:p>
     <w:p>
@@ -16244,7 +16082,7 @@
         <w:jc w:val="both"/>
       </w:pPr>
       <w:r>
-        <w:t xml:space="preserve">To separate the effect of scale from that of the dataset, Figure 8 evaluates random LAION subsets with the ground truth recomputed for each. HNSW's gap grows steadily with </w:t>
+        <w:t xml:space="preserve">To separate the effect of size from the effect of the dataset, Figure 8 uses random LAION subsets, with the ground truth recomputed for each one. HNSW's gap grows steadily with </w:t>
       </w:r>
       <m:oMath>
         <m:r>
@@ -16252,7 +16090,7 @@
         </m:r>
       </m:oMath>
       <w:r>
-        <w:t xml:space="preserve">: at </w:t>
+        <w:t xml:space="preserve">. At </w:t>
       </w:r>
       <m:oMath>
         <m:r>
@@ -16260,17 +16098,7 @@
         </m:r>
       </m:oMath>
       <w:r>
-        <w:t xml:space="preserve"> it is 0.10 at 10k images, 0.13 at 100k and 0.19 at 1M, consistent with prediction (P2) that a longer greedy path offers more opportunities to stall in the wrong region. PQ's gap does not grow (0.10–0.12 at every size). HNSW's text penalty is thus a </w:t>
-      </w:r>
-      <w:r>
-        <w:rPr>
-          <w:i/>
-          <w:iCs/>
-        </w:rPr>
-        <w:t xml:space="preserve">scale</w:t>
-      </w:r>
-      <w:r>
-        <w:t xml:space="preserve"> problem, whereas PQ's is a fixed property of its codes.</w:t>
+        <w:t xml:space="preserve"> it is 0.10 at 10k images, 0.13 at 100k and 0.19 at 1M, which fits prediction (P2): a longer greedy path has more chances to stop in the wrong region. PQ's gap does not grow (0.10 to 0.12 at every size). So HNSW's problem with text queries gets worse with scale, while PQ's stays fixed.</w:t>
       </w:r>
     </w:p>
     <w:p>
@@ -16355,7 +16183,7 @@
           <w:i/>
           <w:iCs/>
         </w:rPr>
-        <w:t xml:space="preserve">Removing the modality offset</w:t>
+        <w:t xml:space="preserve">Removing the offset between modalities</w:t>
       </w:r>
     </w:p>
     <w:p>
@@ -16364,7 +16192,7 @@
         <w:jc w:val="both"/>
       </w:pPr>
       <w:r>
-        <w:t xml:space="preserve">If the loss arises because text and images occupy different regions, removing the offset between them should reduce it. As a diagnostic, we subtract </w:t>
+        <w:t xml:space="preserve">If the loss happens because text and images are in different regions, removing the offset between them should reduce it. As a test, we subtract </w:t>
       </w:r>
       <m:oMath>
         <m:sSub>
@@ -16400,7 +16228,7 @@
         </m:sSub>
       </m:oMath>
       <w:r>
-        <w:t xml:space="preserve"> from the text queries, re-normalise, and rebuild every index </w:t>
+        <w:t xml:space="preserve"> from the text queries, normalise again, and rebuild every index </w:t>
       </w:r>
       <w:r>
         <w:rPr>
@@ -16410,7 +16238,7 @@
         <w:t xml:space="preserve">and the ground truth</w:t>
       </w:r>
       <w:r>
-        <w:t xml:space="preserve"> in the centred space (Table 9).</w:t>
+        <w:t xml:space="preserve"> in this centred space (Table 9).</w:t>
       </w:r>
     </w:p>
     <w:p>
@@ -17160,17 +16988,7 @@
         <w:jc w:val="both"/>
       </w:pPr>
       <w:r>
-        <w:t xml:space="preserve">Centring </w:t>
-      </w:r>
-      <w:r>
-        <w:rPr>
-          <w:b/>
-          <w:bCs/>
-        </w:rPr>
-        <w:t xml:space="preserve">halves HNSW's gap</w:t>
-      </w:r>
-      <w:r>
-        <w:t xml:space="preserve">, supporting (P2). For PQ it roughly doubles the contrast of </w:t>
+        <w:t xml:space="preserve">Centring cuts HNSW's gap roughly in half, which supports (P2). For PQ it roughly doubles the contrast of </w:t>
       </w:r>
       <w:r>
         <w:rPr>
@@ -17180,7 +16998,7 @@
         <w:t xml:space="preserve">both</w:t>
       </w:r>
       <w:r>
-        <w:t xml:space="preserve"> query types (COCO: 0.087 → 0.168 for images, 0.046 → 0.090 for text), so both recalls rise; but text queries still have half the image contrast and the gap remains, supporting (P1). Centring is not a usable improvement in itself, however, because it changes which images count as nearest: only 62–72% of each text query's original top-100 survives. The query-aware methods evaluated next keep the original ground truth.</w:t>
+        <w:t xml:space="preserve"> query types (COCO: 0.087 to 0.168 for images and 0.046 to 0.090 for text), so both recalls go up. Text queries still have half the contrast of image queries, though, and the gap stays, which supports (P1). Centring cannot be used as an improvement in practice, because it changes which images count as nearest: only 62 to 72% of each text query's original top-100 is still in its new top-100. The improvements in the next section keep the original ground truth.</w:t>
       </w:r>
     </w:p>
     <w:p>
@@ -17188,7 +17006,7 @@
         <w:pStyle w:val="Heading2"/>
       </w:pPr>
       <w:r>
-        <w:t xml:space="preserve">4.7 Evaluating query-aware index construction</w:t>
+        <w:t xml:space="preserve">4.7 Results of the improved methods</w:t>
       </w:r>
     </w:p>
     <w:p>
@@ -17197,7 +17015,7 @@
         <w:jc w:val="both"/>
       </w:pPr>
       <w:r>
-        <w:t xml:space="preserve">All results in this section are measured against the original exact top-100, so they compare directly with Sections 4.3–4.5.</w:t>
+        <w:t xml:space="preserve">Everything in this section is measured against the original exact top-100, so the numbers can be compared directly with Sections 4.3 to 4.5.</w:t>
       </w:r>
     </w:p>
     <w:p>
@@ -17636,7 +17454,7 @@
                 <w:sz w:val="18"/>
                 <w:szCs w:val="18"/>
               </w:rPr>
-              <w:t xml:space="preserve">—</w:t>
+              <w:t xml:space="preserve">-</w:t>
             </w:r>
           </w:p>
         </w:tc>
@@ -18360,7 +18178,7 @@
                 <w:sz w:val="18"/>
                 <w:szCs w:val="18"/>
               </w:rPr>
-              <w:t xml:space="preserve">—</w:t>
+              <w:t xml:space="preserve">-</w:t>
             </w:r>
           </w:p>
         </w:tc>
@@ -18632,7 +18450,7 @@
         <w:jc w:val="both"/>
       </w:pPr>
       <w:r>
-        <w:t xml:space="preserve">Table 10 and Figure 9 separate the three candidate explanations for HNSW's text penalty.</w:t>
+        <w:t xml:space="preserve">Table 10 and Figure 9 compare the three caption-based changes.</w:t>
       </w:r>
     </w:p>
     <w:p>
@@ -18650,10 +18468,10 @@
           <w:b/>
           <w:bCs/>
         </w:rPr>
-        <w:t xml:space="preserve">A better starting point does not help</w:t>
-      </w:r>
-      <w:r>
-        <w:t xml:space="preserve"> (variant 1): the descent through the upper layers is not where the search fails.</w:t>
+        <w:t xml:space="preserve">Better entry points (variant 1)</w:t>
+      </w:r>
+      <w:r>
+        <w:t xml:space="preserve"> do not help, so the descent through the upper layers is not where the search goes wrong.</w:t>
       </w:r>
     </w:p>
     <w:p>
@@ -18671,10 +18489,10 @@
           <w:b/>
           <w:bCs/>
         </w:rPr>
-        <w:t xml:space="preserve">Captions as nodes are harmful</w:t>
-      </w:r>
-      <w:r>
-        <w:t xml:space="preserve"> (variant 2): a caption node is far more similar to a text query (cosine ≈ 0.8) than any image (≈ 0.3), so caption nodes fill the entire beam and images are never reached. This is why RoarGraph uses queries to shape edges rather than as nodes.</w:t>
+        <w:t xml:space="preserve">Captions as nodes (variant 2)</w:t>
+      </w:r>
+      <w:r>
+        <w:t xml:space="preserve"> make things much worse. A caption node is far more similar to a text query (cosine about 0.8) than any image is (about 0.3), so caption nodes fill the whole beam and the search never reaches the images. This is why RoarGraph uses queries to shape the edges instead of adding them as nodes.</w:t>
       </w:r>
     </w:p>
     <w:p>
@@ -18692,20 +18510,10 @@
           <w:b/>
           <w:bCs/>
         </w:rPr>
-        <w:t xml:space="preserve">Caption-guided edges work</w:t>
-      </w:r>
-      <w:r>
-        <w:t xml:space="preserve"> (variant 3). On COCO, text recall rises from 0.88 to 0.95, Δ falls by 60%, and image recall even improves slightly. The gain holds at equal speed: plain HNSW reaches text recall 0.948 at about 1,470 QPS, while the edited graph reaches 0.947 at about 2,170 QPS, </w:t>
-      </w:r>
-      <w:r>
-        <w:rPr>
-          <w:b/>
-          <w:bCs/>
-        </w:rPr>
-        <w:t xml:space="preserve">1.5× faster</w:t>
-      </w:r>
-      <w:r>
-        <w:t xml:space="preserve">. On LAION the benefit grows with the number of training captions used — none at equal speed with 10% of them, and with all of them +7 points at </w:t>
+        <w:t xml:space="preserve">Caption-guided edges (variant 3)</w:t>
+      </w:r>
+      <w:r>
+        <w:t xml:space="preserve"> work. On COCO, text recall goes from 0.88 to 0.95, Δ drops by 60%, and image recall even goes up slightly. The gain holds at the same speed: plain HNSW reaches text recall 0.948 at about 1,470 QPS, while the modified graph reaches 0.947 at about 2,170 QPS, which is 1.5 times faster. On LAION the benefit grows with the number of training captions. With 10% of them there is no gain at equal speed, and with all of them text recall improves by 7 points at </w:t>
       </w:r>
       <m:oMath>
         <m:r>
@@ -18713,7 +18521,7 @@
         </m:r>
       </m:oMath>
       <w:r>
-        <w:t xml:space="preserve"> and 3–6 points at equal speed.</w:t>
+        <w:t xml:space="preserve"> and by 3 to 6 points at equal speed.</w:t>
       </w:r>
     </w:p>
     <w:p>
@@ -18722,7 +18530,7 @@
         <w:jc w:val="both"/>
       </w:pPr>
       <w:r>
-        <w:t xml:space="preserve">The construction cost is an offline exact top-16 search per training caption (73 s for COCO; 1.7 h on 32 cores for LAION's 1M captions), which adds 6.6 (COCO) and 11.0 (LAION) edges per node on average. The pattern confirms the model: text queries fail not because the search starts in the wrong place, but because the image graph lacks shortcuts between images that are jointly relevant to a caption without being close to each other.</w:t>
+        <w:t xml:space="preserve">Building the edges needs an offline exact top-16 search for each training caption, which took 73 s for COCO and 1.7 h on 32 cores for LAION's 1M captions. It adds 6.6 edges per node on COCO and 11.0 on LAION on average. Together these results support the model: the search starts in a reasonable place, but the image graph is missing links between images that are relevant to the same caption without being close to each other.</w:t>
       </w:r>
     </w:p>
     <w:p>
@@ -18746,7 +18554,7 @@
         <w:jc w:val="both"/>
       </w:pPr>
       <w:r>
-        <w:t xml:space="preserve">Table 11 crosses the two components of Section 3.7 — query weighting and the OPQ rotation — and adds the mixed weighting. The last two columns report the noise-to-margin ratio </w:t>
+        <w:t xml:space="preserve">Table 11 combines the two parts of Section 3.7, query weighting and the OPQ rotation, and also includes the mixed weighting. The last two columns give the error-to-contrast ratio </w:t>
       </w:r>
       <m:oMath>
         <m:r>
@@ -18754,7 +18562,7 @@
         </m:r>
       </m:oMath>
       <w:r>
-        <w:t xml:space="preserve"> of Eq. (12) at </w:t>
+        <w:t xml:space="preserve"> from Eq. (12) at </w:t>
       </w:r>
       <m:oMath>
         <m:r>
@@ -18797,7 +18605,7 @@
           <w:sz w:val="19"/>
           <w:szCs w:val="19"/>
         </w:rPr>
-        <w:t xml:space="preserve"> = 64 bytes per vector: recall@100 (image / text, Δ) and noise-to-margin ratio </w:t>
+        <w:t xml:space="preserve"> = 64 bytes per vector: recall@100 (image / text, Δ) and error-to-contrast ratio </w:t>
       </w:r>
       <m:oMath>
         <m:r>
@@ -20269,10 +20077,10 @@
           <w:b/>
           <w:bCs/>
         </w:rPr>
-        <w:t xml:space="preserve">The rotation is essential.</w:t>
-      </w:r>
-      <w:r>
-        <w:t xml:space="preserve"> Weighting alone concentrates variance in a few directions that a contiguous split quantizes badly; image recall collapses to 0.12–0.16 and </w:t>
+        <w:t xml:space="preserve">The rotation is necessary.</w:t>
+      </w:r>
+      <w:r>
+        <w:t xml:space="preserve"> Weighting on its own puts most of the variance into a few directions, which a fixed split into sub-vectors handles badly. Image recall drops to 0.12 to 0.16 and </w:t>
       </w:r>
       <m:oMath>
         <m:r>
@@ -20280,7 +20088,7 @@
         </m:r>
       </m:oMath>
       <w:r>
-        <w:t xml:space="preserve"> approaches 1.</w:t>
+        <w:t xml:space="preserve"> gets close to 1.</w:t>
       </w:r>
     </w:p>
     <w:p>
@@ -20298,10 +20106,10 @@
           <w:b/>
           <w:bCs/>
         </w:rPr>
-        <w:t xml:space="preserve">The gap is a design choice, not a law.</w:t>
-      </w:r>
-      <w:r>
-        <w:t xml:space="preserve"> Text-weighted OPQ raises COCO text recall from 0.51 to 0.79 (+55%) at the same 64 bytes and reverses the sign of the gap; on LAION it removes the gap at every code size.</w:t>
+        <w:t xml:space="preserve">Text weighting with OPQ helps text queries a lot.</w:t>
+      </w:r>
+      <w:r>
+        <w:t xml:space="preserve"> It raises COCO text recall from 0.51 to 0.79 (+55%) at the same 64 bytes, to the point where text queries do better than image queries. On LAION it removes the gap at every code size.</w:t>
       </w:r>
     </w:p>
     <w:p>
@@ -20319,10 +20127,10 @@
           <w:b/>
           <w:bCs/>
         </w:rPr>
-        <w:t xml:space="preserve">A mixture serves both query types.</w:t>
-      </w:r>
-      <w:r>
-        <w:t xml:space="preserve"> Mixed OPQ gives the best image recall and the second-best text recall on COCO, halving Δ.</w:t>
+        <w:t xml:space="preserve">Mixed weighting works for both query types.</w:t>
+      </w:r>
+      <w:r>
+        <w:t xml:space="preserve"> On COCO, mixed OPQ gives the best image recall and the second-best text recall, and halves Δ.</w:t>
       </w:r>
     </w:p>
     <w:p>
@@ -20340,10 +20148,10 @@
           <w:b/>
           <w:bCs/>
         </w:rPr>
-        <w:t xml:space="preserve">The mechanism is visible in ρ.</w:t>
-      </w:r>
-      <w:r>
-        <w:t xml:space="preserve"> On COCO the ratio orders the variants almost exactly as recall does, and mixed weighting equalises it across modalities (0.26 vs 0.26), which is when the gap is smallest. On LAION the ordering holds for text queries and broadly for images.</w:t>
+        <w:t xml:space="preserve">ρ follows recall.</w:t>
+      </w:r>
+      <w:r>
+        <w:t xml:space="preserve"> On COCO, the ratio ranks the variants in almost the same order as recall, and mixed weighting makes it equal for the two query types (0.26 and 0.26), which is where the gap is smallest. On LAION the ranking holds for text queries and mostly holds for image queries.</w:t>
       </w:r>
     </w:p>
     <w:p>
@@ -20359,7 +20167,7 @@
         <w:t xml:space="preserve">Re-ranking.</w:t>
       </w:r>
       <w:r>
-        <w:t xml:space="preserve"> A common alternative is to re-score PQ's top candidates with the full vectors. Re-ranking the top 1,000 (at most 21% slower) lifts </w:t>
+        <w:t xml:space="preserve"> Another common option is to re-score PQ's top candidates with the full vectors. Re-ranking the top 1,000 (at most 21% slower) raises recall at </w:t>
       </w:r>
       <m:oMath>
         <m:r>
@@ -20367,7 +20175,7 @@
         </m:r>
       </m:oMath>
       <w:r>
-        <w:t xml:space="preserve"> = 64 recall to 0.998 / 0.974 on COCO and 0.968 / 0.895 on LAION, but requires the full vectors in RAM or on SSD — giving up PQ's memory advantage — and cannot recover neighbours missing from the candidate list. With short codes the gap even widens as the list grows (LAION, </w:t>
+        <w:t xml:space="preserve"> = 64 to 0.998 / 0.974 on COCO and 0.968 / 0.895 on LAION. However, this needs the full vectors in RAM or on SSD, which removes PQ's memory advantage, and it cannot recover neighbours that never made it into the candidate list. With short codes the gap even grows as the list gets longer (LAION, </w:t>
       </w:r>
       <m:oMath>
         <m:r>
@@ -20375,7 +20183,7 @@
         </m:r>
       </m:oMath>
       <w:r>
-        <w:t xml:space="preserve"> = 16: Δ 0.12 → 0.20 from 200 to 1,000 candidates). Query-aware codes and re-ranking are therefore complementary: better codes put more true neighbours into the list that re-ranking sorts.</w:t>
+        <w:t xml:space="preserve"> = 16: Δ goes from 0.12 to 0.20 between 200 and 1,000 candidates). The two approaches work well together: better codes put more true neighbours into the list, and re-ranking then puts them in the right order.</w:t>
       </w:r>
     </w:p>
     <w:p>
@@ -20404,7 +20212,7 @@
           <wp:inline distT="0" distB="0" distL="0" distR="0">
             <wp:extent cx="5581650" cy="3667125"/>
             <wp:effectExtent t="0" r="0" b="0" l="0"/>
-            <wp:docPr id="1" name="fig11_lsh_variants.png" descr="LSH variants: recall@100 against code length. Top: image queries (the three data-dependent variants coincide). Bottom: text queries." title="Figure 11"/>
+            <wp:docPr id="1" name="fig11_lsh_variants.png" descr="LSH variants: recall@100 against code length. Top: image queries (the three data-dependent variants overlap). Bottom: text queries." title="Figure 11"/>
             <wp:cNvGraphicFramePr>
               <a:graphicFrameLocks xmlns:a="http://schemas.openxmlformats.org/drawingml/2006/main" noChangeAspect="1"/>
             </wp:cNvGraphicFramePr>
@@ -20460,7 +20268,7 @@
           <w:sz w:val="19"/>
           <w:szCs w:val="19"/>
         </w:rPr>
-        <w:t xml:space="preserve">LSH variants: recall@100 against code length. Top: image queries (the three data-dependent variants coincide). Bottom: text queries.</w:t>
+        <w:t xml:space="preserve">LSH variants: recall@100 against code length. Top: image queries (the three data-dependent variants overlap). Bottom: text queries.</w:t>
       </w:r>
     </w:p>
     <w:p>
@@ -20469,7 +20277,7 @@
         <w:jc w:val="both"/>
       </w:pPr>
       <w:r>
-        <w:t xml:space="preserve">Figure 11 compares plain LSH with the three variants of Section 3.6.</w:t>
+        <w:t xml:space="preserve">Figure 11 compares plain LSH with the three variants from Section 3.6.</w:t>
       </w:r>
     </w:p>
     <w:p>
@@ -20487,10 +20295,10 @@
           <w:b/>
           <w:bCs/>
         </w:rPr>
-        <w:t xml:space="preserve">For image queries, balanced bits help when bits are scarce</w:t>
-      </w:r>
-      <w:r>
-        <w:t xml:space="preserve"> (COCO, 128 bits: 0.27 → 0.35), although plain LSH is slightly better at 4,096 bits.</w:t>
+        <w:t xml:space="preserve">Image queries:</w:t>
+      </w:r>
+      <w:r>
+        <w:t xml:space="preserve"> balanced bits help when there are few bits (COCO, 128 bits: 0.27 to 0.35), although plain LSH is slightly better at 4,096 bits.</w:t>
       </w:r>
     </w:p>
     <w:p>
@@ -20508,10 +20316,10 @@
           <w:b/>
           <w:bCs/>
         </w:rPr>
-        <w:t xml:space="preserve">For text queries, image-based adjustments are harmful</w:t>
-      </w:r>
-      <w:r>
-        <w:t xml:space="preserve">: median thresholds and image-mean centring reduce text recall at 4,096 bits to 0.22 (COCO) and 0.07 (LAION), from 0.56 and 0.52. Every hyperplane now passes through the image cone, so a text query, lying outside it, falls on the same side of most hyperplanes and its code barely varies — the failure anticipated in Section 3.6.</w:t>
+        <w:t xml:space="preserve">Text queries with image-based adjustments:</w:t>
+      </w:r>
+      <w:r>
+        <w:t xml:space="preserve"> median thresholds and image-mean centring make text recall much worse. At 4,096 bits it drops to 0.22 on COCO and 0.07 on LAION, from 0.56 and 0.52. Every hyperplane now passes through the image cone, so a text query, which lies outside it, ends up on the same side of most hyperplanes and its code hardly changes from query to query, as expected from Section 3.6.</w:t>
       </w:r>
     </w:p>
     <w:p>
@@ -20529,10 +20337,10 @@
           <w:b/>
           <w:bCs/>
         </w:rPr>
-        <w:t xml:space="preserve">Modality-aware centring (Eq. 13) recovers and exceeds the baseline</w:t>
-      </w:r>
-      <w:r>
-        <w:t xml:space="preserve">: text recall roughly doubles at mid-range budgets (COCO, 512 bits: 0.18 → 0.33; LAION, 1,024 bits: 0.23 → 0.40), and the LAION gap at 4,096 bits falls from 0.29 to 0.12.</w:t>
+        <w:t xml:space="preserve">Modality-aware centring (Eq. 13)</w:t>
+      </w:r>
+      <w:r>
+        <w:t xml:space="preserve"> fixes this and does better than plain LSH. Text recall roughly doubles at medium code lengths (COCO, 512 bits: 0.18 to 0.33; LAION, 1,024 bits: 0.23 to 0.40), and the LAION gap at 4,096 bits falls from 0.29 to 0.12.</w:t>
       </w:r>
     </w:p>
     <w:p>
@@ -20549,7 +20357,7 @@
         <w:jc w:val="both"/>
       </w:pPr>
       <w:r>
-        <w:t xml:space="preserve">Figure 12 shows three COCO test captions, chosen to illustrate the two failure modes, with the exact top-10 images and each method's top-10.</w:t>
+        <w:t xml:space="preserve">Figure 12 shows three COCO test captions, picked to show the two kinds of failure, together with the exact top-10 images and each method's top-10.</w:t>
       </w:r>
     </w:p>
     <w:p>
@@ -20661,10 +20469,10 @@
           <w:b/>
           <w:bCs/>
         </w:rPr>
-        <w:t xml:space="preserve">HNSW stalls in a neighbouring region.</w:t>
-      </w:r>
-      <w:r>
-        <w:t xml:space="preserve"> For the long train caption it drifts into lorries and car parks (recall@10 = 0.5); with caption-guided edges it returns exactly the true top-10.</w:t>
+        <w:t xml:space="preserve">HNSW gets stuck in a nearby region.</w:t>
+      </w:r>
+      <w:r>
+        <w:t xml:space="preserve"> For the long caption about a train it drifts towards lorries and car parks (recall@10 = 0.5). With caption-guided edges it returns exactly the true top-10.</w:t>
       </w:r>
     </w:p>
     <w:p>
@@ -20682,10 +20490,10 @@
           <w:b/>
           <w:bCs/>
         </w:rPr>
-        <w:t xml:space="preserve">PQ finds the topic but not the order.</w:t>
-      </w:r>
-      <w:r>
-        <w:t xml:space="preserve"> For the baseball caption every PQ result is a plausible baseball photo, yet none is in the exact top-10: hundreds of near-identical scores are reshuffled by small errors — low contrast in action. The example also shows a limitation of recall against exact search, since a user might well be satisfied with PQ's answer.</w:t>
+        <w:t xml:space="preserve">PQ finds the right topic but the wrong order.</w:t>
+      </w:r>
+      <w:r>
+        <w:t xml:space="preserve"> For the baseball caption every PQ result is a reasonable baseball photo, but none of them is in the exact top-10. Hundreds of images have almost the same score, and small errors reshuffle them. This example also shows a limitation of measuring recall against exact search, since a user might be perfectly happy with PQ's results.</w:t>
       </w:r>
     </w:p>
     <w:p>
@@ -20703,10 +20511,10 @@
           <w:b/>
           <w:bCs/>
         </w:rPr>
-        <w:t xml:space="preserve">Success is the norm for HNSW.</w:t>
-      </w:r>
-      <w:r>
-        <w:t xml:space="preserve"> Averaged over all captions, text recall@10 is 0.949 for plain HNSW and 0.987 with caption-guided edges.</w:t>
+        <w:t xml:space="preserve">HNSW usually succeeds.</w:t>
+      </w:r>
+      <w:r>
+        <w:t xml:space="preserve"> Over all captions, text recall@10 is 0.949 for plain HNSW and 0.987 with caption-guided edges.</w:t>
       </w:r>
     </w:p>
     <w:p>
@@ -20745,7 +20553,7 @@
           <w:sz w:val="19"/>
           <w:szCs w:val="19"/>
         </w:rPr>
-        <w:t xml:space="preserve">Summary of the three methods, from our measurements.</w:t>
+        <w:t xml:space="preserve">Summary of the three methods, based on our measurements.</w:t>
       </w:r>
     </w:p>
     <w:tbl>
@@ -20954,7 +20762,7 @@
                 <w:sz w:val="18"/>
                 <w:szCs w:val="18"/>
               </w:rPr>
-              <w:t xml:space="preserve">Recall@100 0.98–0.99 at 30–51× exact speed; tunable at query time; text loss shrinks with </w:t>
+              <w:t xml:space="preserve">Recall@100 of 0.98 to 0.99 at 30 to 51× exact speed; tunable at query time; text loss shrinks with </w:t>
             </w:r>
             <m:oMath>
               <m:r>
@@ -20995,7 +20803,7 @@
                 <w:sz w:val="18"/>
                 <w:szCs w:val="18"/>
               </w:rPr>
-              <w:t xml:space="preserve">More memory than the raw vectors; slow build; text penalty grows with corpus size</w:t>
+              <w:t xml:space="preserve">More memory than the raw vectors; slow to build; text loss grows with corpus size</w:t>
             </w:r>
           </w:p>
         </w:tc>
@@ -21024,7 +20832,7 @@
                 <w:sz w:val="18"/>
                 <w:szCs w:val="18"/>
               </w:rPr>
-              <w:t xml:space="preserve">Latency-critical serving with sufficient RAM</w:t>
+              <w:t xml:space="preserve">Low-latency search when there is enough RAM</w:t>
             </w:r>
           </w:p>
         </w:tc>
@@ -21087,7 +20895,7 @@
                 <w:sz w:val="18"/>
                 <w:szCs w:val="18"/>
               </w:rPr>
-              <w:t xml:space="preserve">32–240× smaller; fast build; query-weighted OPQ recovers text recall</w:t>
+              <w:t xml:space="preserve">32 to 240× smaller; fast to build; query-weighted OPQ recovers text recall</w:t>
             </w:r>
           </w:p>
         </w:tc>
@@ -21116,7 +20924,7 @@
                 <w:sz w:val="18"/>
                 <w:szCs w:val="18"/>
               </w:rPr>
-              <w:t xml:space="preserve">Recall ≤ 0.66 alone; flat scan barely faster than exact; gap does not shrink with longer codes</w:t>
+              <w:t xml:space="preserve">Recall at most 0.66 on its own; flat scan barely faster than exact; gap does not shrink with longer codes</w:t>
             </w:r>
           </w:p>
         </w:tc>
@@ -21145,7 +20953,7 @@
                 <w:sz w:val="18"/>
                 <w:szCs w:val="18"/>
               </w:rPr>
-              <w:t xml:space="preserve">Memory-bound systems, as a first stage before re-ranking</w:t>
+              <w:t xml:space="preserve">Memory-limited systems, as a first stage before re-ranking</w:t>
             </w:r>
           </w:p>
         </w:tc>
@@ -21208,7 +21016,7 @@
                 <w:sz w:val="18"/>
                 <w:szCs w:val="18"/>
               </w:rPr>
-              <w:t xml:space="preserve">No training; builds in seconds; 5–10× faster scan than PQ at equal bits; well-understood error model</w:t>
+              <w:t xml:space="preserve">No training; builds in seconds; scans 5 to 10× faster than PQ at equal bits; simple error model</w:t>
             </w:r>
           </w:p>
         </w:tc>
@@ -21237,7 +21045,7 @@
                 <w:sz w:val="18"/>
                 <w:szCs w:val="18"/>
               </w:rPr>
-              <w:t xml:space="preserve">Needs 4,096 bits for recall 0.8; largest text gap (up to 0.40); image-fitted variants collapse text recall</w:t>
+              <w:t xml:space="preserve">Needs 4,096 bits for recall 0.8; largest text gap (up to 0.40); image-based variants destroy text recall</w:t>
             </w:r>
           </w:p>
         </w:tc>
@@ -21291,17 +21099,7 @@
         <w:jc w:val="both"/>
       </w:pPr>
       <w:r>
-        <w:t xml:space="preserve">The experiments isolate two mechanisms behind the modality penalty. </w:t>
-      </w:r>
-      <w:r>
-        <w:rPr>
-          <w:b/>
-          <w:bCs/>
-        </w:rPr>
-        <w:t xml:space="preserve">Low neighbour contrast</w:t>
-      </w:r>
-      <w:r>
-        <w:t xml:space="preserve"> is a property of the queries, not of the index: it appears even in LSH, which learns nothing, and extra code length reduces it only slowly (</w:t>
+        <w:t xml:space="preserve">Our experiments point to two separate causes of the text-query loss. The first is low neighbour contrast. It is a property of the queries, which is why it shows up even in LSH, and longer codes only reduce its effect slowly (</w:t>
       </w:r>
       <m:oMath>
         <m:r>
@@ -21320,24 +21118,7 @@
         </m:rad>
       </m:oMath>
       <w:r>
-        <w:t xml:space="preserve">). What removes it is spending the code's precision where the queries need it — query-weighted codebooks or modality-aware hash boundaries. </w:t>
-      </w:r>
-      <w:r>
-        <w:rPr>
-          <w:b/>
-          <w:bCs/>
-        </w:rPr>
-        <w:t xml:space="preserve">Distance from the data</w:t>
-      </w:r>
-      <w:r>
-        <w:t xml:space="preserve"> is specific to graph search: it grows with corpus size, is halved by centring, and is remedied not by a better starting point but by edges that connect images relevant to the same caption. Both mechanisms point to one principle: </w:t>
-      </w:r>
-      <w:r>
-        <w:rPr>
-          <w:b/>
-          <w:bCs/>
-        </w:rPr>
-        <w:t xml:space="preserve">an ANN index should be constructed for the distribution of queries it will serve, not only for the data it stores.</w:t>
+        <w:t xml:space="preserve">). What helps is putting the precision of the code where the queries need it, with query-weighted codebooks or hash functions centred on each modality. The second is distance from the data, which only affects graph search. It grows with corpus size, is roughly halved by centring, and is reduced by adding edges between images that are relevant to the same caption, while a better starting point makes no difference. In both cases, building the index with the expected queries in mind, and not only the stored data, gave the biggest improvement.</w:t>
       </w:r>
     </w:p>
     <w:p>
@@ -21346,7 +21127,7 @@
         <w:jc w:val="both"/>
       </w:pPr>
       <w:r>
-        <w:t xml:space="preserve">Within each method, the parameters behave as follows. For LSH, code length </w:t>
+        <w:t xml:space="preserve">The parameters of each method behave as follows. For LSH, code length </w:t>
       </w:r>
       <m:oMath>
         <m:r>
@@ -21354,7 +21135,7 @@
         </m:r>
       </m:oMath>
       <w:r>
-        <w:t xml:space="preserve"> is the only lever and its returns diminish as </w:t>
+        <w:t xml:space="preserve"> is the only option, and its benefit shrinks as </w:t>
       </w:r>
       <m:oMath>
         <m:r>
@@ -21381,7 +21162,7 @@
         </m:r>
       </m:oMath>
       <w:r>
-        <w:t xml:space="preserve"> sets the memory–accuracy trade-off, but the choice of objective (rotation and weighting) matters more for text queries than doubling </w:t>
+        <w:t xml:space="preserve"> sets the trade-off between memory and accuracy, but for text queries the choice of objective (rotation and weighting) matters more than doubling </w:t>
       </w:r>
       <m:oMath>
         <m:r>
@@ -21397,7 +21178,7 @@
         </m:r>
       </m:oMath>
       <w:r>
-        <w:t xml:space="preserve"> is the most effective query-time lever, </w:t>
+        <w:t xml:space="preserve"> is the most useful setting at query time, </w:t>
       </w:r>
       <m:oMath>
         <m:r>
@@ -21439,10 +21220,10 @@
           <w:b/>
           <w:bCs/>
         </w:rPr>
-        <w:t xml:space="preserve">Tune and evaluate on the queries that will be served.</w:t>
-      </w:r>
-      <w:r>
-        <w:t xml:space="preserve"> An HNSW index tuned to 0.94–0.99 recall on image queries delivers 0.75–0.88 on captions; matching it costs 3–5× more search time.</w:t>
+        <w:t xml:space="preserve">Tune and evaluate with the queries the system will actually get.</w:t>
+      </w:r>
+      <w:r>
+        <w:t xml:space="preserve"> An HNSW index tuned to 0.94 to 0.99 recall on image queries gives 0.75 to 0.88 on captions, and matching the image-query recall makes search 3 to 5 times slower.</w:t>
       </w:r>
     </w:p>
     <w:p>
@@ -21460,10 +21241,10 @@
           <w:b/>
           <w:bCs/>
         </w:rPr>
-        <w:t xml:space="preserve">If a sample of real queries exists, use it at build time.</w:t>
-      </w:r>
-      <w:r>
-        <w:t xml:space="preserve"> Caption-guided edges cost no memory; query-weighted OPQ costs one </w:t>
+        <w:t xml:space="preserve">Use a sample of real queries at build time if one is available.</w:t>
+      </w:r>
+      <w:r>
+        <w:t xml:space="preserve"> Caption-guided edges cost no memory, and query-weighted OPQ costs one </w:t>
       </w:r>
       <m:oMath>
         <m:r>
@@ -21489,10 +21270,10 @@
           <w:b/>
           <w:bCs/>
         </w:rPr>
-        <w:t xml:space="preserve">Do not centre or threshold with image statistics alone</w:t>
-      </w:r>
-      <w:r>
-        <w:t xml:space="preserve"> when queries come from another modality.</w:t>
+        <w:t xml:space="preserve">Do not centre or threshold using image statistics alone</w:t>
+      </w:r>
+      <w:r>
+        <w:t xml:space="preserve"> when the queries come from another modality.</w:t>
       </w:r>
     </w:p>
     <w:p>
@@ -21514,7 +21295,7 @@
         <w:jc w:val="both"/>
       </w:pPr>
       <w:r>
-        <w:t xml:space="preserve">We use one encoder (CLIP ViT-B/32); newer encoders may have a smaller modality gap.</w:t>
+        <w:t xml:space="preserve">We only use one encoder (CLIP ViT-B/32). Newer encoders may have a smaller modality gap.</w:t>
       </w:r>
     </w:p>
     <w:p>
@@ -21528,7 +21309,7 @@
         <w:jc w:val="both"/>
       </w:pPr>
       <w:r>
-        <w:t xml:space="preserve">Timing is single-threaded on CPU. To finish in time, independent jobs ran concurrently on separate cores of one server; this may lower absolute QPS (mainly for memory-bound scans on LAION) but never affects recall.</w:t>
+        <w:t xml:space="preserve">All timing is single-threaded on CPU. To finish in time, independent jobs ran at the same time on separate cores of one server. This may lower absolute QPS, mainly for the memory-heavy scans on LAION, but it does not affect recall.</w:t>
       </w:r>
     </w:p>
     <w:p>
@@ -21542,7 +21323,7 @@
         <w:jc w:val="both"/>
       </w:pPr>
       <w:r>
-        <w:t xml:space="preserve">Recall is measured against exact search rather than human relevance, so an approximate “miss” may still be a relevant image (Figure 12).</w:t>
+        <w:t xml:space="preserve">Recall is measured against exact search, not against human judgement, so an approximate “miss” can still be a relevant image (Figure 12).</w:t>
       </w:r>
     </w:p>
     <w:p>
@@ -21556,7 +21337,7 @@
         <w:jc w:val="both"/>
       </w:pPr>
       <w:r>
-        <w:t xml:space="preserve">The query-aware methods require a sample of training queries from the same distribution as the real ones; we did not study robustness to a shift between the two.</w:t>
+        <w:t xml:space="preserve">The improved methods need a sample of training queries from the same distribution as the real queries. We did not test what happens when the two distributions differ.</w:t>
       </w:r>
     </w:p>
     <w:p>
@@ -21573,7 +21354,7 @@
         <w:jc w:val="both"/>
       </w:pPr>
       <w:r>
-        <w:t xml:space="preserve">We compared hashing (LSH), quantization (PQ) and graph (HNSW) indexes for text-to-image search on CLIP embeddings, on COCO (122k images) and LAION (1M images), searching each index with both image and text queries. With image queries the classic trade-off holds: HNSW is the fastest and most accurate, PQ the most compact, and LSH the cheapest to build. With text queries every method loses recall at every setting — the data-independent LSH most of all.</w:t>
+        <w:t xml:space="preserve">We compared hashing (LSH), quantization (PQ) and graph (HNSW) indexes for text-to-image search with CLIP embeddings on COCO (122k images) and LAION (1M images), searching each index with both image and text queries. With image queries we see the usual trade-off: HNSW is the fastest and most accurate, PQ is the smallest, and LSH is the cheapest to build. With text queries every method loses recall at every setting, and LSH loses the most even though it does not learn from the data.</w:t>
       </w:r>
     </w:p>
     <w:p>
@@ -21582,7 +21363,7 @@
         <w:jc w:val="both"/>
       </w:pPr>
       <w:r>
-        <w:t xml:space="preserve">A score-margin model explains these results. Text queries' true neighbours are bunched together, which magnifies the error of approximate scoring (LSH, PQ); for LSH a binomial analysis reproduces the measured swap rates and the eight-fold increase in code length that text queries require. Text queries also lie far from every image, which weakens greedy graph routing (HNSW) increasingly as the corpus grows. The model led to three query-aware construction methods that keep the exact ground truth: caption-guided edges in HNSW's unused slots (COCO text recall 0.88 → 0.95, no extra memory), query-weighted OPQ (PQ text recall 0.51 → 0.79 at 64 bytes), and modality-aware LSH centring (text recall roughly doubled at mid-range budgets).</w:t>
+        <w:t xml:space="preserve">Two properties of text queries explain this. Their true neighbours have very similar scores, so the scoring errors of LSH and PQ reorder them. For LSH, a binomial model matches the measured swap rates and explains why text queries need about eight times longer codes. Text queries are also far from every image, which makes HNSW's greedy search stop in the wrong place, and this gets worse as the corpus grows. Based on this, we improved each method while keeping the exact ground truth: caption-guided edges in HNSW's unused slots (COCO text recall from 0.88 to 0.95 with no extra memory), query-weighted OPQ (PQ text recall from 0.51 to 0.79 at 64 bytes), and modality-aware centring for LSH (text recall roughly doubled at medium code lengths).</w:t>
       </w:r>
     </w:p>
     <w:p>
@@ -21591,7 +21372,7 @@
         <w:jc w:val="both"/>
       </w:pPr>
       <w:r>
-        <w:t xml:space="preserve">The broader lesson is that cross-modal search indexes should be built, tuned and evaluated with the queries they will actually serve. Natural next steps are a GPU pipeline for caption-guided edges at web scale, combining the graph and quantization methods in IVF-PQ or disk-based graph indexes, and repeating the study with newer encoders.</w:t>
+        <w:t xml:space="preserve">In short, indexes for cross-modal search should be built, tuned and evaluated with the kind of queries they will actually receive. Possible future work includes computing caption-guided edges on a GPU for web-scale data, combining the graph and quantization improvements in IVF-PQ or disk-based graph indexes, and repeating the study with newer encoders.</w:t>
       </w:r>
     </w:p>
     <w:p>
@@ -21942,7 +21723,7 @@
         <w:sz w:val="17"/>
         <w:szCs w:val="17"/>
       </w:rPr>
-      <w:t xml:space="preserve">SC4020 Technical Review — Cross-Modal Nearest Neighbour Search</w:t>
+      <w:t xml:space="preserve">SC4020 Technical Review: Cross-Modal Nearest Neighbour Search</w:t>
     </w:r>
   </w:p>
 </w:hdr>

--- a/report/group_XX_report.docx
+++ b/report/group_XX_report.docx
@@ -195,7 +195,7 @@
         <w:t xml:space="preserve">cross-modal</w:t>
       </w:r>
       <w:r>
-        <w:t xml:space="preserve"> search. A caption and a photo are mapped into the same 512-dimensional space, and the photos closest to the caption are returned. However, the two modalities do not mix in this space. Each sits in its own narrow cone, and the two cones are far apart (Liang et al., 2022). In our data a caption and its own photo have a cosine similarity of only about 0.3. So an index whose structure was learned from image vectors gets queries from a region it has never seen. The VIBE benchmark (Jääsaari et al., 2025) lists these out-of-distribution (OOD) queries as a major weak point of current ANN methods, but it does not explain why the different index families fail, or how much of the problem comes from the queries themselves.</w:t>
+        <w:t xml:space="preserve"> search. A caption and a photo are mapped into the same 512-dimensional space, and the photos closest to the caption are returned. However, the two modalities do not mix in this space. Each sits in its own narrow cone, and the two cones are far apart (Liang et al., 2022). In our data a caption and its own photo have a cosine similarity of only about 0.3. So an index whose structure was learned from image vectors gets queries from a region it has never seen. The VIBE benchmark (Jääsaari et al., 2026) shows that the throughput of general-purpose ANN methods drops sharply on such out-of-distribution (OOD) queries, and explains this briefly: an OOD query can be far from the corpus, and its nearest neighbours can be far from the query and from each other. We look at this more closely, with a controlled comparison across three index families and measurements for each query.</w:t>
       </w:r>
     </w:p>
     <w:p>
@@ -234,7 +234,7 @@
         <w:t xml:space="preserve">HNSW</w:t>
       </w:r>
       <w:r>
-        <w:t xml:space="preserve"> (graph, learns a neighbourhood graph from data), which is outside the syllabus and is the default index in pgvector, Milvus and Weaviate. In this report we:</w:t>
+        <w:t xml:space="preserve"> (graph, learns a neighbourhood graph from data), which is outside the syllabus and is widely used in vector databases such as pgvector, Milvus and Weaviate. In this report we:</w:t>
       </w:r>
     </w:p>
     <w:p>
@@ -1225,7 +1225,7 @@
         <w:t xml:space="preserve">more</w:t>
       </w:r>
       <w:r>
-        <w:t xml:space="preserve"> similar than the non-matching pairs. Nothing in it asks the image and text vectors to overlap. Liang et al. (2022) show that, as a result, each encoder maps its inputs into a narrow cone, and the two cones are separated by a roughly constant offset. With </w:t>
+        <w:t xml:space="preserve"> similar than the non-matching pairs. Nothing in it asks the image and text vectors to overlap. Liang et al. (2022) show that each encoder maps its inputs into a narrow cone, an effect that is already present at random initialisation, and that contrastive training then keeps the two cones apart. With </w:t>
       </w:r>
       <m:oMath>
         <m:sSub>
@@ -1363,7 +1363,7 @@
         <w:t xml:space="preserve">ANN benchmarks.</w:t>
       </w:r>
       <w:r>
-        <w:t xml:space="preserve"> We follow the recall versus throughput methodology of ann-benchmarks (Aumüller et al., 2020) and the FAISS library (Douze et al., 2024). VIBE (Jääsaari et al., 2025) adds newer embedding datasets, including LAION with text queries, and finds that graph indexes lose accuracy on them. We use its protocol and its LAION data, and we extend the comparison to hashing and quantization and look at the cause of the loss.</w:t>
+        <w:t xml:space="preserve"> We follow the recall versus throughput methodology of ann-benchmarks (Aumüller et al., 2020) and the FAISS library (Douze et al., 2024). VIBE (Jääsaari et al., 2026) adds newer embedding datasets, including LAION with text queries, and finds that general-purpose methods, graph indexes included, need much more time to reach the same recall on these queries. We use its protocol and its LAION data, and we extend the comparison to hashing and quantization and look at the cause of the loss.</w:t>
       </w:r>
     </w:p>
     <w:p>
@@ -1395,7 +1395,7 @@
         <w:t xml:space="preserve">Query-aware quantization.</w:t>
       </w:r>
       <w:r>
-        <w:t xml:space="preserve"> OPQ (Ge et al., 2014) learns a rotation that spreads variance evenly across the PQ sub-spaces. ScaNN (Guo et al., 2020) points out that for inner-product search, quantization error in the direction of the query matters more than error orthogonal to it, and weights the loss to reflect this. Our query-weighted PQ (Section 3.7) is a closed-form variant that weights the error by the second-moment matrix of the queries.</w:t>
+        <w:t xml:space="preserve"> OPQ (Ge et al., 2014) learns a rotation of the data before PQ to reduce quantization error, which in practice spreads the variance more evenly across the sub-spaces. ScaNN (Guo et al., 2020) points out that for inner-product search, reconstruction error is not the right objective, because what matters is the error in the inner products with the queries. Its anisotropic loss penalises the part of the error parallel to the data point more than the orthogonal part. Our query-weighted PQ (Section 3.7) is a closed-form variant that weights the error by the second-moment matrix of the queries.</w:t>
       </w:r>
     </w:p>
     <w:p>
@@ -4874,7 +4874,7 @@
         </m:r>
       </m:oMath>
       <w:r>
-        <w:t xml:space="preserve">.</w:t>
+        <w:t xml:space="preserve">. VIBE gives a similar qualitative explanation for the slowdown it observes on OOD queries.</w:t>
       </w:r>
     </w:p>
     <w:p>
@@ -5841,7 +5841,7 @@
         </m:r>
       </m:oMath>
       <w:r>
-        <w:t xml:space="preserve"> matrix–vector product. This is a closed-form relative of ScaNN's anisotropic loss (Guo et al., 2020), since both weight quantization error by how much it changes the query score instead of by its Euclidean size.</w:t>
+        <w:t xml:space="preserve"> matrix–vector product. This is related to ScaNN's anisotropic loss (Guo et al., 2020), since both weight quantization error by how much it changes the inner products instead of by its Euclidean size, but ours is a closed-form transform based on the query statistics.</w:t>
       </w:r>
     </w:p>
     <w:p>
@@ -7297,7 +7297,7 @@
         <w:t xml:space="preserve">Protocol.</w:t>
       </w:r>
       <w:r>
-        <w:t xml:space="preserve"> We follow the VIBE protocol (Jääsaari et al., 2025). (i) </w:t>
+        <w:t xml:space="preserve"> We follow the VIBE protocol (Jääsaari et al., 2026). (i) </w:t>
       </w:r>
       <w:r>
         <w:rPr>
@@ -18492,7 +18492,7 @@
         <w:t xml:space="preserve">Captions as nodes (variant 2)</w:t>
       </w:r>
       <w:r>
-        <w:t xml:space="preserve"> make things much worse. A caption node is far more similar to a text query (cosine about 0.8) than any image is (about 0.3), so caption nodes fill the whole beam and the search never reaches the images. This is why RoarGraph uses queries to shape the edges instead of adding them as nodes.</w:t>
+        <w:t xml:space="preserve"> make things much worse. A caption node is far more similar to a text query (cosine about 0.8) than any image is (about 0.3), so caption nodes fill the whole beam and the search never reaches the images. RoarGraph also uses training queries only to choose edges between data points, and the queries are not part of its final graph.</w:t>
       </w:r>
     </w:p>
     <w:p>
@@ -21506,7 +21506,7 @@
           <w:sz w:val="22"/>
           <w:szCs w:val="22"/>
         </w:rPr>
-        <w:t xml:space="preserve">E. Jääsaari et al. VIBE: Vector Index Benchmark for Embeddings. arXiv:2505.17810, 2025.</w:t>
+        <w:t xml:space="preserve">E. Jääsaari, V. Hyvönen, M. Ceccarello, T. Roos, M. Aumüller. VIBE: Vector Index Benchmark for Embeddings. Journal of Data-centric Machine Learning Research, 2026. arXiv:2505.17810.</w:t>
       </w:r>
     </w:p>
     <w:p>

--- a/report/group_XX_report.docx
+++ b/report/group_XX_report.docx
@@ -5397,7 +5397,7 @@
         </m:sSub>
       </m:oMath>
       <w:r>
-        <w:t xml:space="preserve"> is estimated from the training captions. This lines up the centres of the two cones before hashing. The database codes are the same as for image-centred LSH, so there is no extra build cost.</w:t>
+        <w:t xml:space="preserve"> is estimated from the training captions. This lines up the centres of the two cones before hashing. The change targets text queries only: the database and image queries are hashed exactly as in image-mean centring, so image-query results are unchanged by construction and there is no extra build cost.</w:t>
       </w:r>
     </w:p>
     <w:p>
@@ -17065,7 +17065,7 @@
           <w:sz w:val="19"/>
           <w:szCs w:val="19"/>
         </w:rPr>
-        <w:t xml:space="preserve"> = 100 (recall@100). Variants 1 and 2 are the ablations described in Section 3.8.</w:t>
+        <w:t xml:space="preserve"> = 100 (recall@100). Variants 1 and 2 are the ablations described in Section 3.8. Bold: best recall per dataset; underlined: second best (COCO only, since LAION has two rows).</w:t>
       </w:r>
     </w:p>
     <w:tbl>
@@ -17366,6 +17366,7 @@
               <w:rPr>
                 <w:sz w:val="18"/>
                 <w:szCs w:val="18"/>
+                <w:u w:val="single"/>
               </w:rPr>
               <w:t xml:space="preserve">0.986</w:t>
             </w:r>
@@ -17395,6 +17396,7 @@
               <w:rPr>
                 <w:sz w:val="18"/>
                 <w:szCs w:val="18"/>
+                <w:u w:val="single"/>
               </w:rPr>
               <w:t xml:space="preserve">0.884</w:t>
             </w:r>
@@ -17545,6 +17547,7 @@
               <w:rPr>
                 <w:sz w:val="18"/>
                 <w:szCs w:val="18"/>
+                <w:u w:val="single"/>
               </w:rPr>
               <w:t xml:space="preserve">0.986</w:t>
             </w:r>
@@ -17751,8 +17754,6 @@
             </w:pPr>
             <w:r>
               <w:rPr>
-                <w:b/>
-                <w:bCs/>
                 <w:sz w:val="18"/>
                 <w:szCs w:val="18"/>
               </w:rPr>
@@ -17965,8 +17966,6 @@
             </w:pPr>
             <w:r>
               <w:rPr>
-                <w:b/>
-                <w:bCs/>
                 <w:sz w:val="18"/>
                 <w:szCs w:val="18"/>
               </w:rPr>
@@ -18329,8 +18328,6 @@
             </w:pPr>
             <w:r>
               <w:rPr>
-                <w:b/>
-                <w:bCs/>
                 <w:sz w:val="18"/>
                 <w:szCs w:val="18"/>
               </w:rPr>
@@ -18617,7 +18614,19 @@
           <w:sz w:val="19"/>
           <w:szCs w:val="19"/>
         </w:rPr>
-        <w:t xml:space="preserve"> (image / text).</w:t>
+        <w:t xml:space="preserve"> (image / text). Bold: best in each column for each query type (highest recall, lowest </w:t>
+      </w:r>
+      <m:oMath>
+        <m:r>
+          <m:t xml:space="preserve">ρ</m:t>
+        </m:r>
+      </m:oMath>
+      <w:r>
+        <w:rPr>
+          <w:sz w:val="19"/>
+          <w:szCs w:val="19"/>
+        </w:rPr>
+        <w:t xml:space="preserve">); underlined: second best.</w:t>
       </w:r>
     </w:p>
     <w:tbl>
@@ -19197,8 +19206,16 @@
               <w:rPr>
                 <w:sz w:val="18"/>
                 <w:szCs w:val="18"/>
-              </w:rPr>
-              <w:t xml:space="preserve">0.773 / 0.665 (Δ 0.108)</w:t>
+                <w:u w:val="single"/>
+              </w:rPr>
+              <w:t xml:space="preserve">0.773</w:t>
+            </w:r>
+            <w:r>
+              <w:rPr>
+                <w:sz w:val="18"/>
+                <w:szCs w:val="18"/>
+              </w:rPr>
+              <w:t xml:space="preserve"> / 0.665 (Δ 0.108)</w:t>
             </w:r>
           </w:p>
         </w:tc>
@@ -19226,8 +19243,31 @@
               <w:rPr>
                 <w:sz w:val="18"/>
                 <w:szCs w:val="18"/>
-              </w:rPr>
-              <w:t xml:space="preserve">0.662 / 0.537 (Δ 0.124)</w:t>
+                <w:u w:val="single"/>
+              </w:rPr>
+              <w:t xml:space="preserve">0.662</w:t>
+            </w:r>
+            <w:r>
+              <w:rPr>
+                <w:sz w:val="18"/>
+                <w:szCs w:val="18"/>
+              </w:rPr>
+              <w:t xml:space="preserve"> / </w:t>
+            </w:r>
+            <w:r>
+              <w:rPr>
+                <w:sz w:val="18"/>
+                <w:szCs w:val="18"/>
+                <w:u w:val="single"/>
+              </w:rPr>
+              <w:t xml:space="preserve">0.537</w:t>
+            </w:r>
+            <w:r>
+              <w:rPr>
+                <w:sz w:val="18"/>
+                <w:szCs w:val="18"/>
+              </w:rPr>
+              <w:t xml:space="preserve"> (Δ 0.124)</w:t>
             </w:r>
           </w:p>
         </w:tc>
@@ -19253,10 +19293,19 @@
             </w:pPr>
             <w:r>
               <w:rPr>
-                <w:sz w:val="18"/>
-                <w:szCs w:val="18"/>
-              </w:rPr>
-              <w:t xml:space="preserve">0.26 / 0.36</w:t>
+                <w:b/>
+                <w:bCs/>
+                <w:sz w:val="18"/>
+                <w:szCs w:val="18"/>
+              </w:rPr>
+              <w:t xml:space="preserve">0.26</w:t>
+            </w:r>
+            <w:r>
+              <w:rPr>
+                <w:sz w:val="18"/>
+                <w:szCs w:val="18"/>
+              </w:rPr>
+              <w:t xml:space="preserve"> / 0.36</w:t>
             </w:r>
           </w:p>
         </w:tc>
@@ -19282,10 +19331,27 @@
             </w:pPr>
             <w:r>
               <w:rPr>
-                <w:sz w:val="18"/>
-                <w:szCs w:val="18"/>
-              </w:rPr>
-              <w:t xml:space="preserve">0.47 / 0.56</w:t>
+                <w:b/>
+                <w:bCs/>
+                <w:sz w:val="18"/>
+                <w:szCs w:val="18"/>
+              </w:rPr>
+              <w:t xml:space="preserve">0.47</w:t>
+            </w:r>
+            <w:r>
+              <w:rPr>
+                <w:sz w:val="18"/>
+                <w:szCs w:val="18"/>
+              </w:rPr>
+              <w:t xml:space="preserve"> / </w:t>
+            </w:r>
+            <w:r>
+              <w:rPr>
+                <w:sz w:val="18"/>
+                <w:szCs w:val="18"/>
+                <w:u w:val="single"/>
+              </w:rPr>
+              <w:t xml:space="preserve">0.56</w:t>
             </w:r>
           </w:p>
         </w:tc>
@@ -19524,70 +19590,113 @@
             </w:pPr>
             <w:r>
               <w:rPr>
+                <w:sz w:val="18"/>
+                <w:szCs w:val="18"/>
+              </w:rPr>
+              <w:t xml:space="preserve">Text-weighted OPQ</w:t>
+            </w:r>
+          </w:p>
+        </w:tc>
+        <w:tc>
+          <w:tcPr>
+            <w:tcW w:type="dxa" w:w="880"/>
+            <w:tcBorders>
+              <w:top w:val="none" w:color="FFFFFF" w:sz="0"/>
+              <w:left w:val="none" w:color="FFFFFF" w:sz="0"/>
+              <w:bottom w:val="none" w:color="FFFFFF" w:sz="0"/>
+              <w:right w:val="none" w:color="FFFFFF" w:sz="0"/>
+            </w:tcBorders>
+            <w:tcMar>
+              <w:top w:type="dxa" w:w="45"/>
+              <w:left w:type="dxa" w:w="80"/>
+              <w:bottom w:type="dxa" w:w="45"/>
+              <w:right w:type="dxa" w:w="80"/>
+            </w:tcMar>
+          </w:tcPr>
+          <w:p>
+            <w:pPr>
+              <w:jc w:val="center"/>
+            </w:pPr>
+            <w:r>
+              <w:rPr>
+                <w:sz w:val="18"/>
+                <w:szCs w:val="18"/>
+              </w:rPr>
+              <w:t xml:space="preserve">captions</w:t>
+            </w:r>
+          </w:p>
+        </w:tc>
+        <w:tc>
+          <w:tcPr>
+            <w:tcW w:type="dxa" w:w="660"/>
+            <w:tcBorders>
+              <w:top w:val="none" w:color="FFFFFF" w:sz="0"/>
+              <w:left w:val="none" w:color="FFFFFF" w:sz="0"/>
+              <w:bottom w:val="none" w:color="FFFFFF" w:sz="0"/>
+              <w:right w:val="none" w:color="FFFFFF" w:sz="0"/>
+            </w:tcBorders>
+            <w:tcMar>
+              <w:top w:type="dxa" w:w="45"/>
+              <w:left w:type="dxa" w:w="80"/>
+              <w:bottom w:type="dxa" w:w="45"/>
+              <w:right w:type="dxa" w:w="80"/>
+            </w:tcMar>
+          </w:tcPr>
+          <w:p>
+            <w:pPr>
+              <w:jc w:val="center"/>
+            </w:pPr>
+            <w:r>
+              <w:rPr>
+                <w:sz w:val="18"/>
+                <w:szCs w:val="18"/>
+              </w:rPr>
+              <w:t xml:space="preserve">yes</w:t>
+            </w:r>
+          </w:p>
+        </w:tc>
+        <w:tc>
+          <w:tcPr>
+            <w:tcW w:type="dxa" w:w="2069"/>
+            <w:tcBorders>
+              <w:top w:val="none" w:color="FFFFFF" w:sz="0"/>
+              <w:left w:val="none" w:color="FFFFFF" w:sz="0"/>
+              <w:bottom w:val="none" w:color="FFFFFF" w:sz="0"/>
+              <w:right w:val="none" w:color="FFFFFF" w:sz="0"/>
+            </w:tcBorders>
+            <w:tcMar>
+              <w:top w:type="dxa" w:w="45"/>
+              <w:left w:type="dxa" w:w="80"/>
+              <w:bottom w:type="dxa" w:w="45"/>
+              <w:right w:type="dxa" w:w="80"/>
+            </w:tcMar>
+          </w:tcPr>
+          <w:p>
+            <w:pPr>
+              <w:jc w:val="center"/>
+            </w:pPr>
+            <w:r>
+              <w:rPr>
+                <w:sz w:val="18"/>
+                <w:szCs w:val="18"/>
+              </w:rPr>
+              <w:t xml:space="preserve">0.632 / </w:t>
+            </w:r>
+            <w:r>
+              <w:rPr>
                 <w:b/>
                 <w:bCs/>
                 <w:sz w:val="18"/>
                 <w:szCs w:val="18"/>
               </w:rPr>
-              <w:t xml:space="preserve">Text-weighted OPQ</w:t>
-            </w:r>
-          </w:p>
-        </w:tc>
-        <w:tc>
-          <w:tcPr>
-            <w:tcW w:type="dxa" w:w="880"/>
-            <w:tcBorders>
-              <w:top w:val="none" w:color="FFFFFF" w:sz="0"/>
-              <w:left w:val="none" w:color="FFFFFF" w:sz="0"/>
-              <w:bottom w:val="none" w:color="FFFFFF" w:sz="0"/>
-              <w:right w:val="none" w:color="FFFFFF" w:sz="0"/>
-            </w:tcBorders>
-            <w:tcMar>
-              <w:top w:type="dxa" w:w="45"/>
-              <w:left w:type="dxa" w:w="80"/>
-              <w:bottom w:type="dxa" w:w="45"/>
-              <w:right w:type="dxa" w:w="80"/>
-            </w:tcMar>
-          </w:tcPr>
-          <w:p>
-            <w:pPr>
-              <w:jc w:val="center"/>
-            </w:pPr>
-            <w:r>
-              <w:rPr>
-                <w:sz w:val="18"/>
-                <w:szCs w:val="18"/>
-              </w:rPr>
-              <w:t xml:space="preserve">captions</w:t>
-            </w:r>
-          </w:p>
-        </w:tc>
-        <w:tc>
-          <w:tcPr>
-            <w:tcW w:type="dxa" w:w="660"/>
-            <w:tcBorders>
-              <w:top w:val="none" w:color="FFFFFF" w:sz="0"/>
-              <w:left w:val="none" w:color="FFFFFF" w:sz="0"/>
-              <w:bottom w:val="none" w:color="FFFFFF" w:sz="0"/>
-              <w:right w:val="none" w:color="FFFFFF" w:sz="0"/>
-            </w:tcBorders>
-            <w:tcMar>
-              <w:top w:type="dxa" w:w="45"/>
-              <w:left w:type="dxa" w:w="80"/>
-              <w:bottom w:type="dxa" w:w="45"/>
-              <w:right w:type="dxa" w:w="80"/>
-            </w:tcMar>
-          </w:tcPr>
-          <w:p>
-            <w:pPr>
-              <w:jc w:val="center"/>
-            </w:pPr>
-            <w:r>
-              <w:rPr>
-                <w:sz w:val="18"/>
-                <w:szCs w:val="18"/>
-              </w:rPr>
-              <w:t xml:space="preserve">yes</w:t>
+              <w:t xml:space="preserve">0.793</w:t>
+            </w:r>
+            <w:r>
+              <w:rPr>
+                <w:sz w:val="18"/>
+                <w:szCs w:val="18"/>
+              </w:rPr>
+              <w:t xml:space="preserve"> (Δ −0.161)</w:t>
             </w:r>
           </w:p>
         </w:tc>
@@ -19616,7 +19725,7 @@
                 <w:sz w:val="18"/>
                 <w:szCs w:val="18"/>
               </w:rPr>
-              <w:t xml:space="preserve">0.632 / </w:t>
+              <w:t xml:space="preserve">0.554 / </w:t>
             </w:r>
             <w:r>
               <w:rPr>
@@ -19625,51 +19734,6 @@
                 <w:sz w:val="18"/>
                 <w:szCs w:val="18"/>
               </w:rPr>
-              <w:t xml:space="preserve">0.793</w:t>
-            </w:r>
-            <w:r>
-              <w:rPr>
-                <w:sz w:val="18"/>
-                <w:szCs w:val="18"/>
-              </w:rPr>
-              <w:t xml:space="preserve"> (Δ −0.161)</w:t>
-            </w:r>
-          </w:p>
-        </w:tc>
-        <w:tc>
-          <w:tcPr>
-            <w:tcW w:type="dxa" w:w="2069"/>
-            <w:tcBorders>
-              <w:top w:val="none" w:color="FFFFFF" w:sz="0"/>
-              <w:left w:val="none" w:color="FFFFFF" w:sz="0"/>
-              <w:bottom w:val="none" w:color="FFFFFF" w:sz="0"/>
-              <w:right w:val="none" w:color="FFFFFF" w:sz="0"/>
-            </w:tcBorders>
-            <w:tcMar>
-              <w:top w:type="dxa" w:w="45"/>
-              <w:left w:type="dxa" w:w="80"/>
-              <w:bottom w:type="dxa" w:w="45"/>
-              <w:right w:type="dxa" w:w="80"/>
-            </w:tcMar>
-          </w:tcPr>
-          <w:p>
-            <w:pPr>
-              <w:jc w:val="center"/>
-            </w:pPr>
-            <w:r>
-              <w:rPr>
-                <w:sz w:val="18"/>
-                <w:szCs w:val="18"/>
-              </w:rPr>
-              <w:t xml:space="preserve">0.554 / </w:t>
-            </w:r>
-            <w:r>
-              <w:rPr>
-                <w:b/>
-                <w:bCs/>
-                <w:sz w:val="18"/>
-                <w:szCs w:val="18"/>
-              </w:rPr>
               <w:t xml:space="preserve">0.579</w:t>
             </w:r>
             <w:r>
@@ -19705,8 +19769,16 @@
               <w:rPr>
                 <w:sz w:val="18"/>
                 <w:szCs w:val="18"/>
-              </w:rPr>
-              <w:t xml:space="preserve">0.43 / </w:t>
+                <w:u w:val="single"/>
+              </w:rPr>
+              <w:t xml:space="preserve">0.43</w:t>
+            </w:r>
+            <w:r>
+              <w:rPr>
+                <w:sz w:val="18"/>
+                <w:szCs w:val="18"/>
+              </w:rPr>
+              <w:t xml:space="preserve"> / </w:t>
             </w:r>
             <w:r>
               <w:rPr>
@@ -19784,70 +19856,121 @@
             </w:pPr>
             <w:r>
               <w:rPr>
+                <w:sz w:val="18"/>
+                <w:szCs w:val="18"/>
+              </w:rPr>
+              <w:t xml:space="preserve">Mixed OPQ</w:t>
+            </w:r>
+          </w:p>
+        </w:tc>
+        <w:tc>
+          <w:tcPr>
+            <w:tcW w:type="dxa" w:w="880"/>
+            <w:tcBorders>
+              <w:top w:val="none" w:color="FFFFFF" w:sz="0"/>
+              <w:left w:val="none" w:color="FFFFFF" w:sz="0"/>
+              <w:bottom w:val="single" w:color="000000" w:sz="12"/>
+              <w:right w:val="none" w:color="FFFFFF" w:sz="0"/>
+            </w:tcBorders>
+            <w:tcMar>
+              <w:top w:type="dxa" w:w="45"/>
+              <w:left w:type="dxa" w:w="80"/>
+              <w:bottom w:type="dxa" w:w="45"/>
+              <w:right w:type="dxa" w:w="80"/>
+            </w:tcMar>
+          </w:tcPr>
+          <w:p>
+            <w:pPr>
+              <w:jc w:val="center"/>
+            </w:pPr>
+            <w:r>
+              <w:rPr>
+                <w:sz w:val="18"/>
+                <w:szCs w:val="18"/>
+              </w:rPr>
+              <w:t xml:space="preserve">50/50</w:t>
+            </w:r>
+          </w:p>
+        </w:tc>
+        <w:tc>
+          <w:tcPr>
+            <w:tcW w:type="dxa" w:w="660"/>
+            <w:tcBorders>
+              <w:top w:val="none" w:color="FFFFFF" w:sz="0"/>
+              <w:left w:val="none" w:color="FFFFFF" w:sz="0"/>
+              <w:bottom w:val="single" w:color="000000" w:sz="12"/>
+              <w:right w:val="none" w:color="FFFFFF" w:sz="0"/>
+            </w:tcBorders>
+            <w:tcMar>
+              <w:top w:type="dxa" w:w="45"/>
+              <w:left w:type="dxa" w:w="80"/>
+              <w:bottom w:type="dxa" w:w="45"/>
+              <w:right w:type="dxa" w:w="80"/>
+            </w:tcMar>
+          </w:tcPr>
+          <w:p>
+            <w:pPr>
+              <w:jc w:val="center"/>
+            </w:pPr>
+            <w:r>
+              <w:rPr>
+                <w:sz w:val="18"/>
+                <w:szCs w:val="18"/>
+              </w:rPr>
+              <w:t xml:space="preserve">yes</w:t>
+            </w:r>
+          </w:p>
+        </w:tc>
+        <w:tc>
+          <w:tcPr>
+            <w:tcW w:type="dxa" w:w="2069"/>
+            <w:tcBorders>
+              <w:top w:val="none" w:color="FFFFFF" w:sz="0"/>
+              <w:left w:val="none" w:color="FFFFFF" w:sz="0"/>
+              <w:bottom w:val="single" w:color="000000" w:sz="12"/>
+              <w:right w:val="none" w:color="FFFFFF" w:sz="0"/>
+            </w:tcBorders>
+            <w:tcMar>
+              <w:top w:type="dxa" w:w="45"/>
+              <w:left w:type="dxa" w:w="80"/>
+              <w:bottom w:type="dxa" w:w="45"/>
+              <w:right w:type="dxa" w:w="80"/>
+            </w:tcMar>
+          </w:tcPr>
+          <w:p>
+            <w:pPr>
+              <w:jc w:val="center"/>
+            </w:pPr>
+            <w:r>
+              <w:rPr>
                 <w:b/>
                 <w:bCs/>
                 <w:sz w:val="18"/>
                 <w:szCs w:val="18"/>
               </w:rPr>
-              <w:t xml:space="preserve">Mixed OPQ</w:t>
-            </w:r>
-          </w:p>
-        </w:tc>
-        <w:tc>
-          <w:tcPr>
-            <w:tcW w:type="dxa" w:w="880"/>
-            <w:tcBorders>
-              <w:top w:val="none" w:color="FFFFFF" w:sz="0"/>
-              <w:left w:val="none" w:color="FFFFFF" w:sz="0"/>
-              <w:bottom w:val="single" w:color="000000" w:sz="12"/>
-              <w:right w:val="none" w:color="FFFFFF" w:sz="0"/>
-            </w:tcBorders>
-            <w:tcMar>
-              <w:top w:type="dxa" w:w="45"/>
-              <w:left w:type="dxa" w:w="80"/>
-              <w:bottom w:type="dxa" w:w="45"/>
-              <w:right w:type="dxa" w:w="80"/>
-            </w:tcMar>
-          </w:tcPr>
-          <w:p>
-            <w:pPr>
-              <w:jc w:val="center"/>
-            </w:pPr>
-            <w:r>
-              <w:rPr>
-                <w:sz w:val="18"/>
-                <w:szCs w:val="18"/>
-              </w:rPr>
-              <w:t xml:space="preserve">50/50</w:t>
-            </w:r>
-          </w:p>
-        </w:tc>
-        <w:tc>
-          <w:tcPr>
-            <w:tcW w:type="dxa" w:w="660"/>
-            <w:tcBorders>
-              <w:top w:val="none" w:color="FFFFFF" w:sz="0"/>
-              <w:left w:val="none" w:color="FFFFFF" w:sz="0"/>
-              <w:bottom w:val="single" w:color="000000" w:sz="12"/>
-              <w:right w:val="none" w:color="FFFFFF" w:sz="0"/>
-            </w:tcBorders>
-            <w:tcMar>
-              <w:top w:type="dxa" w:w="45"/>
-              <w:left w:type="dxa" w:w="80"/>
-              <w:bottom w:type="dxa" w:w="45"/>
-              <w:right w:type="dxa" w:w="80"/>
-            </w:tcMar>
-          </w:tcPr>
-          <w:p>
-            <w:pPr>
-              <w:jc w:val="center"/>
-            </w:pPr>
-            <w:r>
-              <w:rPr>
-                <w:sz w:val="18"/>
-                <w:szCs w:val="18"/>
-              </w:rPr>
-              <w:t xml:space="preserve">yes</w:t>
+              <w:t xml:space="preserve">0.809</w:t>
+            </w:r>
+            <w:r>
+              <w:rPr>
+                <w:sz w:val="18"/>
+                <w:szCs w:val="18"/>
+              </w:rPr>
+              <w:t xml:space="preserve"> / </w:t>
+            </w:r>
+            <w:r>
+              <w:rPr>
+                <w:sz w:val="18"/>
+                <w:szCs w:val="18"/>
+                <w:u w:val="single"/>
+              </w:rPr>
+              <w:t xml:space="preserve">0.732</w:t>
+            </w:r>
+            <w:r>
+              <w:rPr>
+                <w:sz w:val="18"/>
+                <w:szCs w:val="18"/>
+              </w:rPr>
+              <w:t xml:space="preserve"> (Δ 0.077)</w:t>
             </w:r>
           </w:p>
         </w:tc>
@@ -19878,20 +20001,20 @@
                 <w:sz w:val="18"/>
                 <w:szCs w:val="18"/>
               </w:rPr>
-              <w:t xml:space="preserve">0.809</w:t>
-            </w:r>
-            <w:r>
-              <w:rPr>
-                <w:sz w:val="18"/>
-                <w:szCs w:val="18"/>
-              </w:rPr>
-              <w:t xml:space="preserve"> / 0.732 (Δ 0.077)</w:t>
-            </w:r>
-          </w:p>
-        </w:tc>
-        <w:tc>
-          <w:tcPr>
-            <w:tcW w:type="dxa" w:w="2069"/>
+              <w:t xml:space="preserve">0.691</w:t>
+            </w:r>
+            <w:r>
+              <w:rPr>
+                <w:sz w:val="18"/>
+                <w:szCs w:val="18"/>
+              </w:rPr>
+              <w:t xml:space="preserve"> / 0.519 (Δ 0.171)</w:t>
+            </w:r>
+          </w:p>
+        </w:tc>
+        <w:tc>
+          <w:tcPr>
+            <w:tcW w:type="dxa" w:w="968"/>
             <w:tcBorders>
               <w:top w:val="none" w:color="FFFFFF" w:sz="0"/>
               <w:left w:val="none" w:color="FFFFFF" w:sz="0"/>
@@ -19916,20 +20039,28 @@
                 <w:sz w:val="18"/>
                 <w:szCs w:val="18"/>
               </w:rPr>
-              <w:t xml:space="preserve">0.691</w:t>
-            </w:r>
-            <w:r>
-              <w:rPr>
-                <w:sz w:val="18"/>
-                <w:szCs w:val="18"/>
-              </w:rPr>
-              <w:t xml:space="preserve"> / 0.519 (Δ 0.171)</w:t>
-            </w:r>
-          </w:p>
-        </w:tc>
-        <w:tc>
-          <w:tcPr>
-            <w:tcW w:type="dxa" w:w="968"/>
+              <w:t xml:space="preserve">0.26</w:t>
+            </w:r>
+            <w:r>
+              <w:rPr>
+                <w:sz w:val="18"/>
+                <w:szCs w:val="18"/>
+              </w:rPr>
+              <w:t xml:space="preserve"> / </w:t>
+            </w:r>
+            <w:r>
+              <w:rPr>
+                <w:sz w:val="18"/>
+                <w:szCs w:val="18"/>
+                <w:u w:val="single"/>
+              </w:rPr>
+              <w:t xml:space="preserve">0.26</w:t>
+            </w:r>
+          </w:p>
+        </w:tc>
+        <w:tc>
+          <w:tcPr>
+            <w:tcW w:type="dxa" w:w="972"/>
             <w:tcBorders>
               <w:top w:val="none" w:color="FFFFFF" w:sz="0"/>
               <w:left w:val="none" w:color="FFFFFF" w:sz="0"/>
@@ -19951,37 +20082,16 @@
               <w:rPr>
                 <w:sz w:val="18"/>
                 <w:szCs w:val="18"/>
-              </w:rPr>
-              <w:t xml:space="preserve">0.26 / 0.26</w:t>
-            </w:r>
-          </w:p>
-        </w:tc>
-        <w:tc>
-          <w:tcPr>
-            <w:tcW w:type="dxa" w:w="972"/>
-            <w:tcBorders>
-              <w:top w:val="none" w:color="FFFFFF" w:sz="0"/>
-              <w:left w:val="none" w:color="FFFFFF" w:sz="0"/>
-              <w:bottom w:val="single" w:color="000000" w:sz="12"/>
-              <w:right w:val="none" w:color="FFFFFF" w:sz="0"/>
-            </w:tcBorders>
-            <w:tcMar>
-              <w:top w:type="dxa" w:w="45"/>
-              <w:left w:type="dxa" w:w="80"/>
-              <w:bottom w:type="dxa" w:w="45"/>
-              <w:right w:type="dxa" w:w="80"/>
-            </w:tcMar>
-          </w:tcPr>
-          <w:p>
-            <w:pPr>
-              <w:jc w:val="center"/>
-            </w:pPr>
-            <w:r>
-              <w:rPr>
-                <w:sz w:val="18"/>
-                <w:szCs w:val="18"/>
-              </w:rPr>
-              <w:t xml:space="preserve">0.50 / 0.60</w:t>
+                <w:u w:val="single"/>
+              </w:rPr>
+              <w:t xml:space="preserve">0.50</w:t>
+            </w:r>
+            <w:r>
+              <w:rPr>
+                <w:sz w:val="18"/>
+                <w:szCs w:val="18"/>
+              </w:rPr>
+              <w:t xml:space="preserve"> / 0.60</w:t>
             </w:r>
           </w:p>
         </w:tc>
@@ -20210,9 +20320,9 @@
       <w:r>
         <w:drawing>
           <wp:inline distT="0" distB="0" distL="0" distR="0">
-            <wp:extent cx="5581650" cy="3667125"/>
+            <wp:extent cx="5581650" cy="1924050"/>
             <wp:effectExtent t="0" r="0" b="0" l="0"/>
-            <wp:docPr id="1" name="fig11_lsh_variants.png" descr="LSH variants: recall@100 against code length. Top: image queries (the three data-dependent variants overlap). Bottom: text queries." title="Figure 11"/>
+            <wp:docPr id="1" name="fig11_lsh_variants.png" descr="LSH variants: text-query recall@100 against code length. Median thresholds and image-mean centring overlap." title="Figure 11"/>
             <wp:cNvGraphicFramePr>
               <a:graphicFrameLocks xmlns:a="http://schemas.openxmlformats.org/drawingml/2006/main" noChangeAspect="1"/>
             </wp:cNvGraphicFramePr>
@@ -20235,7 +20345,7 @@
                   <pic:spPr bwMode="auto">
                     <a:xfrm>
                       <a:off x="0" y="0"/>
-                      <a:ext cx="5581650" cy="3667125"/>
+                      <a:ext cx="5581650" cy="1924050"/>
                     </a:xfrm>
                     <a:prstGeom prst="rect">
                       <a:avLst/>
@@ -20268,7 +20378,7 @@
           <w:sz w:val="19"/>
           <w:szCs w:val="19"/>
         </w:rPr>
-        <w:t xml:space="preserve">LSH variants: recall@100 against code length. Top: image queries (the three data-dependent variants overlap). Bottom: text queries.</w:t>
+        <w:t xml:space="preserve">LSH variants: text-query recall@100 against code length. Median thresholds and image-mean centring overlap.</w:t>
       </w:r>
     </w:p>
     <w:p>
@@ -20277,7 +20387,7 @@
         <w:jc w:val="both"/>
       </w:pPr>
       <w:r>
-        <w:t xml:space="preserve">Figure 11 compares plain LSH with the three variants from Section 3.6.</w:t>
+        <w:t xml:space="preserve">Modality-aware centring is meant to improve text queries, not image queries, so Figure 11 compares plain LSH with the three variants from Section 3.6 on text queries only.</w:t>
       </w:r>
     </w:p>
     <w:p>
@@ -20295,10 +20405,10 @@
           <w:b/>
           <w:bCs/>
         </w:rPr>
-        <w:t xml:space="preserve">Image queries:</w:t>
-      </w:r>
-      <w:r>
-        <w:t xml:space="preserve"> balanced bits help when there are few bits (COCO, 128 bits: 0.27 to 0.35), although plain LSH is slightly better at 4,096 bits.</w:t>
+        <w:t xml:space="preserve">Image queries (not plotted):</w:t>
+      </w:r>
+      <w:r>
+        <w:t xml:space="preserve"> modality-aware centring does not change how image queries are hashed, so their recall is exactly that of image-mean centring. The three data-dependent variants give practically the same image recall, which is better than plain LSH with few bits (COCO, 128 bits: 0.27 to 0.35) and slightly worse at 4,096 bits (0.77 against 0.84).</w:t>
       </w:r>
     </w:p>
     <w:p>

--- a/report/group_XX_report.docx
+++ b/report/group_XX_report.docx
@@ -20405,10 +20405,10 @@
           <w:b/>
           <w:bCs/>
         </w:rPr>
-        <w:t xml:space="preserve">Image queries (not plotted):</w:t>
-      </w:r>
-      <w:r>
-        <w:t xml:space="preserve"> modality-aware centring does not change how image queries are hashed, so their recall is exactly that of image-mean centring. The three data-dependent variants give practically the same image recall, which is better than plain LSH with few bits (COCO, 128 bits: 0.27 to 0.35) and slightly worse at 4,096 bits (0.77 against 0.84).</w:t>
+        <w:t xml:space="preserve">Image queries:</w:t>
+      </w:r>
+      <w:r>
+        <w:t xml:space="preserve"> the results are the same as with image-mean centring, since modality-aware centring hashes image queries in exactly the same way.</w:t>
       </w:r>
     </w:p>
     <w:p>

--- a/report/group_XX_report.docx
+++ b/report/group_XX_report.docx
@@ -234,7 +234,7 @@
         <w:t xml:space="preserve">HNSW</w:t>
       </w:r>
       <w:r>
-        <w:t xml:space="preserve"> (graph, learns a neighbourhood graph from data), which is outside the syllabus and is widely used in vector databases such as pgvector, Milvus and Weaviate. In this report we:</w:t>
+        <w:t xml:space="preserve"> (graph, learns a neighbourhood graph from data), which is outside the syllabus and is widely used in vector databases such as pgvector, Milvus and Weaviate. Before running the experiments we expected PQ, whose codebooks are fitted to the images, to suffer most from text queries, and LSH, which learns nothing from the data, to suffer least. The results turned out the other way round, and explaining why became the main thread of the report. In this report we:</w:t>
       </w:r>
     </w:p>
     <w:p>
@@ -5126,7 +5126,7 @@
         </m:r>
       </m:oMath>
       <w:r>
-        <w:t xml:space="preserve">, and the other thresholds each projection at its median over the database. Both make every bit split the images roughly in half.</w:t>
+        <w:t xml:space="preserve">, and the other thresholds each projection at its median over the database. Both make every bit split the images roughly in half. Projected onto a random direction, the images have a nearly symmetric distribution, so its mean and median almost coincide and the two fixes give almost the same codes (on COCO, 99% of bits agree).</w:t>
       </w:r>
     </w:p>
     <w:p>
@@ -10892,23 +10892,11 @@
     </w:p>
     <w:p>
       <w:pPr>
-        <w:pStyle w:val="ListParagraph"/>
-        <w:numPr>
-          <w:ilvl w:val="0"/>
-          <w:numId w:val="2"/>
-        </w:numPr>
-        <w:spacing w:after="70" w:line="256"/>
+        <w:spacing w:after="120" w:line="264"/>
         <w:jc w:val="both"/>
       </w:pPr>
       <w:r>
-        <w:rPr>
-          <w:b/>
-          <w:bCs/>
-        </w:rPr>
-        <w:t xml:space="preserve">HNSW</w:t>
-      </w:r>
-      <w:r>
-        <w:t xml:space="preserve"> is the fastest and most accurate, with recall@100 of at least 0.98 at 30 to 51 times the speed of exact search. The advantage grows with corpus size because it computes only 1,400 to 2,000 similarities per query, while a scan computes </w:t>
+        <w:t xml:space="preserve">HNSW is the fastest and most accurate, with recall@100 of at least 0.98 at 30 to 51 times the speed of exact search. Its advantage grows with corpus size because it computes only 1,400 to 2,000 similarities per query, while a scan computes </w:t>
       </w:r>
       <m:oMath>
         <m:r>
@@ -10916,7 +10904,7 @@
         </m:r>
       </m:oMath>
       <w:r>
-        <w:t xml:space="preserve">. The cost is memory (13% </w:t>
+        <w:t xml:space="preserve">. The price is memory (13% </w:t>
       </w:r>
       <w:r>
         <w:rPr>
@@ -10926,49 +10914,7 @@
         <w:t xml:space="preserve">more</w:t>
       </w:r>
       <w:r>
-        <w:t xml:space="preserve"> than the raw vectors, because of the links) and build time (226 s for 1M vectors on 32 threads).</w:t>
-      </w:r>
-    </w:p>
-    <w:p>
-      <w:pPr>
-        <w:pStyle w:val="ListParagraph"/>
-        <w:numPr>
-          <w:ilvl w:val="0"/>
-          <w:numId w:val="2"/>
-        </w:numPr>
-        <w:spacing w:after="70" w:line="256"/>
-        <w:jc w:val="both"/>
-      </w:pPr>
-      <w:r>
-        <w:rPr>
-          <w:b/>
-          <w:bCs/>
-        </w:rPr>
-        <w:t xml:space="preserve">PQ</w:t>
-      </w:r>
-      <w:r>
-        <w:t xml:space="preserve"> uses the least memory, 8 to 64 bytes per vector instead of 2,048 (32 to 240 times smaller). On its own it is neither accurate (recall@100 at most 0.66) nor fast, since ADC still visits every code. In practice it is used as a first stage followed by re-ranking (Section 4.7).</w:t>
-      </w:r>
-    </w:p>
-    <w:p>
-      <w:pPr>
-        <w:pStyle w:val="ListParagraph"/>
-        <w:numPr>
-          <w:ilvl w:val="0"/>
-          <w:numId w:val="2"/>
-        </w:numPr>
-        <w:spacing w:after="70" w:line="256"/>
-        <w:jc w:val="both"/>
-      </w:pPr>
-      <w:r>
-        <w:rPr>
-          <w:b/>
-          <w:bCs/>
-        </w:rPr>
-        <w:t xml:space="preserve">LSH</w:t>
-      </w:r>
-      <w:r>
-        <w:t xml:space="preserve"> needs no training and builds in seconds, but it needs 4,096 bits (512 bytes) to reach recall 0.80 to 0.84, and at that size its full scan is barely faster than exact search.</w:t>
+        <w:t xml:space="preserve"> than the raw vectors, because of the links) and build time (226 s for 1M vectors on 32 threads). PQ is the opposite. It stores 8 to 64 bytes per vector instead of 2,048 (32 to 240 times smaller), but on its own it is neither accurate (recall@100 at most 0.66) nor fast, since ADC still visits every code, so in practice it is followed by re-ranking (Section 4.7). LSH needs no training and builds in seconds, but it needs 4,096 bits (512 bytes) to reach recall 0.80 to 0.84, and at that size its full scan is barely faster than exact search.</w:t>
       </w:r>
     </w:p>
     <w:p>
@@ -11823,7 +11769,7 @@
         <w:jc w:val="both"/>
       </w:pPr>
       <w:r>
-        <w:t xml:space="preserve">Every method loses recall on text queries at every setting (Figure 4, Table 6), and all the gaps are many standard errors above zero. How the gap changes with the parameter is different for each method.</w:t>
+        <w:t xml:space="preserve">Every method loses recall on text queries at every setting (Figure 4, Table 6), and all the gaps are many standard errors above zero.</w:t>
       </w:r>
     </w:p>
     <w:p>
@@ -11916,7 +11862,7 @@
           <w:sz w:val="19"/>
           <w:szCs w:val="19"/>
         </w:rPr>
-        <w:t xml:space="preserve">The gap Δ = recall@100(image) − recall@100(text) at both ends of each parameter sweep.</w:t>
+        <w:t xml:space="preserve">The gap Δ = recall@100(image) − recall@100(text) at both ends of each parameter sweep. The last column is the largest Δ at any setting in the sweep.</w:t>
       </w:r>
     </w:p>
     <w:tbl>
@@ -12571,8 +12517,6 @@
             </w:pPr>
             <w:r>
               <w:rPr>
-                <w:b/>
-                <w:bCs/>
                 <w:sz w:val="18"/>
                 <w:szCs w:val="18"/>
               </w:rPr>
@@ -13053,8 +12997,6 @@
             </w:pPr>
             <w:r>
               <w:rPr>
-                <w:b/>
-                <w:bCs/>
                 <w:sz w:val="18"/>
                 <w:szCs w:val="18"/>
               </w:rPr>
@@ -13071,23 +13013,11 @@
     </w:p>
     <w:p>
       <w:pPr>
-        <w:pStyle w:val="ListParagraph"/>
-        <w:numPr>
-          <w:ilvl w:val="0"/>
-          <w:numId w:val="2"/>
-        </w:numPr>
-        <w:spacing w:after="70" w:line="256"/>
+        <w:spacing w:after="120" w:line="264"/>
         <w:jc w:val="both"/>
       </w:pPr>
       <w:r>
-        <w:rPr>
-          <w:b/>
-          <w:bCs/>
-        </w:rPr>
-        <w:t xml:space="preserve">HNSW:</w:t>
-      </w:r>
-      <w:r>
-        <w:t xml:space="preserve"> a wider search closes most of the gap. It falls from 0.10 to 0.004 on COCO and from 0.19 to 0.03 on LAION as </w:t>
+        <w:t xml:space="preserve">How the gap changes with the parameter differs between the methods. For HNSW a wider search closes most of it: Δ falls from 0.10 to 0.004 on COCO and from 0.19 to 0.03 on LAION as </w:t>
       </w:r>
       <m:oMath>
         <m:r>
@@ -13095,58 +13025,16 @@
         </m:r>
       </m:oMath>
       <w:r>
-        <w:t xml:space="preserve"> increases.</w:t>
+        <w:t xml:space="preserve"> increases. For PQ, longer codes do not help, and Δ stays between 0.12 and 0.17 on COCO. LSH has the largest gap, up to 0.40, and at 512 bits text queries get only 22 to 31% of the recall that image queries get.</w:t>
       </w:r>
     </w:p>
     <w:p>
       <w:pPr>
-        <w:pStyle w:val="ListParagraph"/>
-        <w:numPr>
-          <w:ilvl w:val="0"/>
-          <w:numId w:val="2"/>
-        </w:numPr>
-        <w:spacing w:after="70" w:line="256"/>
-        <w:jc w:val="both"/>
-      </w:pPr>
-      <w:r>
-        <w:rPr>
-          <w:b/>
-          <w:bCs/>
-        </w:rPr>
-        <w:t xml:space="preserve">PQ:</w:t>
-      </w:r>
-      <w:r>
-        <w:t xml:space="preserve"> longer codes do not shrink the gap. It stays between 0.12 and 0.17 on COCO and grows to 0.12 on LAION.</w:t>
-      </w:r>
-    </w:p>
-    <w:p>
-      <w:pPr>
-        <w:pStyle w:val="ListParagraph"/>
-        <w:numPr>
-          <w:ilvl w:val="0"/>
-          <w:numId w:val="2"/>
-        </w:numPr>
-        <w:spacing w:after="70" w:line="256"/>
-        <w:jc w:val="both"/>
-      </w:pPr>
-      <w:r>
-        <w:rPr>
-          <w:b/>
-          <w:bCs/>
-        </w:rPr>
-        <w:t xml:space="preserve">LSH:</w:t>
-      </w:r>
-      <w:r>
-        <w:t xml:space="preserve"> the gap is the largest of the three, up to 0.40. At 512 bits, text queries get only 22 to 31% of the recall that image queries get.</w:t>
-      </w:r>
-    </w:p>
-    <w:p>
-      <w:pPr>
         <w:spacing w:after="120" w:line="264"/>
         <w:jc w:val="both"/>
       </w:pPr>
       <w:r>
-        <w:t xml:space="preserve">The LSH result tells us the most. Since LSH learns nothing from the images, its loss cannot come from an index fitted to the wrong data, so it has to come from the text queries themselves. This was our first sign that at least part of the problem lies in the queries and not in the index.</w:t>
+        <w:t xml:space="preserve">The LSH result is the opposite of what we expected. LSH learns nothing from the images, so its loss cannot come from an index fitted to the wrong data. It has to come from the text queries themselves, which is what Section 4.5 examines.</w:t>
       </w:r>
     </w:p>
     <w:p>
@@ -13522,8 +13410,6 @@
             </w:pPr>
             <w:r>
               <w:rPr>
-                <w:b/>
-                <w:bCs/>
                 <w:sz w:val="18"/>
                 <w:szCs w:val="18"/>
               </w:rPr>
@@ -13674,8 +13560,6 @@
             </w:pPr>
             <w:r>
               <w:rPr>
-                <w:b/>
-                <w:bCs/>
                 <w:sz w:val="18"/>
                 <w:szCs w:val="18"/>
               </w:rPr>
@@ -13826,8 +13710,6 @@
             </w:pPr>
             <w:r>
               <w:rPr>
-                <w:b/>
-                <w:bCs/>
                 <w:sz w:val="18"/>
                 <w:szCs w:val="18"/>
               </w:rPr>
@@ -13978,8 +13860,6 @@
             </w:pPr>
             <w:r>
               <w:rPr>
-                <w:b/>
-                <w:bCs/>
                 <w:sz w:val="18"/>
                 <w:szCs w:val="18"/>
               </w:rPr>
@@ -14137,15 +14017,7 @@
         <w:t xml:space="preserve">(P1) Low contrast hurts LSH and PQ.</w:t>
       </w:r>
       <w:r>
-        <w:t xml:space="preserve"> For PQ, per-query recall increases with neighbour contrast (Spearman </w:t>
-      </w:r>
-      <m:oMath>
-        <m:r>
-          <m:t xml:space="preserve">ρ</m:t>
-        </m:r>
-      </m:oMath>
-      <w:r>
-        <w:t xml:space="preserve"> up to +0.51), and 39% of COCO text queries get recall below 0.5, compared with 3% of image queries. The absolute PQ score error is actually </w:t>
+        <w:t xml:space="preserve"> For PQ, per-query recall increases with neighbour contrast (Spearman correlation up to +0.51), and 39% of COCO text queries get recall below 0.5, compared with 3% of image queries. The absolute PQ score error is actually </w:t>
       </w:r>
       <w:r>
         <w:rPr>
@@ -15764,7 +15636,7 @@
         </m:r>
       </m:oMath>
       <w:r>
-        <w:t xml:space="preserve"> times more bits for the same separation. In fact, text queries at 4,096 bits (</w:t>
+        <w:t xml:space="preserve"> times more bits for the same separation. Text queries at 4,096 bits (</w:t>
       </w:r>
       <m:oMath>
         <m:r>
@@ -15796,15 +15668,7 @@
         <w:t xml:space="preserve">(P2) Distance from the data hurts HNSW.</w:t>
       </w:r>
       <w:r>
-        <w:t xml:space="preserve"> HNSW's per-query recall increases with the query's similarity to its nearest image (Spearman </w:t>
-      </w:r>
-      <m:oMath>
-        <m:r>
-          <m:t xml:space="preserve">ρ=+0.55</m:t>
-        </m:r>
-      </m:oMath>
-      <w:r>
-        <w:t xml:space="preserve"> on COCO and +0.64 on LAION; Figure 5, left), and text queries sit at the low end of this range. On LAION at </w:t>
+        <w:t xml:space="preserve"> HNSW's per-query recall increases with the query's similarity to its nearest image (Spearman correlation +0.55 on COCO and +0.64 on LAION; Figure 5, left), and text queries sit at the low end of this range. On LAION at </w:t>
       </w:r>
       <m:oMath>
         <m:r>
@@ -16540,23 +16404,7 @@
                 <w:sz w:val="18"/>
                 <w:szCs w:val="18"/>
               </w:rPr>
-              <w:t xml:space="preserve">0.987 / 0.931 (</w:t>
-            </w:r>
-            <w:r>
-              <w:rPr>
-                <w:b/>
-                <w:bCs/>
-                <w:sz w:val="18"/>
-                <w:szCs w:val="18"/>
-              </w:rPr>
-              <w:t xml:space="preserve">Δ 0.057</w:t>
-            </w:r>
-            <w:r>
-              <w:rPr>
-                <w:sz w:val="18"/>
-                <w:szCs w:val="18"/>
-              </w:rPr>
-              <w:t xml:space="preserve">)</w:t>
+              <w:t xml:space="preserve">0.987 / 0.931 (Δ 0.057)</w:t>
             </w:r>
           </w:p>
         </w:tc>
@@ -16822,23 +16670,7 @@
                 <w:sz w:val="18"/>
                 <w:szCs w:val="18"/>
               </w:rPr>
-              <w:t xml:space="preserve">0.964 / 0.868 (</w:t>
-            </w:r>
-            <w:r>
-              <w:rPr>
-                <w:b/>
-                <w:bCs/>
-                <w:sz w:val="18"/>
-                <w:szCs w:val="18"/>
-              </w:rPr>
-              <w:t xml:space="preserve">Δ 0.096</w:t>
-            </w:r>
-            <w:r>
-              <w:rPr>
-                <w:sz w:val="18"/>
-                <w:szCs w:val="18"/>
-              </w:rPr>
-              <w:t xml:space="preserve">)</w:t>
+              <w:t xml:space="preserve">0.964 / 0.868 (Δ 0.096)</w:t>
             </w:r>
           </w:p>
         </w:tc>
@@ -18447,70 +18279,16 @@
         <w:jc w:val="both"/>
       </w:pPr>
       <w:r>
-        <w:t xml:space="preserve">Table 10 and Figure 9 compare the three caption-based changes.</w:t>
+        <w:t xml:space="preserve">Table 10 and Figure 9 compare the three caption-based changes. Starting the search from better entry points (variant 1) does not help, so the descent through the upper layers is not where the search goes wrong. Inserting the captions themselves as nodes (variant 2) makes things much worse. A caption node is far more similar to a text query (cosine about 0.8) than any image is (about 0.3), so caption nodes fill the whole beam and the search never reaches the images. This is also why RoarGraph uses training queries only to choose edges between data points and leaves them out of its final graph.</w:t>
       </w:r>
     </w:p>
     <w:p>
       <w:pPr>
-        <w:pStyle w:val="ListParagraph"/>
-        <w:numPr>
-          <w:ilvl w:val="0"/>
-          <w:numId w:val="2"/>
-        </w:numPr>
-        <w:spacing w:after="70" w:line="256"/>
+        <w:spacing w:after="120" w:line="264"/>
         <w:jc w:val="both"/>
       </w:pPr>
       <w:r>
-        <w:rPr>
-          <w:b/>
-          <w:bCs/>
-        </w:rPr>
-        <w:t xml:space="preserve">Better entry points (variant 1)</w:t>
-      </w:r>
-      <w:r>
-        <w:t xml:space="preserve"> do not help, so the descent through the upper layers is not where the search goes wrong.</w:t>
-      </w:r>
-    </w:p>
-    <w:p>
-      <w:pPr>
-        <w:pStyle w:val="ListParagraph"/>
-        <w:numPr>
-          <w:ilvl w:val="0"/>
-          <w:numId w:val="2"/>
-        </w:numPr>
-        <w:spacing w:after="70" w:line="256"/>
-        <w:jc w:val="both"/>
-      </w:pPr>
-      <w:r>
-        <w:rPr>
-          <w:b/>
-          <w:bCs/>
-        </w:rPr>
-        <w:t xml:space="preserve">Captions as nodes (variant 2)</w:t>
-      </w:r>
-      <w:r>
-        <w:t xml:space="preserve"> make things much worse. A caption node is far more similar to a text query (cosine about 0.8) than any image is (about 0.3), so caption nodes fill the whole beam and the search never reaches the images. RoarGraph also uses training queries only to choose edges between data points, and the queries are not part of its final graph.</w:t>
-      </w:r>
-    </w:p>
-    <w:p>
-      <w:pPr>
-        <w:pStyle w:val="ListParagraph"/>
-        <w:numPr>
-          <w:ilvl w:val="0"/>
-          <w:numId w:val="2"/>
-        </w:numPr>
-        <w:spacing w:after="70" w:line="256"/>
-        <w:jc w:val="both"/>
-      </w:pPr>
-      <w:r>
-        <w:rPr>
-          <w:b/>
-          <w:bCs/>
-        </w:rPr>
-        <w:t xml:space="preserve">Caption-guided edges (variant 3)</w:t>
-      </w:r>
-      <w:r>
-        <w:t xml:space="preserve"> work. On COCO, text recall goes from 0.88 to 0.95, Δ drops by 60%, and image recall even goes up slightly. The gain holds at the same speed: plain HNSW reaches text recall 0.948 at about 1,470 QPS, while the modified graph reaches 0.947 at about 2,170 QPS, which is 1.5 times faster. On LAION the benefit grows with the number of training captions. With 10% of them there is no gain at equal speed, and with all of them text recall improves by 7 points at </w:t>
+        <w:t xml:space="preserve">Caption-guided edges (variant 3) work. On COCO, text recall goes from 0.88 to 0.95, Δ drops by 60%, and image recall goes up slightly. The gain also holds at equal speed: plain HNSW reaches text recall 0.948 at about 1,470 QPS, while the modified graph reaches 0.947 at about 2,170 QPS, 1.5 times faster. On LAION the benefit depends on how many training captions are used. With 10% of them there is no gain at equal speed, and with all of them text recall improves by 7 points at </w:t>
       </w:r>
       <m:oMath>
         <m:r>
@@ -20174,23 +19952,11 @@
     </w:p>
     <w:p>
       <w:pPr>
-        <w:pStyle w:val="ListParagraph"/>
-        <w:numPr>
-          <w:ilvl w:val="0"/>
-          <w:numId w:val="2"/>
-        </w:numPr>
-        <w:spacing w:after="70" w:line="256"/>
+        <w:spacing w:after="120" w:line="264"/>
         <w:jc w:val="both"/>
       </w:pPr>
       <w:r>
-        <w:rPr>
-          <w:b/>
-          <w:bCs/>
-        </w:rPr>
-        <w:t xml:space="preserve">The rotation is necessary.</w:t>
-      </w:r>
-      <w:r>
-        <w:t xml:space="preserve"> Weighting on its own puts most of the variance into a few directions, which a fixed split into sub-vectors handles badly. Image recall drops to 0.12 to 0.16 and </w:t>
+        <w:t xml:space="preserve">The OPQ rotation is necessary. Weighting on its own puts most of the variance into a few directions, which a fixed split into sub-vectors handles badly, so image recall drops to 0.12 to 0.16 and </w:t>
       </w:r>
       <m:oMath>
         <m:r>
@@ -20198,70 +19964,24 @@
         </m:r>
       </m:oMath>
       <w:r>
-        <w:t xml:space="preserve"> gets close to 1.</w:t>
+        <w:t xml:space="preserve"> gets close to 1. With the rotation, text weighting helps text queries a lot. It raises COCO text recall from 0.51 to 0.79 (+55%) at the same 64 bytes, to the point where text queries do better than image queries, and on LAION it removes the gap at every code size. If both query types matter, mixed weighting is the better choice: on COCO it gives the best image recall and the second-best text recall, and halves Δ.</w:t>
       </w:r>
     </w:p>
     <w:p>
       <w:pPr>
-        <w:pStyle w:val="ListParagraph"/>
-        <w:numPr>
-          <w:ilvl w:val="0"/>
-          <w:numId w:val="2"/>
-        </w:numPr>
-        <w:spacing w:after="70" w:line="256"/>
+        <w:spacing w:after="120" w:line="264"/>
         <w:jc w:val="both"/>
       </w:pPr>
       <w:r>
-        <w:rPr>
-          <w:b/>
-          <w:bCs/>
-        </w:rPr>
-        <w:t xml:space="preserve">Text weighting with OPQ helps text queries a lot.</w:t>
-      </w:r>
-      <w:r>
-        <w:t xml:space="preserve"> It raises COCO text recall from 0.51 to 0.79 (+55%) at the same 64 bytes, to the point where text queries do better than image queries. On LAION it removes the gap at every code size.</w:t>
-      </w:r>
-    </w:p>
-    <w:p>
-      <w:pPr>
-        <w:pStyle w:val="ListParagraph"/>
-        <w:numPr>
-          <w:ilvl w:val="0"/>
-          <w:numId w:val="2"/>
-        </w:numPr>
-        <w:spacing w:after="70" w:line="256"/>
-        <w:jc w:val="both"/>
-      </w:pPr>
-      <w:r>
-        <w:rPr>
-          <w:b/>
-          <w:bCs/>
-        </w:rPr>
-        <w:t xml:space="preserve">Mixed weighting works for both query types.</w:t>
-      </w:r>
-      <w:r>
-        <w:t xml:space="preserve"> On COCO, mixed OPQ gives the best image recall and the second-best text recall, and halves Δ.</w:t>
-      </w:r>
-    </w:p>
-    <w:p>
-      <w:pPr>
-        <w:pStyle w:val="ListParagraph"/>
-        <w:numPr>
-          <w:ilvl w:val="0"/>
-          <w:numId w:val="2"/>
-        </w:numPr>
-        <w:spacing w:after="70" w:line="256"/>
-        <w:jc w:val="both"/>
-      </w:pPr>
-      <w:r>
-        <w:rPr>
-          <w:b/>
-          <w:bCs/>
-        </w:rPr>
-        <w:t xml:space="preserve">ρ follows recall.</w:t>
-      </w:r>
-      <w:r>
-        <w:t xml:space="preserve"> On COCO, the ratio ranks the variants in almost the same order as recall, and mixed weighting makes it equal for the two query types (0.26 and 0.26), which is where the gap is smallest. On LAION the ranking holds for text queries and mostly holds for image queries.</w:t>
+        <w:t xml:space="preserve">The ratio </w:t>
+      </w:r>
+      <m:oMath>
+        <m:r>
+          <m:t xml:space="preserve">ρ</m:t>
+        </m:r>
+      </m:oMath>
+      <w:r>
+        <w:t xml:space="preserve"> ranks the variants in almost the same order as recall on COCO, and mixed weighting makes it equal for the two query types (0.26 and 0.26), which is where the gap is smallest. On LAION the ranking holds for text queries and mostly holds for image queries. This agrees with Section 3.5: what raises recall is lowering the score error relative to the contrast, not lowering the reconstruction error.</w:t>
       </w:r>
     </w:p>
     <w:p>
@@ -20387,70 +20107,16 @@
         <w:jc w:val="both"/>
       </w:pPr>
       <w:r>
-        <w:t xml:space="preserve">Modality-aware centring is meant to improve text queries, not image queries, so Figure 11 compares plain LSH with the three variants from Section 3.6 on text queries only.</w:t>
+        <w:t xml:space="preserve">Modality-aware centring is meant to improve text queries, not image queries, so Figure 11 compares plain LSH with the three variants from Section 3.6 on text queries only. For image queries the results are the same as with image-mean centring, since image queries are hashed in exactly the same way.</w:t>
       </w:r>
     </w:p>
     <w:p>
       <w:pPr>
-        <w:pStyle w:val="ListParagraph"/>
-        <w:numPr>
-          <w:ilvl w:val="0"/>
-          <w:numId w:val="2"/>
-        </w:numPr>
-        <w:spacing w:after="70" w:line="256"/>
+        <w:spacing w:after="120" w:line="264"/>
         <w:jc w:val="both"/>
       </w:pPr>
       <w:r>
-        <w:rPr>
-          <w:b/>
-          <w:bCs/>
-        </w:rPr>
-        <w:t xml:space="preserve">Image queries:</w:t>
-      </w:r>
-      <w:r>
-        <w:t xml:space="preserve"> the results are the same as with image-mean centring, since modality-aware centring hashes image queries in exactly the same way.</w:t>
-      </w:r>
-    </w:p>
-    <w:p>
-      <w:pPr>
-        <w:pStyle w:val="ListParagraph"/>
-        <w:numPr>
-          <w:ilvl w:val="0"/>
-          <w:numId w:val="2"/>
-        </w:numPr>
-        <w:spacing w:after="70" w:line="256"/>
-        <w:jc w:val="both"/>
-      </w:pPr>
-      <w:r>
-        <w:rPr>
-          <w:b/>
-          <w:bCs/>
-        </w:rPr>
-        <w:t xml:space="preserve">Text queries with image-based adjustments:</w:t>
-      </w:r>
-      <w:r>
-        <w:t xml:space="preserve"> median thresholds and image-mean centring make text recall much worse. At 4,096 bits it drops to 0.22 on COCO and 0.07 on LAION, from 0.56 and 0.52. Every hyperplane now passes through the image cone, so a text query, which lies outside it, ends up on the same side of most hyperplanes and its code hardly changes from query to query, as expected from Section 3.6.</w:t>
-      </w:r>
-    </w:p>
-    <w:p>
-      <w:pPr>
-        <w:pStyle w:val="ListParagraph"/>
-        <w:numPr>
-          <w:ilvl w:val="0"/>
-          <w:numId w:val="2"/>
-        </w:numPr>
-        <w:spacing w:after="70" w:line="256"/>
-        <w:jc w:val="both"/>
-      </w:pPr>
-      <w:r>
-        <w:rPr>
-          <w:b/>
-          <w:bCs/>
-        </w:rPr>
-        <w:t xml:space="preserve">Modality-aware centring (Eq. 13)</w:t>
-      </w:r>
-      <w:r>
-        <w:t xml:space="preserve"> fixes this and does better than plain LSH. Text recall roughly doubles at medium code lengths (COCO, 512 bits: 0.18 to 0.33; LAION, 1,024 bits: 0.23 to 0.40), and the LAION gap at 4,096 bits falls from 0.29 to 0.12.</w:t>
+        <w:t xml:space="preserve">The two image-based adjustments, median thresholds and image-mean centring, make text recall much worse. At 4,096 bits it drops from 0.56 to 0.22 on COCO and from 0.52 to 0.07 on LAION. Every hyperplane now passes through the image cone, so a text query, which lies outside it, ends up on the same side of most hyperplanes, and its code hardly changes from one query to the next, as predicted in Section 3.6. Modality-aware centring (Eq. 13) fixes this and does better than plain LSH. Text recall roughly doubles at medium code lengths (COCO, 512 bits: 0.18 to 0.33; LAION, 1,024 bits: 0.23 to 0.40), and the LAION gap at 4,096 bits falls from 0.29 to 0.12.</w:t>
       </w:r>
     </w:p>
     <w:p>
@@ -20566,65 +20232,11 @@
     </w:p>
     <w:p>
       <w:pPr>
-        <w:pStyle w:val="ListParagraph"/>
-        <w:numPr>
-          <w:ilvl w:val="0"/>
-          <w:numId w:val="2"/>
-        </w:numPr>
-        <w:spacing w:after="70" w:line="256"/>
+        <w:spacing w:after="120" w:line="264"/>
         <w:jc w:val="both"/>
       </w:pPr>
       <w:r>
-        <w:rPr>
-          <w:b/>
-          <w:bCs/>
-        </w:rPr>
-        <w:t xml:space="preserve">HNSW gets stuck in a nearby region.</w:t>
-      </w:r>
-      <w:r>
-        <w:t xml:space="preserve"> For the long caption about a train it drifts towards lorries and car parks (recall@10 = 0.5). With caption-guided edges it returns exactly the true top-10.</w:t>
-      </w:r>
-    </w:p>
-    <w:p>
-      <w:pPr>
-        <w:pStyle w:val="ListParagraph"/>
-        <w:numPr>
-          <w:ilvl w:val="0"/>
-          <w:numId w:val="2"/>
-        </w:numPr>
-        <w:spacing w:after="70" w:line="256"/>
-        <w:jc w:val="both"/>
-      </w:pPr>
-      <w:r>
-        <w:rPr>
-          <w:b/>
-          <w:bCs/>
-        </w:rPr>
-        <w:t xml:space="preserve">PQ finds the right topic but the wrong order.</w:t>
-      </w:r>
-      <w:r>
-        <w:t xml:space="preserve"> For the baseball caption every PQ result is a reasonable baseball photo, but none of them is in the exact top-10. Hundreds of images have almost the same score, and small errors reshuffle them. This example also shows a limitation of measuring recall against exact search, since a user might be perfectly happy with PQ's results.</w:t>
-      </w:r>
-    </w:p>
-    <w:p>
-      <w:pPr>
-        <w:pStyle w:val="ListParagraph"/>
-        <w:numPr>
-          <w:ilvl w:val="0"/>
-          <w:numId w:val="2"/>
-        </w:numPr>
-        <w:spacing w:after="70" w:line="256"/>
-        <w:jc w:val="both"/>
-      </w:pPr>
-      <w:r>
-        <w:rPr>
-          <w:b/>
-          <w:bCs/>
-        </w:rPr>
-        <w:t xml:space="preserve">HNSW usually succeeds.</w:t>
-      </w:r>
-      <w:r>
-        <w:t xml:space="preserve"> Over all captions, text recall@10 is 0.949 for plain HNSW and 0.987 with caption-guided edges.</w:t>
+        <w:t xml:space="preserve">For the long caption about a train, HNSW gets stuck in a nearby region and drifts towards lorries and car parks (recall@10 = 0.5), while the graph with caption-guided edges returns exactly the true top-10. For the baseball caption, PQ finds the right topic but the wrong order. Every PQ result is a reasonable baseball photo, but none of them is in the exact top-10, because hundreds of images have almost the same score and small errors reshuffle them. This also shows a limitation of measuring recall against exact search, since a user might be happy with PQ's results. These cases were picked to show failures. Over all captions HNSW usually succeeds, with text recall@10 of 0.949 for plain HNSW and 0.987 with caption-guided edges.</w:t>
       </w:r>
     </w:p>
     <w:p>
@@ -21482,7 +21094,7 @@
         <w:jc w:val="both"/>
       </w:pPr>
       <w:r>
-        <w:t xml:space="preserve">In short, indexes for cross-modal search should be built, tuned and evaluated with the kind of queries they will actually receive. Possible future work includes computing caption-guided edges on a GPU for web-scale data, combining the graph and quantization improvements in IVF-PQ or disk-based graph indexes, and repeating the study with newer encoders.</w:t>
+        <w:t xml:space="preserve">Our main conclusion is that indexes for cross-modal search should be built, tuned and evaluated with the kind of queries they will actually receive. Possible future work includes computing caption-guided edges on a GPU for web-scale data, combining the graph and quantization improvements in IVF-PQ or disk-based graph indexes, and repeating the study with newer encoders.</w:t>
       </w:r>
     </w:p>
     <w:p>

--- a/report/group_XX_report.docx
+++ b/report/group_XX_report.docx
@@ -77,7 +77,7 @@
     </w:p>
     <w:p>
       <w:pPr>
-        <w:spacing w:after="100" w:line="252"/>
+        <w:spacing w:after="280" w:line="252"/>
         <w:ind w:left="567" w:right="567"/>
         <w:jc w:val="both"/>
       </w:pPr>
@@ -86,7 +86,7 @@
           <w:sz w:val="22"/>
           <w:szCs w:val="22"/>
         </w:rPr>
-        <w:t xml:space="preserve">Text-to-image search engines usually embed captions and photos with a model such as CLIP and then search the image vectors with an approximate nearest neighbour (ANN) index. The index is built from the images, but the queries are captions, and CLIP puts text and image vectors in different parts of the space (the </w:t>
+        <w:t xml:space="preserve">Text-to-image search engines turn captions and images into vectors with CLIP and then search the image vectors with an approximate nearest neighbour (ANN) method. The index is built from images, but the queries are captions, and CLIP places text and image vectors in different regions of the space (the </w:t>
       </w:r>
       <w:r>
         <w:rPr>
@@ -102,32 +102,7 @@
           <w:sz w:val="22"/>
           <w:szCs w:val="22"/>
         </w:rPr>
-        <w:t xml:space="preserve">). We compare three ANN methods from different families, random-projection LSH (hashing), Product Quantization (quantization) and HNSW (graph), on MS-COCO (122k images) and LAION (1M images). Each index is searched with both image and text queries using the same settings. All three methods lose recall on text queries at every setting we tried. We expected LSH to be unaffected because it does not learn from the data, but it loses the most (up to 0.40 recall@100), compared with 0.17 for PQ and 0.19 for HNSW. We trace this to two properties of text queries. Their true neighbours have very similar scores, so small scoring errors in LSH and PQ reorder them, and they are far from every image, which makes HNSW's greedy search stop in the wrong place, more so on larger corpora. For LSH, a simple binomial model predicts the measured loss well. We then improve each baseline for text queries without changing the ground truth. Adding caption-guided edges to HNSW raises COCO text recall from 0.88 to 0.95 with no extra memory, query-weighted OPQ raises PQ text recall from 0.51 to 0.79 at 64 bytes per vector, and centring each modality separately roughly doubles LSH text recall at medium code lengths.</w:t>
-      </w:r>
-    </w:p>
-    <w:p>
-      <w:pPr>
-        <w:spacing w:after="280"/>
-        <w:ind w:left="567" w:right="567"/>
-        <w:jc w:val="both"/>
-      </w:pPr>
-      <w:r>
-        <w:rPr>
-          <w:b/>
-          <w:bCs/>
-          <w:sz w:val="22"/>
-          <w:szCs w:val="22"/>
-        </w:rPr>
-        <w:t xml:space="preserve">Keywords: </w:t>
-      </w:r>
-      <w:r>
-        <w:rPr>
-          <w:i/>
-          <w:iCs/>
-          <w:sz w:val="22"/>
-          <w:szCs w:val="22"/>
-        </w:rPr>
-        <w:t xml:space="preserve">approximate nearest neighbour search, locality-sensitive hashing, product quantization, HNSW, cross-modal retrieval, CLIP, out-of-distribution queries</w:t>
+        <w:t xml:space="preserve">). We compare three ANN methods from three families, LSH with random projection (hashing), Product Quantization (PQ) and HNSW (graph), on MS-COCO (122k images) and LAION (1M images). Every index is searched with both image queries and text queries using the same settings. All three methods lose recall on text queries. Surprisingly, LSH, which does not learn from the data, loses the most (up to 0.40 recall@100, against 0.17 for PQ and 0.19 for HNSW). We show that two properties of text queries cause this: their top-k neighbours have very similar scores, and they are far from every image. Based on this, we improve each method for text queries: caption-guided edges raise HNSW text recall on COCO from 0.88 to 0.95 with no extra memory, query-weighted OPQ raises PQ text recall from 0.51 to 0.79, and centring each modality separately roughly doubles LSH text recall at medium code lengths.</w:t>
       </w:r>
     </w:p>
     <w:p>
@@ -144,7 +119,7 @@
         <w:jc w:val="both"/>
       </w:pPr>
       <w:r>
-        <w:t xml:space="preserve">Similarity search means finding the </w:t>
+        <w:t xml:space="preserve">Similarity search finds the top-</w:t>
       </w:r>
       <m:oMath>
         <m:r>
@@ -152,31 +127,23 @@
         </m:r>
       </m:oMath>
       <w:r>
-        <w:t xml:space="preserve"> items in a database that are most similar to a query. It is used in image search, recommendation and retrieval-augmented generation. The exact answer comes from a linear scan that compares the query with every stored vector, which costs </w:t>
+        <w:t xml:space="preserve"> nearest neighbours of a query in a database. The simplest method is linear search (exhaustive search): compute the similarity between the query and every item in the database and return the </w:t>
       </w:r>
       <m:oMath>
         <m:r>
-          <m:t xml:space="preserve">O(nd)</m:t>
+          <m:t xml:space="preserve">k</m:t>
         </m:r>
       </m:oMath>
       <w:r>
-        <w:t xml:space="preserve"> for </w:t>
+        <w:t xml:space="preserve"> most similar ones. The result is exact, but each query needs </w:t>
       </w:r>
       <m:oMath>
         <m:r>
-          <m:t xml:space="preserve">n</m:t>
+          <m:t xml:space="preserve">O(n)</m:t>
         </m:r>
       </m:oMath>
       <w:r>
-        <w:t xml:space="preserve"> vectors of dimension </w:t>
-      </w:r>
-      <m:oMath>
-        <m:r>
-          <m:t xml:space="preserve">d</m:t>
-        </m:r>
-      </m:oMath>
-      <w:r>
-        <w:t xml:space="preserve">. On our LAION corpus of one million images, a single-threaded scan takes 104 ms per query. Approximate nearest neighbour (ANN) indexes accept a small loss in accuracy in return for much faster search or much less memory. They either make each comparison cheaper, using compact codes as in LSH and PQ, or make fewer comparisons, by partitioning the data or navigating a graph.</w:t>
+        <w:t xml:space="preserve"> similarity calculations, which is slow for large databases. On our LAION database of one million images, one linear search takes 104 ms on a single thread. Approximate nearest neighbour (ANN) methods such as LSH and PQ return approximate results in exchange for much faster search or much less memory.</w:t>
       </w:r>
     </w:p>
     <w:p>
@@ -185,7 +152,7 @@
         <w:jc w:val="both"/>
       </w:pPr>
       <w:r>
-        <w:t xml:space="preserve">Models such as CLIP (Radford et al., 2021) allow the same indexes to be used for </w:t>
+        <w:t xml:space="preserve">Models such as CLIP (Radford et al., 2021) map images and text into the same 512-dimensional space, so the same ANN methods can be used to find images with a caption (</w:t>
       </w:r>
       <w:r>
         <w:rPr>
@@ -195,7 +162,7 @@
         <w:t xml:space="preserve">cross-modal</w:t>
       </w:r>
       <w:r>
-        <w:t xml:space="preserve"> search. A caption and a photo are mapped into the same 512-dimensional space, and the photos closest to the caption are returned. However, the two modalities do not mix in this space. Each sits in its own narrow cone, and the two cones are far apart (Liang et al., 2022). In our data a caption and its own photo have a cosine similarity of only about 0.3. So an index whose structure was learned from image vectors gets queries from a region it has never seen. The VIBE benchmark (Jääsaari et al., 2026) shows that the throughput of general-purpose ANN methods drops sharply on such out-of-distribution (OOD) queries, and explains this briefly: an OOD query can be far from the corpus, and its nearest neighbours can be far from the query and from each other. We look at this more closely, with a controlled comparison across three index families and measurements for each query.</w:t>
+        <w:t xml:space="preserve"> search). However, the two modalities do not overlap in this space. Each one sits in its own narrow cone, and the two cones are far apart (Liang et al., 2022). In our data, a caption and its own image have a cosine similarity of only about 0.3. So an index built from images receives queries from a region it has never seen. The VIBE benchmark (Jääsaari et al., 2026) shows that ANN methods become much slower on such out-of-distribution (OOD) queries, and graph methods such as RoarGraph (Chen et al., 2024) and OOD-DiskANN (Jaiswal et al., 2022) use training queries to handle them. We study the problem across three different ANN families.</w:t>
       </w:r>
     </w:p>
     <w:p>
@@ -204,7 +171,7 @@
         <w:jc w:val="both"/>
       </w:pPr>
       <w:r>
-        <w:t xml:space="preserve">To study this, we keep the index, its parameters and the ground truth fixed and change only the query modality. We pick one method from each major ANN family: random-projection </w:t>
+        <w:t xml:space="preserve">We pick one method from each family: </w:t>
       </w:r>
       <w:r>
         <w:rPr>
@@ -214,7 +181,7 @@
         <w:t xml:space="preserve">LSH</w:t>
       </w:r>
       <w:r>
-        <w:t xml:space="preserve"> (hashing, does not learn from data) and </w:t>
+        <w:t xml:space="preserve"> with random projection (hashing, does not learn from the data) and </w:t>
       </w:r>
       <w:r>
         <w:rPr>
@@ -224,7 +191,7 @@
         <w:t xml:space="preserve">Product Quantization</w:t>
       </w:r>
       <w:r>
-        <w:t xml:space="preserve"> (quantization, learns codebooks from data), which are both covered in the course, and </w:t>
+        <w:t xml:space="preserve"> (quantization, learns centroids from the data), which are both covered in the lecture, and </w:t>
       </w:r>
       <w:r>
         <w:rPr>
@@ -234,7 +201,7 @@
         <w:t xml:space="preserve">HNSW</w:t>
       </w:r>
       <w:r>
-        <w:t xml:space="preserve"> (graph, learns a neighbourhood graph from data), which is outside the syllabus and is widely used in vector databases such as pgvector, Milvus and Weaviate. Before running the experiments we expected PQ, whose codebooks are fitted to the images, to suffer most from text queries, and LSH, which learns nothing from the data, to suffer least. The results turned out the other way round, and explaining why became the main thread of the report. In this report we:</w:t>
+        <w:t xml:space="preserve"> (graph), which is outside the course and is the default index in vector databases such as pgvector, Milvus and Weaviate. We expected PQ, whose centroids are fitted to images, to suffer most from text queries, and LSH to suffer least. The results were the opposite, and explaining why became the main thread of this report. We:</w:t>
       </w:r>
     </w:p>
     <w:p>
@@ -252,10 +219,10 @@
           <w:b/>
           <w:bCs/>
         </w:rPr>
-        <w:t xml:space="preserve">Benchmark</w:t>
-      </w:r>
-      <w:r>
-        <w:t xml:space="preserve"> the three methods and exact search on COCO (122k images) and LAION (1M images). We sweep each method's main parameter and search every index with both image and text queries, comparing recall, speed, memory and build time.</w:t>
+        <w:t xml:space="preserve">Compare</w:t>
+      </w:r>
+      <w:r>
+        <w:t xml:space="preserve"> the three methods and linear search on two datasets, COCO (122k images) and LAION (1M images), with both image and text queries, measuring recall, speed, memory and build time.</w:t>
       </w:r>
     </w:p>
     <w:p>
@@ -273,10 +240,10 @@
           <w:b/>
           <w:bCs/>
         </w:rPr>
-        <w:t xml:space="preserve">Analyse</w:t>
-      </w:r>
-      <w:r>
-        <w:t xml:space="preserve"> why text queries lose recall, by measuring how they differ from image queries and how each query's recall relates to those differences. For LSH, a simple probabilistic model predicts the measured loss.</w:t>
+        <w:t xml:space="preserve">Explain</w:t>
+      </w:r>
+      <w:r>
+        <w:t xml:space="preserve"> why text queries lose recall and check the explanation query by query. For LSH, a simple probability model predicts the loss.</w:t>
       </w:r>
     </w:p>
     <w:p>
@@ -297,7 +264,7 @@
         <w:t xml:space="preserve">Run ablations</w:t>
       </w:r>
       <w:r>
-        <w:t xml:space="preserve"> on HNSW's build parameters, the corpus size and the offset between the two modalities.</w:t>
+        <w:t xml:space="preserve"> on HNSW's build parameters, the database size and the offset between the two modalities.</w:t>
       </w:r>
     </w:p>
     <w:p>
@@ -315,10 +282,26 @@
           <w:b/>
           <w:bCs/>
         </w:rPr>
-        <w:t xml:space="preserve">Improve the baselines</w:t>
-      </w:r>
-      <w:r>
-        <w:t xml:space="preserve"> for text queries using a sample of training captions, adapting ideas from earlier work: modality-aware centring for LSH, query-weighted OPQ for PQ, and caption-guided edges for HNSW. None of these changes the search algorithm or the exact ground truth.</w:t>
+        <w:t xml:space="preserve">Improve</w:t>
+      </w:r>
+      <w:r>
+        <w:t xml:space="preserve"> each method for text queries using a sample of training captions, without changing the exact ground truth.</w:t>
+      </w:r>
+    </w:p>
+    <w:p>
+      <w:pPr>
+        <w:pStyle w:val="Heading1"/>
+      </w:pPr>
+      <w:r>
+        <w:t xml:space="preserve">2 Methods</w:t>
+      </w:r>
+    </w:p>
+    <w:p>
+      <w:pPr>
+        <w:pStyle w:val="Heading2"/>
+      </w:pPr>
+      <w:r>
+        <w:t xml:space="preserve">2.1 Problem and evaluation</w:t>
       </w:r>
     </w:p>
     <w:p>
@@ -327,32 +310,7 @@
         <w:jc w:val="both"/>
       </w:pPr>
       <w:r>
-        <w:t xml:space="preserve">Section 2 covers the search problem and the modality gap. Section 3 describes the three methods using the course notation, a simple model of when they fail on text queries, and the improvements we test. Section 4 presents the experiments, Section 5 discusses strengths, weaknesses and limitations, and Section 6 concludes.</w:t>
-      </w:r>
-    </w:p>
-    <w:p>
-      <w:pPr>
-        <w:pStyle w:val="Heading1"/>
-      </w:pPr>
-      <w:r>
-        <w:t xml:space="preserve">2 Background and Related Work</w:t>
-      </w:r>
-    </w:p>
-    <w:p>
-      <w:pPr>
-        <w:pStyle w:val="Heading2"/>
-      </w:pPr>
-      <w:r>
-        <w:t xml:space="preserve">2.1 Nearest neighbour search</w:t>
-      </w:r>
-    </w:p>
-    <w:p>
-      <w:pPr>
-        <w:spacing w:after="120" w:line="264"/>
-        <w:jc w:val="both"/>
-      </w:pPr>
-      <w:r>
-        <w:t xml:space="preserve">Let </w:t>
+        <w:t xml:space="preserve">Given a database </w:t>
       </w:r>
       <m:oMath>
         <m:r>
@@ -413,36 +371,15 @@
         </m:sSup>
       </m:oMath>
       <w:r>
-        <w:t xml:space="preserve"> be the database and </w:t>
+        <w:t xml:space="preserve"> and a query </w:t>
       </w:r>
       <m:oMath>
         <m:r>
-          <m:t xml:space="preserve">q∈</m:t>
-        </m:r>
-        <m:sSup>
-          <m:sSupPr/>
-          <m:e>
-            <m:r>
-              <m:t xml:space="preserve">ℝ</m:t>
-            </m:r>
-          </m:e>
-          <m:sup>
-            <m:r>
-              <m:t xml:space="preserve">d</m:t>
-            </m:r>
-          </m:sup>
-        </m:sSup>
-      </m:oMath>
-      <w:r>
-        <w:t xml:space="preserve"> a query. For a similarity function </w:t>
-      </w:r>
-      <m:oMath>
-        <m:r>
-          <m:t xml:space="preserve">s(q,x)</m:t>
+          <m:t xml:space="preserve">q</m:t>
         </m:r>
       </m:oMath>
       <w:r>
-        <w:t xml:space="preserve">, the exact </w:t>
+        <w:t xml:space="preserve">, </w:t>
       </w:r>
       <m:oMath>
         <m:r>
@@ -450,19 +387,15 @@
         </m:r>
       </m:oMath>
       <w:r>
-        <w:t xml:space="preserve">-nearest-neighbour set is</w:t>
-      </w:r>
-    </w:p>
-    <w:p>
-      <w:pPr>
-        <w:tabs>
-          <w:tab w:val="center" w:pos="4513"/>
-          <w:tab w:val="right" w:pos="9026"/>
-        </w:tabs>
-        <w:spacing w:before="80" w:after="120"/>
-      </w:pPr>
-      <w:r>
-        <w:t xml:space="preserve">	</w:t>
+        <w:t xml:space="preserve">-nearest neighbour search returns the </w:t>
+      </w:r>
+      <m:oMath>
+        <m:r>
+          <m:t xml:space="preserve">k</m:t>
+        </m:r>
+      </m:oMath>
+      <w:r>
+        <w:t xml:space="preserve"> items </w:t>
       </w:r>
       <m:oMath>
         <m:sSub>
@@ -479,82 +412,19 @@
           </m:sub>
         </m:sSub>
         <m:r>
-          <m:t xml:space="preserve">(q)=</m:t>
+          <m:t xml:space="preserve">(q)</m:t>
         </m:r>
-        <m:limLow>
-          <m:e>
-            <m:r>
-              <m:rPr>
-                <m:sty m:val="p"/>
-              </m:rPr>
-              <m:t xml:space="preserve">argmax</m:t>
-            </m:r>
-          </m:e>
-          <m:lim>
-            <m:r>
-              <m:t xml:space="preserve">S⊂X, </m:t>
-            </m:r>
-            <m:d>
-              <m:dPr>
-                <m:begChr m:val="|"/>
-                <m:endChr m:val="|"/>
-              </m:dPr>
-              <m:e>
-                <m:r>
-                  <m:t xml:space="preserve">S</m:t>
-                </m:r>
-              </m:e>
-            </m:d>
-            <m:r>
-              <m:t xml:space="preserve">=k</m:t>
-            </m:r>
-          </m:lim>
-        </m:limLow>
+      </m:oMath>
+      <w:r>
+        <w:t xml:space="preserve"> with the highest similarity </w:t>
+      </w:r>
+      <m:oMath>
         <m:r>
-          <m:t xml:space="preserve"> </m:t>
+          <m:t xml:space="preserve">s(q,x)</m:t>
         </m:r>
-        <m:nary>
-          <m:naryPr>
-            <m:chr m:val="∑"/>
-            <m:limLoc m:val="undOvr"/>
-            <m:supHide m:val="1"/>
-          </m:naryPr>
-          <m:sub>
-            <m:r>
-              <m:t xml:space="preserve">x∈S</m:t>
-            </m:r>
-          </m:sub>
-          <m:sup/>
-          <m:e>
-            <m:r>
-              <m:t xml:space="preserve">s(q,x)</m:t>
-            </m:r>
-          </m:e>
-        </m:nary>
       </m:oMath>
       <w:r>
-        <w:t xml:space="preserve">	(1)</w:t>
-      </w:r>
-    </w:p>
-    <w:p>
-      <w:pPr>
-        <w:spacing w:after="120" w:line="264"/>
-        <w:jc w:val="both"/>
-      </w:pPr>
-      <w:r>
-        <w:t xml:space="preserve">All our vectors are L2-normalised, so the inner product, cosine similarity and Euclidean distance give the same ranking:</w:t>
-      </w:r>
-    </w:p>
-    <w:p>
-      <w:pPr>
-        <w:tabs>
-          <w:tab w:val="center" w:pos="4513"/>
-          <w:tab w:val="right" w:pos="9026"/>
-        </w:tabs>
-        <w:spacing w:before="80" w:after="120"/>
-      </w:pPr>
-      <w:r>
-        <w:t xml:space="preserve">	</w:t>
+        <w:t xml:space="preserve">. All our vectors are L2-normalised, so the inner product, cosine similarity and L2 distance give the same ranking, since </w:t>
       </w:r>
       <m:oMath>
         <m:sSup>
@@ -579,68 +449,6 @@
           </m:sup>
         </m:sSup>
         <m:r>
-          <m:t xml:space="preserve">=</m:t>
-        </m:r>
-        <m:sSup>
-          <m:sSupPr/>
-          <m:e>
-            <m:d>
-              <m:dPr>
-                <m:begChr m:val="‖"/>
-                <m:endChr m:val="‖"/>
-              </m:dPr>
-              <m:e>
-                <m:r>
-                  <m:t xml:space="preserve">q</m:t>
-                </m:r>
-              </m:e>
-            </m:d>
-          </m:e>
-          <m:sup>
-            <m:r>
-              <m:t xml:space="preserve">2</m:t>
-            </m:r>
-          </m:sup>
-        </m:sSup>
-        <m:r>
-          <m:t xml:space="preserve">+</m:t>
-        </m:r>
-        <m:sSup>
-          <m:sSupPr/>
-          <m:e>
-            <m:d>
-              <m:dPr>
-                <m:begChr m:val="‖"/>
-                <m:endChr m:val="‖"/>
-              </m:dPr>
-              <m:e>
-                <m:r>
-                  <m:t xml:space="preserve">x</m:t>
-                </m:r>
-              </m:e>
-            </m:d>
-          </m:e>
-          <m:sup>
-            <m:r>
-              <m:t xml:space="preserve">2</m:t>
-            </m:r>
-          </m:sup>
-        </m:sSup>
-        <m:r>
-          <m:t xml:space="preserve">−2</m:t>
-        </m:r>
-        <m:d>
-          <m:dPr>
-            <m:begChr m:val="⟨"/>
-            <m:endChr m:val="⟩"/>
-          </m:dPr>
-          <m:e>
-            <m:r>
-              <m:t xml:space="preserve">q,x</m:t>
-            </m:r>
-          </m:e>
-        </m:d>
-        <m:r>
           <m:t xml:space="preserve">=2−2</m:t>
         </m:r>
         <m:d>
@@ -654,29 +462,9 @@
             </m:r>
           </m:e>
         </m:d>
-        <m:r>
-          <m:t xml:space="preserve">=2−2 cos θ(q,x)</m:t>
-        </m:r>
       </m:oMath>
       <w:r>
-        <w:t xml:space="preserve">	(2)</w:t>
-      </w:r>
-    </w:p>
-    <w:p>
-      <w:pPr>
-        <w:spacing w:after="120" w:line="264"/>
-        <w:jc w:val="both"/>
-      </w:pPr>
-      <w:r>
-        <w:t xml:space="preserve">where </w:t>
-      </w:r>
-      <m:oMath>
-        <m:r>
-          <m:t xml:space="preserve">θ(q,x)</m:t>
-        </m:r>
-      </m:oMath>
-      <w:r>
-        <w:t xml:space="preserve"> is the angle between the two vectors. We therefore use </w:t>
+        <w:t xml:space="preserve">. We use </w:t>
       </w:r>
       <m:oMath>
         <m:r>
@@ -695,7 +483,7 @@
         </m:d>
       </m:oMath>
       <w:r>
-        <w:t xml:space="preserve"> throughout. An ANN method returns an approximate set </w:t>
+        <w:t xml:space="preserve">. An ANN method returns an approximate list </w:t>
       </w:r>
       <m:oMath>
         <m:sSub>
@@ -723,7 +511,7 @@
         </m:r>
       </m:oMath>
       <w:r>
-        <w:t xml:space="preserve">, and we measure its quality by recall against the exact answer:</w:t>
+        <w:t xml:space="preserve">, which we compare with the exact list from linear search:</w:t>
       </w:r>
     </w:p>
     <w:p>
@@ -834,7 +622,7 @@
         </m:nary>
       </m:oMath>
       <w:r>
-        <w:t xml:space="preserve">	(3)</w:t>
+        <w:t xml:space="preserve">	(1)</w:t>
       </w:r>
     </w:p>
     <w:p>
@@ -851,455 +639,7 @@
         </m:r>
       </m:oMath>
       <w:r>
-        <w:t xml:space="preserve"> is the set of queries. Recall measures how closely the index matches exact search, not whether a person would find the results relevant. We do not use a human-relevance metric because it would mix the index's errors with CLIP's own errors.</w:t>
-      </w:r>
-    </w:p>
-    <w:p>
-      <w:pPr>
-        <w:pStyle w:val="Heading2"/>
-      </w:pPr>
-      <w:r>
-        <w:t xml:space="preserve">2.2 Contrastive embeddings and the modality gap</w:t>
-      </w:r>
-    </w:p>
-    <w:p>
-      <w:pPr>
-        <w:spacing w:after="120" w:line="264"/>
-        <w:jc w:val="both"/>
-      </w:pPr>
-      <w:r>
-        <w:t xml:space="preserve">CLIP trains an image encoder </w:t>
-      </w:r>
-      <m:oMath>
-        <m:sSub>
-          <m:sSubPr/>
-          <m:e>
-            <m:r>
-              <m:t xml:space="preserve">f</m:t>
-            </m:r>
-          </m:e>
-          <m:sub>
-            <m:r>
-              <m:t xml:space="preserve">I</m:t>
-            </m:r>
-          </m:sub>
-        </m:sSub>
-      </m:oMath>
-      <w:r>
-        <w:t xml:space="preserve"> and a text encoder </w:t>
-      </w:r>
-      <m:oMath>
-        <m:sSub>
-          <m:sSubPr/>
-          <m:e>
-            <m:r>
-              <m:t xml:space="preserve">f</m:t>
-            </m:r>
-          </m:e>
-          <m:sub>
-            <m:r>
-              <m:t xml:space="preserve">T</m:t>
-            </m:r>
-          </m:sub>
-        </m:sSub>
-      </m:oMath>
-      <w:r>
-        <w:t xml:space="preserve"> on image–caption pairs with a symmetric InfoNCE loss. For a batch of </w:t>
-      </w:r>
-      <m:oMath>
-        <m:r>
-          <m:t xml:space="preserve">B</m:t>
-        </m:r>
-      </m:oMath>
-      <w:r>
-        <w:t xml:space="preserve"> pairs </w:t>
-      </w:r>
-      <m:oMath>
-        <m:r>
-          <m:t xml:space="preserve">(</m:t>
-        </m:r>
-        <m:sSub>
-          <m:sSubPr/>
-          <m:e>
-            <m:r>
-              <m:t xml:space="preserve">i</m:t>
-            </m:r>
-          </m:e>
-          <m:sub>
-            <m:r>
-              <m:t xml:space="preserve">j</m:t>
-            </m:r>
-          </m:sub>
-        </m:sSub>
-        <m:r>
-          <m:t xml:space="preserve">,</m:t>
-        </m:r>
-        <m:sSub>
-          <m:sSubPr/>
-          <m:e>
-            <m:r>
-              <m:t xml:space="preserve">t</m:t>
-            </m:r>
-          </m:e>
-          <m:sub>
-            <m:r>
-              <m:t xml:space="preserve">j</m:t>
-            </m:r>
-          </m:sub>
-        </m:sSub>
-        <m:r>
-          <m:t xml:space="preserve">)</m:t>
-        </m:r>
-      </m:oMath>
-      <w:r>
-        <w:t xml:space="preserve"> and temperature </w:t>
-      </w:r>
-      <m:oMath>
-        <m:r>
-          <m:t xml:space="preserve">τ</m:t>
-        </m:r>
-      </m:oMath>
-      <w:r>
-        <w:t xml:space="preserve">, the image-to-text part of the loss is</w:t>
-      </w:r>
-    </w:p>
-    <w:p>
-      <w:pPr>
-        <w:tabs>
-          <w:tab w:val="center" w:pos="4513"/>
-          <w:tab w:val="right" w:pos="9026"/>
-        </w:tabs>
-        <w:spacing w:before="80" w:after="120"/>
-      </w:pPr>
-      <w:r>
-        <w:t xml:space="preserve">	</w:t>
-      </w:r>
-      <m:oMath>
-        <m:sSub>
-          <m:sSubPr/>
-          <m:e>
-            <m:r>
-              <m:t xml:space="preserve">L</m:t>
-            </m:r>
-          </m:e>
-          <m:sub>
-            <m:r>
-              <m:t xml:space="preserve">I→T</m:t>
-            </m:r>
-          </m:sub>
-        </m:sSub>
-        <m:r>
-          <m:t xml:space="preserve">=−</m:t>
-        </m:r>
-        <m:f>
-          <m:num>
-            <m:r>
-              <m:t xml:space="preserve">1</m:t>
-            </m:r>
-          </m:num>
-          <m:den>
-            <m:r>
-              <m:t xml:space="preserve">B</m:t>
-            </m:r>
-          </m:den>
-        </m:f>
-        <m:nary>
-          <m:naryPr>
-            <m:chr m:val="∑"/>
-            <m:limLoc m:val="undOvr"/>
-          </m:naryPr>
-          <m:sub>
-            <m:r>
-              <m:t xml:space="preserve">j=1</m:t>
-            </m:r>
-          </m:sub>
-          <m:sup>
-            <m:r>
-              <m:t xml:space="preserve">B</m:t>
-            </m:r>
-          </m:sup>
-          <m:e>
-            <m:r>
-              <m:t xml:space="preserve">log</m:t>
-            </m:r>
-            <m:f>
-              <m:num>
-                <m:r>
-                  <m:t xml:space="preserve">exp(</m:t>
-                </m:r>
-                <m:d>
-                  <m:dPr>
-                    <m:begChr m:val="⟨"/>
-                    <m:endChr m:val="⟩"/>
-                  </m:dPr>
-                  <m:e>
-                    <m:sSub>
-                      <m:sSubPr/>
-                      <m:e>
-                        <m:r>
-                          <m:t xml:space="preserve">f</m:t>
-                        </m:r>
-                      </m:e>
-                      <m:sub>
-                        <m:r>
-                          <m:t xml:space="preserve">I</m:t>
-                        </m:r>
-                      </m:sub>
-                    </m:sSub>
-                    <m:r>
-                      <m:t xml:space="preserve">(</m:t>
-                    </m:r>
-                    <m:sSub>
-                      <m:sSubPr/>
-                      <m:e>
-                        <m:r>
-                          <m:t xml:space="preserve">i</m:t>
-                        </m:r>
-                      </m:e>
-                      <m:sub>
-                        <m:r>
-                          <m:t xml:space="preserve">j</m:t>
-                        </m:r>
-                      </m:sub>
-                    </m:sSub>
-                    <m:r>
-                      <m:t xml:space="preserve">),</m:t>
-                    </m:r>
-                    <m:sSub>
-                      <m:sSubPr/>
-                      <m:e>
-                        <m:r>
-                          <m:t xml:space="preserve">f</m:t>
-                        </m:r>
-                      </m:e>
-                      <m:sub>
-                        <m:r>
-                          <m:t xml:space="preserve">T</m:t>
-                        </m:r>
-                      </m:sub>
-                    </m:sSub>
-                    <m:r>
-                      <m:t xml:space="preserve">(</m:t>
-                    </m:r>
-                    <m:sSub>
-                      <m:sSubPr/>
-                      <m:e>
-                        <m:r>
-                          <m:t xml:space="preserve">t</m:t>
-                        </m:r>
-                      </m:e>
-                      <m:sub>
-                        <m:r>
-                          <m:t xml:space="preserve">j</m:t>
-                        </m:r>
-                      </m:sub>
-                    </m:sSub>
-                    <m:r>
-                      <m:t xml:space="preserve">)</m:t>
-                    </m:r>
-                  </m:e>
-                </m:d>
-                <m:r>
-                  <m:t xml:space="preserve">/τ)</m:t>
-                </m:r>
-              </m:num>
-              <m:den>
-                <m:nary>
-                  <m:naryPr>
-                    <m:chr m:val="∑"/>
-                    <m:limLoc m:val="undOvr"/>
-                  </m:naryPr>
-                  <m:sub>
-                    <m:r>
-                      <m:t xml:space="preserve">l=1</m:t>
-                    </m:r>
-                  </m:sub>
-                  <m:sup>
-                    <m:r>
-                      <m:t xml:space="preserve">B</m:t>
-                    </m:r>
-                  </m:sup>
-                  <m:e>
-                    <m:r>
-                      <m:t xml:space="preserve">exp(</m:t>
-                    </m:r>
-                    <m:d>
-                      <m:dPr>
-                        <m:begChr m:val="⟨"/>
-                        <m:endChr m:val="⟩"/>
-                      </m:dPr>
-                      <m:e>
-                        <m:sSub>
-                          <m:sSubPr/>
-                          <m:e>
-                            <m:r>
-                              <m:t xml:space="preserve">f</m:t>
-                            </m:r>
-                          </m:e>
-                          <m:sub>
-                            <m:r>
-                              <m:t xml:space="preserve">I</m:t>
-                            </m:r>
-                          </m:sub>
-                        </m:sSub>
-                        <m:r>
-                          <m:t xml:space="preserve">(</m:t>
-                        </m:r>
-                        <m:sSub>
-                          <m:sSubPr/>
-                          <m:e>
-                            <m:r>
-                              <m:t xml:space="preserve">i</m:t>
-                            </m:r>
-                          </m:e>
-                          <m:sub>
-                            <m:r>
-                              <m:t xml:space="preserve">j</m:t>
-                            </m:r>
-                          </m:sub>
-                        </m:sSub>
-                        <m:r>
-                          <m:t xml:space="preserve">),</m:t>
-                        </m:r>
-                        <m:sSub>
-                          <m:sSubPr/>
-                          <m:e>
-                            <m:r>
-                              <m:t xml:space="preserve">f</m:t>
-                            </m:r>
-                          </m:e>
-                          <m:sub>
-                            <m:r>
-                              <m:t xml:space="preserve">T</m:t>
-                            </m:r>
-                          </m:sub>
-                        </m:sSub>
-                        <m:r>
-                          <m:t xml:space="preserve">(</m:t>
-                        </m:r>
-                        <m:sSub>
-                          <m:sSubPr/>
-                          <m:e>
-                            <m:r>
-                              <m:t xml:space="preserve">t</m:t>
-                            </m:r>
-                          </m:e>
-                          <m:sub>
-                            <m:r>
-                              <m:t xml:space="preserve">l</m:t>
-                            </m:r>
-                          </m:sub>
-                        </m:sSub>
-                        <m:r>
-                          <m:t xml:space="preserve">)</m:t>
-                        </m:r>
-                      </m:e>
-                    </m:d>
-                    <m:r>
-                      <m:t xml:space="preserve">/τ)</m:t>
-                    </m:r>
-                  </m:e>
-                </m:nary>
-              </m:den>
-            </m:f>
-          </m:e>
-        </m:nary>
-      </m:oMath>
-      <w:r>
-        <w:t xml:space="preserve">	(4)</w:t>
-      </w:r>
-    </w:p>
-    <w:p>
-      <w:pPr>
-        <w:spacing w:after="120" w:line="264"/>
-        <w:jc w:val="both"/>
-      </w:pPr>
-      <w:r>
-        <w:t xml:space="preserve">The loss only requires a matching pair to be </w:t>
-      </w:r>
-      <w:r>
-        <w:rPr>
-          <w:i/>
-          <w:iCs/>
-        </w:rPr>
-        <w:t xml:space="preserve">more</w:t>
-      </w:r>
-      <w:r>
-        <w:t xml:space="preserve"> similar than the non-matching pairs. Nothing in it asks the image and text vectors to overlap. Liang et al. (2022) show that each encoder maps its inputs into a narrow cone, an effect that is already present at random initialisation, and that contrastive training then keeps the two cones apart. With </w:t>
-      </w:r>
-      <m:oMath>
-        <m:sSub>
-          <m:sSubPr/>
-          <m:e>
-            <m:r>
-              <m:t xml:space="preserve">μ</m:t>
-            </m:r>
-          </m:e>
-          <m:sub>
-            <m:r>
-              <m:t xml:space="preserve">I</m:t>
-            </m:r>
-          </m:sub>
-        </m:sSub>
-        <m:r>
-          <m:t xml:space="preserve">=E[</m:t>
-        </m:r>
-        <m:sSub>
-          <m:sSubPr/>
-          <m:e>
-            <m:r>
-              <m:t xml:space="preserve">f</m:t>
-            </m:r>
-          </m:e>
-          <m:sub>
-            <m:r>
-              <m:t xml:space="preserve">I</m:t>
-            </m:r>
-          </m:sub>
-        </m:sSub>
-        <m:r>
-          <m:t xml:space="preserve">(i)]</m:t>
-        </m:r>
-      </m:oMath>
-      <w:r>
-        <w:t xml:space="preserve"> and </w:t>
-      </w:r>
-      <m:oMath>
-        <m:sSub>
-          <m:sSubPr/>
-          <m:e>
-            <m:r>
-              <m:t xml:space="preserve">μ</m:t>
-            </m:r>
-          </m:e>
-          <m:sub>
-            <m:r>
-              <m:t xml:space="preserve">T</m:t>
-            </m:r>
-          </m:sub>
-        </m:sSub>
-        <m:r>
-          <m:t xml:space="preserve">=E[</m:t>
-        </m:r>
-        <m:sSub>
-          <m:sSubPr/>
-          <m:e>
-            <m:r>
-              <m:t xml:space="preserve">f</m:t>
-            </m:r>
-          </m:e>
-          <m:sub>
-            <m:r>
-              <m:t xml:space="preserve">T</m:t>
-            </m:r>
-          </m:sub>
-        </m:sSub>
-        <m:r>
-          <m:t xml:space="preserve">(t)]</m:t>
-        </m:r>
-      </m:oMath>
-      <w:r>
-        <w:t xml:space="preserve"> as the mean image and text vectors, we measure the gap by </w:t>
+        <w:t xml:space="preserve"> is the set of queries. Recall measures how close the ANN result is to linear search, not whether a user finds the images relevant. To measure the modality gap we use </w:t>
       </w:r>
       <m:oMath>
         <m:r>
@@ -1339,80 +679,43 @@
         </m:r>
       </m:oMath>
       <w:r>
-        <w:t xml:space="preserve">. It is 0.31 on COCO and 0.36 on LAION (Section 4.2), so for an index built on images, a text query is an out-of-distribution query.</w:t>
-      </w:r>
-    </w:p>
-    <w:p>
-      <w:pPr>
-        <w:pStyle w:val="Heading2"/>
-      </w:pPr>
-      <w:r>
-        <w:t xml:space="preserve">2.3 Related work</w:t>
-      </w:r>
-    </w:p>
-    <w:p>
-      <w:pPr>
-        <w:spacing w:after="120" w:line="264"/>
-        <w:jc w:val="both"/>
-      </w:pPr>
-      <w:r>
-        <w:rPr>
-          <w:b/>
-          <w:bCs/>
-        </w:rPr>
-        <w:t xml:space="preserve">ANN benchmarks.</w:t>
-      </w:r>
-      <w:r>
-        <w:t xml:space="preserve"> We follow the recall versus throughput methodology of ann-benchmarks (Aumüller et al., 2020) and the FAISS library (Douze et al., 2024). VIBE (Jääsaari et al., 2026) adds newer embedding datasets, including LAION with text queries, and finds that general-purpose methods, graph indexes included, need much more time to reach the same recall on these queries. We use its protocol and its LAION data, and we extend the comparison to hashing and quantization and look at the cause of the loss.</w:t>
-      </w:r>
-    </w:p>
-    <w:p>
-      <w:pPr>
-        <w:spacing w:after="120" w:line="264"/>
-        <w:jc w:val="both"/>
-      </w:pPr>
-      <w:r>
-        <w:rPr>
-          <w:b/>
-          <w:bCs/>
-        </w:rPr>
-        <w:t xml:space="preserve">Graph indexes for OOD queries.</w:t>
-      </w:r>
-      <w:r>
-        <w:t xml:space="preserve"> RoarGraph (Chen et al., 2024) and OOD-DiskANN (Jaiswal et al., 2022) use a sample of training queries to add or change graph edges so that search works for queries outside the data distribution. Our caption-guided edges (Section 3.8) are a simple version of this idea that adds edges to an existing HNSW graph without rebuilding it.</w:t>
-      </w:r>
-    </w:p>
-    <w:p>
-      <w:pPr>
-        <w:spacing w:after="120" w:line="264"/>
-        <w:jc w:val="both"/>
-      </w:pPr>
-      <w:r>
-        <w:rPr>
-          <w:b/>
-          <w:bCs/>
-        </w:rPr>
-        <w:t xml:space="preserve">Query-aware quantization.</w:t>
-      </w:r>
-      <w:r>
-        <w:t xml:space="preserve"> OPQ (Ge et al., 2014) learns a rotation of the data before PQ to reduce quantization error, which in practice spreads the variance more evenly across the sub-spaces. ScaNN (Guo et al., 2020) points out that for inner-product search, reconstruction error is not the right objective, because what matters is the error in the inner products with the queries. Its anisotropic loss penalises the part of the error parallel to the data point more than the orthogonal part. Our query-weighted PQ (Section 3.7) is a closed-form variant that weights the error by the second-moment matrix of the queries.</w:t>
-      </w:r>
-    </w:p>
-    <w:p>
-      <w:pPr>
-        <w:pStyle w:val="Heading1"/>
-      </w:pPr>
-      <w:r>
-        <w:t xml:space="preserve">3 Methods</w:t>
-      </w:r>
-    </w:p>
-    <w:p>
-      <w:pPr>
-        <w:spacing w:after="120" w:line="264"/>
-        <w:jc w:val="both"/>
-      </w:pPr>
-      <w:r>
-        <w:t xml:space="preserve">Sections 3.1 to 3.4 describe the three methods and the exact baseline. Section 3.5 gives a simple model of why they lose recall on out-of-distribution queries, and Sections 3.6 to 3.8 describe the improvements we derive from it. Table 1 lists the storage and query cost of each method and the parameter we sweep.</w:t>
+        <w:t xml:space="preserve">, the cosine between the mean image vector </w:t>
+      </w:r>
+      <m:oMath>
+        <m:sSub>
+          <m:sSubPr/>
+          <m:e>
+            <m:r>
+              <m:t xml:space="preserve">μ</m:t>
+            </m:r>
+          </m:e>
+          <m:sub>
+            <m:r>
+              <m:t xml:space="preserve">I</m:t>
+            </m:r>
+          </m:sub>
+        </m:sSub>
+      </m:oMath>
+      <w:r>
+        <w:t xml:space="preserve"> and the mean text vector </w:t>
+      </w:r>
+      <m:oMath>
+        <m:sSub>
+          <m:sSubPr/>
+          <m:e>
+            <m:r>
+              <m:t xml:space="preserve">μ</m:t>
+            </m:r>
+          </m:e>
+          <m:sub>
+            <m:r>
+              <m:t xml:space="preserve">T</m:t>
+            </m:r>
+          </m:sub>
+        </m:sSub>
+      </m:oMath>
+      <w:r>
+        <w:t xml:space="preserve">. Table 1 summarises the methods.</w:t>
       </w:r>
     </w:p>
     <w:p>
@@ -1471,7 +774,7 @@
           <w:sz w:val="19"/>
           <w:szCs w:val="19"/>
         </w:rPr>
-        <w:t xml:space="preserve">: LSH code length in bits, </w:t>
+        <w:t xml:space="preserve">: LSH bits (number of hashing functions), </w:t>
       </w:r>
       <m:oMath>
         <m:r>
@@ -1483,7 +786,7 @@
           <w:sz w:val="19"/>
           <w:szCs w:val="19"/>
         </w:rPr>
-        <w:t xml:space="preserve">: number of PQ sub-spaces or HNSW links per node, </w:t>
+        <w:t xml:space="preserve">: number of PQ subspaces or HNSW links per node, </w:t>
       </w:r>
       <m:oMath>
         <m:r>
@@ -1495,7 +798,7 @@
           <w:sz w:val="19"/>
           <w:szCs w:val="19"/>
         </w:rPr>
-        <w:t xml:space="preserve">: centroids per sub-space (256), </w:t>
+        <w:t xml:space="preserve">: centroids per subspace (256), </w:t>
       </w:r>
       <m:oMath>
         <m:r>
@@ -1507,7 +810,7 @@
           <w:sz w:val="19"/>
           <w:szCs w:val="19"/>
         </w:rPr>
-        <w:t xml:space="preserve">: HNSW search beam width.</w:t>
+        <w:t xml:space="preserve">: HNSW search list size.</w:t>
       </w:r>
     </w:p>
     <w:tbl>
@@ -2288,7 +1591,7 @@
                 <w:sz w:val="18"/>
                 <w:szCs w:val="18"/>
               </w:rPr>
-              <w:t xml:space="preserve">Exact (linear scan)</w:t>
+              <w:t xml:space="preserve">Linear search (exact)</w:t>
             </w:r>
           </w:p>
         </w:tc>
@@ -2449,7 +1752,7 @@
         <w:pStyle w:val="Heading2"/>
       </w:pPr>
       <w:r>
-        <w:t xml:space="preserve">3.1 Locality-sensitive hashing by random projection</w:t>
+        <w:t xml:space="preserve">2.2 LSH with random projection</w:t>
       </w:r>
     </w:p>
     <w:p>
@@ -2458,7 +1761,15 @@
         <w:jc w:val="both"/>
       </w:pPr>
       <w:r>
-        <w:t xml:space="preserve">As in the course, we draw </w:t>
+        <w:t xml:space="preserve">As in the lecture, we generate </w:t>
+      </w:r>
+      <m:oMath>
+        <m:r>
+          <m:t xml:space="preserve">b</m:t>
+        </m:r>
+      </m:oMath>
+      <w:r>
+        <w:t xml:space="preserve"> hashing functions by drawing </w:t>
       </w:r>
       <m:oMath>
         <m:r>
@@ -2500,15 +1811,7 @@
         </m:sSub>
       </m:oMath>
       <w:r>
-        <w:t xml:space="preserve"> from a standard Gaussian and define one binary hash function for each (</w:t>
-      </w:r>
-      <m:oMath>
-        <m:r>
-          <m:t xml:space="preserve">1[·]</m:t>
-        </m:r>
-      </m:oMath>
-      <w:r>
-        <w:t xml:space="preserve"> is 1 if the condition holds and 0 otherwise):</w:t>
+        <w:t xml:space="preserve"> from a standard Gaussian distribution. Each hashing function turns an input vector into one bit:</w:t>
       </w:r>
     </w:p>
     <w:p>
@@ -2626,7 +1929,7 @@
         </m:sSup>
       </m:oMath>
       <w:r>
-        <w:t xml:space="preserve">	(5)</w:t>
+        <w:t xml:space="preserve">	(2)</w:t>
       </w:r>
     </w:p>
     <w:p>
@@ -2635,64 +1938,47 @@
         <w:jc w:val="both"/>
       </w:pPr>
       <w:r>
-        <w:t xml:space="preserve">Each </w:t>
+        <w:t xml:space="preserve">The </w:t>
       </w:r>
       <m:oMath>
-        <m:sSub>
-          <m:sSubPr/>
-          <m:e>
-            <m:r>
-              <m:t xml:space="preserve">w</m:t>
-            </m:r>
-          </m:e>
-          <m:sub>
-            <m:r>
-              <m:t xml:space="preserve">i</m:t>
-            </m:r>
-          </m:sub>
-        </m:sSub>
-      </m:oMath>
-      <w:r>
-        <w:t xml:space="preserve"> is the normal of a hyperplane through the origin, and </w:t>
-      </w:r>
-      <m:oMath>
-        <m:sSub>
-          <m:sSubPr/>
-          <m:e>
-            <m:r>
-              <m:t xml:space="preserve">h</m:t>
-            </m:r>
-          </m:e>
-          <m:sub>
-            <m:r>
-              <m:t xml:space="preserve">i</m:t>
-            </m:r>
-          </m:sub>
-        </m:sSub>
-      </m:oMath>
-      <w:r>
-        <w:t xml:space="preserve"> records which side of that hyperplane a vector is on. Two vectors are compared by the Hamming distance between their codes, </w:t>
-      </w:r>
-      <m:oMath>
-        <m:sSub>
-          <m:sSubPr/>
-          <m:e>
-            <m:r>
-              <m:t xml:space="preserve">D</m:t>
-            </m:r>
-          </m:e>
-          <m:sub>
-            <m:r>
-              <m:t xml:space="preserve">H</m:t>
-            </m:r>
-          </m:sub>
-        </m:sSub>
         <m:r>
-          <m:t xml:space="preserve">(q,x)=popcount(H(q) ⊕ H(x))</m:t>
+          <m:t xml:space="preserve">b</m:t>
         </m:r>
       </m:oMath>
       <w:r>
-        <w:t xml:space="preserve">, which takes one XOR and one population count per 64 bits. Charikar (2002) showed that a random hyperplane separates two vectors with probability proportional to the angle between them:</w:t>
+        <w:t xml:space="preserve"> bits form the binary vector of </w:t>
+      </w:r>
+      <m:oMath>
+        <m:r>
+          <m:t xml:space="preserve">x</m:t>
+        </m:r>
+      </m:oMath>
+      <w:r>
+        <w:t xml:space="preserve">. The whole database is converted into binary vectors once (offline), and at query time only the query is converted (online). We then run linear search on the binary vectors using the Hamming distance, which only needs an XOR and a bit count, so it is much cheaper than a distance on float values. A 512-bit binary vector takes 64 bytes, 32 times less than the 2,048-byte float vector. We use LSH + linear search (FAISS IndexLSH) instead of hash tables because it returns a full top-100 list. Results are averaged over three random seeds (standard deviation of recall below 0.01).</w:t>
+      </w:r>
+    </w:p>
+    <w:p>
+      <w:pPr>
+        <w:spacing w:after="120" w:line="264"/>
+        <w:jc w:val="both"/>
+      </w:pPr>
+      <w:r>
+        <w:rPr>
+          <w:b/>
+          <w:bCs/>
+        </w:rPr>
+        <w:t xml:space="preserve">Why more bits give better results.</w:t>
+      </w:r>
+      <w:r>
+        <w:t xml:space="preserve"> A random hyperplane separates two vectors with a probability equal to the angle between them divided by </w:t>
+      </w:r>
+      <m:oMath>
+        <m:r>
+          <m:t xml:space="preserve">π</m:t>
+        </m:r>
+      </m:oMath>
+      <w:r>
+        <w:t xml:space="preserve"> (Charikar, 2002):</w:t>
       </w:r>
     </w:p>
     <w:p>
@@ -2809,7 +2095,7 @@
         </m:f>
       </m:oMath>
       <w:r>
-        <w:t xml:space="preserve">	(6)</w:t>
+        <w:t xml:space="preserve">	(3)</w:t>
       </w:r>
     </w:p>
     <w:p>
@@ -2818,7 +2104,7 @@
         <w:jc w:val="both"/>
       </w:pPr>
       <w:r>
-        <w:t xml:space="preserve">So the Hamming distance is an unbiased estimate of the angle, and through Eq. (2) of the inner product. The bits are independent Bernoulli trials, so </w:t>
+        <w:t xml:space="preserve">So the Hamming distance </w:t>
       </w:r>
       <m:oMath>
         <m:sSub>
@@ -2836,7 +2122,7 @@
         </m:sSub>
       </m:oMath>
       <w:r>
-        <w:t xml:space="preserve"> follows a binomial distribution and the estimate gets more accurate as </w:t>
+        <w:t xml:space="preserve"> estimates the angle, and the estimate gets more accurate as </w:t>
       </w:r>
       <m:oMath>
         <m:r>
@@ -2844,7 +2130,7 @@
         </m:r>
       </m:oMath>
       <w:r>
-        <w:t xml:space="preserve"> grows. This is why, as noted in the lecture, more hash functions give more accurate top-</w:t>
+        <w:t xml:space="preserve"> grows. This is why, as shown in the lecture, more hashing functions give more accurate top-</w:t>
       </w:r>
       <m:oMath>
         <m:r>
@@ -2852,58 +2138,7 @@
         </m:r>
       </m:oMath>
       <w:r>
-        <w:t xml:space="preserve"> results.</w:t>
-      </w:r>
-    </w:p>
-    <w:p>
-      <w:pPr>
-        <w:spacing w:after="120" w:line="264"/>
-        <w:jc w:val="both"/>
-      </w:pPr>
-      <w:r>
-        <w:t xml:space="preserve">The course covers two ways to search with LSH codes: a linear scan over all codes, or hash tables whose buckets are visited in order of Hamming distance. We use the linear scan (FAISS IndexLSH), which ranks every database code by </w:t>
-      </w:r>
-      <m:oMath>
-        <m:sSub>
-          <m:sSubPr/>
-          <m:e>
-            <m:r>
-              <m:t xml:space="preserve">D</m:t>
-            </m:r>
-          </m:e>
-          <m:sub>
-            <m:r>
-              <m:t xml:space="preserve">H</m:t>
-            </m:r>
-          </m:sub>
-        </m:sSub>
-      </m:oMath>
-      <w:r>
-        <w:t xml:space="preserve"> and gives the full top-100 list needed to measure recall. A code takes </w:t>
-      </w:r>
-      <m:oMath>
-        <m:r>
-          <m:t xml:space="preserve">b/8</m:t>
-        </m:r>
-      </m:oMath>
-      <w:r>
-        <w:t xml:space="preserve"> bytes, so a 512-bit code (64 bytes) is 32 times smaller than the 2,048-byte float vector. The hyperplanes are the rows of a seeded random rotation, and every LSH result is averaged over three seeds. The standard deviation of recall across seeds is below 0.01.</w:t>
-      </w:r>
-    </w:p>
-    <w:p>
-      <w:pPr>
-        <w:spacing w:after="120" w:line="264"/>
-        <w:jc w:val="both"/>
-      </w:pPr>
-      <w:r>
-        <w:rPr>
-          <w:b/>
-          <w:bCs/>
-        </w:rPr>
-        <w:t xml:space="preserve">How precise is the estimate?</w:t>
-      </w:r>
-      <w:r>
-        <w:t xml:space="preserve"> Recall depends on whether a true neighbour </w:t>
+        <w:t xml:space="preserve"> results. We can make this precise. Let </w:t>
       </w:r>
       <m:oMath>
         <m:r>
@@ -2911,7 +2146,7 @@
         </m:r>
       </m:oMath>
       <w:r>
-        <w:t xml:space="preserve"> (for example the 100th) stays ahead of a non-neighbour </w:t>
+        <w:t xml:space="preserve"> be a true neighbour and </w:t>
       </w:r>
       <m:oMath>
         <m:r>
@@ -2919,174 +2154,15 @@
         </m:r>
       </m:oMath>
       <w:r>
-        <w:t xml:space="preserve">, where </w:t>
+        <w:t xml:space="preserve"> a non-neighbour, with angular margin </w:t>
       </w:r>
       <m:oMath>
         <m:r>
-          <m:t xml:space="preserve">θ(q,u)&lt;θ(q,v)</m:t>
+          <m:t xml:space="preserve">δ=(θ(q,v)−θ(q,u))/π&gt;0</m:t>
         </m:r>
       </m:oMath>
       <w:r>
-        <w:t xml:space="preserve">. For each hyperplane let </w:t>
-      </w:r>
-      <m:oMath>
-        <m:sSub>
-          <m:sSubPr/>
-          <m:e>
-            <m:r>
-              <m:t xml:space="preserve">D</m:t>
-            </m:r>
-          </m:e>
-          <m:sub>
-            <m:r>
-              <m:t xml:space="preserve">i</m:t>
-            </m:r>
-          </m:sub>
-        </m:sSub>
-        <m:r>
-          <m:t xml:space="preserve">=1[</m:t>
-        </m:r>
-        <m:sSub>
-          <m:sSubPr/>
-          <m:e>
-            <m:r>
-              <m:t xml:space="preserve">h</m:t>
-            </m:r>
-          </m:e>
-          <m:sub>
-            <m:r>
-              <m:t xml:space="preserve">i</m:t>
-            </m:r>
-          </m:sub>
-        </m:sSub>
-        <m:r>
-          <m:t xml:space="preserve">(q)≠</m:t>
-        </m:r>
-        <m:sSub>
-          <m:sSubPr/>
-          <m:e>
-            <m:r>
-              <m:t xml:space="preserve">h</m:t>
-            </m:r>
-          </m:e>
-          <m:sub>
-            <m:r>
-              <m:t xml:space="preserve">i</m:t>
-            </m:r>
-          </m:sub>
-        </m:sSub>
-        <m:r>
-          <m:t xml:space="preserve">(v)]−1[</m:t>
-        </m:r>
-        <m:sSub>
-          <m:sSubPr/>
-          <m:e>
-            <m:r>
-              <m:t xml:space="preserve">h</m:t>
-            </m:r>
-          </m:e>
-          <m:sub>
-            <m:r>
-              <m:t xml:space="preserve">i</m:t>
-            </m:r>
-          </m:sub>
-        </m:sSub>
-        <m:r>
-          <m:t xml:space="preserve">(q)≠</m:t>
-        </m:r>
-        <m:sSub>
-          <m:sSubPr/>
-          <m:e>
-            <m:r>
-              <m:t xml:space="preserve">h</m:t>
-            </m:r>
-          </m:e>
-          <m:sub>
-            <m:r>
-              <m:t xml:space="preserve">i</m:t>
-            </m:r>
-          </m:sub>
-        </m:sSub>
-        <m:r>
-          <m:t xml:space="preserve">(u)]</m:t>
-        </m:r>
-      </m:oMath>
-      <w:r>
-        <w:t xml:space="preserve">. Its mean is the angular margin </w:t>
-      </w:r>
-      <m:oMath>
-        <m:r>
-          <m:t xml:space="preserve">δ=(θ(q,v)−θ(q,u))/π</m:t>
-        </m:r>
-      </m:oMath>
-      <w:r>
-        <w:t xml:space="preserve">. Since </w:t>
-      </w:r>
-      <m:oMath>
-        <m:sSub>
-          <m:sSubPr/>
-          <m:e>
-            <m:r>
-              <m:t xml:space="preserve">D</m:t>
-            </m:r>
-          </m:e>
-          <m:sub>
-            <m:r>
-              <m:t xml:space="preserve">i</m:t>
-            </m:r>
-          </m:sub>
-        </m:sSub>
-        <m:r>
-          <m:t xml:space="preserve">≠0</m:t>
-        </m:r>
-      </m:oMath>
-      <w:r>
-        <w:t xml:space="preserve"> exactly when the hyperplane separates </w:t>
-      </w:r>
-      <m:oMath>
-        <m:r>
-          <m:t xml:space="preserve">u</m:t>
-        </m:r>
-      </m:oMath>
-      <w:r>
-        <w:t xml:space="preserve"> from </w:t>
-      </w:r>
-      <m:oMath>
-        <m:r>
-          <m:t xml:space="preserve">v</m:t>
-        </m:r>
-      </m:oMath>
-      <w:r>
-        <w:t xml:space="preserve">, its variance is </w:t>
-      </w:r>
-      <m:oMath>
-        <m:r>
-          <m:t xml:space="preserve">θ(u,v)/π−</m:t>
-        </m:r>
-        <m:sSup>
-          <m:sSupPr/>
-          <m:e>
-            <m:r>
-              <m:t xml:space="preserve">δ</m:t>
-            </m:r>
-          </m:e>
-          <m:sup>
-            <m:r>
-              <m:t xml:space="preserve">2</m:t>
-            </m:r>
-          </m:sup>
-        </m:sSup>
-      </m:oMath>
-      <w:r>
-        <w:t xml:space="preserve">. Adding up </w:t>
-      </w:r>
-      <m:oMath>
-        <m:r>
-          <m:t xml:space="preserve">b</m:t>
-        </m:r>
-      </m:oMath>
-      <w:r>
-        <w:t xml:space="preserve"> independent hyperplanes, the probability that the codes rank </w:t>
+        <w:t xml:space="preserve">. Treating the bits as independent, the probability that the binary vectors rank </w:t>
       </w:r>
       <m:oMath>
         <m:r>
@@ -3155,7 +2231,7 @@
         </m:rad>
       </m:oMath>
       <w:r>
-        <w:t xml:space="preserve">	(7)</w:t>
+        <w:t xml:space="preserve">	(4)</w:t>
       </w:r>
     </w:p>
     <w:p>
@@ -3172,7 +2248,7 @@
         </m:r>
       </m:oMath>
       <w:r>
-        <w:t xml:space="preserve"> is the standard normal CDF. Because </w:t>
+        <w:t xml:space="preserve"> is the standard normal CDF. Since </w:t>
       </w:r>
       <m:oMath>
         <m:r>
@@ -3199,7 +2275,7 @@
         </m:rad>
       </m:oMath>
       <w:r>
-        <w:t xml:space="preserve">, halving the angular margin means four times as many bits are needed for the same swap probability. Nothing here depends on where the data are, which is why we first expected LSH to behave the same for both query types. Section 3.5 explains why the margin depends on the query, and Section 4.5 compares Eq. (7) with measurements.</w:t>
+        <w:t xml:space="preserve">, halving the margin needs four times as many bits for the same accuracy.</w:t>
       </w:r>
     </w:p>
     <w:p>
@@ -3207,7 +2283,7 @@
         <w:pStyle w:val="Heading2"/>
       </w:pPr>
       <w:r>
-        <w:t xml:space="preserve">3.2 Product quantization</w:t>
+        <w:t xml:space="preserve">2.3 Product quantization</w:t>
       </w:r>
     </w:p>
     <w:p>
@@ -3216,7 +2292,7 @@
         <w:jc w:val="both"/>
       </w:pPr>
       <w:r>
-        <w:t xml:space="preserve">PQ (Jégou et al., 2011) splits each vector into </w:t>
+        <w:t xml:space="preserve">PQ (Jégou et al., 2011) follows the steps in the lecture. (1) Split each vector equally into </w:t>
       </w:r>
       <m:oMath>
         <m:r>
@@ -3224,147 +2300,7 @@
         </m:r>
       </m:oMath>
       <w:r>
-        <w:t xml:space="preserve"> sub-vectors </w:t>
-      </w:r>
-      <m:oMath>
-        <m:r>
-          <m:t xml:space="preserve">x=(</m:t>
-        </m:r>
-        <m:sSup>
-          <m:sSupPr/>
-          <m:e>
-            <m:r>
-              <m:t xml:space="preserve">x</m:t>
-            </m:r>
-          </m:e>
-          <m:sup>
-            <m:r>
-              <m:t xml:space="preserve">(1)</m:t>
-            </m:r>
-          </m:sup>
-        </m:sSup>
-        <m:r>
-          <m:t xml:space="preserve">,…,</m:t>
-        </m:r>
-        <m:sSup>
-          <m:sSupPr/>
-          <m:e>
-            <m:r>
-              <m:t xml:space="preserve">x</m:t>
-            </m:r>
-          </m:e>
-          <m:sup>
-            <m:r>
-              <m:t xml:space="preserve">(M)</m:t>
-            </m:r>
-          </m:sup>
-        </m:sSup>
-        <m:r>
-          <m:t xml:space="preserve">)</m:t>
-        </m:r>
-      </m:oMath>
-      <w:r>
-        <w:t xml:space="preserve"> with </w:t>
-      </w:r>
-      <m:oMath>
-        <m:sSup>
-          <m:sSupPr/>
-          <m:e>
-            <m:r>
-              <m:t xml:space="preserve">x</m:t>
-            </m:r>
-          </m:e>
-          <m:sup>
-            <m:r>
-              <m:t xml:space="preserve">(m)</m:t>
-            </m:r>
-          </m:sup>
-        </m:sSup>
-        <m:r>
-          <m:t xml:space="preserve">∈</m:t>
-        </m:r>
-        <m:sSup>
-          <m:sSupPr/>
-          <m:e>
-            <m:r>
-              <m:t xml:space="preserve">ℝ</m:t>
-            </m:r>
-          </m:e>
-          <m:sup>
-            <m:r>
-              <m:t xml:space="preserve">d/M</m:t>
-            </m:r>
-          </m:sup>
-        </m:sSup>
-      </m:oMath>
-      <w:r>
-        <w:t xml:space="preserve">. In each sub-space </w:t>
-      </w:r>
-      <m:oMath>
-        <m:r>
-          <m:t xml:space="preserve">m</m:t>
-        </m:r>
-      </m:oMath>
-      <w:r>
-        <w:t xml:space="preserve"> it runs k-means on the database to get a codebook </w:t>
-      </w:r>
-      <m:oMath>
-        <m:sSub>
-          <m:sSubPr/>
-          <m:e>
-            <m:r>
-              <m:t xml:space="preserve">C</m:t>
-            </m:r>
-          </m:e>
-          <m:sub>
-            <m:r>
-              <m:t xml:space="preserve">m</m:t>
-            </m:r>
-          </m:sub>
-        </m:sSub>
-        <m:r>
-          <m:t xml:space="preserve">=</m:t>
-        </m:r>
-        <m:d>
-          <m:dPr>
-            <m:begChr m:val="{"/>
-            <m:endChr m:val="}"/>
-          </m:dPr>
-          <m:e>
-            <m:sSub>
-              <m:sSubPr/>
-              <m:e>
-                <m:r>
-                  <m:t xml:space="preserve">c</m:t>
-                </m:r>
-              </m:e>
-              <m:sub>
-                <m:r>
-                  <m:t xml:space="preserve">m,1</m:t>
-                </m:r>
-              </m:sub>
-            </m:sSub>
-            <m:r>
-              <m:t xml:space="preserve">,…,</m:t>
-            </m:r>
-            <m:sSub>
-              <m:sSubPr/>
-              <m:e>
-                <m:r>
-                  <m:t xml:space="preserve">c</m:t>
-                </m:r>
-              </m:e>
-              <m:sub>
-                <m:r>
-                  <m:t xml:space="preserve">m,K</m:t>
-                </m:r>
-              </m:sub>
-            </m:sSub>
-          </m:e>
-        </m:d>
-      </m:oMath>
-      <w:r>
-        <w:t xml:space="preserve"> of </w:t>
+        <w:t xml:space="preserve"> sub-vectors, one per subspace. (2) In each subspace, run k-means on the database sub-vectors to get </w:t>
       </w:r>
       <m:oMath>
         <m:r>
@@ -3372,276 +2308,9 @@
         </m:r>
       </m:oMath>
       <w:r>
-        <w:t xml:space="preserve"> centroids:</w:t>
-      </w:r>
-    </w:p>
-    <w:p>
-      <w:pPr>
-        <w:tabs>
-          <w:tab w:val="center" w:pos="4513"/>
-          <w:tab w:val="right" w:pos="9026"/>
-        </w:tabs>
-        <w:spacing w:before="80" w:after="120"/>
-      </w:pPr>
-      <w:r>
-        <w:t xml:space="preserve">	</w:t>
+        <w:t xml:space="preserve"> centroids </w:t>
       </w:r>
       <m:oMath>
-        <m:limLow>
-          <m:e>
-            <m:r>
-              <m:rPr>
-                <m:sty m:val="p"/>
-              </m:rPr>
-              <m:t xml:space="preserve">min</m:t>
-            </m:r>
-          </m:e>
-          <m:lim>
-            <m:sSub>
-              <m:sSubPr/>
-              <m:e>
-                <m:r>
-                  <m:t xml:space="preserve">C</m:t>
-                </m:r>
-              </m:e>
-              <m:sub>
-                <m:r>
-                  <m:t xml:space="preserve">m</m:t>
-                </m:r>
-              </m:sub>
-            </m:sSub>
-          </m:lim>
-        </m:limLow>
-        <m:r>
-          <m:t xml:space="preserve"> </m:t>
-        </m:r>
-        <m:nary>
-          <m:naryPr>
-            <m:chr m:val="∑"/>
-            <m:limLoc m:val="undOvr"/>
-            <m:supHide m:val="1"/>
-          </m:naryPr>
-          <m:sub>
-            <m:r>
-              <m:t xml:space="preserve">x∈X</m:t>
-            </m:r>
-          </m:sub>
-          <m:sup/>
-          <m:e>
-            <m:sSup>
-              <m:sSupPr/>
-              <m:e>
-                <m:d>
-                  <m:dPr>
-                    <m:begChr m:val="‖"/>
-                    <m:endChr m:val="‖"/>
-                  </m:dPr>
-                  <m:e>
-                    <m:sSup>
-                      <m:sSupPr/>
-                      <m:e>
-                        <m:r>
-                          <m:t xml:space="preserve">x</m:t>
-                        </m:r>
-                      </m:e>
-                      <m:sup>
-                        <m:r>
-                          <m:t xml:space="preserve">(m)</m:t>
-                        </m:r>
-                      </m:sup>
-                    </m:sSup>
-                    <m:r>
-                      <m:t xml:space="preserve">−</m:t>
-                    </m:r>
-                    <m:sSub>
-                      <m:sSubPr/>
-                      <m:e>
-                        <m:r>
-                          <m:t xml:space="preserve">c</m:t>
-                        </m:r>
-                      </m:e>
-                      <m:sub>
-                        <m:r>
-                          <m:t xml:space="preserve">m,</m:t>
-                        </m:r>
-                        <m:sSub>
-                          <m:sSubPr/>
-                          <m:e>
-                            <m:r>
-                              <m:t xml:space="preserve">i</m:t>
-                            </m:r>
-                          </m:e>
-                          <m:sub>
-                            <m:r>
-                              <m:t xml:space="preserve">m</m:t>
-                            </m:r>
-                          </m:sub>
-                        </m:sSub>
-                        <m:r>
-                          <m:t xml:space="preserve">(x)</m:t>
-                        </m:r>
-                      </m:sub>
-                    </m:sSub>
-                  </m:e>
-                </m:d>
-              </m:e>
-              <m:sup>
-                <m:r>
-                  <m:t xml:space="preserve">2</m:t>
-                </m:r>
-              </m:sup>
-            </m:sSup>
-          </m:e>
-        </m:nary>
-        <m:r>
-          <m:t xml:space="preserve">, </m:t>
-        </m:r>
-        <m:sSub>
-          <m:sSubPr/>
-          <m:e>
-            <m:r>
-              <m:t xml:space="preserve">i</m:t>
-            </m:r>
-          </m:e>
-          <m:sub>
-            <m:r>
-              <m:t xml:space="preserve">m</m:t>
-            </m:r>
-          </m:sub>
-        </m:sSub>
-        <m:r>
-          <m:t xml:space="preserve">(x)=</m:t>
-        </m:r>
-        <m:limLow>
-          <m:e>
-            <m:r>
-              <m:rPr>
-                <m:sty m:val="p"/>
-              </m:rPr>
-              <m:t xml:space="preserve">argmin</m:t>
-            </m:r>
-          </m:e>
-          <m:lim>
-            <m:r>
-              <m:t xml:space="preserve">j</m:t>
-            </m:r>
-          </m:lim>
-        </m:limLow>
-        <m:r>
-          <m:t xml:space="preserve"> </m:t>
-        </m:r>
-        <m:d>
-          <m:dPr>
-            <m:begChr m:val="‖"/>
-            <m:endChr m:val="‖"/>
-          </m:dPr>
-          <m:e>
-            <m:sSup>
-              <m:sSupPr/>
-              <m:e>
-                <m:r>
-                  <m:t xml:space="preserve">x</m:t>
-                </m:r>
-              </m:e>
-              <m:sup>
-                <m:r>
-                  <m:t xml:space="preserve">(m)</m:t>
-                </m:r>
-              </m:sup>
-            </m:sSup>
-            <m:r>
-              <m:t xml:space="preserve">−</m:t>
-            </m:r>
-            <m:sSub>
-              <m:sSubPr/>
-              <m:e>
-                <m:r>
-                  <m:t xml:space="preserve">c</m:t>
-                </m:r>
-              </m:e>
-              <m:sub>
-                <m:r>
-                  <m:t xml:space="preserve">m,j</m:t>
-                </m:r>
-              </m:sub>
-            </m:sSub>
-          </m:e>
-        </m:d>
-      </m:oMath>
-      <w:r>
-        <w:t xml:space="preserve">	(8)</w:t>
-      </w:r>
-    </w:p>
-    <w:p>
-      <w:pPr>
-        <w:spacing w:after="120" w:line="264"/>
-        <w:jc w:val="both"/>
-      </w:pPr>
-      <w:r>
-        <w:t xml:space="preserve">Each vector is stored as its </w:t>
-      </w:r>
-      <m:oMath>
-        <m:r>
-          <m:t xml:space="preserve">M</m:t>
-        </m:r>
-      </m:oMath>
-      <w:r>
-        <w:t xml:space="preserve"> centroid indices </w:t>
-      </w:r>
-      <m:oMath>
-        <m:r>
-          <m:t xml:space="preserve">(</m:t>
-        </m:r>
-        <m:sSub>
-          <m:sSubPr/>
-          <m:e>
-            <m:r>
-              <m:t xml:space="preserve">i</m:t>
-            </m:r>
-          </m:e>
-          <m:sub>
-            <m:r>
-              <m:t xml:space="preserve">1</m:t>
-            </m:r>
-          </m:sub>
-        </m:sSub>
-        <m:r>
-          <m:t xml:space="preserve">(x),…,</m:t>
-        </m:r>
-        <m:sSub>
-          <m:sSubPr/>
-          <m:e>
-            <m:r>
-              <m:t xml:space="preserve">i</m:t>
-            </m:r>
-          </m:e>
-          <m:sub>
-            <m:r>
-              <m:t xml:space="preserve">M</m:t>
-            </m:r>
-          </m:sub>
-        </m:sSub>
-        <m:r>
-          <m:t xml:space="preserve">(x))</m:t>
-        </m:r>
-      </m:oMath>
-      <w:r>
-        <w:t xml:space="preserve">, one byte each, and is reconstructed as </w:t>
-      </w:r>
-      <m:oMath>
-        <m:acc>
-          <m:accPr>
-            <m:chr m:val="̂"/>
-          </m:accPr>
-          <m:e>
-            <m:r>
-              <m:t xml:space="preserve">x</m:t>
-            </m:r>
-          </m:e>
-        </m:acc>
-        <m:r>
-          <m:t xml:space="preserve">=(</m:t>
-        </m:r>
         <m:sSub>
           <m:sSubPr/>
           <m:e>
@@ -3651,23 +2320,7 @@
           </m:e>
           <m:sub>
             <m:r>
-              <m:t xml:space="preserve">1,</m:t>
-            </m:r>
-            <m:sSub>
-              <m:sSubPr/>
-              <m:e>
-                <m:r>
-                  <m:t xml:space="preserve">i</m:t>
-                </m:r>
-              </m:e>
-              <m:sub>
-                <m:r>
-                  <m:t xml:space="preserve">1</m:t>
-                </m:r>
-              </m:sub>
-            </m:sSub>
-            <m:r>
-              <m:t xml:space="preserve">(x)</m:t>
+              <m:t xml:space="preserve">m,1</m:t>
             </m:r>
           </m:sub>
         </m:sSub>
@@ -3683,32 +2336,21 @@
           </m:e>
           <m:sub>
             <m:r>
-              <m:t xml:space="preserve">M,</m:t>
-            </m:r>
-            <m:sSub>
-              <m:sSubPr/>
-              <m:e>
-                <m:r>
-                  <m:t xml:space="preserve">i</m:t>
-                </m:r>
-              </m:e>
-              <m:sub>
-                <m:r>
-                  <m:t xml:space="preserve">M</m:t>
-                </m:r>
-              </m:sub>
-            </m:sSub>
-            <m:r>
-              <m:t xml:space="preserve">(x)</m:t>
+              <m:t xml:space="preserve">m,K</m:t>
             </m:r>
           </m:sub>
         </m:sSub>
+      </m:oMath>
+      <w:r>
+        <w:t xml:space="preserve">. (3) Replace each sub-vector with the ID of its nearest centroid. Each vector is stored as </w:t>
+      </w:r>
+      <m:oMath>
         <m:r>
-          <m:t xml:space="preserve">)</m:t>
+          <m:t xml:space="preserve">M</m:t>
         </m:r>
       </m:oMath>
       <w:r>
-        <w:t xml:space="preserve">. With </w:t>
+        <w:t xml:space="preserve"> cluster IDs of one byte each (the compressed vector), so with </w:t>
       </w:r>
       <m:oMath>
         <m:r>
@@ -3716,65 +2358,22 @@
         </m:r>
       </m:oMath>
       <w:r>
-        <w:t xml:space="preserve"> a 2,048-byte vector becomes a 64-byte code (32 times smaller), and with </w:t>
+        <w:t xml:space="preserve"> a 2,048-byte vector becomes 64 bytes, and it is approximated by </w:t>
       </w:r>
       <m:oMath>
-        <m:r>
-          <m:t xml:space="preserve">M=8</m:t>
-        </m:r>
-      </m:oMath>
-      <w:r>
-        <w:t xml:space="preserve"> it is 256 times smaller. Splitting the vector is what makes this practical: the </w:t>
-      </w:r>
-      <m:oMath>
-        <m:r>
-          <m:t xml:space="preserve">M</m:t>
-        </m:r>
-      </m:oMath>
-      <w:r>
-        <w:t xml:space="preserve"> codebooks together describe </w:t>
-      </w:r>
-      <m:oMath>
-        <m:sSup>
-          <m:sSupPr/>
+        <m:acc>
+          <m:accPr>
+            <m:chr m:val="̂"/>
+          </m:accPr>
           <m:e>
             <m:r>
-              <m:t xml:space="preserve">K</m:t>
+              <m:t xml:space="preserve">x</m:t>
             </m:r>
           </m:e>
-          <m:sup>
-            <m:r>
-              <m:t xml:space="preserve">M</m:t>
-            </m:r>
-          </m:sup>
-        </m:sSup>
-        <m:r>
-          <m:t xml:space="preserve">=</m:t>
-        </m:r>
-        <m:sSup>
-          <m:sSupPr/>
-          <m:e>
-            <m:r>
-              <m:t xml:space="preserve">2</m:t>
-            </m:r>
-          </m:e>
-          <m:sup>
-            <m:r>
-              <m:t xml:space="preserve">8M</m:t>
-            </m:r>
-          </m:sup>
-        </m:sSup>
+        </m:acc>
       </m:oMath>
       <w:r>
-        <w:t xml:space="preserve"> possible reconstructions while only </w:t>
-      </w:r>
-      <m:oMath>
-        <m:r>
-          <m:t xml:space="preserve">M·K</m:t>
-        </m:r>
-      </m:oMath>
-      <w:r>
-        <w:t xml:space="preserve"> centroids are stored.</w:t>
+        <w:t xml:space="preserve">, its centroids put back together.</w:t>
       </w:r>
     </w:p>
     <w:p>
@@ -3783,25 +2382,7 @@
         <w:jc w:val="both"/>
       </w:pPr>
       <w:r>
-        <w:t xml:space="preserve">At query time we use </w:t>
-      </w:r>
-      <w:r>
-        <w:rPr>
-          <w:i/>
-          <w:iCs/>
-        </w:rPr>
-        <w:t xml:space="preserve">asymmetric</w:t>
-      </w:r>
-      <w:r>
-        <w:t xml:space="preserve"> distance computation (ADC), as in the course. Only the database vectors are quantized and the query stays exact. For inner-product search the query first fills </w:t>
-      </w:r>
-      <m:oMath>
-        <m:r>
-          <m:t xml:space="preserve">M</m:t>
-        </m:r>
-      </m:oMath>
-      <w:r>
-        <w:t xml:space="preserve"> look-up tables </w:t>
+        <w:t xml:space="preserve">At query time we use the asymmetric distance: only the database is compressed and the query stays exact. For each subspace the query fills a look-up table </w:t>
       </w:r>
       <m:oMath>
         <m:sSub>
@@ -3859,15 +2440,7 @@
         </m:d>
       </m:oMath>
       <w:r>
-        <w:t xml:space="preserve">, which costs </w:t>
-      </w:r>
-      <m:oMath>
-        <m:r>
-          <m:t xml:space="preserve">K·d</m:t>
-        </m:r>
-      </m:oMath>
-      <w:r>
-        <w:t xml:space="preserve"> multiply-adds. After that, each database score is a sum of </w:t>
+        <w:t xml:space="preserve"> of its similarity to the 256 centroids. The approximate score of a database item is then the sum of </w:t>
       </w:r>
       <m:oMath>
         <m:r>
@@ -4021,7 +2594,7 @@
         </m:d>
       </m:oMath>
       <w:r>
-        <w:t xml:space="preserve">	(9)</w:t>
+        <w:t xml:space="preserve">	(5)</w:t>
       </w:r>
     </w:p>
     <w:p>
@@ -4030,7 +2603,44 @@
         <w:jc w:val="both"/>
       </w:pPr>
       <w:r>
-        <w:t xml:space="preserve">The second part of Eq. (9) matters for the rest of the report. k-means minimises the </w:t>
+        <w:t xml:space="preserve">where </w:t>
+      </w:r>
+      <m:oMath>
+        <m:sSub>
+          <m:sSubPr/>
+          <m:e>
+            <m:r>
+              <m:t xml:space="preserve">i</m:t>
+            </m:r>
+          </m:e>
+          <m:sub>
+            <m:r>
+              <m:t xml:space="preserve">m</m:t>
+            </m:r>
+          </m:sub>
+        </m:sSub>
+        <m:r>
+          <m:t xml:space="preserve">(x)</m:t>
+        </m:r>
+      </m:oMath>
+      <w:r>
+        <w:t xml:space="preserve"> is the cluster ID of </w:t>
+      </w:r>
+      <m:oMath>
+        <m:r>
+          <m:t xml:space="preserve">x</m:t>
+        </m:r>
+      </m:oMath>
+      <w:r>
+        <w:t xml:space="preserve"> in subspace </w:t>
+      </w:r>
+      <m:oMath>
+        <m:r>
+          <m:t xml:space="preserve">m</m:t>
+        </m:r>
+      </m:oMath>
+      <w:r>
+        <w:t xml:space="preserve">. (The lecture uses the squared L2 distance; for unit vectors it gives the same ranking.) The second part of Eq. (5) matters later. k-means minimises the </w:t>
       </w:r>
       <w:r>
         <w:rPr>
@@ -4076,7 +2686,7 @@
         </m:sSup>
       </m:oMath>
       <w:r>
-        <w:t xml:space="preserve">, but what changes the ranking is the </w:t>
+        <w:t xml:space="preserve">, but the ranking depends on the </w:t>
       </w:r>
       <w:r>
         <w:rPr>
@@ -4112,7 +2722,7 @@
         </m:d>
       </m:oMath>
       <w:r>
-        <w:t xml:space="preserve">, and that depends on the query. If queries have second-moment matrix </w:t>
+        <w:t xml:space="preserve">, which depends on the queries. If the queries have second-moment matrix </w:t>
       </w:r>
       <m:oMath>
         <m:r>
@@ -4247,7 +2857,7 @@
         </m:r>
       </m:oMath>
       <w:r>
-        <w:t xml:space="preserve">	(10)</w:t>
+        <w:t xml:space="preserve">	(6)</w:t>
       </w:r>
     </w:p>
     <w:p>
@@ -4264,7 +2874,7 @@
         </m:r>
       </m:oMath>
       <w:r>
-        <w:t xml:space="preserve">. CLIP queries are far from isotropic, and image and text queries have different </w:t>
+        <w:t xml:space="preserve">. Image and text queries have very different </w:t>
       </w:r>
       <m:oMath>
         <m:r>
@@ -4272,7 +2882,7 @@
         </m:r>
       </m:oMath>
       <w:r>
-        <w:t xml:space="preserve">, so codebooks fitted to the images are not the best choice for captions. Section 3.7 uses this. We also test </w:t>
+        <w:t xml:space="preserve">, so centroids fitted to images are not the best choice for captions (Section 2.7). We also test </w:t>
       </w:r>
       <w:r>
         <w:rPr>
@@ -4282,53 +2892,7 @@
         <w:t xml:space="preserve">OPQ</w:t>
       </w:r>
       <w:r>
-        <w:t xml:space="preserve"> (Ge et al., 2014), which learns an orthogonal rotation </w:t>
-      </w:r>
-      <m:oMath>
-        <m:r>
-          <m:t xml:space="preserve">R</m:t>
-        </m:r>
-      </m:oMath>
-      <w:r>
-        <w:t xml:space="preserve"> before quantization so that variance is spread evenly over the </w:t>
-      </w:r>
-      <m:oMath>
-        <m:r>
-          <m:t xml:space="preserve">M</m:t>
-        </m:r>
-      </m:oMath>
-      <w:r>
-        <w:t xml:space="preserve"> sub-spaces. It does not change inner products because </w:t>
-      </w:r>
-      <m:oMath>
-        <m:d>
-          <m:dPr>
-            <m:begChr m:val="⟨"/>
-            <m:endChr m:val="⟩"/>
-          </m:dPr>
-          <m:e>
-            <m:r>
-              <m:t xml:space="preserve">Rq,Rx</m:t>
-            </m:r>
-          </m:e>
-        </m:d>
-        <m:r>
-          <m:t xml:space="preserve">=</m:t>
-        </m:r>
-        <m:d>
-          <m:dPr>
-            <m:begChr m:val="⟨"/>
-            <m:endChr m:val="⟩"/>
-          </m:dPr>
-          <m:e>
-            <m:r>
-              <m:t xml:space="preserve">q,x</m:t>
-            </m:r>
-          </m:e>
-        </m:d>
-      </m:oMath>
-      <w:r>
-        <w:t xml:space="preserve">.</w:t>
+        <w:t xml:space="preserve"> (Ge et al., 2014), which rotates the vectors before PQ so that the variance is spread evenly across the subspaces. A rotation does not change inner products.</w:t>
       </w:r>
     </w:p>
     <w:p>
@@ -4336,7 +2900,7 @@
         <w:pStyle w:val="Heading2"/>
       </w:pPr>
       <w:r>
-        <w:t xml:space="preserve">3.3 Hierarchical navigable small world graphs (HNSW)</w:t>
+        <w:t xml:space="preserve">2.4 Hierarchical navigable small world graphs (HNSW)</w:t>
       </w:r>
     </w:p>
     <w:p>
@@ -4345,68 +2909,23 @@
         <w:jc w:val="both"/>
       </w:pPr>
       <w:r>
-        <w:t xml:space="preserve">HNSW (Malkov &amp; Yashunin, 2020) is a proximity graph with several layers. Each vector gets a maximum layer </w:t>
+        <w:t xml:space="preserve">HNSW (Malkov &amp; Yashunin, 2020) is a graph index from outside the course. Each vector is a node linked to up to </w:t>
       </w:r>
       <m:oMath>
         <m:r>
-          <m:t xml:space="preserve">ℓ=</m:t>
+          <m:t xml:space="preserve">M</m:t>
         </m:r>
-        <m:d>
-          <m:dPr>
-            <m:begChr m:val="⌊"/>
-            <m:endChr m:val="⌋"/>
-          </m:dPr>
-          <m:e>
-            <m:r>
-              <m:t xml:space="preserve">−ln(U)·</m:t>
-            </m:r>
-            <m:sSub>
-              <m:sSubPr/>
-              <m:e>
-                <m:r>
-                  <m:t xml:space="preserve">m</m:t>
-                </m:r>
-              </m:e>
-              <m:sub>
-                <m:r>
-                  <m:t xml:space="preserve">L</m:t>
-                </m:r>
-              </m:sub>
-            </m:sSub>
-          </m:e>
-        </m:d>
       </m:oMath>
       <w:r>
-        <w:t xml:space="preserve"> with </w:t>
+        <w:t xml:space="preserve"> similar nodes (</w:t>
       </w:r>
       <m:oMath>
         <m:r>
-          <m:t xml:space="preserve">U∼Uniform(0,1)</m:t>
+          <m:t xml:space="preserve">2M</m:t>
         </m:r>
       </m:oMath>
       <w:r>
-        <w:t xml:space="preserve"> and </w:t>
-      </w:r>
-      <m:oMath>
-        <m:sSub>
-          <m:sSubPr/>
-          <m:e>
-            <m:r>
-              <m:t xml:space="preserve">m</m:t>
-            </m:r>
-          </m:e>
-          <m:sub>
-            <m:r>
-              <m:t xml:space="preserve">L</m:t>
-            </m:r>
-          </m:sub>
-        </m:sSub>
-        <m:r>
-          <m:t xml:space="preserve">=1/ln M</m:t>
-        </m:r>
-      </m:oMath>
-      <w:r>
-        <w:t xml:space="preserve">, so each layer holds about </w:t>
+        <w:t xml:space="preserve"> on the bottom layer). The graph has several layers, and each layer keeps a random </w:t>
       </w:r>
       <m:oMath>
         <m:r>
@@ -4414,31 +2933,55 @@
         </m:r>
       </m:oMath>
       <w:r>
-        <w:t xml:space="preserve"> of the vectors in the layer below. When a vector is inserted, it is linked on every layer it belongs to with up to </w:t>
+        <w:t xml:space="preserve"> of the nodes in the layer below, so the upper layers act as long-range shortcuts. A search starts at the top layer and keeps moving to the neighbour most similar to the query until no neighbour is better, then goes down one layer. On the bottom layer it keeps a list of the </w:t>
       </w:r>
       <m:oMath>
         <m:r>
-          <m:t xml:space="preserve">M</m:t>
+          <m:t xml:space="preserve">ef</m:t>
         </m:r>
       </m:oMath>
       <w:r>
-        <w:t xml:space="preserve"> nearby vectors (up to </w:t>
+        <w:t xml:space="preserve"> best candidates and stops when no remaining candidate can improve the list. The search cost grows roughly with </w:t>
       </w:r>
       <m:oMath>
         <m:r>
-          <m:t xml:space="preserve">2M</m:t>
+          <m:t xml:space="preserve">log n</m:t>
         </m:r>
       </m:oMath>
       <w:r>
-        <w:t xml:space="preserve"> on the bottom layer, layer 0). These neighbours are found with a beam search of width </w:t>
+        <w:t xml:space="preserve">, and </w:t>
       </w:r>
       <m:oMath>
         <m:r>
-          <m:t xml:space="preserve">efConstruction</m:t>
+          <m:t xml:space="preserve">ef</m:t>
         </m:r>
       </m:oMath>
       <w:r>
-        <w:t xml:space="preserve"> and filtered with a heuristic that prefers neighbours in different directions.</w:t>
+        <w:t xml:space="preserve"> trades speed for recall without rebuilding the graph. We use </w:t>
+      </w:r>
+      <m:oMath>
+        <m:r>
+          <m:t xml:space="preserve">M=32</m:t>
+        </m:r>
+      </m:oMath>
+      <w:r>
+        <w:t xml:space="preserve"> and </w:t>
+      </w:r>
+      <m:oMath>
+        <m:r>
+          <m:t xml:space="preserve">efConstruction=200</m:t>
+        </m:r>
+      </m:oMath>
+      <w:r>
+        <w:t xml:space="preserve"> (the list size used while building). HNSW stores the full vectors plus the links, about 2,320 bytes per vector, which is more than the raw data.</w:t>
+      </w:r>
+    </w:p>
+    <w:p>
+      <w:pPr>
+        <w:pStyle w:val="Heading2"/>
+      </w:pPr>
+      <w:r>
+        <w:t xml:space="preserve">2.5 Linear search</w:t>
       </w:r>
     </w:p>
     <w:p>
@@ -4447,79 +2990,7 @@
         <w:jc w:val="both"/>
       </w:pPr>
       <w:r>
-        <w:t xml:space="preserve">A query starts at the single node on the top layer and moves down greedily. On each layer it keeps moving to the neighbour </w:t>
-      </w:r>
-      <m:oMath>
-        <m:r>
-          <m:t xml:space="preserve">v</m:t>
-        </m:r>
-      </m:oMath>
-      <w:r>
-        <w:t xml:space="preserve"> with the highest </w:t>
-      </w:r>
-      <m:oMath>
-        <m:r>
-          <m:t xml:space="preserve">s(q,v)</m:t>
-        </m:r>
-      </m:oMath>
-      <w:r>
-        <w:t xml:space="preserve"> until no neighbour is better than the current node. On layer 0 it runs a best-first beam search that keeps the </w:t>
-      </w:r>
-      <m:oMath>
-        <m:r>
-          <m:t xml:space="preserve">ef</m:t>
-        </m:r>
-      </m:oMath>
-      <w:r>
-        <w:t xml:space="preserve"> best candidates seen so far, and stops when the best candidate not yet expanded is worse than the worst one kept. The upper layers act as long-range shortcuts, so search cost grows roughly logarithmically with </w:t>
-      </w:r>
-      <m:oMath>
-        <m:r>
-          <m:t xml:space="preserve">n</m:t>
-        </m:r>
-      </m:oMath>
-      <w:r>
-        <w:t xml:space="preserve">, and </w:t>
-      </w:r>
-      <m:oMath>
-        <m:r>
-          <m:t xml:space="preserve">ef</m:t>
-        </m:r>
-      </m:oMath>
-      <w:r>
-        <w:t xml:space="preserve"> trades speed for recall at query time without rebuilding the graph. We use </w:t>
-      </w:r>
-      <m:oMath>
-        <m:r>
-          <m:t xml:space="preserve">M=32</m:t>
-        </m:r>
-      </m:oMath>
-      <w:r>
-        <w:t xml:space="preserve"> and </w:t>
-      </w:r>
-      <m:oMath>
-        <m:r>
-          <m:t xml:space="preserve">efConstruction=200</m:t>
-        </m:r>
-      </m:oMath>
-      <w:r>
-        <w:t xml:space="preserve"> unless stated otherwise. Each vector stores its full 2,048-byte embedding and </w:t>
-      </w:r>
-      <m:oMath>
-        <m:r>
-          <m:t xml:space="preserve">2M</m:t>
-        </m:r>
-      </m:oMath>
-      <w:r>
-        <w:t xml:space="preserve"> four-byte layer-0 links, giving </w:t>
-      </w:r>
-      <m:oMath>
-        <m:r>
-          <m:t xml:space="preserve">4d+8M=2,304</m:t>
-        </m:r>
-      </m:oMath>
-      <w:r>
-        <w:t xml:space="preserve"> bytes, plus a small overhead for the upper layers (we measured 2,320 bytes).</w:t>
+        <w:t xml:space="preserve">Exact linear search (FAISS IndexFlatIP) gives the ground truth, the true top-100 of every query, and is our speed baseline.</w:t>
       </w:r>
     </w:p>
     <w:p>
@@ -4527,7 +2998,7 @@
         <w:pStyle w:val="Heading2"/>
       </w:pPr>
       <w:r>
-        <w:t xml:space="preserve">3.4 Exact search</w:t>
+        <w:t xml:space="preserve">2.6 Why text queries are harder</w:t>
       </w:r>
     </w:p>
     <w:p>
@@ -4536,70 +3007,7 @@
         <w:jc w:val="both"/>
       </w:pPr>
       <w:r>
-        <w:t xml:space="preserve">Brute-force inner-product search (FAISS IndexFlatIP) gives the ground truth, i.e. the true top-100 for every query, and is our speed baseline. It needs no training and has recall 1 by definition.</w:t>
-      </w:r>
-    </w:p>
-    <w:p>
-      <w:pPr>
-        <w:spacing w:after="120" w:line="264"/>
-        <w:jc w:val="both"/>
-      </w:pPr>
-      <w:r>
-        <w:t xml:space="preserve">The three methods work differently, but each decides what to return using approximate or partial information about the similarities. The rest of this section describes when that goes wrong, which properties of a query matter, and how we change each method to handle text queries better.</w:t>
-      </w:r>
-    </w:p>
-    <w:p>
-      <w:pPr>
-        <w:pStyle w:val="Heading2"/>
-      </w:pPr>
-      <w:r>
-        <w:t xml:space="preserve">3.5 When does an approximate index lose a neighbour?</w:t>
-      </w:r>
-    </w:p>
-    <w:p>
-      <w:pPr>
-        <w:spacing w:after="120" w:line="264"/>
-        <w:jc w:val="both"/>
-      </w:pPr>
-      <w:r>
-        <w:t xml:space="preserve">Let </w:t>
-      </w:r>
-      <m:oMath>
-        <m:sSub>
-          <m:sSubPr/>
-          <m:e>
-            <m:r>
-              <m:t xml:space="preserve">s</m:t>
-            </m:r>
-          </m:e>
-          <m:sub>
-            <m:r>
-              <m:t xml:space="preserve">(r)</m:t>
-            </m:r>
-          </m:sub>
-        </m:sSub>
-        <m:r>
-          <m:t xml:space="preserve">(q)</m:t>
-        </m:r>
-      </m:oMath>
-      <w:r>
-        <w:t xml:space="preserve"> be the similarity between the query and its </w:t>
-      </w:r>
-      <m:oMath>
-        <m:r>
-          <m:t xml:space="preserve">r</m:t>
-        </m:r>
-      </m:oMath>
-      <w:r>
-        <w:t xml:space="preserve">-th true neighbour. LSH and PQ replace </w:t>
-      </w:r>
-      <m:oMath>
-        <m:r>
-          <m:t xml:space="preserve">s(q,x)</m:t>
-        </m:r>
-      </m:oMath>
-      <w:r>
-        <w:t xml:space="preserve"> with an estimate </w:t>
+        <w:t xml:space="preserve">LSH and PQ rank the database by an approximate score </w:t>
       </w:r>
       <m:oMath>
         <m:acc>
@@ -4617,31 +3025,23 @@
         </m:r>
       </m:oMath>
       <w:r>
-        <w:t xml:space="preserve"> and rank the whole database by it. A true neighbour </w:t>
+        <w:t xml:space="preserve">. A true neighbour </w:t>
       </w:r>
       <m:oMath>
         <m:r>
-          <m:t xml:space="preserve">u∈</m:t>
-        </m:r>
-        <m:sSub>
-          <m:sSubPr/>
-          <m:e>
-            <m:r>
-              <m:t xml:space="preserve">N</m:t>
-            </m:r>
-          </m:e>
-          <m:sub>
-            <m:r>
-              <m:t xml:space="preserve">k</m:t>
-            </m:r>
-          </m:sub>
-        </m:sSub>
-        <m:r>
-          <m:t xml:space="preserve">(q)</m:t>
+          <m:t xml:space="preserve">u</m:t>
         </m:r>
       </m:oMath>
       <w:r>
-        <w:t xml:space="preserve"> is pushed out by a non-neighbour </w:t>
+        <w:t xml:space="preserve"> is pushed out of the top-</w:t>
+      </w:r>
+      <m:oMath>
+        <m:r>
+          <m:t xml:space="preserve">k</m:t>
+        </m:r>
+      </m:oMath>
+      <w:r>
+        <w:t xml:space="preserve"> by a non-neighbour </w:t>
       </w:r>
       <m:oMath>
         <m:r>
@@ -4669,7 +3069,7 @@
         </m:r>
       </m:oMath>
       <w:r>
-        <w:t xml:space="preserve">	(11)</w:t>
+        <w:t xml:space="preserve">	(7)</w:t>
       </w:r>
     </w:p>
     <w:p>
@@ -4678,17 +3078,7 @@
         <w:jc w:val="both"/>
       </w:pPr>
       <w:r>
-        <w:t xml:space="preserve">The right-hand side depends only on the </w:t>
-      </w:r>
-      <w:r>
-        <w:rPr>
-          <w:i/>
-          <w:iCs/>
-        </w:rPr>
-        <w:t xml:space="preserve">query</w:t>
-      </w:r>
-      <w:r>
-        <w:t xml:space="preserve">. It is small when the true top-</w:t>
+        <w:t xml:space="preserve">The right-hand side depends only on the query. It is small when the top-</w:t>
       </w:r>
       <m:oMath>
         <m:r>
@@ -4696,7 +3086,7 @@
         </m:r>
       </m:oMath>
       <w:r>
-        <w:t xml:space="preserve"> is not well separated from the vectors just below it. We summarise this with the </w:t>
+        <w:t xml:space="preserve"> neighbours have almost the same scores as the items just below them. We measure this by the </w:t>
       </w:r>
       <w:r>
         <w:rPr>
@@ -4746,7 +3136,36 @@
         </m:r>
       </m:oMath>
       <w:r>
-        <w:t xml:space="preserve">. If the estimation error has size </w:t>
+        <w:t xml:space="preserve">, where </w:t>
+      </w:r>
+      <m:oMath>
+        <m:sSub>
+          <m:sSubPr/>
+          <m:e>
+            <m:r>
+              <m:t xml:space="preserve">s</m:t>
+            </m:r>
+          </m:e>
+          <m:sub>
+            <m:r>
+              <m:t xml:space="preserve">(r)</m:t>
+            </m:r>
+          </m:sub>
+        </m:sSub>
+        <m:r>
+          <m:t xml:space="preserve">(q)</m:t>
+        </m:r>
+      </m:oMath>
+      <w:r>
+        <w:t xml:space="preserve"> is the similarity to the </w:t>
+      </w:r>
+      <m:oMath>
+        <m:r>
+          <m:t xml:space="preserve">r</m:t>
+        </m:r>
+      </m:oMath>
+      <w:r>
+        <w:t xml:space="preserve">-th true neighbour. If the score error has size </w:t>
       </w:r>
       <m:oMath>
         <m:sSub>
@@ -4767,7 +3186,7 @@
         </m:r>
       </m:oMath>
       <w:r>
-        <w:t xml:space="preserve">, what matters for recall is the ratio</w:t>
+        <w:t xml:space="preserve">, what matters is the ratio</w:t>
       </w:r>
     </w:p>
     <w:p>
@@ -4812,7 +3231,7 @@
         </m:f>
       </m:oMath>
       <w:r>
-        <w:t xml:space="preserve">	(12)</w:t>
+        <w:t xml:space="preserve">	(8)</w:t>
       </w:r>
     </w:p>
     <w:p>
@@ -4821,39 +3240,7 @@
         <w:jc w:val="both"/>
       </w:pPr>
       <w:r>
-        <w:t xml:space="preserve">so halving the contrast has the same effect as doubling the error. Graph search is different. It computes exact scores, but only for the nodes it visits along its path. A greedy step from node </w:t>
-      </w:r>
-      <m:oMath>
-        <m:r>
-          <m:t xml:space="preserve">u</m:t>
-        </m:r>
-      </m:oMath>
-      <w:r>
-        <w:t xml:space="preserve"> helps only if one of </w:t>
-      </w:r>
-      <m:oMath>
-        <m:r>
-          <m:t xml:space="preserve">u</m:t>
-        </m:r>
-      </m:oMath>
-      <w:r>
-        <w:t xml:space="preserve">'s neighbours is clearly more similar to </w:t>
-      </w:r>
-      <m:oMath>
-        <m:r>
-          <m:t xml:space="preserve">q</m:t>
-        </m:r>
-      </m:oMath>
-      <w:r>
-        <w:t xml:space="preserve"> than </w:t>
-      </w:r>
-      <m:oMath>
-        <m:r>
-          <m:t xml:space="preserve">u</m:t>
-        </m:r>
-      </m:oMath>
-      <w:r>
-        <w:t xml:space="preserve"> is. When the query is far from all database vectors, every similarity is small and they are all close to each other, so the search gets little information about which way to go and its stopping rule can trigger in the wrong region. For graph search, the property that matters is how close the query is to the data, which we measure by </w:t>
+        <w:t xml:space="preserve">so halving the contrast is as bad as doubling the error. HNSW is different: it computes exact scores, but only for the nodes it visits. If the query is far from all images, all similarities are small and close to each other, so the greedy search gets little guidance and may stop in the wrong region. For HNSW, the property that matters is the similarity to the nearest image, </w:t>
       </w:r>
       <m:oMath>
         <m:sSub>
@@ -4874,7 +3261,7 @@
         </m:r>
       </m:oMath>
       <w:r>
-        <w:t xml:space="preserve">. VIBE gives a similar qualitative explanation for the slowdown it observes on OOD queries.</w:t>
+        <w:t xml:space="preserve">.</w:t>
       </w:r>
     </w:p>
     <w:p>
@@ -4883,15 +3270,35 @@
         <w:jc w:val="both"/>
       </w:pPr>
       <w:r>
-        <w:t xml:space="preserve">This gives two predictions that we can test. (P1) LSH and PQ, which rank by estimated scores, should lose recall on queries with low contrast </w:t>
+        <w:t xml:space="preserve">This gives two predictions. </w:t>
+      </w:r>
+      <w:r>
+        <w:rPr>
+          <w:b/>
+          <w:bCs/>
+        </w:rPr>
+        <w:t xml:space="preserve">(P1)</w:t>
+      </w:r>
+      <w:r>
+        <w:t xml:space="preserve"> LSH and PQ lose recall on queries with low contrast </w:t>
       </w:r>
       <m:oMath>
         <m:r>
-          <m:t xml:space="preserve">γ(q)</m:t>
+          <m:t xml:space="preserve">γ</m:t>
         </m:r>
       </m:oMath>
       <w:r>
-        <w:t xml:space="preserve">, whether or not the method was fitted to the data. (P2) HNSW should lose recall on queries with low </w:t>
+        <w:t xml:space="preserve">, whether or not they learn from the data. </w:t>
+      </w:r>
+      <w:r>
+        <w:rPr>
+          <w:b/>
+          <w:bCs/>
+        </w:rPr>
+        <w:t xml:space="preserve">(P2)</w:t>
+      </w:r>
+      <w:r>
+        <w:t xml:space="preserve"> HNSW loses recall on queries with low </w:t>
       </w:r>
       <m:oMath>
         <m:sSub>
@@ -4907,12 +3314,9 @@
             </m:r>
           </m:sub>
         </m:sSub>
-        <m:r>
-          <m:t xml:space="preserve">(q)</m:t>
-        </m:r>
       </m:oMath>
       <w:r>
-        <w:t xml:space="preserve">, and more so on larger corpora where the search path is longer. Section 4.2 shows that text queries are worse on both measures, and Section 4.5 checks both predictions query by query. The model also suggests what to change: for PQ, reduce the score error for the queries that will actually be served; for LSH, place the hyperplanes where the queries are; and for HNSW, add edges that are useful for text queries. Each change below uses a sample of training captions that does not overlap with the test queries, and none of them changes the exact ground truth.</w:t>
+        <w:t xml:space="preserve">, and more so on larger databases, where the search path is longer.</w:t>
       </w:r>
     </w:p>
     <w:p>
@@ -4920,7 +3324,7 @@
         <w:pStyle w:val="Heading2"/>
       </w:pPr>
       <w:r>
-        <w:t xml:space="preserve">3.6 Modality-aware centring for LSH</w:t>
+        <w:t xml:space="preserve">2.7 Improving the methods for text queries</w:t>
       </w:r>
     </w:p>
     <w:p>
@@ -4929,7 +3333,23 @@
         <w:jc w:val="both"/>
       </w:pPr>
       <w:r>
-        <w:t xml:space="preserve">CLIP image vectors lie in a narrow cone around </w:t>
+        <w:t xml:space="preserve">Each improvement uses a sample of training captions that does not overlap with the test queries, and none of them changes the exact ground truth.</w:t>
+      </w:r>
+    </w:p>
+    <w:p>
+      <w:pPr>
+        <w:spacing w:after="120" w:line="264"/>
+        <w:jc w:val="both"/>
+      </w:pPr>
+      <w:r>
+        <w:rPr>
+          <w:b/>
+          <w:bCs/>
+        </w:rPr>
+        <w:t xml:space="preserve">Modality-aware centring for LSH.</w:t>
+      </w:r>
+      <w:r>
+        <w:t xml:space="preserve"> CLIP image vectors lie in a narrow cone around their mean </w:t>
       </w:r>
       <m:oMath>
         <m:sSub>
@@ -4947,128 +3367,7 @@
         </m:sSub>
       </m:oMath>
       <w:r>
-        <w:t xml:space="preserve">. For a random hyperplane, </w:t>
-      </w:r>
-      <m:oMath>
-        <m:sSup>
-          <m:sSupPr/>
-          <m:e>
-            <m:r>
-              <m:t xml:space="preserve">w</m:t>
-            </m:r>
-          </m:e>
-          <m:sup>
-            <m:r>
-              <m:t xml:space="preserve">⊤</m:t>
-            </m:r>
-          </m:sup>
-        </m:sSup>
-        <m:r>
-          <m:t xml:space="preserve">x=</m:t>
-        </m:r>
-        <m:sSup>
-          <m:sSupPr/>
-          <m:e>
-            <m:r>
-              <m:t xml:space="preserve">w</m:t>
-            </m:r>
-          </m:e>
-          <m:sup>
-            <m:r>
-              <m:t xml:space="preserve">⊤</m:t>
-            </m:r>
-          </m:sup>
-        </m:sSup>
-        <m:sSub>
-          <m:sSubPr/>
-          <m:e>
-            <m:r>
-              <m:t xml:space="preserve">μ</m:t>
-            </m:r>
-          </m:e>
-          <m:sub>
-            <m:r>
-              <m:t xml:space="preserve">I</m:t>
-            </m:r>
-          </m:sub>
-        </m:sSub>
-        <m:r>
-          <m:t xml:space="preserve">+</m:t>
-        </m:r>
-        <m:sSup>
-          <m:sSupPr/>
-          <m:e>
-            <m:r>
-              <m:t xml:space="preserve">w</m:t>
-            </m:r>
-          </m:e>
-          <m:sup>
-            <m:r>
-              <m:t xml:space="preserve">⊤</m:t>
-            </m:r>
-          </m:sup>
-        </m:sSup>
-        <m:r>
-          <m:t xml:space="preserve">(x−</m:t>
-        </m:r>
-        <m:sSub>
-          <m:sSubPr/>
-          <m:e>
-            <m:r>
-              <m:t xml:space="preserve">μ</m:t>
-            </m:r>
-          </m:e>
-          <m:sub>
-            <m:r>
-              <m:t xml:space="preserve">I</m:t>
-            </m:r>
-          </m:sub>
-        </m:sSub>
-        <m:r>
-          <m:t xml:space="preserve">)</m:t>
-        </m:r>
-      </m:oMath>
-      <w:r>
-        <w:t xml:space="preserve">, and when </w:t>
-      </w:r>
-      <m:oMath>
-        <m:d>
-          <m:dPr>
-            <m:begChr m:val="|"/>
-            <m:endChr m:val="|"/>
-          </m:dPr>
-          <m:e>
-            <m:sSup>
-              <m:sSupPr/>
-              <m:e>
-                <m:r>
-                  <m:t xml:space="preserve">w</m:t>
-                </m:r>
-              </m:e>
-              <m:sup>
-                <m:r>
-                  <m:t xml:space="preserve">⊤</m:t>
-                </m:r>
-              </m:sup>
-            </m:sSup>
-            <m:sSub>
-              <m:sSubPr/>
-              <m:e>
-                <m:r>
-                  <m:t xml:space="preserve">μ</m:t>
-                </m:r>
-              </m:e>
-              <m:sub>
-                <m:r>
-                  <m:t xml:space="preserve">I</m:t>
-                </m:r>
-              </m:sub>
-            </m:sSub>
-          </m:e>
-        </m:d>
-      </m:oMath>
-      <w:r>
-        <w:t xml:space="preserve"> is larger than the spread of the second term, every image lands on the same side and the bit is useless. There are two common data-dependent fixes that move the hyperplanes into the cone. One subtracts the image mean, </w:t>
+        <w:t xml:space="preserve">. Many random hyperplanes do not cut through this cone, so every image gets the same bit and the bit is wasted. A common fix is to subtract the image mean before hashing, </w:t>
       </w:r>
       <m:oMath>
         <m:sSub>
@@ -5126,71 +3425,9 @@
         </m:r>
       </m:oMath>
       <w:r>
-        <w:t xml:space="preserve">, and the other thresholds each projection at its median over the database. Both make every bit split the images roughly in half. Projected onto a random direction, the images have a nearly symmetric distribution, so its mean and median almost coincide and the two fixes give almost the same codes (on COCO, 99% of bits agree).</w:t>
-      </w:r>
-    </w:p>
-    <w:p>
-      <w:pPr>
-        <w:spacing w:after="120" w:line="264"/>
-        <w:jc w:val="both"/>
-      </w:pPr>
-      <w:r>
-        <w:t xml:space="preserve">For a text query, though, </w:t>
+        <w:t xml:space="preserve"> (using the median of each projection as the threshold gives 99% the same bits on COCO). But for a text query the offset </w:t>
       </w:r>
       <m:oMath>
-        <m:sSup>
-          <m:sSupPr/>
-          <m:e>
-            <m:r>
-              <m:t xml:space="preserve">w</m:t>
-            </m:r>
-          </m:e>
-          <m:sup>
-            <m:r>
-              <m:t xml:space="preserve">⊤</m:t>
-            </m:r>
-          </m:sup>
-        </m:sSup>
-        <m:r>
-          <m:t xml:space="preserve">(q−</m:t>
-        </m:r>
-        <m:sSub>
-          <m:sSubPr/>
-          <m:e>
-            <m:r>
-              <m:t xml:space="preserve">μ</m:t>
-            </m:r>
-          </m:e>
-          <m:sub>
-            <m:r>
-              <m:t xml:space="preserve">I</m:t>
-            </m:r>
-          </m:sub>
-        </m:sSub>
-        <m:r>
-          <m:t xml:space="preserve">)</m:t>
-        </m:r>
-      </m:oMath>
-      <w:r>
-        <w:t xml:space="preserve"> is dominated by the constant </w:t>
-      </w:r>
-      <m:oMath>
-        <m:sSup>
-          <m:sSupPr/>
-          <m:e>
-            <m:r>
-              <m:t xml:space="preserve">w</m:t>
-            </m:r>
-          </m:e>
-          <m:sup>
-            <m:r>
-              <m:t xml:space="preserve">⊤</m:t>
-            </m:r>
-          </m:sup>
-        </m:sSup>
-        <m:r>
-          <m:t xml:space="preserve">(</m:t>
-        </m:r>
         <m:sSub>
           <m:sSubPr/>
           <m:e>
@@ -5220,12 +3457,9 @@
             </m:r>
           </m:sub>
         </m:sSub>
-        <m:r>
-          <m:t xml:space="preserve">)</m:t>
-        </m:r>
       </m:oMath>
       <w:r>
-        <w:t xml:space="preserve">. After centring on the image mean, a text query lands on the same side of most hyperplanes whatever its content. We therefore centre each modality on its own mean:</w:t>
+        <w:t xml:space="preserve"> then dominates, so the query lands on the same side of most hyperplanes whatever its content. We therefore centre each modality on its own mean:</w:t>
       </w:r>
     </w:p>
     <w:p>
@@ -5370,7 +3604,7 @@
         </m:r>
       </m:oMath>
       <w:r>
-        <w:t xml:space="preserve">	(13)</w:t>
+        <w:t xml:space="preserve">	(9)</w:t>
       </w:r>
     </w:p>
     <w:p>
@@ -5379,7 +3613,7 @@
         <w:jc w:val="both"/>
       </w:pPr>
       <w:r>
-        <w:t xml:space="preserve">where </w:t>
+        <w:t xml:space="preserve">with </w:t>
       </w:r>
       <m:oMath>
         <m:sSub>
@@ -5397,15 +3631,7 @@
         </m:sSub>
       </m:oMath>
       <w:r>
-        <w:t xml:space="preserve"> is estimated from the training captions. This lines up the centres of the two cones before hashing. The change targets text queries only: the database and image queries are hashed exactly as in image-mean centring, so image-query results are unchanged by construction and there is no extra build cost.</w:t>
-      </w:r>
-    </w:p>
-    <w:p>
-      <w:pPr>
-        <w:pStyle w:val="Heading2"/>
-      </w:pPr>
-      <w:r>
-        <w:t xml:space="preserve">3.7 Query-weighted product quantization</w:t>
+        <w:t xml:space="preserve"> estimated from the training captions. The database and image queries are hashed as before, so image-query results do not change and there is no extra build cost.</w:t>
       </w:r>
     </w:p>
     <w:p>
@@ -5414,7 +3640,14 @@
         <w:jc w:val="both"/>
       </w:pPr>
       <w:r>
-        <w:t xml:space="preserve">Eq. (10) shows that the error that matters for a given query distribution is the reconstruction error weighted by </w:t>
+        <w:rPr>
+          <w:b/>
+          <w:bCs/>
+        </w:rPr>
+        <w:t xml:space="preserve">Query-weighted PQ.</w:t>
+      </w:r>
+      <w:r>
+        <w:t xml:space="preserve"> Eq. (6) says that the error that matters is weighted by </w:t>
       </w:r>
       <m:oMath>
         <m:r>
@@ -5443,7 +3676,7 @@
         </m:sSup>
       </m:oMath>
       <w:r>
-        <w:t xml:space="preserve"> be the symmetric square root of the query second-moment matrix. If we index </w:t>
+        <w:t xml:space="preserve">. If we index </w:t>
       </w:r>
       <m:oMath>
         <m:r>
@@ -5475,19 +3708,7 @@
         </m:r>
       </m:oMath>
       <w:r>
-        <w:t xml:space="preserve">, every inner product stays exactly the same:</w:t>
-      </w:r>
-    </w:p>
-    <w:p>
-      <w:pPr>
-        <w:tabs>
-          <w:tab w:val="center" w:pos="4513"/>
-          <w:tab w:val="right" w:pos="9026"/>
-        </w:tabs>
-        <w:spacing w:before="80" w:after="120"/>
-      </w:pPr>
-      <w:r>
-        <w:t xml:space="preserve">	</w:t>
+        <w:t xml:space="preserve">, every inner product stays the same, </w:t>
       </w:r>
       <m:oMath>
         <m:d>
@@ -5504,35 +3725,6 @@
         <m:r>
           <m:t xml:space="preserve">=</m:t>
         </m:r>
-        <m:sSup>
-          <m:sSupPr/>
-          <m:e>
-            <m:r>
-              <m:t xml:space="preserve">q</m:t>
-            </m:r>
-          </m:e>
-          <m:sup>
-            <m:r>
-              <m:t xml:space="preserve">⊤</m:t>
-            </m:r>
-          </m:sup>
-        </m:sSup>
-        <m:sSup>
-          <m:sSupPr/>
-          <m:e>
-            <m:r>
-              <m:t xml:space="preserve">A</m:t>
-            </m:r>
-          </m:e>
-          <m:sup>
-            <m:r>
-              <m:t xml:space="preserve">−1</m:t>
-            </m:r>
-          </m:sup>
-        </m:sSup>
-        <m:r>
-          <m:t xml:space="preserve">Ax=</m:t>
-        </m:r>
         <m:d>
           <m:dPr>
             <m:begChr m:val="⟨"/>
@@ -5546,24 +3738,7 @@
         </m:d>
       </m:oMath>
       <w:r>
-        <w:t xml:space="preserve">	(14)</w:t>
-      </w:r>
-    </w:p>
-    <w:p>
-      <w:pPr>
-        <w:spacing w:after="120" w:line="264"/>
-        <w:jc w:val="both"/>
-      </w:pPr>
-      <w:r>
-        <w:t xml:space="preserve">so the ground truth does not change, and ordinary k-means in the new space now minimises the expected squared score error for queries drawn from </w:t>
-      </w:r>
-      <m:oMath>
-        <m:r>
-          <m:t xml:space="preserve">S</m:t>
-        </m:r>
-      </m:oMath>
-      <w:r>
-        <w:t xml:space="preserve">:</w:t>
+        <w:t xml:space="preserve">, so the ground truth does not change. But now ordinary k-means minimises the average score error for these queries:</w:t>
       </w:r>
     </w:p>
     <w:p>
@@ -5708,7 +3883,7 @@
         </m:d>
       </m:oMath>
       <w:r>
-        <w:t xml:space="preserve">	(15)</w:t>
+        <w:t xml:space="preserve">	(10)</w:t>
       </w:r>
     </w:p>
     <w:p>
@@ -5725,7 +3900,7 @@
         </m:r>
       </m:oMath>
       <w:r>
-        <w:t xml:space="preserve"> either from 200,000 training captions (</w:t>
+        <w:t xml:space="preserve"> from 200,000 training captions (</w:t>
       </w:r>
       <w:r>
         <w:rPr>
@@ -5735,59 +3910,7 @@
         <w:t xml:space="preserve">text-weighted</w:t>
       </w:r>
       <w:r>
-        <w:t xml:space="preserve">) or as the average </w:t>
-      </w:r>
-      <m:oMath>
-        <m:f>
-          <m:num>
-            <m:r>
-              <m:t xml:space="preserve">1</m:t>
-            </m:r>
-          </m:num>
-          <m:den>
-            <m:r>
-              <m:t xml:space="preserve">2</m:t>
-            </m:r>
-          </m:den>
-        </m:f>
-        <m:r>
-          <m:t xml:space="preserve">(</m:t>
-        </m:r>
-        <m:sSub>
-          <m:sSubPr/>
-          <m:e>
-            <m:r>
-              <m:t xml:space="preserve">S</m:t>
-            </m:r>
-          </m:e>
-          <m:sub>
-            <m:r>
-              <m:t xml:space="preserve">T</m:t>
-            </m:r>
-          </m:sub>
-        </m:sSub>
-        <m:r>
-          <m:t xml:space="preserve">+</m:t>
-        </m:r>
-        <m:sSub>
-          <m:sSubPr/>
-          <m:e>
-            <m:r>
-              <m:t xml:space="preserve">S</m:t>
-            </m:r>
-          </m:e>
-          <m:sub>
-            <m:r>
-              <m:t xml:space="preserve">I</m:t>
-            </m:r>
-          </m:sub>
-        </m:sSub>
-        <m:r>
-          <m:t xml:space="preserve">)</m:t>
-        </m:r>
-      </m:oMath>
-      <w:r>
-        <w:t xml:space="preserve"> of the caption and image second moments (</w:t>
+        <w:t xml:space="preserve">) or as the average of the caption and image statistics (</w:t>
       </w:r>
       <w:r>
         <w:rPr>
@@ -5797,7 +3920,7 @@
         <w:t xml:space="preserve">mixed</w:t>
       </w:r>
       <w:r>
-        <w:t xml:space="preserve">). We add </w:t>
+        <w:t xml:space="preserve">), add </w:t>
       </w:r>
       <m:oMath>
         <m:r>
@@ -5815,25 +3938,7 @@
         </m:acc>
       </m:oMath>
       <w:r>
-        <w:t xml:space="preserve"> to its eigenvalues so that </w:t>
-      </w:r>
-      <m:oMath>
-        <m:sSup>
-          <m:sSupPr/>
-          <m:e>
-            <m:r>
-              <m:t xml:space="preserve">A</m:t>
-            </m:r>
-          </m:e>
-          <m:sup>
-            <m:r>
-              <m:t xml:space="preserve">−1</m:t>
-            </m:r>
-          </m:sup>
-        </m:sSup>
-      </m:oMath>
-      <w:r>
-        <w:t xml:space="preserve"> is well conditioned. The transform puts most of the variance into a few directions, which a fixed split into sub-vectors handles badly, so we combine it with the OPQ rotation. The extra cost at query time is one </w:t>
+        <w:t xml:space="preserve"> to its eigenvalues for stability, and combine it with the OPQ rotation. The extra query cost is one </w:t>
       </w:r>
       <m:oMath>
         <m:r>
@@ -5841,15 +3946,7 @@
         </m:r>
       </m:oMath>
       <w:r>
-        <w:t xml:space="preserve"> matrix–vector product. This is related to ScaNN's anisotropic loss (Guo et al., 2020), since both weight quantization error by how much it changes the inner products instead of by its Euclidean size, but ours is a closed-form transform based on the query statistics.</w:t>
-      </w:r>
-    </w:p>
-    <w:p>
-      <w:pPr>
-        <w:pStyle w:val="Heading2"/>
-      </w:pPr>
-      <w:r>
-        <w:t xml:space="preserve">3.8 Caption-guided edges for HNSW</w:t>
+        <w:t xml:space="preserve"> matrix–vector product. The idea is related to ScaNN's anisotropic loss (Guo et al., 2020), which also weights quantization error by its effect on inner products.</w:t>
       </w:r>
     </w:p>
     <w:p>
@@ -5858,41 +3955,14 @@
         <w:jc w:val="both"/>
       </w:pPr>
       <w:r>
-        <w:t xml:space="preserve">HNSW links images that are close </w:t>
-      </w:r>
-      <w:r>
         <w:rPr>
-          <w:i/>
-          <w:iCs/>
+          <w:b/>
+          <w:bCs/>
         </w:rPr>
-        <w:t xml:space="preserve">to each other</w:t>
-      </w:r>
-      <w:r>
-        <w:t xml:space="preserve">. The true neighbours of a caption, however, can be images that are not close to each other at all and only share their relevance to the caption. For example, a street scene and a close-up of a bus can both match “a red bus in a city”. A greedy search starting far away may then have no short path between them. Following RoarGraph and OOD-DiskANN, we add edges based on what the queries consider close. For each training caption we compute its exact top-</w:t>
-      </w:r>
-      <m:oMath>
-        <m:r>
-          <m:t xml:space="preserve">K</m:t>
-        </m:r>
-      </m:oMath>
-      <w:r>
-        <w:t xml:space="preserve"> images (</w:t>
-      </w:r>
-      <m:oMath>
-        <m:r>
-          <m:t xml:space="preserve">K=16</m:t>
-        </m:r>
-      </m:oMath>
-      <w:r>
-        <w:t xml:space="preserve">) and link its nearest image to the other </w:t>
-      </w:r>
-      <m:oMath>
-        <m:r>
-          <m:t xml:space="preserve">K−1</m:t>
-        </m:r>
-      </m:oMath>
-      <w:r>
-        <w:t xml:space="preserve"> in both directions (Algorithm 1).</w:t>
+        <w:t xml:space="preserve">Caption-guided edges for HNSW.</w:t>
+      </w:r>
+      <w:r>
+        <w:t xml:space="preserve"> HNSW links images that are similar to each other. The true neighbours of a caption, however, may not be similar to each other: a street scene and a close-up of a bus can both match “a red bus in a city”. Following RoarGraph and OOD-DiskANN, we add edges between images that are relevant to the same caption (Algorithm 1).</w:t>
       </w:r>
     </w:p>
     <w:tbl>
@@ -6009,7 +4079,7 @@
                 <w:sz w:val="19"/>
                 <w:szCs w:val="19"/>
               </w:rPr>
-              <w:t xml:space="preserve"> with layer-0 capacity </w:t>
+              <w:t xml:space="preserve"> with bottom-layer capacity </w:t>
             </w:r>
             <m:oMath>
               <m:r>
@@ -6231,7 +4301,7 @@
                 <w:sz w:val="19"/>
                 <w:szCs w:val="19"/>
               </w:rPr>
-              <w:t xml:space="preserve">propose pairs </w:t>
+              <w:t xml:space="preserve">propose edges </w:t>
             </w:r>
             <m:oMath>
               <m:r>
@@ -6344,19 +4414,7 @@
                 <w:sz w:val="19"/>
                 <w:szCs w:val="19"/>
               </w:rPr>
-              <w:t xml:space="preserve">count the support </w:t>
-            </w:r>
-            <m:oMath>
-              <m:r>
-                <m:t xml:space="preserve">c(u,v)</m:t>
-              </m:r>
-            </m:oMath>
-            <w:r>
-              <w:rPr>
-                <w:sz w:val="19"/>
-                <w:szCs w:val="19"/>
-              </w:rPr>
-              <w:t xml:space="preserve"> of each proposed pair; discard pairs already in </w:t>
+              <w:t xml:space="preserve">count how many captions propose each edge; drop edges already in </w:t>
             </w:r>
             <m:oMath>
               <m:r>
@@ -6431,7 +4489,7 @@
                 <w:sz w:val="19"/>
                 <w:szCs w:val="19"/>
               </w:rPr>
-              <w:t xml:space="preserve">append </w:t>
+              <w:t xml:space="preserve">add </w:t>
             </w:r>
             <m:oMath>
               <m:r>
@@ -6443,19 +4501,7 @@
                 <w:sz w:val="19"/>
                 <w:szCs w:val="19"/>
               </w:rPr>
-              <w:t xml:space="preserve">'s proposed neighbours to its layer-0 list in decreasing </w:t>
-            </w:r>
-            <m:oMath>
-              <m:r>
-                <m:t xml:space="preserve">c(u,v)</m:t>
-              </m:r>
-            </m:oMath>
-            <w:r>
-              <w:rPr>
-                <w:sz w:val="19"/>
-                <w:szCs w:val="19"/>
-              </w:rPr>
-              <w:t xml:space="preserve">, while free slots remain and at most </w:t>
+              <w:t xml:space="preserve">'s proposed edges to its bottom-layer list, most-proposed first, while free slots remain and at most </w:t>
             </w:r>
             <m:oMath>
               <m:sSub>
@@ -6535,33 +4581,7 @@
         <w:jc w:val="both"/>
       </w:pPr>
       <w:r>
-        <w:t xml:space="preserve">The new edges go into layer-0 slots that HNSW has already allocated but left empty. The average layer-0 degree is only 21.6 on COCO and 23.1 on LAION out of </w:t>
-      </w:r>
-      <m:oMath>
-        <m:r>
-          <m:t xml:space="preserve">2M=64</m:t>
-        </m:r>
-      </m:oMath>
-      <w:r>
-        <w:t xml:space="preserve">, so the index size does not change, and the search algorithm is not modified. The only extra cost is the offline exact top-</w:t>
-      </w:r>
-      <m:oMath>
-        <m:r>
-          <m:t xml:space="preserve">K</m:t>
-        </m:r>
-      </m:oMath>
-      <w:r>
-        <w:t xml:space="preserve"> search for each training caption. To see </w:t>
-      </w:r>
-      <w:r>
-        <w:rPr>
-          <w:i/>
-          <w:iCs/>
-        </w:rPr>
-        <w:t xml:space="preserve">why</w:t>
-      </w:r>
-      <w:r>
-        <w:t xml:space="preserve"> the edges help, we also test two other caption-based changes as ablations (Section 4.7). The first starts the layer-0 search from the true neighbours of the most similar training captions, which tests whether the entry point is the problem. The second inserts the captions themselves into the graph as nodes that are never returned, which tests whether the graph lacks landmarks near text queries.</w:t>
+        <w:t xml:space="preserve">The new edges go into bottom-layer slots that HNSW has allocated but left empty (the average degree is 21.6 on COCO and 23.1 on LAION, out of 64), so memory and the search code do not change. As ablations we also try (i) starting the search from the true neighbours of the most similar training captions, and (ii) inserting the captions into the graph as extra nodes that are never returned.</w:t>
       </w:r>
     </w:p>
     <w:p>
@@ -6569,7 +4589,7 @@
         <w:pStyle w:val="Heading1"/>
       </w:pPr>
       <w:r>
-        <w:t xml:space="preserve">4 Experiments</w:t>
+        <w:t xml:space="preserve">3 Experiments</w:t>
       </w:r>
     </w:p>
     <w:p>
@@ -6577,7 +4597,7 @@
         <w:pStyle w:val="Heading2"/>
       </w:pPr>
       <w:r>
-        <w:t xml:space="preserve">4.1 Experimental setup</w:t>
+        <w:t xml:space="preserve">3.1 Experimental setup</w:t>
       </w:r>
     </w:p>
     <w:p>
@@ -6831,7 +4851,7 @@
                 <w:sz w:val="18"/>
                 <w:szCs w:val="18"/>
               </w:rPr>
-              <w:t xml:space="preserve">Corpus (indexed)</w:t>
+              <w:t xml:space="preserve">Database (indexed)</w:t>
             </w:r>
           </w:p>
         </w:tc>
@@ -7136,7 +5156,7 @@
                 <w:sz w:val="18"/>
                 <w:szCs w:val="18"/>
               </w:rPr>
-              <w:t xml:space="preserve">122,287 captions of corpus images</w:t>
+              <w:t xml:space="preserve">122,287 captions of database images</w:t>
             </w:r>
           </w:p>
         </w:tc>
@@ -7228,7 +5248,7 @@
                 <w:sz w:val="18"/>
                 <w:szCs w:val="18"/>
               </w:rPr>
-              <w:t xml:space="preserve">Exact top-100 by brute force</w:t>
+              <w:t xml:space="preserve">Exact top-100 by linear search</w:t>
             </w:r>
           </w:p>
         </w:tc>
@@ -7281,7 +5301,7 @@
         <w:t xml:space="preserve">Datasets.</w:t>
       </w:r>
       <w:r>
-        <w:t xml:space="preserve"> The two datasets differ in size (8×) and in the kind of text, clean human-written captions on COCO and noisy web text on LAION (Table 2). Using both lets us check that the results do not depend on one benchmark. On COCO the image and text queries describe the same 1,000 held-out images, so the only difference between the two query sets is which encoder produced them.</w:t>
+        <w:t xml:space="preserve"> COCO (Lin et al., 2014) and LAION (Schuhmann et al., 2021) differ in size (8×) and in the kind of text: clean human-written captions on COCO and noisy web text on LAION (Table 2). On COCO the image and text queries describe the same 1,000 images, so the only difference between the two query sets is which CLIP encoder produced them.</w:t>
       </w:r>
     </w:p>
     <w:p>
@@ -7297,37 +5317,7 @@
         <w:t xml:space="preserve">Protocol.</w:t>
       </w:r>
       <w:r>
-        <w:t xml:space="preserve"> We follow the VIBE protocol (Jääsaari et al., 2026). (i) </w:t>
-      </w:r>
-      <w:r>
-        <w:rPr>
-          <w:i/>
-          <w:iCs/>
-        </w:rPr>
-        <w:t xml:space="preserve">Build on the corpus only</w:t>
-      </w:r>
-      <w:r>
-        <w:t xml:space="preserve">: codebooks, hyperplane statistics and graphs never see a test query. The improved methods in Sections 3.6 to 3.8 may use the training captions but never the test queries. (ii) </w:t>
-      </w:r>
-      <w:r>
-        <w:rPr>
-          <w:i/>
-          <w:iCs/>
-        </w:rPr>
-        <w:t xml:space="preserve">One index for both query types</w:t>
-      </w:r>
-      <w:r>
-        <w:t xml:space="preserve">: each index is built once and searched with image and text queries using the same parameters, so any difference comes from the queries. (iii) </w:t>
-      </w:r>
-      <w:r>
-        <w:rPr>
-          <w:i/>
-          <w:iCs/>
-        </w:rPr>
-        <w:t xml:space="preserve">Timing</w:t>
-      </w:r>
-      <w:r>
-        <w:t xml:space="preserve">: queries are sent one at a time on a single CPU thread pinned to one core, and we report the fastest of several runs. All runs used the same server (2× AMD EPYC 7742) with FAISS 1.15.1, and all random seeds are fixed.</w:t>
+        <w:t xml:space="preserve"> We follow VIBE (Jääsaari et al., 2026) and ann-benchmarks (Aumüller et al., 2020). (i) Indexes are built from the database only and never see a test query. (ii) Each index is built once and searched with both image and text queries using the same parameters, so any difference comes from the queries. (iii) Queries are sent one at a time on a single CPU thread, and we report the fastest of several runs. All runs used one server (2× AMD EPYC 7742) with FAISS 1.15.1 (Douze et al., 2024) and fixed random seeds.</w:t>
       </w:r>
     </w:p>
     <w:p>
@@ -7343,7 +5333,7 @@
         <w:t xml:space="preserve">Metrics.</w:t>
       </w:r>
       <w:r>
-        <w:t xml:space="preserve"> Our main metric is recall@100 (Eq. 3). We also report recall@10, single-thread queries per second (QPS), index size in bytes per vector, and build time. The gap between the two query types is</w:t>
+        <w:t xml:space="preserve"> Our main metric is recall@100 (Eq. 1). We also report recall@10, queries per second (QPS), index size in bytes per vector and build time. The gap between the two query types, on the same index with the same setting, is</w:t>
       </w:r>
     </w:p>
     <w:p>
@@ -7395,7 +5385,7 @@
         </m:r>
       </m:oMath>
       <w:r>
-        <w:t xml:space="preserve">	(16)</w:t>
+        <w:t xml:space="preserve">	(11)</w:t>
       </w:r>
     </w:p>
     <w:p>
@@ -7404,7 +5394,7 @@
         <w:jc w:val="both"/>
       </w:pPr>
       <w:r>
-        <w:t xml:space="preserve">measured on the same index with the same setting. We never average image and text recall, because the difference between them is what we are studying.</w:t>
+        <w:t xml:space="preserve">We never average image and text recall, because their difference is what we study.</w:t>
       </w:r>
     </w:p>
     <w:p>
@@ -7412,16 +5402,7 @@
         <w:pStyle w:val="Heading2"/>
       </w:pPr>
       <w:r>
-        <w:t xml:space="preserve">4.2 How text and image queries differ</w:t>
-      </w:r>
-    </w:p>
-    <w:p>
-      <w:pPr>
-        <w:spacing w:after="120" w:line="264"/>
-        <w:jc w:val="both"/>
-      </w:pPr>
-      <w:r>
-        <w:t xml:space="preserve">We first check the modality gap in our data. Table 3 shows that the mean text query points in a very different direction from the mean image (cosine 0.31 to 0.36), while the mean held-out image query matches it almost exactly (0.999).</w:t>
+        <w:t xml:space="preserve">3.2 How text and image queries differ</w:t>
       </w:r>
     </w:p>
     <w:p>
@@ -7456,7 +5437,7 @@
           <w:sz w:val="19"/>
           <w:szCs w:val="19"/>
         </w:rPr>
-        <w:t xml:space="preserve"> is the neighbour contrast from Section 3.5.</w:t>
+        <w:t xml:space="preserve"> is the neighbour contrast from Section 2.6.</w:t>
       </w:r>
     </w:p>
     <w:tbl>
@@ -8491,7 +6472,7 @@
         <w:jc w:val="both"/>
       </w:pPr>
       <w:r>
-        <w:t xml:space="preserve">Figure 1 shows that text queries differ in the two ways described in Section 3.5. First, they are far from the data: the most similar image has a similarity of 0.35, compared with 0.86 for an image query. Second, their neighbours are bunched together: the contrast </w:t>
+        <w:t xml:space="preserve">Table 3 confirms the modality gap: the mean text query points in a very different direction from the mean image (cosine 0.31 to 0.36), while the mean image query matches it almost exactly (0.999). Figure 1 shows the two properties from Section 2.6. Text queries are far from the data: their most similar image scores 0.35, against 0.86 for an image query. Their neighbours are also bunched together: the contrast </w:t>
       </w:r>
       <m:oMath>
         <m:r>
@@ -8499,7 +6480,7 @@
         </m:r>
       </m:oMath>
       <w:r>
-        <w:t xml:space="preserve"> between the 1st and 100th neighbour is about half that of image queries (0.046 vs 0.087 on COCO). By Eq. (12), the same scoring error therefore does about twice as much damage for a text query.</w:t>
+        <w:t xml:space="preserve"> is about half that of image queries (0.046 vs 0.087 on COCO), so by Eq. (8) the same scoring error does about twice as much damage.</w:t>
       </w:r>
     </w:p>
     <w:p>
@@ -8507,16 +6488,7 @@
         <w:pStyle w:val="Heading2"/>
       </w:pPr>
       <w:r>
-        <w:t xml:space="preserve">4.3 Speed, accuracy and memory</w:t>
-      </w:r>
-    </w:p>
-    <w:p>
-      <w:pPr>
-        <w:spacing w:after="120" w:line="264"/>
-        <w:jc w:val="both"/>
-      </w:pPr>
-      <w:r>
-        <w:t xml:space="preserve">With image queries, each method behaves as its design suggests (Figures 2 and 3, Table 4).</w:t>
+        <w:t xml:space="preserve">3.3 Comparison of the three methods</w:t>
       </w:r>
     </w:p>
     <w:p>
@@ -8530,7 +6502,7 @@
           <wp:inline distT="0" distB="0" distL="0" distR="0">
             <wp:extent cx="5581650" cy="2771775"/>
             <wp:effectExtent t="0" r="0" b="0" l="0"/>
-            <wp:docPr id="1" name="fig2_recall_vs_qps.png" descr="Recall@100 vs single-thread queries per second. Colour shows the method; solid lines and filled markers are image queries, dashed lines and hollow markers are text queries; the star is exact search." title="Figure 2"/>
+            <wp:docPr id="1" name="fig2_recall_vs_qps.png" descr="Recall@100 vs single-thread queries per second. Colour shows the method; solid lines and filled markers are image queries, dashed lines and hollow markers are text queries; the star is linear search." title="Figure 2"/>
             <wp:cNvGraphicFramePr>
               <a:graphicFrameLocks xmlns:a="http://schemas.openxmlformats.org/drawingml/2006/main" noChangeAspect="1"/>
             </wp:cNvGraphicFramePr>
@@ -8586,7 +6558,7 @@
           <w:sz w:val="19"/>
           <w:szCs w:val="19"/>
         </w:rPr>
-        <w:t xml:space="preserve">Recall@100 vs single-thread queries per second. Colour shows the method; solid lines and filled markers are image queries, dashed lines and hollow markers are text queries; the star is exact search.</w:t>
+        <w:t xml:space="preserve">Recall@100 vs single-thread queries per second. Colour shows the method; solid lines and filled markers are image queries, dashed lines and hollow markers are text queries; the star is linear search.</w:t>
       </w:r>
     </w:p>
     <w:p>
@@ -9742,7 +7714,7 @@
                 <w:sz w:val="18"/>
                 <w:szCs w:val="18"/>
               </w:rPr>
-              <w:t xml:space="preserve">Exact</w:t>
+              <w:t xml:space="preserve">Linear</w:t>
             </w:r>
           </w:p>
         </w:tc>
@@ -10705,7 +8677,7 @@
                 <w:sz w:val="18"/>
                 <w:szCs w:val="18"/>
               </w:rPr>
-              <w:t xml:space="preserve">Exact</w:t>
+              <w:t xml:space="preserve">Linear</w:t>
             </w:r>
           </w:p>
         </w:tc>
@@ -10896,7 +8868,17 @@
         <w:jc w:val="both"/>
       </w:pPr>
       <w:r>
-        <w:t xml:space="preserve">HNSW is the fastest and most accurate, with recall@100 of at least 0.98 at 30 to 51 times the speed of exact search. Its advantage grows with corpus size because it computes only 1,400 to 2,000 similarities per query, while a scan computes </w:t>
+        <w:t xml:space="preserve">With image queries, each method behaves as its design suggests (Figures 2 and 3, Table 4). </w:t>
+      </w:r>
+      <w:r>
+        <w:rPr>
+          <w:b/>
+          <w:bCs/>
+        </w:rPr>
+        <w:t xml:space="preserve">HNSW</w:t>
+      </w:r>
+      <w:r>
+        <w:t xml:space="preserve"> is the fastest and most accurate, with recall@100 of at least 0.98 at 30 to 51 times the speed of linear search, because it computes only 1,400 to 2,000 similarities per query instead of </w:t>
       </w:r>
       <m:oMath>
         <m:r>
@@ -10914,24 +8896,27 @@
         <w:t xml:space="preserve">more</w:t>
       </w:r>
       <w:r>
-        <w:t xml:space="preserve"> than the raw vectors, because of the links) and build time (226 s for 1M vectors on 32 threads). PQ is the opposite. It stores 8 to 64 bytes per vector instead of 2,048 (32 to 240 times smaller), but on its own it is neither accurate (recall@100 at most 0.66) nor fast, since ADC still visits every code, so in practice it is followed by re-ranking (Section 4.7). LSH needs no training and builds in seconds, but it needs 4,096 bits (512 bytes) to reach recall 0.80 to 0.84, and at that size its full scan is barely faster than exact search.</w:t>
-      </w:r>
-    </w:p>
-    <w:p>
-      <w:pPr>
-        <w:spacing w:after="120" w:line="264"/>
-        <w:jc w:val="both"/>
-      </w:pPr>
-      <w:r>
-        <w:t xml:space="preserve">Table 5 compares the two compression methods at the same code length. PQ's learned codebooks beat LSH's random hyperplanes at every size. The difference is small for image queries but 2.8 to 30 times for text queries. LSH codes, on the other hand, are 5 to 10 times faster to scan, because a popcount is cheaper than </w:t>
-      </w:r>
-      <m:oMath>
-        <m:r>
-          <m:t xml:space="preserve">M</m:t>
-        </m:r>
-      </m:oMath>
-      <w:r>
-        <w:t xml:space="preserve"> table look-ups. This is the data-dependent versus data-independent trade-off from the course, and the text columns already suggest that not learning from the data does not protect LSH from the modality gap.</w:t>
+        <w:t xml:space="preserve"> than the raw vectors) and build time (226 s for 1M vectors on 32 threads). </w:t>
+      </w:r>
+      <w:r>
+        <w:rPr>
+          <w:b/>
+          <w:bCs/>
+        </w:rPr>
+        <w:t xml:space="preserve">PQ</w:t>
+      </w:r>
+      <w:r>
+        <w:t xml:space="preserve"> is the opposite: it is 32 to 240 times smaller than the raw vectors, but on its own it reaches recall@100 of at most 0.66, and it is not much faster because it still scans every compressed vector. </w:t>
+      </w:r>
+      <w:r>
+        <w:rPr>
+          <w:b/>
+          <w:bCs/>
+        </w:rPr>
+        <w:t xml:space="preserve">LSH</w:t>
+      </w:r>
+      <w:r>
+        <w:t xml:space="preserve"> needs no training and builds in seconds, but needs 4,096 bits (512 bytes) to reach recall 0.80 to 0.84, and at that length its scan is barely faster than linear search.</w:t>
       </w:r>
     </w:p>
     <w:p>
@@ -11757,19 +9742,27 @@
     </w:p>
     <w:p>
       <w:pPr>
-        <w:pStyle w:val="Heading2"/>
+        <w:spacing w:after="120" w:line="264"/>
+        <w:jc w:val="both"/>
       </w:pPr>
       <w:r>
-        <w:t xml:space="preserve">4.4 The cost of querying with text</w:t>
+        <w:t xml:space="preserve">Table 5 compares LSH and PQ at the same code length. PQ's learned centroids beat LSH's random hyperplanes at every size: slightly for image queries, but by 2.8 to 30 times for text queries. LSH, however, scans 5 to 10 times faster, because a Hamming distance is cheaper than </w:t>
+      </w:r>
+      <m:oMath>
+        <m:r>
+          <m:t xml:space="preserve">M</m:t>
+        </m:r>
+      </m:oMath>
+      <w:r>
+        <w:t xml:space="preserve"> table look-ups. This is the data-independent versus data-dependent trade-off from the lecture.</w:t>
       </w:r>
     </w:p>
     <w:p>
       <w:pPr>
-        <w:spacing w:after="120" w:line="264"/>
-        <w:jc w:val="both"/>
+        <w:pStyle w:val="Heading2"/>
       </w:pPr>
       <w:r>
-        <w:t xml:space="preserve">Every method loses recall on text queries at every setting (Figure 4, Table 6), and all the gaps are many standard errors above zero.</w:t>
+        <w:t xml:space="preserve">3.4 The cost of querying with text</w:t>
       </w:r>
     </w:p>
     <w:p>
@@ -11862,7 +9855,7 @@
           <w:sz w:val="19"/>
           <w:szCs w:val="19"/>
         </w:rPr>
-        <w:t xml:space="preserve">The gap Δ = recall@100(image) − recall@100(text) at both ends of each parameter sweep. The last column is the largest Δ at any setting in the sweep.</w:t>
+        <w:t xml:space="preserve">The gap Δ = recall@100(image) − recall@100(text) at both ends of each parameter sweep, and the largest Δ in the sweep.</w:t>
       </w:r>
     </w:p>
     <w:tbl>
@@ -13017,7 +11010,7 @@
         <w:jc w:val="both"/>
       </w:pPr>
       <w:r>
-        <w:t xml:space="preserve">How the gap changes with the parameter differs between the methods. For HNSW a wider search closes most of it: Δ falls from 0.10 to 0.004 on COCO and from 0.19 to 0.03 on LAION as </w:t>
+        <w:t xml:space="preserve">Every method loses recall on text queries at every setting (Figure 4, Table 6). The parameters behave differently. For HNSW, a larger </w:t>
       </w:r>
       <m:oMath>
         <m:r>
@@ -13025,862 +11018,23 @@
         </m:r>
       </m:oMath>
       <w:r>
-        <w:t xml:space="preserve"> increases. For PQ, longer codes do not help, and Δ stays between 0.12 and 0.17 on COCO. LSH has the largest gap, up to 0.40, and at 512 bits text queries get only 22 to 31% of the recall that image queries get.</w:t>
-      </w:r>
-    </w:p>
-    <w:p>
-      <w:pPr>
-        <w:spacing w:after="120" w:line="264"/>
-        <w:jc w:val="both"/>
-      </w:pPr>
-      <w:r>
-        <w:t xml:space="preserve">The LSH result is the opposite of what we expected. LSH learns nothing from the images, so its loss cannot come from an index fitted to the wrong data. It has to come from the text queries themselves, which is what Section 4.5 examines.</w:t>
-      </w:r>
-    </w:p>
-    <w:p>
-      <w:pPr>
-        <w:spacing w:after="120" w:line="264"/>
-        <w:jc w:val="both"/>
-      </w:pPr>
-      <w:r>
-        <w:t xml:space="preserve">To put the gap in terms of cost, Table 7 shows how much more search effort HNSW needs for text queries to reach the recall that image queries get at a cheap setting.</w:t>
-      </w:r>
-    </w:p>
-    <w:p>
-      <w:pPr>
-        <w:keepNext/>
-        <w:spacing w:before="200" w:after="80" w:line="240"/>
-        <w:jc w:val="both"/>
-      </w:pPr>
-      <w:r>
-        <w:rPr>
-          <w:b/>
-          <w:bCs/>
-          <w:sz w:val="19"/>
-          <w:szCs w:val="19"/>
-        </w:rPr>
-        <w:t xml:space="preserve">Table 7. </w:t>
-      </w:r>
-      <w:r>
-        <w:rPr>
-          <w:sz w:val="19"/>
-          <w:szCs w:val="19"/>
-        </w:rPr>
-        <w:t xml:space="preserve">Extra search effort HNSW needs for text queries to match image-query recall.</w:t>
-      </w:r>
-    </w:p>
-    <w:tbl>
-      <w:tblPr>
-        <w:tblW w:type="dxa" w:w="9026"/>
-        <w:tblBorders>
-          <w:top w:val="none" w:color="FFFFFF" w:sz="0"/>
-          <w:left w:val="none" w:color="FFFFFF" w:sz="0"/>
-          <w:bottom w:val="none" w:color="FFFFFF" w:sz="0"/>
-          <w:right w:val="none" w:color="FFFFFF" w:sz="0"/>
-          <w:insideH w:val="none" w:color="FFFFFF" w:sz="0"/>
-          <w:insideV w:val="none" w:color="FFFFFF" w:sz="0"/>
-        </w:tblBorders>
-        <w:tblLayout w:type="fixed"/>
-      </w:tblPr>
-      <w:tblGrid>
-        <w:gridCol w:w="1141"/>
-        <w:gridCol w:w="3112"/>
-        <w:gridCol w:w="1867"/>
-        <w:gridCol w:w="1452"/>
-        <w:gridCol w:w="1454"/>
-      </w:tblGrid>
-      <w:tr>
-        <w:trPr>
-          <w:tblHeader/>
-        </w:trPr>
-        <w:tc>
-          <w:tcPr>
-            <w:tcW w:type="dxa" w:w="1141"/>
-            <w:tcBorders>
-              <w:top w:val="single" w:color="000000" w:sz="12"/>
-              <w:left w:val="none" w:color="FFFFFF" w:sz="0"/>
-              <w:bottom w:val="single" w:color="000000" w:sz="4"/>
-              <w:right w:val="none" w:color="FFFFFF" w:sz="0"/>
-            </w:tcBorders>
-            <w:tcMar>
-              <w:top w:type="dxa" w:w="45"/>
-              <w:left w:type="dxa" w:w="80"/>
-              <w:bottom w:type="dxa" w:w="45"/>
-              <w:right w:type="dxa" w:w="80"/>
-            </w:tcMar>
-          </w:tcPr>
-          <w:p>
-            <w:pPr>
-              <w:jc w:val="left"/>
-            </w:pPr>
-            <w:r>
-              <w:rPr>
-                <w:b/>
-                <w:bCs/>
-                <w:sz w:val="18"/>
-                <w:szCs w:val="18"/>
-              </w:rPr>
-              <w:t xml:space="preserve">Dataset</w:t>
-            </w:r>
-          </w:p>
-        </w:tc>
-        <w:tc>
-          <w:tcPr>
-            <w:tcW w:type="dxa" w:w="3112"/>
-            <w:tcBorders>
-              <w:top w:val="single" w:color="000000" w:sz="12"/>
-              <w:left w:val="none" w:color="FFFFFF" w:sz="0"/>
-              <w:bottom w:val="single" w:color="000000" w:sz="4"/>
-              <w:right w:val="none" w:color="FFFFFF" w:sz="0"/>
-            </w:tcBorders>
-            <w:tcMar>
-              <w:top w:type="dxa" w:w="45"/>
-              <w:left w:type="dxa" w:w="80"/>
-              <w:bottom w:type="dxa" w:w="45"/>
-              <w:right w:type="dxa" w:w="80"/>
-            </w:tcMar>
-          </w:tcPr>
-          <w:p>
-            <w:pPr>
-              <w:jc w:val="center"/>
-            </w:pPr>
-            <w:r>
-              <w:rPr>
-                <w:b/>
-                <w:bCs/>
-                <w:sz w:val="18"/>
-                <w:szCs w:val="18"/>
-              </w:rPr>
-              <w:t xml:space="preserve">Image queries: </w:t>
-            </w:r>
-            <m:oMath>
-              <m:r>
-                <m:t xml:space="preserve">ef</m:t>
-              </m:r>
-            </m:oMath>
-            <w:r>
-              <w:rPr>
-                <w:b/>
-                <w:bCs/>
-                <w:sz w:val="18"/>
-                <w:szCs w:val="18"/>
-              </w:rPr>
-              <w:t xml:space="preserve"> → recall (QPS)</w:t>
-            </w:r>
-          </w:p>
-        </w:tc>
-        <w:tc>
-          <w:tcPr>
-            <w:tcW w:type="dxa" w:w="1867"/>
-            <w:tcBorders>
-              <w:top w:val="single" w:color="000000" w:sz="12"/>
-              <w:left w:val="none" w:color="FFFFFF" w:sz="0"/>
-              <w:bottom w:val="single" w:color="000000" w:sz="4"/>
-              <w:right w:val="none" w:color="FFFFFF" w:sz="0"/>
-            </w:tcBorders>
-            <w:tcMar>
-              <w:top w:type="dxa" w:w="45"/>
-              <w:left w:type="dxa" w:w="80"/>
-              <w:bottom w:type="dxa" w:w="45"/>
-              <w:right w:type="dxa" w:w="80"/>
-            </w:tcMar>
-          </w:tcPr>
-          <w:p>
-            <w:pPr>
-              <w:jc w:val="center"/>
-            </w:pPr>
-            <w:r>
-              <w:rPr>
-                <w:b/>
-                <w:bCs/>
-                <w:sz w:val="18"/>
-                <w:szCs w:val="18"/>
-              </w:rPr>
-              <w:t xml:space="preserve">Text queries need </w:t>
-            </w:r>
-            <m:oMath>
-              <m:r>
-                <m:t xml:space="preserve">ef</m:t>
-              </m:r>
-            </m:oMath>
-          </w:p>
-        </w:tc>
-        <w:tc>
-          <w:tcPr>
-            <w:tcW w:type="dxa" w:w="1452"/>
-            <w:tcBorders>
-              <w:top w:val="single" w:color="000000" w:sz="12"/>
-              <w:left w:val="none" w:color="FFFFFF" w:sz="0"/>
-              <w:bottom w:val="single" w:color="000000" w:sz="4"/>
-              <w:right w:val="none" w:color="FFFFFF" w:sz="0"/>
-            </w:tcBorders>
-            <w:tcMar>
-              <w:top w:type="dxa" w:w="45"/>
-              <w:left w:type="dxa" w:w="80"/>
-              <w:bottom w:type="dxa" w:w="45"/>
-              <w:right w:type="dxa" w:w="80"/>
-            </w:tcMar>
-          </w:tcPr>
-          <w:p>
-            <w:pPr>
-              <w:jc w:val="center"/>
-            </w:pPr>
-            <w:r>
-              <w:rPr>
-                <w:b/>
-                <w:bCs/>
-                <w:sz w:val="18"/>
-                <w:szCs w:val="18"/>
-              </w:rPr>
-              <w:t xml:space="preserve">Text QPS</w:t>
-            </w:r>
-          </w:p>
-        </w:tc>
-        <w:tc>
-          <w:tcPr>
-            <w:tcW w:type="dxa" w:w="1454"/>
-            <w:tcBorders>
-              <w:top w:val="single" w:color="000000" w:sz="12"/>
-              <w:left w:val="none" w:color="FFFFFF" w:sz="0"/>
-              <w:bottom w:val="single" w:color="000000" w:sz="4"/>
-              <w:right w:val="none" w:color="FFFFFF" w:sz="0"/>
-            </w:tcBorders>
-            <w:tcMar>
-              <w:top w:type="dxa" w:w="45"/>
-              <w:left w:type="dxa" w:w="80"/>
-              <w:bottom w:type="dxa" w:w="45"/>
-              <w:right w:type="dxa" w:w="80"/>
-            </w:tcMar>
-          </w:tcPr>
-          <w:p>
-            <w:pPr>
-              <w:jc w:val="center"/>
-            </w:pPr>
-            <w:r>
-              <w:rPr>
-                <w:b/>
-                <w:bCs/>
-                <w:sz w:val="18"/>
-                <w:szCs w:val="18"/>
-              </w:rPr>
-              <w:t xml:space="preserve">Slow-down</w:t>
-            </w:r>
-          </w:p>
-        </w:tc>
-      </w:tr>
-      <w:tr>
-        <w:trPr>
-          <w:cantSplit/>
-        </w:trPr>
-        <w:tc>
-          <w:tcPr>
-            <w:tcW w:type="dxa" w:w="1141"/>
-            <w:tcBorders>
-              <w:top w:val="none" w:color="FFFFFF" w:sz="0"/>
-              <w:left w:val="none" w:color="FFFFFF" w:sz="0"/>
-              <w:bottom w:val="none" w:color="FFFFFF" w:sz="0"/>
-              <w:right w:val="none" w:color="FFFFFF" w:sz="0"/>
-            </w:tcBorders>
-            <w:tcMar>
-              <w:top w:type="dxa" w:w="45"/>
-              <w:left w:type="dxa" w:w="80"/>
-              <w:bottom w:type="dxa" w:w="45"/>
-              <w:right w:type="dxa" w:w="80"/>
-            </w:tcMar>
-          </w:tcPr>
-          <w:p>
-            <w:pPr>
-              <w:jc w:val="left"/>
-            </w:pPr>
-            <w:r>
-              <w:rPr>
-                <w:sz w:val="18"/>
-                <w:szCs w:val="18"/>
-              </w:rPr>
-              <w:t xml:space="preserve">COCO</w:t>
-            </w:r>
-          </w:p>
-        </w:tc>
-        <w:tc>
-          <w:tcPr>
-            <w:tcW w:type="dxa" w:w="3112"/>
-            <w:tcBorders>
-              <w:top w:val="none" w:color="FFFFFF" w:sz="0"/>
-              <w:left w:val="none" w:color="FFFFFF" w:sz="0"/>
-              <w:bottom w:val="none" w:color="FFFFFF" w:sz="0"/>
-              <w:right w:val="none" w:color="FFFFFF" w:sz="0"/>
-            </w:tcBorders>
-            <w:tcMar>
-              <w:top w:type="dxa" w:w="45"/>
-              <w:left w:type="dxa" w:w="80"/>
-              <w:bottom w:type="dxa" w:w="45"/>
-              <w:right w:type="dxa" w:w="80"/>
-            </w:tcMar>
-          </w:tcPr>
-          <w:p>
-            <w:pPr>
-              <w:jc w:val="center"/>
-            </w:pPr>
-            <w:r>
-              <w:rPr>
-                <w:sz w:val="18"/>
-                <w:szCs w:val="18"/>
-              </w:rPr>
-              <w:t xml:space="preserve">100 → 0.986 (2,700)</w:t>
-            </w:r>
-          </w:p>
-        </w:tc>
-        <w:tc>
-          <w:tcPr>
-            <w:tcW w:type="dxa" w:w="1867"/>
-            <w:tcBorders>
-              <w:top w:val="none" w:color="FFFFFF" w:sz="0"/>
-              <w:left w:val="none" w:color="FFFFFF" w:sz="0"/>
-              <w:bottom w:val="none" w:color="FFFFFF" w:sz="0"/>
-              <w:right w:val="none" w:color="FFFFFF" w:sz="0"/>
-            </w:tcBorders>
-            <w:tcMar>
-              <w:top w:type="dxa" w:w="45"/>
-              <w:left w:type="dxa" w:w="80"/>
-              <w:bottom w:type="dxa" w:w="45"/>
-              <w:right w:type="dxa" w:w="80"/>
-            </w:tcMar>
-          </w:tcPr>
-          <w:p>
-            <w:pPr>
-              <w:jc w:val="center"/>
-            </w:pPr>
-            <w:r>
-              <w:rPr>
-                <w:sz w:val="18"/>
-                <w:szCs w:val="18"/>
-              </w:rPr>
-              <w:t xml:space="preserve">≈ 490</w:t>
-            </w:r>
-          </w:p>
-        </w:tc>
-        <w:tc>
-          <w:tcPr>
-            <w:tcW w:type="dxa" w:w="1452"/>
-            <w:tcBorders>
-              <w:top w:val="none" w:color="FFFFFF" w:sz="0"/>
-              <w:left w:val="none" w:color="FFFFFF" w:sz="0"/>
-              <w:bottom w:val="none" w:color="FFFFFF" w:sz="0"/>
-              <w:right w:val="none" w:color="FFFFFF" w:sz="0"/>
-            </w:tcBorders>
-            <w:tcMar>
-              <w:top w:type="dxa" w:w="45"/>
-              <w:left w:type="dxa" w:w="80"/>
-              <w:bottom w:type="dxa" w:w="45"/>
-              <w:right w:type="dxa" w:w="80"/>
-            </w:tcMar>
-          </w:tcPr>
-          <w:p>
-            <w:pPr>
-              <w:jc w:val="center"/>
-            </w:pPr>
-            <w:r>
-              <w:rPr>
-                <w:sz w:val="18"/>
-                <w:szCs w:val="18"/>
-              </w:rPr>
-              <w:t xml:space="preserve">≈ 790</w:t>
-            </w:r>
-          </w:p>
-        </w:tc>
-        <w:tc>
-          <w:tcPr>
-            <w:tcW w:type="dxa" w:w="1454"/>
-            <w:tcBorders>
-              <w:top w:val="none" w:color="FFFFFF" w:sz="0"/>
-              <w:left w:val="none" w:color="FFFFFF" w:sz="0"/>
-              <w:bottom w:val="none" w:color="FFFFFF" w:sz="0"/>
-              <w:right w:val="none" w:color="FFFFFF" w:sz="0"/>
-            </w:tcBorders>
-            <w:tcMar>
-              <w:top w:type="dxa" w:w="45"/>
-              <w:left w:type="dxa" w:w="80"/>
-              <w:bottom w:type="dxa" w:w="45"/>
-              <w:right w:type="dxa" w:w="80"/>
-            </w:tcMar>
-          </w:tcPr>
-          <w:p>
-            <w:pPr>
-              <w:jc w:val="center"/>
-            </w:pPr>
-            <w:r>
-              <w:rPr>
-                <w:sz w:val="18"/>
-                <w:szCs w:val="18"/>
-              </w:rPr>
-              <w:t xml:space="preserve">3.4×</w:t>
-            </w:r>
-          </w:p>
-        </w:tc>
-      </w:tr>
-      <w:tr>
-        <w:trPr>
-          <w:cantSplit/>
-        </w:trPr>
-        <w:tc>
-          <w:tcPr>
-            <w:tcW w:type="dxa" w:w="1141"/>
-            <w:tcBorders>
-              <w:top w:val="none" w:color="FFFFFF" w:sz="0"/>
-              <w:left w:val="none" w:color="FFFFFF" w:sz="0"/>
-              <w:bottom w:val="none" w:color="FFFFFF" w:sz="0"/>
-              <w:right w:val="none" w:color="FFFFFF" w:sz="0"/>
-            </w:tcBorders>
-            <w:tcMar>
-              <w:top w:type="dxa" w:w="45"/>
-              <w:left w:type="dxa" w:w="80"/>
-              <w:bottom w:type="dxa" w:w="45"/>
-              <w:right w:type="dxa" w:w="80"/>
-            </w:tcMar>
-          </w:tcPr>
-          <w:p>
-            <w:pPr>
-              <w:jc w:val="left"/>
-            </w:pPr>
-            <w:r>
-              <w:rPr>
-                <w:sz w:val="18"/>
-                <w:szCs w:val="18"/>
-              </w:rPr>
-              <w:t xml:space="preserve">COCO</w:t>
-            </w:r>
-          </w:p>
-        </w:tc>
-        <w:tc>
-          <w:tcPr>
-            <w:tcW w:type="dxa" w:w="3112"/>
-            <w:tcBorders>
-              <w:top w:val="none" w:color="FFFFFF" w:sz="0"/>
-              <w:left w:val="none" w:color="FFFFFF" w:sz="0"/>
-              <w:bottom w:val="none" w:color="FFFFFF" w:sz="0"/>
-              <w:right w:val="none" w:color="FFFFFF" w:sz="0"/>
-            </w:tcBorders>
-            <w:tcMar>
-              <w:top w:type="dxa" w:w="45"/>
-              <w:left w:type="dxa" w:w="80"/>
-              <w:bottom w:type="dxa" w:w="45"/>
-              <w:right w:type="dxa" w:w="80"/>
-            </w:tcMar>
-          </w:tcPr>
-          <w:p>
-            <w:pPr>
-              <w:jc w:val="center"/>
-            </w:pPr>
-            <w:r>
-              <w:rPr>
-                <w:sz w:val="18"/>
-                <w:szCs w:val="18"/>
-              </w:rPr>
-              <w:t xml:space="preserve">128 → 0.992 (2,235)</w:t>
-            </w:r>
-          </w:p>
-        </w:tc>
-        <w:tc>
-          <w:tcPr>
-            <w:tcW w:type="dxa" w:w="1867"/>
-            <w:tcBorders>
-              <w:top w:val="none" w:color="FFFFFF" w:sz="0"/>
-              <w:left w:val="none" w:color="FFFFFF" w:sz="0"/>
-              <w:bottom w:val="none" w:color="FFFFFF" w:sz="0"/>
-              <w:right w:val="none" w:color="FFFFFF" w:sz="0"/>
-            </w:tcBorders>
-            <w:tcMar>
-              <w:top w:type="dxa" w:w="45"/>
-              <w:left w:type="dxa" w:w="80"/>
-              <w:bottom w:type="dxa" w:w="45"/>
-              <w:right w:type="dxa" w:w="80"/>
-            </w:tcMar>
-          </w:tcPr>
-          <w:p>
-            <w:pPr>
-              <w:jc w:val="center"/>
-            </w:pPr>
-            <w:r>
-              <w:rPr>
-                <w:sz w:val="18"/>
-                <w:szCs w:val="18"/>
-              </w:rPr>
-              <w:t xml:space="preserve">≈ 700</w:t>
-            </w:r>
-          </w:p>
-        </w:tc>
-        <w:tc>
-          <w:tcPr>
-            <w:tcW w:type="dxa" w:w="1452"/>
-            <w:tcBorders>
-              <w:top w:val="none" w:color="FFFFFF" w:sz="0"/>
-              <w:left w:val="none" w:color="FFFFFF" w:sz="0"/>
-              <w:bottom w:val="none" w:color="FFFFFF" w:sz="0"/>
-              <w:right w:val="none" w:color="FFFFFF" w:sz="0"/>
-            </w:tcBorders>
-            <w:tcMar>
-              <w:top w:type="dxa" w:w="45"/>
-              <w:left w:type="dxa" w:w="80"/>
-              <w:bottom w:type="dxa" w:w="45"/>
-              <w:right w:type="dxa" w:w="80"/>
-            </w:tcMar>
-          </w:tcPr>
-          <w:p>
-            <w:pPr>
-              <w:jc w:val="center"/>
-            </w:pPr>
-            <w:r>
-              <w:rPr>
-                <w:sz w:val="18"/>
-                <w:szCs w:val="18"/>
-              </w:rPr>
-              <w:t xml:space="preserve">≈ 580</w:t>
-            </w:r>
-          </w:p>
-        </w:tc>
-        <w:tc>
-          <w:tcPr>
-            <w:tcW w:type="dxa" w:w="1454"/>
-            <w:tcBorders>
-              <w:top w:val="none" w:color="FFFFFF" w:sz="0"/>
-              <w:left w:val="none" w:color="FFFFFF" w:sz="0"/>
-              <w:bottom w:val="none" w:color="FFFFFF" w:sz="0"/>
-              <w:right w:val="none" w:color="FFFFFF" w:sz="0"/>
-            </w:tcBorders>
-            <w:tcMar>
-              <w:top w:type="dxa" w:w="45"/>
-              <w:left w:type="dxa" w:w="80"/>
-              <w:bottom w:type="dxa" w:w="45"/>
-              <w:right w:type="dxa" w:w="80"/>
-            </w:tcMar>
-          </w:tcPr>
-          <w:p>
-            <w:pPr>
-              <w:jc w:val="center"/>
-            </w:pPr>
-            <w:r>
-              <w:rPr>
-                <w:sz w:val="18"/>
-                <w:szCs w:val="18"/>
-              </w:rPr>
-              <w:t xml:space="preserve">3.9×</w:t>
-            </w:r>
-          </w:p>
-        </w:tc>
-      </w:tr>
-      <w:tr>
-        <w:trPr>
-          <w:cantSplit/>
-        </w:trPr>
-        <w:tc>
-          <w:tcPr>
-            <w:tcW w:type="dxa" w:w="1141"/>
-            <w:tcBorders>
-              <w:top w:val="none" w:color="FFFFFF" w:sz="0"/>
-              <w:left w:val="none" w:color="FFFFFF" w:sz="0"/>
-              <w:bottom w:val="none" w:color="FFFFFF" w:sz="0"/>
-              <w:right w:val="none" w:color="FFFFFF" w:sz="0"/>
-            </w:tcBorders>
-            <w:tcMar>
-              <w:top w:type="dxa" w:w="45"/>
-              <w:left w:type="dxa" w:w="80"/>
-              <w:bottom w:type="dxa" w:w="45"/>
-              <w:right w:type="dxa" w:w="80"/>
-            </w:tcMar>
-          </w:tcPr>
-          <w:p>
-            <w:pPr>
-              <w:jc w:val="left"/>
-            </w:pPr>
-            <w:r>
-              <w:rPr>
-                <w:sz w:val="18"/>
-                <w:szCs w:val="18"/>
-              </w:rPr>
-              <w:t xml:space="preserve">LAION</w:t>
-            </w:r>
-          </w:p>
-        </w:tc>
-        <w:tc>
-          <w:tcPr>
-            <w:tcW w:type="dxa" w:w="3112"/>
-            <w:tcBorders>
-              <w:top w:val="none" w:color="FFFFFF" w:sz="0"/>
-              <w:left w:val="none" w:color="FFFFFF" w:sz="0"/>
-              <w:bottom w:val="none" w:color="FFFFFF" w:sz="0"/>
-              <w:right w:val="none" w:color="FFFFFF" w:sz="0"/>
-            </w:tcBorders>
-            <w:tcMar>
-              <w:top w:type="dxa" w:w="45"/>
-              <w:left w:type="dxa" w:w="80"/>
-              <w:bottom w:type="dxa" w:w="45"/>
-              <w:right w:type="dxa" w:w="80"/>
-            </w:tcMar>
-          </w:tcPr>
-          <w:p>
-            <w:pPr>
-              <w:jc w:val="center"/>
-            </w:pPr>
-            <w:r>
-              <w:rPr>
-                <w:sz w:val="18"/>
-                <w:szCs w:val="18"/>
-              </w:rPr>
-              <w:t xml:space="preserve">100 → 0.939 (1,870)</w:t>
-            </w:r>
-          </w:p>
-        </w:tc>
-        <w:tc>
-          <w:tcPr>
-            <w:tcW w:type="dxa" w:w="1867"/>
-            <w:tcBorders>
-              <w:top w:val="none" w:color="FFFFFF" w:sz="0"/>
-              <w:left w:val="none" w:color="FFFFFF" w:sz="0"/>
-              <w:bottom w:val="none" w:color="FFFFFF" w:sz="0"/>
-              <w:right w:val="none" w:color="FFFFFF" w:sz="0"/>
-            </w:tcBorders>
-            <w:tcMar>
-              <w:top w:type="dxa" w:w="45"/>
-              <w:left w:type="dxa" w:w="80"/>
-              <w:bottom w:type="dxa" w:w="45"/>
-              <w:right w:type="dxa" w:w="80"/>
-            </w:tcMar>
-          </w:tcPr>
-          <w:p>
-            <w:pPr>
-              <w:jc w:val="center"/>
-            </w:pPr>
-            <w:r>
-              <w:rPr>
-                <w:sz w:val="18"/>
-                <w:szCs w:val="18"/>
-              </w:rPr>
-              <w:t xml:space="preserve">≈ 650</w:t>
-            </w:r>
-          </w:p>
-        </w:tc>
-        <w:tc>
-          <w:tcPr>
-            <w:tcW w:type="dxa" w:w="1452"/>
-            <w:tcBorders>
-              <w:top w:val="none" w:color="FFFFFF" w:sz="0"/>
-              <w:left w:val="none" w:color="FFFFFF" w:sz="0"/>
-              <w:bottom w:val="none" w:color="FFFFFF" w:sz="0"/>
-              <w:right w:val="none" w:color="FFFFFF" w:sz="0"/>
-            </w:tcBorders>
-            <w:tcMar>
-              <w:top w:type="dxa" w:w="45"/>
-              <w:left w:type="dxa" w:w="80"/>
-              <w:bottom w:type="dxa" w:w="45"/>
-              <w:right w:type="dxa" w:w="80"/>
-            </w:tcMar>
-          </w:tcPr>
-          <w:p>
-            <w:pPr>
-              <w:jc w:val="center"/>
-            </w:pPr>
-            <w:r>
-              <w:rPr>
-                <w:sz w:val="18"/>
-                <w:szCs w:val="18"/>
-              </w:rPr>
-              <w:t xml:space="preserve">≈ 400</w:t>
-            </w:r>
-          </w:p>
-        </w:tc>
-        <w:tc>
-          <w:tcPr>
-            <w:tcW w:type="dxa" w:w="1454"/>
-            <w:tcBorders>
-              <w:top w:val="none" w:color="FFFFFF" w:sz="0"/>
-              <w:left w:val="none" w:color="FFFFFF" w:sz="0"/>
-              <w:bottom w:val="none" w:color="FFFFFF" w:sz="0"/>
-              <w:right w:val="none" w:color="FFFFFF" w:sz="0"/>
-            </w:tcBorders>
-            <w:tcMar>
-              <w:top w:type="dxa" w:w="45"/>
-              <w:left w:type="dxa" w:w="80"/>
-              <w:bottom w:type="dxa" w:w="45"/>
-              <w:right w:type="dxa" w:w="80"/>
-            </w:tcMar>
-          </w:tcPr>
-          <w:p>
-            <w:pPr>
-              <w:jc w:val="center"/>
-            </w:pPr>
-            <w:r>
-              <w:rPr>
-                <w:sz w:val="18"/>
-                <w:szCs w:val="18"/>
-              </w:rPr>
-              <w:t xml:space="preserve">4.7×</w:t>
-            </w:r>
-          </w:p>
-        </w:tc>
-      </w:tr>
-      <w:tr>
-        <w:trPr>
-          <w:cantSplit/>
-        </w:trPr>
-        <w:tc>
-          <w:tcPr>
-            <w:tcW w:type="dxa" w:w="1141"/>
-            <w:tcBorders>
-              <w:top w:val="none" w:color="FFFFFF" w:sz="0"/>
-              <w:left w:val="none" w:color="FFFFFF" w:sz="0"/>
-              <w:bottom w:val="single" w:color="000000" w:sz="12"/>
-              <w:right w:val="none" w:color="FFFFFF" w:sz="0"/>
-            </w:tcBorders>
-            <w:tcMar>
-              <w:top w:type="dxa" w:w="45"/>
-              <w:left w:type="dxa" w:w="80"/>
-              <w:bottom w:type="dxa" w:w="45"/>
-              <w:right w:type="dxa" w:w="80"/>
-            </w:tcMar>
-          </w:tcPr>
-          <w:p>
-            <w:pPr>
-              <w:jc w:val="left"/>
-            </w:pPr>
-            <w:r>
-              <w:rPr>
-                <w:sz w:val="18"/>
-                <w:szCs w:val="18"/>
-              </w:rPr>
-              <w:t xml:space="preserve">LAION</w:t>
-            </w:r>
-          </w:p>
-        </w:tc>
-        <w:tc>
-          <w:tcPr>
-            <w:tcW w:type="dxa" w:w="3112"/>
-            <w:tcBorders>
-              <w:top w:val="none" w:color="FFFFFF" w:sz="0"/>
-              <w:left w:val="none" w:color="FFFFFF" w:sz="0"/>
-              <w:bottom w:val="single" w:color="000000" w:sz="12"/>
-              <w:right w:val="none" w:color="FFFFFF" w:sz="0"/>
-            </w:tcBorders>
-            <w:tcMar>
-              <w:top w:type="dxa" w:w="45"/>
-              <w:left w:type="dxa" w:w="80"/>
-              <w:bottom w:type="dxa" w:w="45"/>
-              <w:right w:type="dxa" w:w="80"/>
-            </w:tcMar>
-          </w:tcPr>
-          <w:p>
-            <w:pPr>
-              <w:jc w:val="center"/>
-            </w:pPr>
-            <w:r>
-              <w:rPr>
-                <w:sz w:val="18"/>
-                <w:szCs w:val="18"/>
-              </w:rPr>
-              <w:t xml:space="preserve">128 → 0.952 (1,553)</w:t>
-            </w:r>
-          </w:p>
-        </w:tc>
-        <w:tc>
-          <w:tcPr>
-            <w:tcW w:type="dxa" w:w="1867"/>
-            <w:tcBorders>
-              <w:top w:val="none" w:color="FFFFFF" w:sz="0"/>
-              <w:left w:val="none" w:color="FFFFFF" w:sz="0"/>
-              <w:bottom w:val="single" w:color="000000" w:sz="12"/>
-              <w:right w:val="none" w:color="FFFFFF" w:sz="0"/>
-            </w:tcBorders>
-            <w:tcMar>
-              <w:top w:type="dxa" w:w="45"/>
-              <w:left w:type="dxa" w:w="80"/>
-              <w:bottom w:type="dxa" w:w="45"/>
-              <w:right w:type="dxa" w:w="80"/>
-            </w:tcMar>
-          </w:tcPr>
-          <w:p>
-            <w:pPr>
-              <w:jc w:val="center"/>
-            </w:pPr>
-            <w:r>
-              <w:rPr>
-                <w:sz w:val="18"/>
-                <w:szCs w:val="18"/>
-              </w:rPr>
-              <w:t xml:space="preserve">≈ 900</w:t>
-            </w:r>
-          </w:p>
-        </w:tc>
-        <w:tc>
-          <w:tcPr>
-            <w:tcW w:type="dxa" w:w="1452"/>
-            <w:tcBorders>
-              <w:top w:val="none" w:color="FFFFFF" w:sz="0"/>
-              <w:left w:val="none" w:color="FFFFFF" w:sz="0"/>
-              <w:bottom w:val="single" w:color="000000" w:sz="12"/>
-              <w:right w:val="none" w:color="FFFFFF" w:sz="0"/>
-            </w:tcBorders>
-            <w:tcMar>
-              <w:top w:type="dxa" w:w="45"/>
-              <w:left w:type="dxa" w:w="80"/>
-              <w:bottom w:type="dxa" w:w="45"/>
-              <w:right w:type="dxa" w:w="80"/>
-            </w:tcMar>
-          </w:tcPr>
-          <w:p>
-            <w:pPr>
-              <w:jc w:val="center"/>
-            </w:pPr>
-            <w:r>
-              <w:rPr>
-                <w:sz w:val="18"/>
-                <w:szCs w:val="18"/>
-              </w:rPr>
-              <w:t xml:space="preserve">≈ 295</w:t>
-            </w:r>
-          </w:p>
-        </w:tc>
-        <w:tc>
-          <w:tcPr>
-            <w:tcW w:type="dxa" w:w="1454"/>
-            <w:tcBorders>
-              <w:top w:val="none" w:color="FFFFFF" w:sz="0"/>
-              <w:left w:val="none" w:color="FFFFFF" w:sz="0"/>
-              <w:bottom w:val="single" w:color="000000" w:sz="12"/>
-              <w:right w:val="none" w:color="FFFFFF" w:sz="0"/>
-            </w:tcBorders>
-            <w:tcMar>
-              <w:top w:type="dxa" w:w="45"/>
-              <w:left w:type="dxa" w:w="80"/>
-              <w:bottom w:type="dxa" w:w="45"/>
-              <w:right w:type="dxa" w:w="80"/>
-            </w:tcMar>
-          </w:tcPr>
-          <w:p>
-            <w:pPr>
-              <w:jc w:val="center"/>
-            </w:pPr>
-            <w:r>
-              <w:rPr>
-                <w:sz w:val="18"/>
-                <w:szCs w:val="18"/>
-              </w:rPr>
-              <w:t xml:space="preserve">5.3×</w:t>
-            </w:r>
-          </w:p>
-        </w:tc>
-      </w:tr>
-    </w:tbl>
-    <w:p>
-      <w:pPr>
-        <w:spacing w:before="60" w:after="200" w:line="240"/>
-      </w:pPr>
-    </w:p>
-    <w:p>
-      <w:pPr>
-        <w:spacing w:after="120" w:line="264"/>
-        <w:jc w:val="both"/>
-      </w:pPr>
-      <w:r>
-        <w:t xml:space="preserve">A search engine tuned on image queries and then used with captions would get 10 to 20 points less recall than its benchmark showed, and getting that recall back would make search 3 to 5 times slower.</w:t>
+        <w:t xml:space="preserve"> closes most of the gap (COCO: 0.10 to 0.004; LAION: 0.19 to 0.03), but at a cost: to match the image-query recall at </w:t>
+      </w:r>
+      <m:oMath>
+        <m:r>
+          <m:t xml:space="preserve">ef</m:t>
+        </m:r>
+      </m:oMath>
+      <w:r>
+        <w:t xml:space="preserve"> = 100 to 128, text queries need </w:t>
+      </w:r>
+      <m:oMath>
+        <m:r>
+          <m:t xml:space="preserve">ef</m:t>
+        </m:r>
+      </m:oMath>
+      <w:r>
+        <w:t xml:space="preserve"> ≈ 490 to 900, which makes search 3.4 to 5.3 times slower. For PQ, more subspaces do not help, and Δ stays between 0.12 and 0.17 on COCO. LSH has the largest gap, up to 0.40. This is the opposite of what we expected: LSH learns nothing from the images, so its loss must come from the text queries themselves.</w:t>
       </w:r>
     </w:p>
     <w:p>
@@ -13888,16 +11042,7 @@
         <w:pStyle w:val="Heading2"/>
       </w:pPr>
       <w:r>
-        <w:t xml:space="preserve">4.5 Checking the model</w:t>
-      </w:r>
-    </w:p>
-    <w:p>
-      <w:pPr>
-        <w:spacing w:after="120" w:line="264"/>
-        <w:jc w:val="both"/>
-      </w:pPr>
-      <w:r>
-        <w:t xml:space="preserve">We now test the two predictions from Section 3.5 on individual queries (Figure 5).</w:t>
+        <w:t xml:space="preserve">3.5 Checking the explanation</w:t>
       </w:r>
     </w:p>
     <w:p>
@@ -14014,10 +11159,10 @@
           <w:b/>
           <w:bCs/>
         </w:rPr>
-        <w:t xml:space="preserve">(P1) Low contrast hurts LSH and PQ.</w:t>
-      </w:r>
-      <w:r>
-        <w:t xml:space="preserve"> For PQ, per-query recall increases with neighbour contrast (Spearman correlation up to +0.51), and 39% of COCO text queries get recall below 0.5, compared with 3% of image queries. The absolute PQ score error is actually </w:t>
+        <w:t xml:space="preserve">(P1) Low contrast hurts PQ and LSH.</w:t>
+      </w:r>
+      <w:r>
+        <w:t xml:space="preserve"> For PQ, per-query recall increases with contrast (Spearman correlation up to +0.51; Figure 5, right), and 39% of COCO text queries get recall below 0.5, against 3% of image queries. The PQ score error is actually </w:t>
       </w:r>
       <w:r>
         <w:rPr>
@@ -14035,7 +11180,15 @@
         </m:r>
       </m:oMath>
       <w:r>
-        <w:t xml:space="preserve">). The difference is in the margin, so the error-to-contrast ratio of Eq. (12) is 0.78 for text and 0.57 for images.</w:t>
+        <w:t xml:space="preserve">). The difference is the contrast, so the ratio </w:t>
+      </w:r>
+      <m:oMath>
+        <m:r>
+          <m:t xml:space="preserve">ρ</m:t>
+        </m:r>
+      </m:oMath>
+      <w:r>
+        <w:t xml:space="preserve"> of Eq. (8) is 0.78 for text and 0.57 for images.</w:t>
       </w:r>
     </w:p>
     <w:p>
@@ -14044,15 +11197,15 @@
         <w:jc w:val="both"/>
       </w:pPr>
       <w:r>
-        <w:t xml:space="preserve">For LSH we can check the prediction with numbers. We first confirmed that the measured per-bit collision rate matches Charikar's </w:t>
+        <w:t xml:space="preserve">For LSH, we first checked that the measured probability of two bits differing matches Charikar's </w:t>
       </w:r>
       <m:oMath>
         <m:r>
-          <m:t xml:space="preserve">1−θ/π</m:t>
+          <m:t xml:space="preserve">θ/π</m:t>
         </m:r>
       </m:oMath>
       <w:r>
-        <w:t xml:space="preserve"> to within 0.001 for </w:t>
+        <w:t xml:space="preserve"> within 0.001 for </w:t>
       </w:r>
       <w:r>
         <w:rPr>
@@ -14062,7 +11215,7 @@
         <w:t xml:space="preserve">both</w:t>
       </w:r>
       <w:r>
-        <w:t xml:space="preserve"> query types, so the hash functions treat a text pair and an image pair at the same angle in the same way. The difference is entirely in the margins. On LAION, the median angular margin between a query's 100th and 1,000th neighbours is 4.7° for image queries but only 1.8° for text queries. Table 8 compares the swap probability from Eq. (7) with the rate measured from the actual codes.</w:t>
+        <w:t xml:space="preserve"> query types, so the hashing functions treat text and images the same way. The difference is again in the margins: on LAION, the median angle between a query's 100th and 1,000th neighbours is 4.7° for image queries but only 1.8° for text queries. Table 7 shows that Eq. (4) predicts the measured swap rate well.</w:t>
       </w:r>
     </w:p>
     <w:p>
@@ -14078,14 +11231,14 @@
           <w:sz w:val="19"/>
           <w:szCs w:val="19"/>
         </w:rPr>
-        <w:t xml:space="preserve">Table 8. </w:t>
+        <w:t xml:space="preserve">Table 7. </w:t>
       </w:r>
       <w:r>
         <w:rPr>
           <w:sz w:val="19"/>
           <w:szCs w:val="19"/>
         </w:rPr>
-        <w:t xml:space="preserve">LSH on LAION: probability that the 1,000th neighbour is ranked above the 100th, predicted by the binomial model (Eq. 7) and measured (seed 0).</w:t>
+        <w:t xml:space="preserve">LSH on LAION: probability that the 1,000th neighbour is ranked above the 100th, predicted by Eq. (4) and measured (seed 0).</w:t>
       </w:r>
     </w:p>
     <w:tbl>
@@ -15584,7 +12737,7 @@
           <w:sz w:val="17"/>
           <w:szCs w:val="17"/>
         </w:rPr>
-        <w:t xml:space="preserve">The model slightly overestimates the swap rate because the rows of a random rotation are orthogonal, not independent.</w:t>
+        <w:t xml:space="preserve">The model slightly overestimates the swap rate because FAISS uses orthogonal, not independent, hyperplanes.</w:t>
       </w:r>
     </w:p>
     <w:p>
@@ -15593,7 +12746,7 @@
         <w:jc w:val="both"/>
       </w:pPr>
       <w:r>
-        <w:t xml:space="preserve">The predictions are close to the measurements. The model also explains why the LSH gap is so large. Since </w:t>
+        <w:t xml:space="preserve">Since </w:t>
       </w:r>
       <m:oMath>
         <m:r>
@@ -15612,7 +12765,7 @@
         </m:rad>
       </m:oMath>
       <w:r>
-        <w:t xml:space="preserve">, a margin that is 2.6 times smaller needs </w:t>
+        <w:t xml:space="preserve">, a margin 2.6 times smaller needs </w:t>
       </w:r>
       <m:oMath>
         <m:r>
@@ -15636,7 +12789,7 @@
         </m:r>
       </m:oMath>
       <w:r>
-        <w:t xml:space="preserve"> times more bits for the same separation. Text queries at 4,096 bits (</w:t>
+        <w:t xml:space="preserve"> times more bits. Indeed, text queries at 4,096 bits (</w:t>
       </w:r>
       <m:oMath>
         <m:r>
@@ -15644,7 +12797,7 @@
         </m:r>
       </m:oMath>
       <w:r>
-        <w:t xml:space="preserve">, recall 0.517) behave almost exactly like image queries at 512 bits (</w:t>
+        <w:t xml:space="preserve">, recall 0.517) behave like image queries at 512 bits (</w:t>
       </w:r>
       <m:oMath>
         <m:r>
@@ -15652,7 +12805,7 @@
         </m:r>
       </m:oMath>
       <w:r>
-        <w:t xml:space="preserve">, recall 0.504). That is eight times the code length, or three doublings, which matches the horizontal shift between the two LSH curves in Figure 4. LSH suffers the most because it cannot adapt to the data: unlike PQ, nothing in how it is built can put more precision where the text queries' margins are small.</w:t>
+        <w:t xml:space="preserve">, recall 0.504), which matches the shift between the two LSH curves in Figure 4. LSH suffers most because it cannot adapt: unlike PQ, nothing in its construction puts more precision where the text queries need it.</w:t>
       </w:r>
     </w:p>
     <w:p>
@@ -15668,7 +12821,7 @@
         <w:t xml:space="preserve">(P2) Distance from the data hurts HNSW.</w:t>
       </w:r>
       <w:r>
-        <w:t xml:space="preserve"> HNSW's per-query recall increases with the query's similarity to its nearest image (Spearman correlation +0.55 on COCO and +0.64 on LAION; Figure 5, left), and text queries sit at the low end of this range. On LAION at </w:t>
+        <w:t xml:space="preserve"> HNSW's per-query recall increases with the query's similarity to its nearest image (Spearman correlation +0.55 on COCO and +0.64 on LAION; Figure 5, left), and text queries sit at the low end. On LAION at </w:t>
       </w:r>
       <m:oMath>
         <m:r>
@@ -15686,7 +12839,30 @@
         <w:t xml:space="preserve">fewer</w:t>
       </w:r>
       <w:r>
-        <w:t xml:space="preserve"> similarities than image queries, yet lose 19 points of recall (Figure 6). The beam search decides it has finished while it is still in the wrong region, which is what the argument in Section 3.5 predicts.</w:t>
+        <w:t xml:space="preserve"> similarities than image queries, yet lose 19 points of recall: the search stops early in the wrong region, as predicted.</w:t>
+      </w:r>
+    </w:p>
+    <w:p>
+      <w:pPr>
+        <w:pStyle w:val="Heading2"/>
+      </w:pPr>
+      <w:r>
+        <w:t xml:space="preserve">3.6 Ablation studies</w:t>
+      </w:r>
+    </w:p>
+    <w:p>
+      <w:pPr>
+        <w:keepNext/>
+        <w:spacing w:before="140" w:after="60"/>
+      </w:pPr>
+      <w:r>
+        <w:rPr>
+          <w:b/>
+          <w:bCs/>
+          <w:i/>
+          <w:iCs/>
+        </w:rPr>
+        <w:t xml:space="preserve">HNSW build parameters</w:t>
       </w:r>
     </w:p>
     <w:p>
@@ -15698,9 +12874,9 @@
       <w:r>
         <w:drawing>
           <wp:inline distT="0" distB="0" distL="0" distR="0">
-            <wp:extent cx="3295650" cy="2124075"/>
+            <wp:extent cx="5581650" cy="2209800"/>
             <wp:effectExtent t="0" r="0" b="0" l="0"/>
-            <wp:docPr id="1" name="fig6_hnsw_extra_work.png" descr="Extra similarity computations per text query compared with an image query (HNSW)." title="Figure 6"/>
+            <wp:docPr id="1" name="fig7_hnsw_build_params.png" descr="HNSW recall@100 against graph degree $M$ (left) and $efConstruction$ (right), COCO." title="Figure 6"/>
             <wp:cNvGraphicFramePr>
               <a:graphicFrameLocks xmlns:a="http://schemas.openxmlformats.org/drawingml/2006/main" noChangeAspect="1"/>
             </wp:cNvGraphicFramePr>
@@ -15723,7 +12899,7 @@
                   <pic:spPr bwMode="auto">
                     <a:xfrm>
                       <a:off x="0" y="0"/>
-                      <a:ext cx="3295650" cy="2124075"/>
+                      <a:ext cx="5581650" cy="2209800"/>
                     </a:xfrm>
                     <a:prstGeom prst="rect">
                       <a:avLst/>
@@ -15756,15 +12932,80 @@
           <w:sz w:val="19"/>
           <w:szCs w:val="19"/>
         </w:rPr>
-        <w:t xml:space="preserve">Extra similarity computations per text query compared with an image query (HNSW).</w:t>
+        <w:t xml:space="preserve">HNSW recall@100 against graph degree </w:t>
+      </w:r>
+      <m:oMath>
+        <m:r>
+          <m:t xml:space="preserve">M</m:t>
+        </m:r>
+      </m:oMath>
+      <w:r>
+        <w:rPr>
+          <w:sz w:val="19"/>
+          <w:szCs w:val="19"/>
+        </w:rPr>
+        <w:t xml:space="preserve"> (left) and </w:t>
+      </w:r>
+      <m:oMath>
+        <m:r>
+          <m:t xml:space="preserve">efConstruction</m:t>
+        </m:r>
+      </m:oMath>
+      <w:r>
+        <w:rPr>
+          <w:sz w:val="19"/>
+          <w:szCs w:val="19"/>
+        </w:rPr>
+        <w:t xml:space="preserve"> (right), COCO.</w:t>
       </w:r>
     </w:p>
     <w:p>
       <w:pPr>
-        <w:pStyle w:val="Heading2"/>
+        <w:spacing w:after="120" w:line="264"/>
+        <w:jc w:val="both"/>
       </w:pPr>
       <w:r>
-        <w:t xml:space="preserve">4.6 Ablation studies</w:t>
+        <w:t xml:space="preserve">More links per node reduce the gap (Figure 6). Going from </w:t>
+      </w:r>
+      <m:oMath>
+        <m:r>
+          <m:t xml:space="preserve">M=8</m:t>
+        </m:r>
+      </m:oMath>
+      <w:r>
+        <w:t xml:space="preserve"> to </w:t>
+      </w:r>
+      <m:oMath>
+        <m:r>
+          <m:t xml:space="preserve">M=64</m:t>
+        </m:r>
+      </m:oMath>
+      <w:r>
+        <w:t xml:space="preserve"> raises COCO text recall at </w:t>
+      </w:r>
+      <m:oMath>
+        <m:r>
+          <m:t xml:space="preserve">ef=100</m:t>
+        </m:r>
+      </m:oMath>
+      <w:r>
+        <w:t xml:space="preserve"> from 0.79 to 0.89 and lowers Δ from 0.155 to 0.098, at 21% more memory, and most of the gain is reached at </w:t>
+      </w:r>
+      <m:oMath>
+        <m:r>
+          <m:t xml:space="preserve">M=16</m:t>
+        </m:r>
+      </m:oMath>
+      <w:r>
+        <w:t xml:space="preserve"> to 32. </w:t>
+      </w:r>
+      <m:oMath>
+        <m:r>
+          <m:t xml:space="preserve">efConstruction</m:t>
+        </m:r>
+      </m:oMath>
+      <w:r>
+        <w:t xml:space="preserve"> has no consistent effect (text recall 0.92, 0.86, 0.88 and 0.90 for 40, 100, 200 and 400): a more careful build connects similar images better, which is not what text queries need.</w:t>
       </w:r>
     </w:p>
     <w:p>
@@ -15779,56 +13020,7 @@
           <w:i/>
           <w:iCs/>
         </w:rPr>
-        <w:t xml:space="preserve">HNSW build parameters</w:t>
-      </w:r>
-    </w:p>
-    <w:p>
-      <w:pPr>
-        <w:spacing w:after="120" w:line="264"/>
-        <w:jc w:val="both"/>
-      </w:pPr>
-      <w:r>
-        <w:t xml:space="preserve">Figure 7 varies HNSW's build parameters on COCO. More links per node reduce the gap. Going from </w:t>
-      </w:r>
-      <m:oMath>
-        <m:r>
-          <m:t xml:space="preserve">M=8</m:t>
-        </m:r>
-      </m:oMath>
-      <w:r>
-        <w:t xml:space="preserve"> to </w:t>
-      </w:r>
-      <m:oMath>
-        <m:r>
-          <m:t xml:space="preserve">M=64</m:t>
-        </m:r>
-      </m:oMath>
-      <w:r>
-        <w:t xml:space="preserve"> raises text recall at </w:t>
-      </w:r>
-      <m:oMath>
-        <m:r>
-          <m:t xml:space="preserve">ef=100</m:t>
-        </m:r>
-      </m:oMath>
-      <w:r>
-        <w:t xml:space="preserve"> from 0.79 to 0.89 and lowers Δ from 0.155 to 0.098, at the cost of 21% more memory, and most of the improvement is already there at </w:t>
-      </w:r>
-      <m:oMath>
-        <m:r>
-          <m:t xml:space="preserve">M=16</m:t>
-        </m:r>
-      </m:oMath>
-      <w:r>
-        <w:t xml:space="preserve"> to 32. </w:t>
-      </w:r>
-      <m:oMath>
-        <m:r>
-          <m:t xml:space="preserve">efConstruction</m:t>
-        </m:r>
-      </m:oMath>
-      <w:r>
-        <w:t xml:space="preserve"> has no consistent effect: text recall is 0.92, 0.86, 0.88 and 0.90 for 40, 100, 200 and 400. Repeated builds with the same seed give identical results, so these differences are real, but they follow no trend. A more thorough build makes the graph better at connecting similar images, which is not what text queries need.</w:t>
+        <w:t xml:space="preserve">Database size</w:t>
       </w:r>
     </w:p>
     <w:p>
@@ -15840,9 +13032,9 @@
       <w:r>
         <w:drawing>
           <wp:inline distT="0" distB="0" distL="0" distR="0">
-            <wp:extent cx="5581650" cy="2209800"/>
+            <wp:extent cx="5581650" cy="2352675"/>
             <wp:effectExtent t="0" r="0" b="0" l="0"/>
-            <wp:docPr id="1" name="fig7_hnsw_build_params.png" descr="HNSW recall@100 against graph degree $M$ (left) and $efConstruction$ (right), COCO." title="Figure 7"/>
+            <wp:docPr id="1" name="fig8_scaling.png" descr="Recall@100 against database size (random LAION subsets). Left: HNSW; right: PQ." title="Figure 7"/>
             <wp:cNvGraphicFramePr>
               <a:graphicFrameLocks xmlns:a="http://schemas.openxmlformats.org/drawingml/2006/main" noChangeAspect="1"/>
             </wp:cNvGraphicFramePr>
@@ -15865,140 +13057,6 @@
                   <pic:spPr bwMode="auto">
                     <a:xfrm>
                       <a:off x="0" y="0"/>
-                      <a:ext cx="5581650" cy="2209800"/>
-                    </a:xfrm>
-                    <a:prstGeom prst="rect">
-                      <a:avLst/>
-                    </a:prstGeom>
-                  </pic:spPr>
-                </pic:pic>
-              </a:graphicData>
-            </a:graphic>
-          </wp:inline>
-        </w:drawing>
-      </w:r>
-    </w:p>
-    <w:p>
-      <w:pPr>
-        <w:spacing w:after="220" w:line="240"/>
-        <w:ind w:left="360" w:right="360"/>
-        <w:jc w:val="both"/>
-      </w:pPr>
-      <w:r>
-        <w:rPr>
-          <w:b/>
-          <w:bCs/>
-          <w:sz w:val="19"/>
-          <w:szCs w:val="19"/>
-        </w:rPr>
-        <w:t xml:space="preserve">Figure 7. </w:t>
-      </w:r>
-      <w:r>
-        <w:rPr>
-          <w:sz w:val="19"/>
-          <w:szCs w:val="19"/>
-        </w:rPr>
-        <w:t xml:space="preserve">HNSW recall@100 against graph degree </w:t>
-      </w:r>
-      <m:oMath>
-        <m:r>
-          <m:t xml:space="preserve">M</m:t>
-        </m:r>
-      </m:oMath>
-      <w:r>
-        <w:rPr>
-          <w:sz w:val="19"/>
-          <w:szCs w:val="19"/>
-        </w:rPr>
-        <w:t xml:space="preserve"> (left) and </w:t>
-      </w:r>
-      <m:oMath>
-        <m:r>
-          <m:t xml:space="preserve">efConstruction</m:t>
-        </m:r>
-      </m:oMath>
-      <w:r>
-        <w:rPr>
-          <w:sz w:val="19"/>
-          <w:szCs w:val="19"/>
-        </w:rPr>
-        <w:t xml:space="preserve"> (right), COCO.</w:t>
-      </w:r>
-    </w:p>
-    <w:p>
-      <w:pPr>
-        <w:keepNext/>
-        <w:spacing w:before="140" w:after="60"/>
-      </w:pPr>
-      <w:r>
-        <w:rPr>
-          <w:b/>
-          <w:bCs/>
-          <w:i/>
-          <w:iCs/>
-        </w:rPr>
-        <w:t xml:space="preserve">Corpus size</w:t>
-      </w:r>
-    </w:p>
-    <w:p>
-      <w:pPr>
-        <w:spacing w:after="120" w:line="264"/>
-        <w:jc w:val="both"/>
-      </w:pPr>
-      <w:r>
-        <w:t xml:space="preserve">To separate the effect of size from the effect of the dataset, Figure 8 uses random LAION subsets, with the ground truth recomputed for each one. HNSW's gap grows steadily with </w:t>
-      </w:r>
-      <m:oMath>
-        <m:r>
-          <m:t xml:space="preserve">n</m:t>
-        </m:r>
-      </m:oMath>
-      <w:r>
-        <w:t xml:space="preserve">. At </w:t>
-      </w:r>
-      <m:oMath>
-        <m:r>
-          <m:t xml:space="preserve">ef=100</m:t>
-        </m:r>
-      </m:oMath>
-      <w:r>
-        <w:t xml:space="preserve"> it is 0.10 at 10k images, 0.13 at 100k and 0.19 at 1M, which fits prediction (P2): a longer greedy path has more chances to stop in the wrong region. PQ's gap does not grow (0.10 to 0.12 at every size). So HNSW's problem with text queries gets worse with scale, while PQ's stays fixed.</w:t>
-      </w:r>
-    </w:p>
-    <w:p>
-      <w:pPr>
-        <w:keepNext/>
-        <w:spacing w:before="160" w:after="60"/>
-        <w:jc w:val="center"/>
-      </w:pPr>
-      <w:r>
-        <w:drawing>
-          <wp:inline distT="0" distB="0" distL="0" distR="0">
-            <wp:extent cx="5581650" cy="2352675"/>
-            <wp:effectExtent t="0" r="0" b="0" l="0"/>
-            <wp:docPr id="1" name="fig8_scaling.png" descr="Recall@100 against corpus size (random LAION subsets). Left: HNSW; right: PQ." title="Figure 8"/>
-            <wp:cNvGraphicFramePr>
-              <a:graphicFrameLocks xmlns:a="http://schemas.openxmlformats.org/drawingml/2006/main" noChangeAspect="1"/>
-            </wp:cNvGraphicFramePr>
-            <a:graphic xmlns:a="http://schemas.openxmlformats.org/drawingml/2006/main">
-              <a:graphicData uri="http://schemas.openxmlformats.org/drawingml/2006/picture">
-                <pic:pic xmlns:pic="http://schemas.openxmlformats.org/drawingml/2006/picture">
-                  <pic:nvPicPr>
-                    <pic:cNvPr id="0" name="" descr=""/>
-                    <pic:cNvPicPr>
-                      <a:picLocks noChangeAspect="1" noChangeArrowheads="1"/>
-                    </pic:cNvPicPr>
-                  </pic:nvPicPr>
-                  <pic:blipFill>
-                    <a:blip r:embed="rId15" cstate="none"/>
-                    <a:srcRect/>
-                    <a:stretch>
-                      <a:fillRect/>
-                    </a:stretch>
-                  </pic:blipFill>
-                  <pic:spPr bwMode="auto">
-                    <a:xfrm>
-                      <a:off x="0" y="0"/>
                       <a:ext cx="5581650" cy="2352675"/>
                     </a:xfrm>
                     <a:prstGeom prst="rect">
@@ -16025,14 +13083,31 @@
           <w:sz w:val="19"/>
           <w:szCs w:val="19"/>
         </w:rPr>
-        <w:t xml:space="preserve">Figure 8. </w:t>
+        <w:t xml:space="preserve">Figure 7. </w:t>
       </w:r>
       <w:r>
         <w:rPr>
           <w:sz w:val="19"/>
           <w:szCs w:val="19"/>
         </w:rPr>
-        <w:t xml:space="preserve">Recall@100 against corpus size (random LAION subsets). Left: HNSW; right: PQ.</w:t>
+        <w:t xml:space="preserve">Recall@100 against database size (random LAION subsets). Left: HNSW; right: PQ.</w:t>
+      </w:r>
+    </w:p>
+    <w:p>
+      <w:pPr>
+        <w:spacing w:after="120" w:line="264"/>
+        <w:jc w:val="both"/>
+      </w:pPr>
+      <w:r>
+        <w:t xml:space="preserve">Using random LAION subsets with recomputed ground truth (Figure 7), HNSW's gap at </w:t>
+      </w:r>
+      <m:oMath>
+        <m:r>
+          <m:t xml:space="preserve">ef=100</m:t>
+        </m:r>
+      </m:oMath>
+      <w:r>
+        <w:t xml:space="preserve"> grows from 0.10 at 10k images to 0.13 at 100k and 0.19 at 1M, as (P2) predicts: a longer search path has more chances to stop in the wrong place. PQ's gap stays at 0.10 to 0.12 at every size.</w:t>
       </w:r>
     </w:p>
     <w:p>
@@ -16052,61 +13127,6 @@
     </w:p>
     <w:p>
       <w:pPr>
-        <w:spacing w:after="120" w:line="264"/>
-        <w:jc w:val="both"/>
-      </w:pPr>
-      <w:r>
-        <w:t xml:space="preserve">If the loss happens because text and images are in different regions, removing the offset between them should reduce it. As a test, we subtract </w:t>
-      </w:r>
-      <m:oMath>
-        <m:sSub>
-          <m:sSubPr/>
-          <m:e>
-            <m:r>
-              <m:t xml:space="preserve">μ</m:t>
-            </m:r>
-          </m:e>
-          <m:sub>
-            <m:r>
-              <m:t xml:space="preserve">I</m:t>
-            </m:r>
-          </m:sub>
-        </m:sSub>
-      </m:oMath>
-      <w:r>
-        <w:t xml:space="preserve"> from the images and </w:t>
-      </w:r>
-      <m:oMath>
-        <m:sSub>
-          <m:sSubPr/>
-          <m:e>
-            <m:r>
-              <m:t xml:space="preserve">μ</m:t>
-            </m:r>
-          </m:e>
-          <m:sub>
-            <m:r>
-              <m:t xml:space="preserve">T</m:t>
-            </m:r>
-          </m:sub>
-        </m:sSub>
-      </m:oMath>
-      <w:r>
-        <w:t xml:space="preserve"> from the text queries, normalise again, and rebuild every index </w:t>
-      </w:r>
-      <w:r>
-        <w:rPr>
-          <w:i/>
-          <w:iCs/>
-        </w:rPr>
-        <w:t xml:space="preserve">and the ground truth</w:t>
-      </w:r>
-      <w:r>
-        <w:t xml:space="preserve"> in this centred space (Table 9).</w:t>
-      </w:r>
-    </w:p>
-    <w:p>
-      <w:pPr>
         <w:keepNext/>
         <w:spacing w:before="200" w:after="80" w:line="240"/>
         <w:jc w:val="both"/>
@@ -16118,7 +13138,7 @@
           <w:sz w:val="19"/>
           <w:szCs w:val="19"/>
         </w:rPr>
-        <w:t xml:space="preserve">Table 9. </w:t>
+        <w:t xml:space="preserve">Table 8. </w:t>
       </w:r>
       <w:r>
         <w:rPr>
@@ -16820,17 +13840,53 @@
         <w:jc w:val="both"/>
       </w:pPr>
       <w:r>
-        <w:t xml:space="preserve">Centring cuts HNSW's gap roughly in half, which supports (P2). For PQ it roughly doubles the contrast of </w:t>
+        <w:t xml:space="preserve">We subtract </w:t>
+      </w:r>
+      <m:oMath>
+        <m:sSub>
+          <m:sSubPr/>
+          <m:e>
+            <m:r>
+              <m:t xml:space="preserve">μ</m:t>
+            </m:r>
+          </m:e>
+          <m:sub>
+            <m:r>
+              <m:t xml:space="preserve">I</m:t>
+            </m:r>
+          </m:sub>
+        </m:sSub>
+      </m:oMath>
+      <w:r>
+        <w:t xml:space="preserve"> from the images and </w:t>
+      </w:r>
+      <m:oMath>
+        <m:sSub>
+          <m:sSubPr/>
+          <m:e>
+            <m:r>
+              <m:t xml:space="preserve">μ</m:t>
+            </m:r>
+          </m:e>
+          <m:sub>
+            <m:r>
+              <m:t xml:space="preserve">T</m:t>
+            </m:r>
+          </m:sub>
+        </m:sSub>
+      </m:oMath>
+      <w:r>
+        <w:t xml:space="preserve"> from the text queries, normalise again, and rebuild every index </w:t>
       </w:r>
       <w:r>
         <w:rPr>
           <w:i/>
           <w:iCs/>
         </w:rPr>
-        <w:t xml:space="preserve">both</w:t>
-      </w:r>
-      <w:r>
-        <w:t xml:space="preserve"> query types (COCO: 0.087 to 0.168 for images and 0.046 to 0.090 for text), so both recalls go up. Text queries still have half the contrast of image queries, though, and the gap stays, which supports (P1). Centring cannot be used as an improvement in practice, because it changes which images count as nearest: only 62 to 72% of each text query's original top-100 is still in its new top-100. The improvements in the next section keep the original ground truth.</w:t>
+        <w:t xml:space="preserve">and the ground truth</w:t>
+      </w:r>
+      <w:r>
+        <w:t xml:space="preserve"> in this space (Table 8). This halves HNSW's gap, supporting (P2). For PQ it doubles the contrast of both query types, so both recalls rise, but text queries still have half the contrast of images and the gap stays, supporting (P1). Centring cannot be used in practice, because it changes the answer: only 62 to 72% of a text query's original top-100 is still in its new top-100.</w:t>
       </w:r>
     </w:p>
     <w:p>
@@ -16838,7 +13894,7 @@
         <w:pStyle w:val="Heading2"/>
       </w:pPr>
       <w:r>
-        <w:t xml:space="preserve">4.7 Results of the improved methods</w:t>
+        <w:t xml:space="preserve">3.7 Results of the improved methods</w:t>
       </w:r>
     </w:p>
     <w:p>
@@ -16847,7 +13903,7 @@
         <w:jc w:val="both"/>
       </w:pPr>
       <w:r>
-        <w:t xml:space="preserve">Everything in this section is measured against the original exact top-100, so the numbers can be compared directly with Sections 4.3 to 4.5.</w:t>
+        <w:t xml:space="preserve">All results here use the original exact top-100, so they compare directly with the sections above.</w:t>
       </w:r>
     </w:p>
     <w:p>
@@ -16878,7 +13934,7 @@
           <w:sz w:val="19"/>
           <w:szCs w:val="19"/>
         </w:rPr>
-        <w:t xml:space="preserve">Table 10. </w:t>
+        <w:t xml:space="preserve">Table 9. </w:t>
       </w:r>
       <w:r>
         <w:rPr>
@@ -16897,7 +13953,7 @@
           <w:sz w:val="19"/>
           <w:szCs w:val="19"/>
         </w:rPr>
-        <w:t xml:space="preserve"> = 100 (recall@100). Variants 1 and 2 are the ablations described in Section 3.8. Bold: best recall per dataset; underlined: second best (COCO only, since LAION has two rows).</w:t>
+        <w:t xml:space="preserve"> = 100 (recall@100). Variants 1 and 2 are the ablations from Section 2.7. Bold: best per dataset; underlined: second best (COCO only).</w:t>
       </w:r>
     </w:p>
     <w:tbl>
@@ -18214,7 +15270,7 @@
           <wp:inline distT="0" distB="0" distL="0" distR="0">
             <wp:extent cx="5581650" cy="2819400"/>
             <wp:effectExtent t="0" r="0" b="0" l="0"/>
-            <wp:docPr id="1" name="fig9_hnsw_fixes.png" descr="HNSW variants: recall@100 against QPS (dashed: text queries). Purple: caption-guided edges (lighter shades use fewer training captions); green: caption entry points." title="Figure 9"/>
+            <wp:docPr id="1" name="fig9_hnsw_fixes.png" descr="HNSW variants: recall@100 against QPS (dashed: text queries). Purple: caption-guided edges (lighter shades use fewer training captions); green: caption entry points." title="Figure 8"/>
             <wp:cNvGraphicFramePr>
               <a:graphicFrameLocks xmlns:a="http://schemas.openxmlformats.org/drawingml/2006/main" noChangeAspect="1"/>
             </wp:cNvGraphicFramePr>
@@ -18228,7 +15284,7 @@
                     </pic:cNvPicPr>
                   </pic:nvPicPr>
                   <pic:blipFill>
-                    <a:blip r:embed="rId16" cstate="none"/>
+                    <a:blip r:embed="rId15" cstate="none"/>
                     <a:srcRect/>
                     <a:stretch>
                       <a:fillRect/>
@@ -18263,7 +15319,7 @@
           <w:sz w:val="19"/>
           <w:szCs w:val="19"/>
         </w:rPr>
-        <w:t xml:space="preserve">Figure 9. </w:t>
+        <w:t xml:space="preserve">Figure 8. </w:t>
       </w:r>
       <w:r>
         <w:rPr>
@@ -18279,16 +15335,7 @@
         <w:jc w:val="both"/>
       </w:pPr>
       <w:r>
-        <w:t xml:space="preserve">Table 10 and Figure 9 compare the three caption-based changes. Starting the search from better entry points (variant 1) does not help, so the descent through the upper layers is not where the search goes wrong. Inserting the captions themselves as nodes (variant 2) makes things much worse. A caption node is far more similar to a text query (cosine about 0.8) than any image is (about 0.3), so caption nodes fill the whole beam and the search never reaches the images. This is also why RoarGraph uses training queries only to choose edges between data points and leaves them out of its final graph.</w:t>
-      </w:r>
-    </w:p>
-    <w:p>
-      <w:pPr>
-        <w:spacing w:after="120" w:line="264"/>
-        <w:jc w:val="both"/>
-      </w:pPr>
-      <w:r>
-        <w:t xml:space="preserve">Caption-guided edges (variant 3) work. On COCO, text recall goes from 0.88 to 0.95, Δ drops by 60%, and image recall goes up slightly. The gain also holds at equal speed: plain HNSW reaches text recall 0.948 at about 1,470 QPS, while the modified graph reaches 0.947 at about 2,170 QPS, 1.5 times faster. On LAION the benefit depends on how many training captions are used. With 10% of them there is no gain at equal speed, and with all of them text recall improves by 7 points at </w:t>
+        <w:t xml:space="preserve">Better entry points (variant 1) do not help, so the problem is not where the search starts. Captions as nodes (variant 2) make things much worse: a caption node is far more similar to a text query (about 0.8) than any image is (about 0.3), so caption nodes fill the whole candidate list and the search never reaches the images. Caption-guided edges (variant 3) work (Table 9, Figure 8). On COCO, text recall rises from 0.88 to 0.95, Δ drops by 60%, and image recall also rises slightly. At equal recall the modified graph is 1.5 times faster (text recall 0.947 at 2,170 QPS against 0.948 at 1,470 QPS). On LAION, text recall improves by 7 points at </w:t>
       </w:r>
       <m:oMath>
         <m:r>
@@ -18296,16 +15343,7 @@
         </m:r>
       </m:oMath>
       <w:r>
-        <w:t xml:space="preserve"> and by 3 to 6 points at equal speed.</w:t>
-      </w:r>
-    </w:p>
-    <w:p>
-      <w:pPr>
-        <w:spacing w:after="120" w:line="264"/>
-        <w:jc w:val="both"/>
-      </w:pPr>
-      <w:r>
-        <w:t xml:space="preserve">Building the edges needs an offline exact top-16 search for each training caption, which took 73 s for COCO and 1.7 h on 32 cores for LAION's 1M captions. It adds 6.6 edges per node on COCO and 11.0 on LAION on average. Together these results support the model: the search starts in a reasonable place, but the image graph is missing links between images that are relevant to the same caption without being close to each other.</w:t>
+        <w:t xml:space="preserve"> when all training captions are used, but not with only 10% of them. The offline cost is an exact top-16 search per training caption: 73 s for COCO and 1.7 h on 32 cores for LAION.</w:t>
       </w:r>
     </w:p>
     <w:p>
@@ -18325,31 +15363,6 @@
     </w:p>
     <w:p>
       <w:pPr>
-        <w:spacing w:after="120" w:line="264"/>
-        <w:jc w:val="both"/>
-      </w:pPr>
-      <w:r>
-        <w:t xml:space="preserve">Table 11 combines the two parts of Section 3.7, query weighting and the OPQ rotation, and also includes the mixed weighting. The last two columns give the error-to-contrast ratio </w:t>
-      </w:r>
-      <m:oMath>
-        <m:r>
-          <m:t xml:space="preserve">ρ</m:t>
-        </m:r>
-      </m:oMath>
-      <w:r>
-        <w:t xml:space="preserve"> from Eq. (12) at </w:t>
-      </w:r>
-      <m:oMath>
-        <m:r>
-          <m:t xml:space="preserve">M</m:t>
-        </m:r>
-      </m:oMath>
-      <w:r>
-        <w:t xml:space="preserve"> = 64, computed from the RMS score error over each query's true top-100.</w:t>
-      </w:r>
-    </w:p>
-    <w:p>
-      <w:pPr>
         <w:keepNext/>
         <w:spacing w:before="200" w:after="80" w:line="240"/>
         <w:jc w:val="both"/>
@@ -18361,7 +15374,7 @@
           <w:sz w:val="19"/>
           <w:szCs w:val="19"/>
         </w:rPr>
-        <w:t xml:space="preserve">Table 11. </w:t>
+        <w:t xml:space="preserve">Table 10. </w:t>
       </w:r>
       <w:r>
         <w:rPr>
@@ -18392,19 +15405,7 @@
           <w:sz w:val="19"/>
           <w:szCs w:val="19"/>
         </w:rPr>
-        <w:t xml:space="preserve"> (image / text). Bold: best in each column for each query type (highest recall, lowest </w:t>
-      </w:r>
-      <m:oMath>
-        <m:r>
-          <m:t xml:space="preserve">ρ</m:t>
-        </m:r>
-      </m:oMath>
-      <w:r>
-        <w:rPr>
-          <w:sz w:val="19"/>
-          <w:szCs w:val="19"/>
-        </w:rPr>
-        <w:t xml:space="preserve">); underlined: second best.</w:t>
+        <w:t xml:space="preserve"> (image / text). Bold: best per column and query type; underlined: second best.</w:t>
       </w:r>
     </w:p>
     <w:tbl>
@@ -19891,7 +16892,133 @@
           <wp:inline distT="0" distB="0" distL="0" distR="0">
             <wp:extent cx="5581650" cy="3667125"/>
             <wp:effectExtent t="0" r="0" b="0" l="0"/>
-            <wp:docPr id="1" name="fig10_pq_fixes.png" descr="PQ variants: recall@100 against code size, for image queries (top) and text queries (bottom)." title="Figure 10"/>
+            <wp:docPr id="1" name="fig10_pq_fixes.png" descr="PQ variants: recall@100 against code size, for image queries (top) and text queries (bottom)." title="Figure 9"/>
+            <wp:cNvGraphicFramePr>
+              <a:graphicFrameLocks xmlns:a="http://schemas.openxmlformats.org/drawingml/2006/main" noChangeAspect="1"/>
+            </wp:cNvGraphicFramePr>
+            <a:graphic xmlns:a="http://schemas.openxmlformats.org/drawingml/2006/main">
+              <a:graphicData uri="http://schemas.openxmlformats.org/drawingml/2006/picture">
+                <pic:pic xmlns:pic="http://schemas.openxmlformats.org/drawingml/2006/picture">
+                  <pic:nvPicPr>
+                    <pic:cNvPr id="0" name="" descr=""/>
+                    <pic:cNvPicPr>
+                      <a:picLocks noChangeAspect="1" noChangeArrowheads="1"/>
+                    </pic:cNvPicPr>
+                  </pic:nvPicPr>
+                  <pic:blipFill>
+                    <a:blip r:embed="rId16" cstate="none"/>
+                    <a:srcRect/>
+                    <a:stretch>
+                      <a:fillRect/>
+                    </a:stretch>
+                  </pic:blipFill>
+                  <pic:spPr bwMode="auto">
+                    <a:xfrm>
+                      <a:off x="0" y="0"/>
+                      <a:ext cx="5581650" cy="3667125"/>
+                    </a:xfrm>
+                    <a:prstGeom prst="rect">
+                      <a:avLst/>
+                    </a:prstGeom>
+                  </pic:spPr>
+                </pic:pic>
+              </a:graphicData>
+            </a:graphic>
+          </wp:inline>
+        </w:drawing>
+      </w:r>
+    </w:p>
+    <w:p>
+      <w:pPr>
+        <w:spacing w:after="220" w:line="240"/>
+        <w:ind w:left="360" w:right="360"/>
+        <w:jc w:val="both"/>
+      </w:pPr>
+      <w:r>
+        <w:rPr>
+          <w:b/>
+          <w:bCs/>
+          <w:sz w:val="19"/>
+          <w:szCs w:val="19"/>
+        </w:rPr>
+        <w:t xml:space="preserve">Figure 9. </w:t>
+      </w:r>
+      <w:r>
+        <w:rPr>
+          <w:sz w:val="19"/>
+          <w:szCs w:val="19"/>
+        </w:rPr>
+        <w:t xml:space="preserve">PQ variants: recall@100 against code size, for image queries (top) and text queries (bottom).</w:t>
+      </w:r>
+    </w:p>
+    <w:p>
+      <w:pPr>
+        <w:spacing w:after="120" w:line="264"/>
+        <w:jc w:val="both"/>
+      </w:pPr>
+      <w:r>
+        <w:t xml:space="preserve">The OPQ rotation is necessary (Table 10, Figure 9). Weighting alone puts most of the variance into a few directions, which a fixed split into sub-vectors handles badly, and image recall falls to 0.12 to 0.16. With the rotation, text weighting raises COCO text recall from 0.51 to 0.79 at the same 64 bytes, and on LAION it removes the gap at every code size. If both query types matter, mixed weighting is the better choice: on COCO it gives the best image recall, the second-best text recall, and halves Δ. The ratio </w:t>
+      </w:r>
+      <m:oMath>
+        <m:r>
+          <m:t xml:space="preserve">ρ</m:t>
+        </m:r>
+      </m:oMath>
+      <w:r>
+        <w:t xml:space="preserve"> ranks the variants in almost the same order as recall, which supports Section 2.6: what raises recall is a lower score error relative to the contrast, not a lower reconstruction error.</w:t>
+      </w:r>
+    </w:p>
+    <w:p>
+      <w:pPr>
+        <w:spacing w:after="120" w:line="264"/>
+        <w:jc w:val="both"/>
+      </w:pPr>
+      <w:r>
+        <w:rPr>
+          <w:b/>
+          <w:bCs/>
+        </w:rPr>
+        <w:t xml:space="preserve">Re-ranking.</w:t>
+      </w:r>
+      <w:r>
+        <w:t xml:space="preserve"> Re-scoring PQ's top 1,000 candidates with the full vectors (at most 21% slower) raises recall at </w:t>
+      </w:r>
+      <m:oMath>
+        <m:r>
+          <m:t xml:space="preserve">M</m:t>
+        </m:r>
+      </m:oMath>
+      <w:r>
+        <w:t xml:space="preserve"> = 64 to 0.998 / 0.974 on COCO and 0.968 / 0.895 on LAION. But it needs the full vectors in memory or on disk, which removes PQ's memory advantage, and it cannot recover neighbours missing from the candidate list. Better codes and re-ranking therefore work well together.</w:t>
+      </w:r>
+    </w:p>
+    <w:p>
+      <w:pPr>
+        <w:keepNext/>
+        <w:spacing w:before="140" w:after="60"/>
+      </w:pPr>
+      <w:r>
+        <w:rPr>
+          <w:b/>
+          <w:bCs/>
+          <w:i/>
+          <w:iCs/>
+        </w:rPr>
+        <w:t xml:space="preserve">Modality-aware LSH</w:t>
+      </w:r>
+    </w:p>
+    <w:p>
+      <w:pPr>
+        <w:keepNext/>
+        <w:spacing w:before="160" w:after="60"/>
+        <w:jc w:val="center"/>
+      </w:pPr>
+      <w:r>
+        <w:drawing>
+          <wp:inline distT="0" distB="0" distL="0" distR="0">
+            <wp:extent cx="5581650" cy="1924050"/>
+            <wp:effectExtent t="0" r="0" b="0" l="0"/>
+            <wp:docPr id="1" name="fig11_lsh_variants.png" descr="LSH variants: text-query recall@100 against code length. Median thresholds and image-mean centring overlap." title="Figure 10"/>
             <wp:cNvGraphicFramePr>
               <a:graphicFrameLocks xmlns:a="http://schemas.openxmlformats.org/drawingml/2006/main" noChangeAspect="1"/>
             </wp:cNvGraphicFramePr>
@@ -19914,7 +17041,7 @@
                   <pic:spPr bwMode="auto">
                     <a:xfrm>
                       <a:off x="0" y="0"/>
-                      <a:ext cx="5581650" cy="3667125"/>
+                      <a:ext cx="5581650" cy="1924050"/>
                     </a:xfrm>
                     <a:prstGeom prst="rect">
                       <a:avLst/>
@@ -19947,7 +17074,7 @@
           <w:sz w:val="19"/>
           <w:szCs w:val="19"/>
         </w:rPr>
-        <w:t xml:space="preserve">PQ variants: recall@100 against code size, for image queries (top) and text queries (bottom).</w:t>
+        <w:t xml:space="preserve">LSH variants: text-query recall@100 against code length. Median thresholds and image-mean centring overlap.</w:t>
       </w:r>
     </w:p>
     <w:p>
@@ -19956,79 +17083,15 @@
         <w:jc w:val="both"/>
       </w:pPr>
       <w:r>
-        <w:t xml:space="preserve">The OPQ rotation is necessary. Weighting on its own puts most of the variance into a few directions, which a fixed split into sub-vectors handles badly, so image recall drops to 0.12 to 0.16 and </w:t>
-      </w:r>
-      <m:oMath>
-        <m:r>
-          <m:t xml:space="preserve">ρ</m:t>
-        </m:r>
-      </m:oMath>
-      <w:r>
-        <w:t xml:space="preserve"> gets close to 1. With the rotation, text weighting helps text queries a lot. It raises COCO text recall from 0.51 to 0.79 (+55%) at the same 64 bytes, to the point where text queries do better than image queries, and on LAION it removes the gap at every code size. If both query types matter, mixed weighting is the better choice: on COCO it gives the best image recall and the second-best text recall, and halves Δ.</w:t>
+        <w:t xml:space="preserve">Figure 10 shows text queries only, since image queries are hashed the same way in all centred variants. The two image-based fixes, median thresholds and image-mean centring, make text recall much worse: at 4,096 bits it falls from 0.56 to 0.22 on COCO and from 0.52 to 0.07 on LAION, because a text query lands on the same side of most hyperplanes, as predicted in Section 2.7. Modality-aware centring (Eq. 9) fixes this and beats plain LSH. Text recall roughly doubles at medium code lengths (COCO, 512 bits: 0.18 to 0.33; LAION, 1,024 bits: 0.23 to 0.40), and the LAION gap at 4,096 bits falls from 0.29 to 0.12.</w:t>
       </w:r>
     </w:p>
     <w:p>
       <w:pPr>
-        <w:spacing w:after="120" w:line="264"/>
-        <w:jc w:val="both"/>
+        <w:pStyle w:val="Heading2"/>
       </w:pPr>
       <w:r>
-        <w:t xml:space="preserve">The ratio </w:t>
-      </w:r>
-      <m:oMath>
-        <m:r>
-          <m:t xml:space="preserve">ρ</m:t>
-        </m:r>
-      </m:oMath>
-      <w:r>
-        <w:t xml:space="preserve"> ranks the variants in almost the same order as recall on COCO, and mixed weighting makes it equal for the two query types (0.26 and 0.26), which is where the gap is smallest. On LAION the ranking holds for text queries and mostly holds for image queries. This agrees with Section 3.5: what raises recall is lowering the score error relative to the contrast, not lowering the reconstruction error.</w:t>
-      </w:r>
-    </w:p>
-    <w:p>
-      <w:pPr>
-        <w:spacing w:after="120" w:line="264"/>
-        <w:jc w:val="both"/>
-      </w:pPr>
-      <w:r>
-        <w:rPr>
-          <w:b/>
-          <w:bCs/>
-        </w:rPr>
-        <w:t xml:space="preserve">Re-ranking.</w:t>
-      </w:r>
-      <w:r>
-        <w:t xml:space="preserve"> Another common option is to re-score PQ's top candidates with the full vectors. Re-ranking the top 1,000 (at most 21% slower) raises recall at </w:t>
-      </w:r>
-      <m:oMath>
-        <m:r>
-          <m:t xml:space="preserve">M</m:t>
-        </m:r>
-      </m:oMath>
-      <w:r>
-        <w:t xml:space="preserve"> = 64 to 0.998 / 0.974 on COCO and 0.968 / 0.895 on LAION. However, this needs the full vectors in RAM or on SSD, which removes PQ's memory advantage, and it cannot recover neighbours that never made it into the candidate list. With short codes the gap even grows as the list gets longer (LAION, </w:t>
-      </w:r>
-      <m:oMath>
-        <m:r>
-          <m:t xml:space="preserve">M</m:t>
-        </m:r>
-      </m:oMath>
-      <w:r>
-        <w:t xml:space="preserve"> = 16: Δ goes from 0.12 to 0.20 between 200 and 1,000 candidates). The two approaches work well together: better codes put more true neighbours into the list, and re-ranking then puts them in the right order.</w:t>
-      </w:r>
-    </w:p>
-    <w:p>
-      <w:pPr>
-        <w:keepNext/>
-        <w:spacing w:before="140" w:after="60"/>
-      </w:pPr>
-      <w:r>
-        <w:rPr>
-          <w:b/>
-          <w:bCs/>
-          <w:i/>
-          <w:iCs/>
-        </w:rPr>
-        <w:t xml:space="preserve">Modality-aware LSH</w:t>
+        <w:t xml:space="preserve">3.8 Success and failure cases</w:t>
       </w:r>
     </w:p>
     <w:p>
@@ -20040,9 +17103,9 @@
       <w:r>
         <w:drawing>
           <wp:inline distT="0" distB="0" distL="0" distR="0">
-            <wp:extent cx="5581650" cy="1924050"/>
+            <wp:extent cx="5581650" cy="4076700"/>
             <wp:effectExtent t="0" r="0" b="0" l="0"/>
-            <wp:docPr id="1" name="fig11_lsh_variants.png" descr="LSH variants: text-query recall@100 against code length. Median thresholds and image-mean centring overlap." title="Figure 11"/>
+            <wp:docPr id="1" name="fig12_examples.png" descr="Three COCO test captions. Rows: exact top-10, HNSW ($ef$ = 100), HNSW with caption-guided edges, PQ ($M$ = 64). Green border: in the exact top-10; red: not." title="Figure 11"/>
             <wp:cNvGraphicFramePr>
               <a:graphicFrameLocks xmlns:a="http://schemas.openxmlformats.org/drawingml/2006/main" noChangeAspect="1"/>
             </wp:cNvGraphicFramePr>
@@ -20065,111 +17128,6 @@
                   <pic:spPr bwMode="auto">
                     <a:xfrm>
                       <a:off x="0" y="0"/>
-                      <a:ext cx="5581650" cy="1924050"/>
-                    </a:xfrm>
-                    <a:prstGeom prst="rect">
-                      <a:avLst/>
-                    </a:prstGeom>
-                  </pic:spPr>
-                </pic:pic>
-              </a:graphicData>
-            </a:graphic>
-          </wp:inline>
-        </w:drawing>
-      </w:r>
-    </w:p>
-    <w:p>
-      <w:pPr>
-        <w:spacing w:after="220" w:line="240"/>
-        <w:ind w:left="360" w:right="360"/>
-        <w:jc w:val="both"/>
-      </w:pPr>
-      <w:r>
-        <w:rPr>
-          <w:b/>
-          <w:bCs/>
-          <w:sz w:val="19"/>
-          <w:szCs w:val="19"/>
-        </w:rPr>
-        <w:t xml:space="preserve">Figure 11. </w:t>
-      </w:r>
-      <w:r>
-        <w:rPr>
-          <w:sz w:val="19"/>
-          <w:szCs w:val="19"/>
-        </w:rPr>
-        <w:t xml:space="preserve">LSH variants: text-query recall@100 against code length. Median thresholds and image-mean centring overlap.</w:t>
-      </w:r>
-    </w:p>
-    <w:p>
-      <w:pPr>
-        <w:spacing w:after="120" w:line="264"/>
-        <w:jc w:val="both"/>
-      </w:pPr>
-      <w:r>
-        <w:t xml:space="preserve">Modality-aware centring is meant to improve text queries, not image queries, so Figure 11 compares plain LSH with the three variants from Section 3.6 on text queries only. For image queries the results are the same as with image-mean centring, since image queries are hashed in exactly the same way.</w:t>
-      </w:r>
-    </w:p>
-    <w:p>
-      <w:pPr>
-        <w:spacing w:after="120" w:line="264"/>
-        <w:jc w:val="both"/>
-      </w:pPr>
-      <w:r>
-        <w:t xml:space="preserve">The two image-based adjustments, median thresholds and image-mean centring, make text recall much worse. At 4,096 bits it drops from 0.56 to 0.22 on COCO and from 0.52 to 0.07 on LAION. Every hyperplane now passes through the image cone, so a text query, which lies outside it, ends up on the same side of most hyperplanes, and its code hardly changes from one query to the next, as predicted in Section 3.6. Modality-aware centring (Eq. 13) fixes this and does better than plain LSH. Text recall roughly doubles at medium code lengths (COCO, 512 bits: 0.18 to 0.33; LAION, 1,024 bits: 0.23 to 0.40), and the LAION gap at 4,096 bits falls from 0.29 to 0.12.</w:t>
-      </w:r>
-    </w:p>
-    <w:p>
-      <w:pPr>
-        <w:pStyle w:val="Heading2"/>
-      </w:pPr>
-      <w:r>
-        <w:t xml:space="preserve">4.8 Success and failure cases</w:t>
-      </w:r>
-    </w:p>
-    <w:p>
-      <w:pPr>
-        <w:spacing w:after="120" w:line="264"/>
-        <w:jc w:val="both"/>
-      </w:pPr>
-      <w:r>
-        <w:t xml:space="preserve">Figure 12 shows three COCO test captions, picked to show the two kinds of failure, together with the exact top-10 images and each method's top-10.</w:t>
-      </w:r>
-    </w:p>
-    <w:p>
-      <w:pPr>
-        <w:keepNext/>
-        <w:spacing w:before="160" w:after="60"/>
-        <w:jc w:val="center"/>
-      </w:pPr>
-      <w:r>
-        <w:drawing>
-          <wp:inline distT="0" distB="0" distL="0" distR="0">
-            <wp:extent cx="5581650" cy="4076700"/>
-            <wp:effectExtent t="0" r="0" b="0" l="0"/>
-            <wp:docPr id="1" name="fig12_examples.png" descr="Three COCO test captions. Rows: exact top-10, HNSW ($ef$ = 100), HNSW with caption-guided edges, PQ ($M$ = 64). Green border: in the exact top-10; red: not." title="Figure 12"/>
-            <wp:cNvGraphicFramePr>
-              <a:graphicFrameLocks xmlns:a="http://schemas.openxmlformats.org/drawingml/2006/main" noChangeAspect="1"/>
-            </wp:cNvGraphicFramePr>
-            <a:graphic xmlns:a="http://schemas.openxmlformats.org/drawingml/2006/main">
-              <a:graphicData uri="http://schemas.openxmlformats.org/drawingml/2006/picture">
-                <pic:pic xmlns:pic="http://schemas.openxmlformats.org/drawingml/2006/picture">
-                  <pic:nvPicPr>
-                    <pic:cNvPr id="0" name="" descr=""/>
-                    <pic:cNvPicPr>
-                      <a:picLocks noChangeAspect="1" noChangeArrowheads="1"/>
-                    </pic:cNvPicPr>
-                  </pic:nvPicPr>
-                  <pic:blipFill>
-                    <a:blip r:embed="rId19" cstate="none"/>
-                    <a:srcRect/>
-                    <a:stretch>
-                      <a:fillRect/>
-                    </a:stretch>
-                  </pic:blipFill>
-                  <pic:spPr bwMode="auto">
-                    <a:xfrm>
-                      <a:off x="0" y="0"/>
                       <a:ext cx="5581650" cy="4076700"/>
                     </a:xfrm>
                     <a:prstGeom prst="rect">
@@ -20196,7 +17154,7 @@
           <w:sz w:val="19"/>
           <w:szCs w:val="19"/>
         </w:rPr>
-        <w:t xml:space="preserve">Figure 12. </w:t>
+        <w:t xml:space="preserve">Figure 11. </w:t>
       </w:r>
       <w:r>
         <w:rPr>
@@ -20236,15 +17194,7 @@
         <w:jc w:val="both"/>
       </w:pPr>
       <w:r>
-        <w:t xml:space="preserve">For the long caption about a train, HNSW gets stuck in a nearby region and drifts towards lorries and car parks (recall@10 = 0.5), while the graph with caption-guided edges returns exactly the true top-10. For the baseball caption, PQ finds the right topic but the wrong order. Every PQ result is a reasonable baseball photo, but none of them is in the exact top-10, because hundreds of images have almost the same score and small errors reshuffle them. This also shows a limitation of measuring recall against exact search, since a user might be happy with PQ's results. These cases were picked to show failures. Over all captions HNSW usually succeeds, with text recall@10 of 0.949 for plain HNSW and 0.987 with caption-guided edges.</w:t>
-      </w:r>
-    </w:p>
-    <w:p>
-      <w:pPr>
-        <w:pStyle w:val="Heading1"/>
-      </w:pPr>
-      <w:r>
-        <w:t xml:space="preserve">5 Discussion</w:t>
+        <w:t xml:space="preserve">Figure 11 shows three COCO captions chosen to show the two kinds of failure. For the long caption about a train, HNSW gets stuck in a nearby region and drifts to lorries and car parks (recall@10 = 0.5), while the graph with caption-guided edges returns exactly the true top-10. For the baseball caption, PQ finds the right topic but the wrong order: every result is a reasonable baseball photo, but none is in the exact top-10, because hundreds of images have almost the same score and small errors reshuffle them. A user might still be happy with these results, which is a limitation of measuring recall against linear search. Over all captions, HNSW usually succeeds (text recall@10 of 0.949, and 0.987 with caption-guided edges).</w:t>
       </w:r>
     </w:p>
     <w:p>
@@ -20252,7 +17202,7 @@
         <w:pStyle w:val="Heading2"/>
       </w:pPr>
       <w:r>
-        <w:t xml:space="preserve">5.1 Strengths and weaknesses</w:t>
+        <w:t xml:space="preserve">3.9 Discussion</w:t>
       </w:r>
     </w:p>
     <w:p>
@@ -20268,14 +17218,14 @@
           <w:sz w:val="19"/>
           <w:szCs w:val="19"/>
         </w:rPr>
-        <w:t xml:space="preserve">Table 12. </w:t>
+        <w:t xml:space="preserve">Table 11. </w:t>
       </w:r>
       <w:r>
         <w:rPr>
           <w:sz w:val="19"/>
           <w:szCs w:val="19"/>
         </w:rPr>
-        <w:t xml:space="preserve">Summary of the three methods, based on our measurements.</w:t>
+        <w:t xml:space="preserve">Strengths and weaknesses of the three methods, based on our measurements.</w:t>
       </w:r>
     </w:p>
     <w:tbl>
@@ -20484,7 +17434,7 @@
                 <w:sz w:val="18"/>
                 <w:szCs w:val="18"/>
               </w:rPr>
-              <w:t xml:space="preserve">Recall@100 of 0.98 to 0.99 at 30 to 51× exact speed; tunable at query time; text loss shrinks with </w:t>
+              <w:t xml:space="preserve">Recall@100 of 0.98 to 0.99 at 30 to 51× linear-search speed; tunable at query time; text loss shrinks with </w:t>
             </w:r>
             <m:oMath>
               <m:r>
@@ -20525,7 +17475,7 @@
                 <w:sz w:val="18"/>
                 <w:szCs w:val="18"/>
               </w:rPr>
-              <w:t xml:space="preserve">More memory than the raw vectors; slow to build; text loss grows with corpus size</w:t>
+              <w:t xml:space="preserve">More memory than the raw vectors; slow to build; text loss grows with database size</w:t>
             </w:r>
           </w:p>
         </w:tc>
@@ -20646,7 +17596,7 @@
                 <w:sz w:val="18"/>
                 <w:szCs w:val="18"/>
               </w:rPr>
-              <w:t xml:space="preserve">Recall at most 0.66 on its own; flat scan barely faster than exact; gap does not shrink with longer codes</w:t>
+              <w:t xml:space="preserve">Recall at most 0.66 on its own; scan barely faster than linear search; gap does not shrink with more subspaces</w:t>
             </w:r>
           </w:p>
         </w:tc>
@@ -20767,7 +17717,7 @@
                 <w:sz w:val="18"/>
                 <w:szCs w:val="18"/>
               </w:rPr>
-              <w:t xml:space="preserve">Needs 4,096 bits for recall 0.8; largest text gap (up to 0.40); image-based variants destroy text recall</w:t>
+              <w:t xml:space="preserve">Needs 4,096 bits for recall 0.8; largest text gap (up to 0.40); image-based centring destroys text recall</w:t>
             </w:r>
           </w:p>
         </w:tc>
@@ -20809,19 +17759,18 @@
     </w:p>
     <w:p>
       <w:pPr>
-        <w:pStyle w:val="Heading2"/>
-      </w:pPr>
-      <w:r>
-        <w:t xml:space="preserve">5.2 Key factors affecting performance</w:t>
-      </w:r>
-    </w:p>
-    <w:p>
-      <w:pPr>
         <w:spacing w:after="120" w:line="264"/>
         <w:jc w:val="both"/>
       </w:pPr>
       <w:r>
-        <w:t xml:space="preserve">Our experiments point to two separate causes of the text-query loss. The first is low neighbour contrast. It is a property of the queries, which is why it shows up even in LSH, and longer codes only reduce its effect slowly (</w:t>
+        <w:rPr>
+          <w:b/>
+          <w:bCs/>
+        </w:rPr>
+        <w:t xml:space="preserve">Key factors.</w:t>
+      </w:r>
+      <w:r>
+        <w:t xml:space="preserve"> Two separate factors cause the text-query loss. The first is low neighbour contrast, a property of the queries, which is why it affects even LSH. Longer codes reduce it only slowly (</w:t>
       </w:r>
       <m:oMath>
         <m:r>
@@ -20840,7 +17789,7 @@
         </m:rad>
       </m:oMath>
       <w:r>
-        <w:t xml:space="preserve">). What helps is putting the precision of the code where the queries need it, with query-weighted codebooks or hash functions centred on each modality. The second is distance from the data, which only affects graph search. It grows with corpus size, is roughly halved by centring, and is reduced by adding edges between images that are relevant to the same caption, while a better starting point makes no difference. In both cases, building the index with the expected queries in mind, and not only the stored data, gave the biggest improvement.</w:t>
+        <w:t xml:space="preserve">); what helps is putting the code's precision where the queries need it, with query-weighted centroids or hash functions centred on each modality. The second is distance from the data, which only affects graph search, grows with database size, and is reduced by adding edges between images relevant to the same caption.</w:t>
       </w:r>
     </w:p>
     <w:p>
@@ -20849,7 +17798,14 @@
         <w:jc w:val="both"/>
       </w:pPr>
       <w:r>
-        <w:t xml:space="preserve">The parameters of each method behave as follows. For LSH, code length </w:t>
+        <w:rPr>
+          <w:b/>
+          <w:bCs/>
+        </w:rPr>
+        <w:t xml:space="preserve">Parameter settings.</w:t>
+      </w:r>
+      <w:r>
+        <w:t xml:space="preserve"> For LSH, the number of bits </w:t>
       </w:r>
       <m:oMath>
         <m:r>
@@ -20857,12 +17813,9 @@
         </m:r>
       </m:oMath>
       <w:r>
-        <w:t xml:space="preserve"> is the only option, and its benefit shrinks as </w:t>
+        <w:t xml:space="preserve"> is the only setting, and its benefit grows only as </w:t>
       </w:r>
       <m:oMath>
-        <m:r>
-          <m:t xml:space="preserve">1/</m:t>
-        </m:r>
         <m:rad>
           <m:radPr>
             <m:degHide m:val="1"/>
@@ -20884,7 +17837,7 @@
         </m:r>
       </m:oMath>
       <w:r>
-        <w:t xml:space="preserve"> sets the trade-off between memory and accuracy, but for text queries the choice of objective (rotation and weighting) matters more than doubling </w:t>
+        <w:t xml:space="preserve"> trades memory for accuracy, but for text queries the rotation and weighting matter more than doubling </w:t>
       </w:r>
       <m:oMath>
         <m:r>
@@ -20917,157 +17870,6 @@
       </m:oMath>
       <w:r>
         <w:t xml:space="preserve"> has no reliable effect on text recall.</w:t>
-      </w:r>
-    </w:p>
-    <w:p>
-      <w:pPr>
-        <w:pStyle w:val="Heading2"/>
-      </w:pPr>
-      <w:r>
-        <w:t xml:space="preserve">5.3 Practical recommendations</w:t>
-      </w:r>
-    </w:p>
-    <w:p>
-      <w:pPr>
-        <w:pStyle w:val="ListParagraph"/>
-        <w:numPr>
-          <w:ilvl w:val="0"/>
-          <w:numId w:val="2"/>
-        </w:numPr>
-        <w:spacing w:after="70" w:line="256"/>
-        <w:jc w:val="both"/>
-      </w:pPr>
-      <w:r>
-        <w:rPr>
-          <w:b/>
-          <w:bCs/>
-        </w:rPr>
-        <w:t xml:space="preserve">Tune and evaluate with the queries the system will actually get.</w:t>
-      </w:r>
-      <w:r>
-        <w:t xml:space="preserve"> An HNSW index tuned to 0.94 to 0.99 recall on image queries gives 0.75 to 0.88 on captions, and matching the image-query recall makes search 3 to 5 times slower.</w:t>
-      </w:r>
-    </w:p>
-    <w:p>
-      <w:pPr>
-        <w:pStyle w:val="ListParagraph"/>
-        <w:numPr>
-          <w:ilvl w:val="0"/>
-          <w:numId w:val="2"/>
-        </w:numPr>
-        <w:spacing w:after="70" w:line="256"/>
-        <w:jc w:val="both"/>
-      </w:pPr>
-      <w:r>
-        <w:rPr>
-          <w:b/>
-          <w:bCs/>
-        </w:rPr>
-        <w:t xml:space="preserve">Use a sample of real queries at build time if one is available.</w:t>
-      </w:r>
-      <w:r>
-        <w:t xml:space="preserve"> Caption-guided edges cost no memory, and query-weighted OPQ costs one </w:t>
-      </w:r>
-      <m:oMath>
-        <m:r>
-          <m:t xml:space="preserve">512×512</m:t>
-        </m:r>
-      </m:oMath>
-      <w:r>
-        <w:t xml:space="preserve"> matrix.</w:t>
-      </w:r>
-    </w:p>
-    <w:p>
-      <w:pPr>
-        <w:pStyle w:val="ListParagraph"/>
-        <w:numPr>
-          <w:ilvl w:val="0"/>
-          <w:numId w:val="2"/>
-        </w:numPr>
-        <w:spacing w:after="70" w:line="256"/>
-        <w:jc w:val="both"/>
-      </w:pPr>
-      <w:r>
-        <w:rPr>
-          <w:b/>
-          <w:bCs/>
-        </w:rPr>
-        <w:t xml:space="preserve">Do not centre or threshold using image statistics alone</w:t>
-      </w:r>
-      <w:r>
-        <w:t xml:space="preserve"> when the queries come from another modality.</w:t>
-      </w:r>
-    </w:p>
-    <w:p>
-      <w:pPr>
-        <w:pStyle w:val="Heading2"/>
-      </w:pPr>
-      <w:r>
-        <w:t xml:space="preserve">5.4 Limitations</w:t>
-      </w:r>
-    </w:p>
-    <w:p>
-      <w:pPr>
-        <w:pStyle w:val="ListParagraph"/>
-        <w:numPr>
-          <w:ilvl w:val="0"/>
-          <w:numId w:val="2"/>
-        </w:numPr>
-        <w:spacing w:after="70" w:line="256"/>
-        <w:jc w:val="both"/>
-      </w:pPr>
-      <w:r>
-        <w:t xml:space="preserve">We only use one encoder (CLIP ViT-B/32). Newer encoders may have a smaller modality gap.</w:t>
-      </w:r>
-    </w:p>
-    <w:p>
-      <w:pPr>
-        <w:pStyle w:val="ListParagraph"/>
-        <w:numPr>
-          <w:ilvl w:val="0"/>
-          <w:numId w:val="2"/>
-        </w:numPr>
-        <w:spacing w:after="70" w:line="256"/>
-        <w:jc w:val="both"/>
-      </w:pPr>
-      <w:r>
-        <w:t xml:space="preserve">All timing is single-threaded on CPU. To finish in time, independent jobs ran at the same time on separate cores of one server. This may lower absolute QPS, mainly for the memory-heavy scans on LAION, but it does not affect recall.</w:t>
-      </w:r>
-    </w:p>
-    <w:p>
-      <w:pPr>
-        <w:pStyle w:val="ListParagraph"/>
-        <w:numPr>
-          <w:ilvl w:val="0"/>
-          <w:numId w:val="2"/>
-        </w:numPr>
-        <w:spacing w:after="70" w:line="256"/>
-        <w:jc w:val="both"/>
-      </w:pPr>
-      <w:r>
-        <w:t xml:space="preserve">Recall is measured against exact search, not against human judgement, so an approximate “miss” can still be a relevant image (Figure 12).</w:t>
-      </w:r>
-    </w:p>
-    <w:p>
-      <w:pPr>
-        <w:pStyle w:val="ListParagraph"/>
-        <w:numPr>
-          <w:ilvl w:val="0"/>
-          <w:numId w:val="2"/>
-        </w:numPr>
-        <w:spacing w:after="70" w:line="256"/>
-        <w:jc w:val="both"/>
-      </w:pPr>
-      <w:r>
-        <w:t xml:space="preserve">The improved methods need a sample of training queries from the same distribution as the real queries. We did not test what happens when the two distributions differ.</w:t>
-      </w:r>
-    </w:p>
-    <w:p>
-      <w:pPr>
-        <w:pStyle w:val="Heading1"/>
-      </w:pPr>
-      <w:r>
-        <w:t xml:space="preserve">6 Conclusion</w:t>
       </w:r>
     </w:p>
     <w:p>
@@ -21076,7 +17878,22 @@
         <w:jc w:val="both"/>
       </w:pPr>
       <w:r>
-        <w:t xml:space="preserve">We compared hashing (LSH), quantization (PQ) and graph (HNSW) indexes for text-to-image search with CLIP embeddings on COCO (122k images) and LAION (1M images), searching each index with both image and text queries. With image queries we see the usual trade-off: HNSW is the fastest and most accurate, PQ is the smallest, and LSH is the cheapest to build. With text queries every method loses recall at every setting, and LSH loses the most even though it does not learn from the data.</w:t>
+        <w:rPr>
+          <w:b/>
+          <w:bCs/>
+        </w:rPr>
+        <w:t xml:space="preserve">Limitations.</w:t>
+      </w:r>
+      <w:r>
+        <w:t xml:space="preserve"> We use only one encoder (CLIP ViT-B/32); newer encoders may have a smaller modality gap. Timing is single-threaded on CPU, and independent jobs shared one server, which may lower absolute QPS but does not affect recall. Recall is measured against linear search, not human judgement (Figure 11). The improved methods need training captions from the same distribution as the real queries, and we did not test what happens when they differ.</w:t>
+      </w:r>
+    </w:p>
+    <w:p>
+      <w:pPr>
+        <w:pStyle w:val="Heading1"/>
+      </w:pPr>
+      <w:r>
+        <w:t xml:space="preserve">4 Conclusion</w:t>
       </w:r>
     </w:p>
     <w:p>
@@ -21085,7 +17902,7 @@
         <w:jc w:val="both"/>
       </w:pPr>
       <w:r>
-        <w:t xml:space="preserve">Two properties of text queries explain this. Their true neighbours have very similar scores, so the scoring errors of LSH and PQ reorder them. For LSH, a binomial model matches the measured swap rates and explains why text queries need about eight times longer codes. Text queries are also far from every image, which makes HNSW's greedy search stop in the wrong place, and this gets worse as the corpus grows. Based on this, we improved each method while keeping the exact ground truth: caption-guided edges in HNSW's unused slots (COCO text recall from 0.88 to 0.95 with no extra memory), query-weighted OPQ (PQ text recall from 0.51 to 0.79 at 64 bytes), and modality-aware centring for LSH (text recall roughly doubled at medium code lengths).</w:t>
+        <w:t xml:space="preserve">We compared LSH, PQ and HNSW for text-to-image search with CLIP on COCO (122k images) and LAION (1M images), searching each index with both image and text queries. With image queries we see the usual trade-off: HNSW is the fastest and most accurate, PQ is the smallest, and LSH is the cheapest to build. With text queries every method loses recall, and LSH loses the most even though it does not learn from the data.</w:t>
       </w:r>
     </w:p>
     <w:p>
@@ -21094,7 +17911,15 @@
         <w:jc w:val="both"/>
       </w:pPr>
       <w:r>
-        <w:t xml:space="preserve">Our main conclusion is that indexes for cross-modal search should be built, tuned and evaluated with the kind of queries they will actually receive. Possible future work includes computing caption-guided edges on a GPU for web-scale data, combining the graph and quantization improvements in IVF-PQ or disk-based graph indexes, and repeating the study with newer encoders.</w:t>
+        <w:t xml:space="preserve">Two properties of text queries explain this. Their top-</w:t>
+      </w:r>
+      <m:oMath>
+        <m:r>
+          <m:t xml:space="preserve">k</m:t>
+        </m:r>
+      </m:oMath>
+      <w:r>
+        <w:t xml:space="preserve"> neighbours have very similar scores, so the scoring errors of LSH and PQ reorder them; for LSH a simple probability model matches the measured errors and shows why text queries need about eight times more bits. Text queries are also far from every image, so HNSW's greedy search stops in the wrong place, more often on larger databases. Using this, we improved each method while keeping the exact ground truth: caption-guided edges for HNSW (COCO text recall 0.88 to 0.95, no extra memory), query-weighted OPQ (PQ text recall 0.51 to 0.79 at 64 bytes), and modality-aware centring for LSH (text recall roughly doubled at medium code lengths). Our main lesson is that indexes for cross-modal search should be built, tuned and evaluated with the kind of queries they will actually receive.</w:t>
       </w:r>
     </w:p>
     <w:p>

--- a/report/group_XX_report.docx
+++ b/report/group_XX_report.docx
@@ -14,7 +14,7 @@
           <w:sz w:val="34"/>
           <w:szCs w:val="34"/>
         </w:rPr>
-        <w:t xml:space="preserve">When the Query Speaks a Different Language:</w:t>
+        <w:t xml:space="preserve">SC4020 Project 1: Technical Review Report</w:t>
       </w:r>
     </w:p>
     <w:p>
@@ -29,7 +29,7 @@
           <w:sz w:val="28"/>
           <w:szCs w:val="28"/>
         </w:rPr>
-        <w:t xml:space="preserve">Hashing, Quantization and Graph Indexes for Cross-Modal Nearest Neighbour Search</w:t>
+        <w:t xml:space="preserve">Topic: Similarity Search (LSH, PQ and HNSW for Text-to-Image Search)</w:t>
       </w:r>
     </w:p>
     <w:p>
@@ -57,7 +57,7 @@
           <w:sz w:val="20"/>
           <w:szCs w:val="20"/>
         </w:rPr>
-        <w:t xml:space="preserve">SC4020 Project 1: Technical Review (Similarity Search), Nanyang Technological University</w:t>
+        <w:t xml:space="preserve">Nanyang Technological University</w:t>
       </w:r>
     </w:p>
     <w:p>
@@ -102,7 +102,7 @@
           <w:sz w:val="22"/>
           <w:szCs w:val="22"/>
         </w:rPr>
-        <w:t xml:space="preserve">). We compare three ANN methods from three families, LSH with random projection (hashing), Product Quantization (PQ) and HNSW (graph), on MS-COCO (122k images) and LAION (1M images). Every index is searched with both image queries and text queries using the same settings. All three methods lose recall on text queries. Surprisingly, LSH, which does not learn from the data, loses the most (up to 0.40 recall@100, against 0.17 for PQ and 0.19 for HNSW). We show that two properties of text queries cause this: their top-k neighbours have very similar scores, and they are far from every image. Based on this, we improve each method for text queries: caption-guided edges raise HNSW text recall on COCO from 0.88 to 0.95 with no extra memory, query-weighted OPQ raises PQ text recall from 0.51 to 0.79, and centring each modality separately roughly doubles LSH text recall at medium code lengths.</w:t>
+        <w:t xml:space="preserve">). We compare three ANN methods from three families, LSH with random projection (hashing), Product Quantization (PQ) and HNSW (graph), on MS-COCO (122k images) and LAION (1M images). Every index is searched with both image queries and text queries using the same settings. We measure recall, the fraction of the exact top-100 results that each method returns. All three methods lose recall on text queries. Surprisingly, LSH, which does not learn from the data, loses the most (up to 0.40, against 0.17 for PQ and 0.19 for HNSW). We show that two properties of text queries cause this: their top-k neighbours have very similar scores, and they are far from every image. Based on this, we improve each method using a sample of training captions. For HNSW, we add links between images that match the same caption, which raises text recall on COCO from 0.88 to 0.95 with no extra memory. For PQ, we fit the centroids to reduce the score error for captions instead of images, which raises text recall from 0.51 to 0.79. For LSH, we shift text and image vectors by their own mean before hashing, which roughly doubles text recall at medium code lengths.</w:t>
       </w:r>
     </w:p>
     <w:p>
@@ -1811,7 +1811,15 @@
         </m:sSub>
       </m:oMath>
       <w:r>
-        <w:t xml:space="preserve"> from a standard Gaussian distribution. Each hashing function turns an input vector into one bit:</w:t>
+        <w:t xml:space="preserve"> from a standard Gaussian distribution. Each hashing function turns an input vector into one bit (</w:t>
+      </w:r>
+      <m:oMath>
+        <m:r>
+          <m:t xml:space="preserve">1[·]</m:t>
+        </m:r>
+      </m:oMath>
+      <w:r>
+        <w:t xml:space="preserve"> is 1 if the condition holds and 0 otherwise):</w:t>
       </w:r>
     </w:p>
     <w:p>
@@ -1954,7 +1962,7 @@
         </m:r>
       </m:oMath>
       <w:r>
-        <w:t xml:space="preserve">. The whole database is converted into binary vectors once (offline), and at query time only the query is converted (online). We then run linear search on the binary vectors using the Hamming distance, which only needs an XOR and a bit count, so it is much cheaper than a distance on float values. A 512-bit binary vector takes 64 bytes, 32 times less than the 2,048-byte float vector. We use LSH + linear search (FAISS IndexLSH) instead of hash tables because it returns a full top-100 list. Results are averaged over three random seeds (standard deviation of recall below 0.01).</w:t>
+        <w:t xml:space="preserve">. The whole database is converted into binary vectors once (offline), and at query time only the query is converted (online). We then run linear search on the binary vectors using the Hamming distance, which only needs an XOR and a bit count, so it is much cheaper than a distance on float values. A 512-bit binary vector takes 64 bytes, 32 times less than the 2,048-byte float vector. We use LSH + linear search, implemented with IndexLSH from the FAISS library (Douze et al., 2024), instead of hash tables because it returns a full top-100 list. Results are averaged over three random seeds (standard deviation of recall below 0.01).</w:t>
       </w:r>
     </w:p>
     <w:p>
@@ -3920,25 +3928,7 @@
         <w:t xml:space="preserve">mixed</w:t>
       </w:r>
       <w:r>
-        <w:t xml:space="preserve">), add </w:t>
-      </w:r>
-      <m:oMath>
-        <m:r>
-          <m:t xml:space="preserve">0.01·</m:t>
-        </m:r>
-        <m:acc>
-          <m:accPr>
-            <m:chr m:val="̅"/>
-          </m:accPr>
-          <m:e>
-            <m:r>
-              <m:t xml:space="preserve">λ</m:t>
-            </m:r>
-          </m:e>
-        </m:acc>
-      </m:oMath>
-      <w:r>
-        <w:t xml:space="preserve"> to its eigenvalues for stability, and combine it with the OPQ rotation. The extra query cost is one </w:t>
+        <w:t xml:space="preserve">), add a small constant to its eigenvalues for stability, and combine it with the OPQ rotation. The extra query cost is one </w:t>
       </w:r>
       <m:oMath>
         <m:r>
@@ -3946,7 +3936,7 @@
         </m:r>
       </m:oMath>
       <w:r>
-        <w:t xml:space="preserve"> matrix–vector product. The idea is related to ScaNN's anisotropic loss (Guo et al., 2020), which also weights quantization error by its effect on inner products.</w:t>
+        <w:t xml:space="preserve"> matrix–vector product.</w:t>
       </w:r>
     </w:p>
     <w:p>
@@ -4581,7 +4571,27 @@
         <w:jc w:val="both"/>
       </w:pPr>
       <w:r>
-        <w:t xml:space="preserve">The new edges go into bottom-layer slots that HNSW has allocated but left empty (the average degree is 21.6 on COCO and 23.1 on LAION, out of 64), so memory and the search code do not change. As ablations we also try (i) starting the search from the true neighbours of the most similar training captions, and (ii) inserting the captions into the graph as extra nodes that are never returned.</w:t>
+        <w:t xml:space="preserve">The new edges go into bottom-layer slots that HNSW has allocated but left empty (the average degree is 21.6 on COCO and 23.1 on LAION, out of 64), so memory and the search code do not change. As ablations we also try two other uses of the captions: </w:t>
+      </w:r>
+      <w:r>
+        <w:rPr>
+          <w:i/>
+          <w:iCs/>
+        </w:rPr>
+        <w:t xml:space="preserve">caption entry points</w:t>
+      </w:r>
+      <w:r>
+        <w:t xml:space="preserve">, which start the search from the true neighbours of the most similar training captions, and </w:t>
+      </w:r>
+      <w:r>
+        <w:rPr>
+          <w:i/>
+          <w:iCs/>
+        </w:rPr>
+        <w:t xml:space="preserve">captions as graph nodes</w:t>
+      </w:r>
+      <w:r>
+        <w:t xml:space="preserve">, which insert the captions into the graph as extra nodes that are never returned.</w:t>
       </w:r>
     </w:p>
     <w:p>
@@ -5317,7 +5327,7 @@
         <w:t xml:space="preserve">Protocol.</w:t>
       </w:r>
       <w:r>
-        <w:t xml:space="preserve"> We follow VIBE (Jääsaari et al., 2026) and ann-benchmarks (Aumüller et al., 2020). (i) Indexes are built from the database only and never see a test query. (ii) Each index is built once and searched with both image and text queries using the same parameters, so any difference comes from the queries. (iii) Queries are sent one at a time on a single CPU thread, and we report the fastest of several runs. All runs used one server (2× AMD EPYC 7742) with FAISS 1.15.1 (Douze et al., 2024) and fixed random seeds.</w:t>
+        <w:t xml:space="preserve"> We follow VIBE (Jääsaari et al., 2026) and ann-benchmarks (Aumüller et al., 2020). (i) Indexes are built from the database only and never see a test query. (ii) Each index is built once and searched with both image and text queries using the same parameters, so any difference comes from the queries. (iii) Queries are sent one at a time on a single CPU thread, and we report the fastest of several runs. All runs used one server (2× AMD EPYC 7742) with FAISS 1.15.1 and fixed random seeds.</w:t>
       </w:r>
     </w:p>
     <w:p>
@@ -18018,24 +18028,6 @@
           <w:szCs w:val="22"/>
         </w:rPr>
         <w:t xml:space="preserve">T. Ge, K. He, Q. Ke, J. Sun. Optimized product quantization. IEEE TPAMI 36(4), 2014.</w:t>
-      </w:r>
-    </w:p>
-    <w:p>
-      <w:pPr>
-        <w:pStyle w:val="ListParagraph"/>
-        <w:numPr>
-          <w:ilvl w:val="0"/>
-          <w:numId w:val="3"/>
-        </w:numPr>
-        <w:spacing w:after="60" w:line="240"/>
-        <w:jc w:val="both"/>
-      </w:pPr>
-      <w:r>
-        <w:rPr>
-          <w:sz w:val="22"/>
-          <w:szCs w:val="22"/>
-        </w:rPr>
-        <w:t xml:space="preserve">R. Guo, P. Sun, E. Lindgren, Q. Geng, D. Simcha, F. Chern, S. Kumar. Accelerating large-scale inference with anisotropic vector quantization. ICML, 2020.</w:t>
       </w:r>
     </w:p>
     <w:p>
@@ -18270,7 +18262,7 @@
         <w:sz w:val="17"/>
         <w:szCs w:val="17"/>
       </w:rPr>
-      <w:t xml:space="preserve">SC4020 Technical Review: Cross-Modal Nearest Neighbour Search</w:t>
+      <w:t xml:space="preserve">SC4020 Project 1 Report: Similarity Search</w:t>
     </w:r>
   </w:p>
 </w:hdr>

--- a/report/group_XX_report.docx
+++ b/report/group_XX_report.docx
@@ -162,7 +162,7 @@
         <w:t xml:space="preserve">cross-modal</w:t>
       </w:r>
       <w:r>
-        <w:t xml:space="preserve"> search). However, the two modalities do not overlap in this space. Each one sits in its own narrow cone, and the two cones are far apart (Liang et al., 2022). In our data, a caption and its own image have a cosine similarity of only about 0.3. So an index built from images receives queries from a region it has never seen. The VIBE benchmark (Jääsaari et al., 2026) shows that ANN methods become much slower on such out-of-distribution (OOD) queries, and graph methods such as RoarGraph (Chen et al., 2024) and OOD-DiskANN (Jaiswal et al., 2022) use training queries to handle them. We study the problem across three different ANN families.</w:t>
+        <w:t xml:space="preserve"> search). However, the two modalities do not overlap in this space. Each one sits in its own narrow cone, and the two cones are far apart (Liang et al., 2022). In our data, a caption and its own image have a cosine similarity of only about 0.3. So an index built from images receives queries from a region it has never seen. The VIBE benchmark (Jääsaari et al., 2026) shows that ANN methods become much slower on such out-of-distribution (OOD) queries, and graph methods such as RoarGraph (Chen et al., 2024) and OOD-DiskANN (Jaiswal et al., 2022) use training queries to handle them. We study the problem across three different ANN families. As a baseline, we also search each index with image queries. These come from the same distribution as the database (in-distribution), as in standard ANN benchmarks. Comparing them with text queries on the same index shows how much recall is lost only because the query is text.</w:t>
       </w:r>
     </w:p>
     <w:p>
@@ -5311,7 +5311,7 @@
         <w:t xml:space="preserve">Datasets.</w:t>
       </w:r>
       <w:r>
-        <w:t xml:space="preserve"> COCO (Lin et al., 2014) and LAION (Schuhmann et al., 2021) differ in size (8×) and in the kind of text: clean human-written captions on COCO and noisy web text on LAION (Table 2). On COCO the image and text queries describe the same 1,000 images, so the only difference between the two query sets is which CLIP encoder produced them.</w:t>
+        <w:t xml:space="preserve"> COCO (Lin et al., 2014) and LAION (Schuhmann et al., 2021) differ in size (8×) and in the kind of text: clean human-written captions on COCO and noisy web text on LAION (Table 2). An image query is a held-out image that is not in the database. It searches the same image database (image-to-image search) and serves as the in-distribution baseline. On COCO the image and text queries describe the same 1,000 images, so the only difference between the two query sets is which CLIP encoder produced them.</w:t>
       </w:r>
     </w:p>
     <w:p>
